--- a/hub/manuals/core-admin.docx
+++ b/hub/manuals/core-admin.docx
@@ -110,7 +110,8676 @@
         <w:spacing w:after="120"/>
       </w:pPr>
       <w:r>
-        <w:t xml:space="preserve">This manual is being written. It will cover the administration screens that only Core administrators can open.</w:t>
+        <w:t xml:space="preserve">You run the screens under </w:t>
+      </w:r>
+      <w:r>
+        <w:rPr>
+          <w:b/>
+          <w:bCs/>
+        </w:rPr>
+        <w:t xml:space="preserve">Administration</w:t>
+      </w:r>
+      <w:r>
+        <w:t xml:space="preserve"> in the side menu. This map lists each screen, what it controls and who else notices when you change it.</w:t>
+      </w:r>
+    </w:p>
+    <w:p>
+      <w:pPr>
+        <w:pStyle w:val="Heading2"/>
+      </w:pPr>
+      <w:r>
+        <w:t xml:space="preserve">The admin map</w:t>
+      </w:r>
+    </w:p>
+    <w:tbl>
+      <w:tblPr>
+        <w:tblW w:type="pct" w:w="5000"/>
+        <w:tblBorders>
+          <w:top w:val="single" w:color="auto" w:sz="4"/>
+          <w:left w:val="single" w:color="auto" w:sz="4"/>
+          <w:bottom w:val="single" w:color="auto" w:sz="4"/>
+          <w:right w:val="single" w:color="auto" w:sz="4"/>
+          <w:insideH w:val="single" w:color="auto" w:sz="4"/>
+          <w:insideV w:val="single" w:color="auto" w:sz="4"/>
+        </w:tblBorders>
+      </w:tblPr>
+      <w:tblGrid>
+        <w:gridCol w:w="2257"/>
+        <w:gridCol w:w="2257"/>
+        <w:gridCol w:w="2257"/>
+        <w:gridCol w:w="2257"/>
+      </w:tblGrid>
+      <w:tr>
+        <w:trPr>
+          <w:tblHeader/>
+        </w:trPr>
+        <w:tc>
+          <w:tcPr>
+            <w:shd w:fill="E8EEF5" w:val="clear"/>
+          </w:tcPr>
+          <w:p>
+            <w:r>
+              <w:rPr>
+                <w:b/>
+                <w:bCs/>
+              </w:rPr>
+              <w:t xml:space="preserve">Screen in the side menu</w:t>
+            </w:r>
+          </w:p>
+        </w:tc>
+        <w:tc>
+          <w:tcPr>
+            <w:shd w:fill="E8EEF5" w:val="clear"/>
+          </w:tcPr>
+          <w:p>
+            <w:r>
+              <w:rPr>
+                <w:b/>
+                <w:bCs/>
+              </w:rPr>
+              <w:t xml:space="preserve">What it controls</w:t>
+            </w:r>
+          </w:p>
+        </w:tc>
+        <w:tc>
+          <w:tcPr>
+            <w:shd w:fill="E8EEF5" w:val="clear"/>
+          </w:tcPr>
+          <w:p>
+            <w:r>
+              <w:rPr>
+                <w:b/>
+                <w:bCs/>
+              </w:rPr>
+              <w:t xml:space="preserve">Who else it affects</w:t>
+            </w:r>
+          </w:p>
+        </w:tc>
+        <w:tc>
+          <w:tcPr>
+            <w:shd w:fill="E8EEF5" w:val="clear"/>
+          </w:tcPr>
+          <w:p>
+            <w:r>
+              <w:rPr>
+                <w:b/>
+                <w:bCs/>
+              </w:rPr>
+              <w:t xml:space="preserve">Help page</w:t>
+            </w:r>
+          </w:p>
+        </w:tc>
+      </w:tr>
+      <w:tr>
+        <w:tc>
+          <w:p>
+            <w:r>
+              <w:rPr>
+                <w:b/>
+                <w:bCs/>
+              </w:rPr>
+              <w:t xml:space="preserve">Users</w:t>
+            </w:r>
+          </w:p>
+        </w:tc>
+        <w:tc>
+          <w:p>
+            <w:r>
+              <w:t xml:space="preserve">Who can sign in to the Hub, and which roles they hold.</w:t>
+            </w:r>
+          </w:p>
+        </w:tc>
+        <w:tc>
+          <w:p>
+            <w:r>
+              <w:t xml:space="preserve">The person you change. Role changes reach them within 10 minutes.</w:t>
+            </w:r>
+          </w:p>
+        </w:tc>
+        <w:tc>
+          <w:p>
+            <w:hyperlink w:history="1" w:anchor="section_2">
+              <w:r>
+                <w:t xml:space="preserve">Users</w:t>
+              </w:r>
+            </w:hyperlink>
+          </w:p>
+        </w:tc>
+      </w:tr>
+      <w:tr>
+        <w:tc>
+          <w:p>
+            <w:r>
+              <w:rPr>
+                <w:b/>
+                <w:bCs/>
+              </w:rPr>
+              <w:t xml:space="preserve">Calendar access</w:t>
+            </w:r>
+          </w:p>
+        </w:tc>
+        <w:tc>
+          <w:p>
+            <w:r>
+              <w:t xml:space="preserve">Each person's Calendar role and ministries.</w:t>
+            </w:r>
+          </w:p>
+        </w:tc>
+        <w:tc>
+          <w:p>
+            <w:r>
+              <w:t xml:space="preserve">The person you change, within a minute. Calendar administrators and Calendar system administrators use this screen too, with limits that don't apply to you.</w:t>
+            </w:r>
+          </w:p>
+        </w:tc>
+        <w:tc>
+          <w:p>
+            <w:hyperlink w:history="1" w:anchor="section_3">
+              <w:r>
+                <w:t xml:space="preserve">Calendar access</w:t>
+              </w:r>
+            </w:hyperlink>
+          </w:p>
+        </w:tc>
+      </w:tr>
+      <w:tr>
+        <w:tc>
+          <w:p>
+            <w:r>
+              <w:rPr>
+                <w:b/>
+                <w:bCs/>
+              </w:rPr>
+              <w:t xml:space="preserve">Organizations</w:t>
+            </w:r>
+          </w:p>
+        </w:tc>
+        <w:tc>
+          <w:p>
+            <w:r>
+              <w:t xml:space="preserve">Ministries: names, ministers, contacts, page links, abbreviations, HQ and public settings, deactivation and hand-over.</w:t>
+            </w:r>
+          </w:p>
+        </w:tc>
+        <w:tc>
+          <w:p>
+            <w:r>
+              <w:t xml:space="preserve">The public site's ministry pages, subscribers, Calendar users, release editors. Site editors can edit ministry details here too.</w:t>
+            </w:r>
+          </w:p>
+        </w:tc>
+        <w:tc>
+          <w:p>
+            <w:hyperlink w:history="1" w:anchor="section_4">
+              <w:r>
+                <w:t xml:space="preserve">Organizations</w:t>
+              </w:r>
+            </w:hyperlink>
+          </w:p>
+        </w:tc>
+      </w:tr>
+      <w:tr>
+        <w:tc>
+          <w:p>
+            <w:r>
+              <w:rPr>
+                <w:b/>
+                <w:bCs/>
+              </w:rPr>
+              <w:t xml:space="preserve">Organizations</w:t>
+            </w:r>
+            <w:r>
+              <w:t xml:space="preserve"> &gt; </w:t>
+            </w:r>
+            <w:r>
+              <w:rPr>
+                <w:b/>
+                <w:bCs/>
+              </w:rPr>
+              <w:t xml:space="preserve">Cabinet change</w:t>
+            </w:r>
+          </w:p>
+        </w:tc>
+        <w:tc>
+          <w:p>
+            <w:r>
+              <w:t xml:space="preserve">A new cabinet's renames, new ministries and hand-overs, published together.</w:t>
+            </w:r>
+          </w:p>
+        </w:tc>
+        <w:tc>
+          <w:p>
+            <w:r>
+              <w:t xml:space="preserve">Everyone who uses a ministry: the public site, subscribers, staff, the Calendar, draft releases.</w:t>
+            </w:r>
+          </w:p>
+        </w:tc>
+        <w:tc>
+          <w:p>
+            <w:hyperlink w:history="1" w:anchor="section_5">
+              <w:r>
+                <w:t xml:space="preserve">Cabinet change</w:t>
+              </w:r>
+            </w:hyperlink>
+          </w:p>
+        </w:tc>
+      </w:tr>
+      <w:tr>
+        <w:tc>
+          <w:p>
+            <w:r>
+              <w:rPr>
+                <w:b/>
+                <w:bCs/>
+              </w:rPr>
+              <w:t xml:space="preserve">Government terms</w:t>
+            </w:r>
+          </w:p>
+        </w:tc>
+        <w:tc>
+          <w:p>
+            <w:r>
+              <w:t xml:space="preserve">The dates of each government term.</w:t>
+            </w:r>
+          </w:p>
+        </w:tc>
+        <w:tc>
+          <w:p>
+            <w:r>
+              <w:t xml:space="preserve">The public archive, which lists releases by term.</w:t>
+            </w:r>
+          </w:p>
+        </w:tc>
+        <w:tc>
+          <w:p>
+            <w:hyperlink w:history="1" w:anchor="section_6">
+              <w:r>
+                <w:t xml:space="preserve">Government terms</w:t>
+              </w:r>
+            </w:hyperlink>
+          </w:p>
+        </w:tc>
+      </w:tr>
+      <w:tr>
+        <w:tc>
+          <w:p>
+            <w:r>
+              <w:rPr>
+                <w:b/>
+                <w:bCs/>
+              </w:rPr>
+              <w:t xml:space="preserve">Sectors, themes and tags</w:t>
+            </w:r>
+          </w:p>
+        </w:tc>
+        <w:tc>
+          <w:p>
+            <w:r>
+              <w:t xml:space="preserve">The sector, theme and tag lists.</w:t>
+            </w:r>
+          </w:p>
+        </w:tc>
+        <w:tc>
+          <w:p>
+            <w:r>
+              <w:t xml:space="preserve">The public site, the subscribe page and the release editor, within a minute.</w:t>
+            </w:r>
+          </w:p>
+        </w:tc>
+        <w:tc>
+          <w:p>
+            <w:hyperlink w:history="1" w:anchor="section_7">
+              <w:r>
+                <w:t xml:space="preserve">Sectors, themes and tags</w:t>
+              </w:r>
+            </w:hyperlink>
+          </w:p>
+        </w:tc>
+      </w:tr>
+      <w:tr>
+        <w:tc>
+          <w:p>
+            <w:r>
+              <w:rPr>
+                <w:b/>
+                <w:bCs/>
+              </w:rPr>
+              <w:t xml:space="preserve">Release page titles</w:t>
+            </w:r>
+          </w:p>
+        </w:tc>
+        <w:tc>
+          <w:p>
+            <w:r>
+              <w:t xml:space="preserve">The page titles a new release can choose, such as News Release.</w:t>
+            </w:r>
+          </w:p>
+        </w:tc>
+        <w:tc>
+          <w:p>
+            <w:r>
+              <w:t xml:space="preserve">Release editors creating a release.</w:t>
+            </w:r>
+          </w:p>
+        </w:tc>
+        <w:tc>
+          <w:p>
+            <w:hyperlink w:history="1" w:anchor="section_8">
+              <w:r>
+                <w:t xml:space="preserve">Release page titles</w:t>
+              </w:r>
+            </w:hyperlink>
+          </w:p>
+        </w:tc>
+      </w:tr>
+      <w:tr>
+        <w:tc>
+          <w:p>
+            <w:r>
+              <w:rPr>
+                <w:b/>
+                <w:bCs/>
+              </w:rPr>
+              <w:t xml:space="preserve">Media list names</w:t>
+            </w:r>
+          </w:p>
+        </w:tc>
+        <w:tc>
+          <w:p>
+            <w:r>
+              <w:t xml:space="preserve">Which media lists exist and their names.</w:t>
+            </w:r>
+          </w:p>
+        </w:tc>
+        <w:tc>
+          <w:p>
+            <w:r>
+              <w:t xml:space="preserve">News On Demand staff who manage list members, and release editors choosing lists.</w:t>
+            </w:r>
+          </w:p>
+        </w:tc>
+        <w:tc>
+          <w:p>
+            <w:hyperlink w:history="1" w:anchor="section_9">
+              <w:r>
+                <w:t xml:space="preserve">Media list names</w:t>
+              </w:r>
+            </w:hyperlink>
+          </w:p>
+        </w:tc>
+      </w:tr>
+      <w:tr>
+        <w:tc>
+          <w:p>
+            <w:r>
+              <w:rPr>
+                <w:b/>
+                <w:bCs/>
+              </w:rPr>
+              <w:t xml:space="preserve">Error log</w:t>
+            </w:r>
+          </w:p>
+        </w:tc>
+        <w:tc>
+          <w:p>
+            <w:r>
+              <w:t xml:space="preserve">Nothing: it shows the system's recent errors.</w:t>
+            </w:r>
+          </w:p>
+        </w:tc>
+        <w:tc>
+          <w:p>
+            <w:r>
+              <w:t xml:space="preserve">Nobody.</w:t>
+            </w:r>
+          </w:p>
+        </w:tc>
+        <w:tc>
+          <w:p>
+            <w:hyperlink w:history="1" w:anchor="section_10">
+              <w:r>
+                <w:t xml:space="preserve">Error log</w:t>
+              </w:r>
+            </w:hyperlink>
+          </w:p>
+        </w:tc>
+      </w:tr>
+      <w:tr>
+        <w:tc>
+          <w:p>
+            <w:r>
+              <w:rPr>
+                <w:b/>
+                <w:bCs/>
+              </w:rPr>
+              <w:t xml:space="preserve">Website</w:t>
+            </w:r>
+            <w:r>
+              <w:t xml:space="preserve"> &gt; </w:t>
+            </w:r>
+            <w:r>
+              <w:rPr>
+                <w:b/>
+                <w:bCs/>
+              </w:rPr>
+              <w:t xml:space="preserve">Project Blue Bridge</w:t>
+            </w:r>
+          </w:p>
+        </w:tc>
+        <w:tc>
+          <w:p>
+            <w:r>
+              <w:t xml:space="preserve">The public site's mourning switch. The rest of </w:t>
+            </w:r>
+            <w:r>
+              <w:rPr>
+                <w:b/>
+                <w:bCs/>
+              </w:rPr>
+              <w:t xml:space="preserve">Website</w:t>
+            </w:r>
+            <w:r>
+              <w:t xml:space="preserve"> is view-only for you.</w:t>
+            </w:r>
+          </w:p>
+        </w:tc>
+        <w:tc>
+          <w:p>
+            <w:r>
+              <w:t xml:space="preserve">Every visitor to the public site, and every Core administrator by email.</w:t>
+            </w:r>
+          </w:p>
+        </w:tc>
+        <w:tc>
+          <w:p>
+            <w:hyperlink w:history="1" w:anchor="section_11">
+              <w:r>
+                <w:t xml:space="preserve">Website and Project Blue Bridge</w:t>
+              </w:r>
+            </w:hyperlink>
+          </w:p>
+        </w:tc>
+      </w:tr>
+    </w:tbl>
+    <w:p/>
+    <w:p>
+      <w:pPr>
+        <w:spacing w:after="120"/>
+      </w:pPr>
+      <w:r>
+        <w:t xml:space="preserve">When a new government takes office, you use </w:t>
+      </w:r>
+      <w:r>
+        <w:rPr>
+          <w:b/>
+          <w:bCs/>
+        </w:rPr>
+        <w:t xml:space="preserve">Government terms</w:t>
+      </w:r>
+      <w:r>
+        <w:t xml:space="preserve"> and </w:t>
+      </w:r>
+      <w:r>
+        <w:rPr>
+          <w:b/>
+          <w:bCs/>
+        </w:rPr>
+        <w:t xml:space="preserve">Cabinet change</w:t>
+      </w:r>
+      <w:r>
+        <w:t xml:space="preserve"> together. </w:t>
+      </w:r>
+      <w:hyperlink w:history="1" w:anchor="section_12">
+        <w:r>
+          <w:t xml:space="preserve">When a new government takes office</w:t>
+        </w:r>
+      </w:hyperlink>
+      <w:r>
+        <w:t xml:space="preserve"> gives the order.</w:t>
+      </w:r>
+    </w:p>
+    <w:p>
+      <w:pPr>
+        <w:pStyle w:val="Heading2"/>
+      </w:pPr>
+      <w:r>
+        <w:t xml:space="preserve">What you see in the side menu</w:t>
+      </w:r>
+    </w:p>
+    <w:p>
+      <w:pPr>
+        <w:spacing w:after="120"/>
+      </w:pPr>
+      <w:r>
+        <w:t xml:space="preserve">A Core administrator sees every screen under </w:t>
+      </w:r>
+      <w:r>
+        <w:rPr>
+          <w:b/>
+          <w:bCs/>
+        </w:rPr>
+        <w:t xml:space="preserve">Administration</w:t>
+      </w:r>
+      <w:r>
+        <w:t xml:space="preserve">. Under </w:t>
+      </w:r>
+      <w:r>
+        <w:rPr>
+          <w:b/>
+          <w:bCs/>
+        </w:rPr>
+        <w:t xml:space="preserve">Work</w:t>
+      </w:r>
+      <w:r>
+        <w:t xml:space="preserve"> you see </w:t>
+      </w:r>
+      <w:r>
+        <w:rPr>
+          <w:b/>
+          <w:bCs/>
+        </w:rPr>
+        <w:t xml:space="preserve">Website</w:t>
+      </w:r>
+      <w:r>
+        <w:t xml:space="preserve"> and nothing else, unless your account also holds other roles. To work on releases, subscribers or the Calendar, give your own account the role you need on </w:t>
+      </w:r>
+      <w:r>
+        <w:rPr>
+          <w:b/>
+          <w:bCs/>
+        </w:rPr>
+        <w:t xml:space="preserve">Users</w:t>
+      </w:r>
+      <w:r>
+        <w:t xml:space="preserve"> or </w:t>
+      </w:r>
+      <w:r>
+        <w:rPr>
+          <w:b/>
+          <w:bCs/>
+        </w:rPr>
+        <w:t xml:space="preserve">Calendar access</w:t>
+      </w:r>
+      <w:r>
+        <w:t xml:space="preserve">.</w:t>
+      </w:r>
+    </w:p>
+    <w:p>
+      <w:pPr>
+        <w:pStyle w:val="Heading1"/>
+      </w:pPr>
+      <w:bookmarkStart w:name="section_2" w:id="2"/>
+      <w:r>
+        <w:t xml:space="preserve">Users</w:t>
+      </w:r>
+      <w:bookmarkEnd w:id="2"/>
+    </w:p>
+    <w:p>
+      <w:pPr>
+        <w:spacing w:after="120"/>
+      </w:pPr>
+      <w:r>
+        <w:rPr>
+          <w:b/>
+          <w:bCs/>
+        </w:rPr>
+        <w:t xml:space="preserve">Who this is for:</w:t>
+      </w:r>
+      <w:r>
+        <w:t xml:space="preserve"> Core administrators (Core.Admin).</w:t>
+      </w:r>
+    </w:p>
+    <w:p>
+      <w:pPr>
+        <w:spacing w:after="120"/>
+      </w:pPr>
+      <w:r>
+        <w:rPr>
+          <w:b/>
+          <w:bCs/>
+        </w:rPr>
+        <w:t xml:space="preserve">Users</w:t>
+      </w:r>
+      <w:r>
+        <w:t xml:space="preserve"> decides who can sign in to the Hub and what each person can do there. Only Core administrators see it.</w:t>
+      </w:r>
+    </w:p>
+    <w:p>
+      <w:pPr>
+        <w:spacing w:after="120"/>
+      </w:pPr>
+      <w:r>
+        <w:t xml:space="preserve">The table lists every staff account with its </w:t>
+      </w:r>
+      <w:r>
+        <w:rPr>
+          <w:b/>
+          <w:bCs/>
+        </w:rPr>
+        <w:t xml:space="preserve">Name</w:t>
+      </w:r>
+      <w:r>
+        <w:t xml:space="preserve">, </w:t>
+      </w:r>
+      <w:r>
+        <w:rPr>
+          <w:b/>
+          <w:bCs/>
+        </w:rPr>
+        <w:t xml:space="preserve">Email</w:t>
+      </w:r>
+      <w:r>
+        <w:t xml:space="preserve">, </w:t>
+      </w:r>
+      <w:r>
+        <w:rPr>
+          <w:b/>
+          <w:bCs/>
+        </w:rPr>
+        <w:t xml:space="preserve">Sign-in</w:t>
+      </w:r>
+      <w:r>
+        <w:t xml:space="preserve"> (</w:t>
+      </w:r>
+      <w:r>
+        <w:rPr>
+          <w:b/>
+          <w:bCs/>
+        </w:rPr>
+        <w:t xml:space="preserve">Password</w:t>
+      </w:r>
+      <w:r>
+        <w:t xml:space="preserve"> or </w:t>
+      </w:r>
+      <w:r>
+        <w:rPr>
+          <w:b/>
+          <w:bCs/>
+        </w:rPr>
+        <w:t xml:space="preserve">Microsoft</w:t>
+      </w:r>
+      <w:r>
+        <w:t xml:space="preserve">), </w:t>
+      </w:r>
+      <w:r>
+        <w:rPr>
+          <w:b/>
+          <w:bCs/>
+        </w:rPr>
+        <w:t xml:space="preserve">Roles</w:t>
+      </w:r>
+      <w:r>
+        <w:t xml:space="preserve"> and </w:t>
+      </w:r>
+      <w:r>
+        <w:rPr>
+          <w:b/>
+          <w:bCs/>
+        </w:rPr>
+        <w:t xml:space="preserve">Status</w:t>
+      </w:r>
+      <w:r>
+        <w:t xml:space="preserve">. A person with Calendar access also shows a line such as "Calendar: Editor (HLTH)"; you change that on </w:t>
+      </w:r>
+      <w:hyperlink w:history="1" w:anchor="section_3">
+        <w:r>
+          <w:t xml:space="preserve">Calendar access</w:t>
+        </w:r>
+      </w:hyperlink>
+      <w:r>
+        <w:t xml:space="preserve">.</w:t>
+      </w:r>
+    </w:p>
+    <w:p>
+      <w:pPr>
+        <w:pStyle w:val="Heading2"/>
+      </w:pPr>
+      <w:r>
+        <w:t xml:space="preserve">Find someone</w:t>
+      </w:r>
+    </w:p>
+    <w:p>
+      <w:pPr>
+        <w:pStyle w:val="ListParagraph"/>
+        <w:numPr>
+          <w:ilvl w:val="0"/>
+          <w:numId w:val="2"/>
+        </w:numPr>
+      </w:pPr>
+      <w:r>
+        <w:t xml:space="preserve">Type part of a name or email address in </w:t>
+      </w:r>
+      <w:r>
+        <w:rPr>
+          <w:b/>
+          <w:bCs/>
+        </w:rPr>
+        <w:t xml:space="preserve">Filter users</w:t>
+      </w:r>
+      <w:r>
+        <w:t xml:space="preserve">. You can also type a role as it appears in the table, such as "NRMS Site editor" or "Core Admin", or just a word of it, such as Editor.</w:t>
+      </w:r>
+    </w:p>
+    <w:p>
+      <w:pPr>
+        <w:pStyle w:val="ListParagraph"/>
+        <w:numPr>
+          <w:ilvl w:val="0"/>
+          <w:numId w:val="2"/>
+        </w:numPr>
+      </w:pPr>
+      <w:r>
+        <w:t xml:space="preserve">The table narrows as you type, and the count shows "Showing 3 of 24 users". Type </w:t>
+      </w:r>
+      <w:r>
+        <w:rPr>
+          <w:b/>
+          <w:bCs/>
+        </w:rPr>
+        <w:t xml:space="preserve">active</w:t>
+      </w:r>
+      <w:r>
+        <w:t xml:space="preserve"> or </w:t>
+      </w:r>
+      <w:r>
+        <w:rPr>
+          <w:b/>
+          <w:bCs/>
+        </w:rPr>
+        <w:t xml:space="preserve">inactive</w:t>
+      </w:r>
+      <w:r>
+        <w:t xml:space="preserve"> to list people by status.</w:t>
+      </w:r>
+    </w:p>
+    <w:p>
+      <w:pPr>
+        <w:pStyle w:val="Heading2"/>
+      </w:pPr>
+      <w:r>
+        <w:t xml:space="preserve">Add a user</w:t>
+      </w:r>
+    </w:p>
+    <w:p>
+      <w:pPr>
+        <w:spacing w:after="120"/>
+      </w:pPr>
+      <w:r>
+        <w:t xml:space="preserve">Add the person before they first sign in. Without an account, sign-in tells them "Your account hasn't been set up. Contact an administrator."</w:t>
+      </w:r>
+    </w:p>
+    <w:p>
+      <w:pPr>
+        <w:pStyle w:val="ListParagraph"/>
+        <w:numPr>
+          <w:ilvl w:val="0"/>
+          <w:numId w:val="3"/>
+        </w:numPr>
+      </w:pPr>
+      <w:r>
+        <w:t xml:space="preserve">Under </w:t>
+      </w:r>
+      <w:r>
+        <w:rPr>
+          <w:b/>
+          <w:bCs/>
+        </w:rPr>
+        <w:t xml:space="preserve">Add a user</w:t>
+      </w:r>
+      <w:r>
+        <w:t xml:space="preserve">, enter their </w:t>
+      </w:r>
+      <w:r>
+        <w:rPr>
+          <w:b/>
+          <w:bCs/>
+        </w:rPr>
+        <w:t xml:space="preserve">Email</w:t>
+      </w:r>
+      <w:r>
+        <w:t xml:space="preserve">. For Microsoft sign-in, use their Microsoft sign-in name, which is usually their government email address.</w:t>
+      </w:r>
+    </w:p>
+    <w:p>
+      <w:pPr>
+        <w:pStyle w:val="ListParagraph"/>
+        <w:numPr>
+          <w:ilvl w:val="0"/>
+          <w:numId w:val="3"/>
+        </w:numPr>
+      </w:pPr>
+      <w:r>
+        <w:t xml:space="preserve">Enter their </w:t>
+      </w:r>
+      <w:r>
+        <w:rPr>
+          <w:b/>
+          <w:bCs/>
+        </w:rPr>
+        <w:t xml:space="preserve">Display name</w:t>
+      </w:r>
+      <w:r>
+        <w:t xml:space="preserve">.</w:t>
+      </w:r>
+    </w:p>
+    <w:p>
+      <w:pPr>
+        <w:pStyle w:val="ListParagraph"/>
+        <w:numPr>
+          <w:ilvl w:val="0"/>
+          <w:numId w:val="3"/>
+        </w:numPr>
+      </w:pPr>
+      <w:r>
+        <w:t xml:space="preserve">Under </w:t>
+      </w:r>
+      <w:r>
+        <w:rPr>
+          <w:b/>
+          <w:bCs/>
+        </w:rPr>
+        <w:t xml:space="preserve">Roles</w:t>
+      </w:r>
+      <w:r>
+        <w:t xml:space="preserve">, tick each role they need. Each box shows the role's name, as it appears in the table, and what it allows.</w:t>
+      </w:r>
+    </w:p>
+    <w:p>
+      <w:pPr>
+        <w:pStyle w:val="ListParagraph"/>
+        <w:numPr>
+          <w:ilvl w:val="0"/>
+          <w:numId w:val="3"/>
+        </w:numPr>
+      </w:pPr>
+      <w:r>
+        <w:t xml:space="preserve">To let them sign in with a password, tick </w:t>
+      </w:r>
+      <w:r>
+        <w:rPr>
+          <w:b/>
+          <w:bCs/>
+        </w:rPr>
+        <w:t xml:space="preserve">Set a password now</w:t>
+      </w:r>
+      <w:r>
+        <w:t xml:space="preserve"> and enter a </w:t>
+      </w:r>
+      <w:r>
+        <w:rPr>
+          <w:b/>
+          <w:bCs/>
+        </w:rPr>
+        <w:t xml:space="preserve">Password (at least 12 characters)</w:t>
+      </w:r>
+      <w:r>
+        <w:t xml:space="preserve">. Leave it unticked for people who sign in with Microsoft.</w:t>
+      </w:r>
+    </w:p>
+    <w:p>
+      <w:pPr>
+        <w:pStyle w:val="ListParagraph"/>
+        <w:numPr>
+          <w:ilvl w:val="0"/>
+          <w:numId w:val="3"/>
+        </w:numPr>
+      </w:pPr>
+      <w:r>
+        <w:t xml:space="preserve">Choose </w:t>
+      </w:r>
+      <w:r>
+        <w:rPr>
+          <w:b/>
+          <w:bCs/>
+        </w:rPr>
+        <w:t xml:space="preserve">Add user</w:t>
+      </w:r>
+      <w:r>
+        <w:t xml:space="preserve">. The person appears in the table.</w:t>
+      </w:r>
+    </w:p>
+    <w:p>
+      <w:pPr>
+        <w:spacing w:after="120"/>
+      </w:pPr>
+      <w:r>
+        <w:t xml:space="preserve">Nobody is emailed. Tell the person their account is ready.</w:t>
+      </w:r>
+    </w:p>
+    <w:p>
+      <w:pPr>
+        <w:pStyle w:val="Heading3"/>
+      </w:pPr>
+      <w:r>
+        <w:t xml:space="preserve">What each role allows</w:t>
+      </w:r>
+    </w:p>
+    <w:p>
+      <w:pPr>
+        <w:spacing w:after="120"/>
+      </w:pPr>
+      <w:r>
+        <w:t xml:space="preserve">Each role has the same name in the table and beside its box.</w:t>
+      </w:r>
+    </w:p>
+    <w:tbl>
+      <w:tblPr>
+        <w:tblW w:type="pct" w:w="5000"/>
+        <w:tblBorders>
+          <w:top w:val="single" w:color="auto" w:sz="4"/>
+          <w:left w:val="single" w:color="auto" w:sz="4"/>
+          <w:bottom w:val="single" w:color="auto" w:sz="4"/>
+          <w:right w:val="single" w:color="auto" w:sz="4"/>
+          <w:insideH w:val="single" w:color="auto" w:sz="4"/>
+          <w:insideV w:val="single" w:color="auto" w:sz="4"/>
+        </w:tblBorders>
+      </w:tblPr>
+      <w:tblGrid>
+        <w:gridCol w:w="4513"/>
+        <w:gridCol w:w="4513"/>
+      </w:tblGrid>
+      <w:tr>
+        <w:trPr>
+          <w:tblHeader/>
+        </w:trPr>
+        <w:tc>
+          <w:tcPr>
+            <w:shd w:fill="E8EEF5" w:val="clear"/>
+          </w:tcPr>
+          <w:p>
+            <w:r>
+              <w:rPr>
+                <w:b/>
+                <w:bCs/>
+              </w:rPr>
+              <w:t xml:space="preserve">Badge</w:t>
+            </w:r>
+          </w:p>
+        </w:tc>
+        <w:tc>
+          <w:tcPr>
+            <w:shd w:fill="E8EEF5" w:val="clear"/>
+          </w:tcPr>
+          <w:p>
+            <w:r>
+              <w:rPr>
+                <w:b/>
+                <w:bCs/>
+              </w:rPr>
+              <w:t xml:space="preserve">What it allows</w:t>
+            </w:r>
+          </w:p>
+        </w:tc>
+      </w:tr>
+      <w:tr>
+        <w:tc>
+          <w:p>
+            <w:r>
+              <w:rPr>
+                <w:b/>
+                <w:bCs/>
+              </w:rPr>
+              <w:t xml:space="preserve">Core Admin</w:t>
+            </w:r>
+          </w:p>
+        </w:tc>
+        <w:tc>
+          <w:p>
+            <w:r>
+              <w:t xml:space="preserve">Manage staff users, Project Blue Bridge, and the error log. It also opens every screen under </w:t>
+            </w:r>
+            <w:r>
+              <w:rPr>
+                <w:b/>
+                <w:bCs/>
+              </w:rPr>
+              <w:t xml:space="preserve">Administration</w:t>
+            </w:r>
+            <w:r>
+              <w:t xml:space="preserve">.</w:t>
+            </w:r>
+          </w:p>
+        </w:tc>
+      </w:tr>
+      <w:tr>
+        <w:tc>
+          <w:p>
+            <w:r>
+              <w:rPr>
+                <w:b/>
+                <w:bCs/>
+              </w:rPr>
+              <w:t xml:space="preserve">NRMS Editor</w:t>
+            </w:r>
+          </w:p>
+        </w:tc>
+        <w:tc>
+          <w:p>
+            <w:r>
+              <w:t xml:space="preserve">Create, edit, and publish news releases.</w:t>
+            </w:r>
+          </w:p>
+        </w:tc>
+      </w:tr>
+      <w:tr>
+        <w:tc>
+          <w:p>
+            <w:r>
+              <w:rPr>
+                <w:b/>
+                <w:bCs/>
+              </w:rPr>
+              <w:t xml:space="preserve">NRMS Site editor</w:t>
+            </w:r>
+          </w:p>
+        </w:tc>
+        <w:tc>
+          <w:p>
+            <w:r>
+              <w:t xml:space="preserve">Edit the public website's carousel, pins, Live Feed, links, and files.</w:t>
+            </w:r>
+          </w:p>
+        </w:tc>
+      </w:tr>
+      <w:tr>
+        <w:tc>
+          <w:p>
+            <w:r>
+              <w:rPr>
+                <w:b/>
+                <w:bCs/>
+              </w:rPr>
+              <w:t xml:space="preserve">NRMS Viewer</w:t>
+            </w:r>
+          </w:p>
+        </w:tc>
+        <w:tc>
+          <w:p>
+            <w:r>
+              <w:t xml:space="preserve">View news releases and the website, with no editing.</w:t>
+            </w:r>
+          </w:p>
+        </w:tc>
+      </w:tr>
+      <w:tr>
+        <w:tc>
+          <w:p>
+            <w:r>
+              <w:rPr>
+                <w:b/>
+                <w:bCs/>
+              </w:rPr>
+              <w:t xml:space="preserve">NoD Viewer</w:t>
+            </w:r>
+          </w:p>
+        </w:tc>
+        <w:tc>
+          <w:p>
+            <w:r>
+              <w:t xml:space="preserve">Search News on Demand subscribers and see their history, read-only.</w:t>
+            </w:r>
+          </w:p>
+        </w:tc>
+      </w:tr>
+      <w:tr>
+        <w:tc>
+          <w:p>
+            <w:r>
+              <w:rPr>
+                <w:b/>
+                <w:bCs/>
+              </w:rPr>
+              <w:t xml:space="preserve">NoD Editor</w:t>
+            </w:r>
+          </w:p>
+        </w:tc>
+        <w:tc>
+          <w:p>
+            <w:r>
+              <w:t xml:space="preserve">Add, edit, deactivate and delete News on Demand subscribers.</w:t>
+            </w:r>
+          </w:p>
+        </w:tc>
+      </w:tr>
+      <w:tr>
+        <w:tc>
+          <w:p>
+            <w:r>
+              <w:rPr>
+                <w:b/>
+                <w:bCs/>
+              </w:rPr>
+              <w:t xml:space="preserve">NoD Admin</w:t>
+            </w:r>
+          </w:p>
+        </w:tc>
+        <w:tc>
+          <w:p>
+            <w:r>
+              <w:t xml:space="preserve">Everything a NoD Editor can do, plus News on Demand operations and list categories.</w:t>
+            </w:r>
+          </w:p>
+        </w:tc>
+      </w:tr>
+      <w:tr>
+        <w:tc>
+          <w:p>
+            <w:r>
+              <w:rPr>
+                <w:b/>
+                <w:bCs/>
+              </w:rPr>
+              <w:t xml:space="preserve">Distribution Send</w:t>
+            </w:r>
+          </w:p>
+        </w:tc>
+        <w:tc>
+          <w:p>
+            <w:r>
+              <w:t xml:space="preserve">Send media distribution emails.</w:t>
+            </w:r>
+          </w:p>
+        </w:tc>
+      </w:tr>
+    </w:tbl>
+    <w:p/>
+    <w:p>
+      <w:pPr>
+        <w:spacing w:after="120"/>
+      </w:pPr>
+      <w:r>
+        <w:t xml:space="preserve">Calendar roles are not on this screen. Give them on </w:t>
+      </w:r>
+      <w:hyperlink w:history="1" w:anchor="section_3">
+        <w:r>
+          <w:t xml:space="preserve">Calendar access</w:t>
+        </w:r>
+      </w:hyperlink>
+      <w:r>
+        <w:t xml:space="preserve">.</w:t>
+      </w:r>
+    </w:p>
+    <w:p>
+      <w:pPr>
+        <w:pStyle w:val="Heading2"/>
+      </w:pPr>
+      <w:r>
+        <w:t xml:space="preserve">Change someone's account</w:t>
+      </w:r>
+    </w:p>
+    <w:p>
+      <w:pPr>
+        <w:pStyle w:val="ListParagraph"/>
+        <w:numPr>
+          <w:ilvl w:val="0"/>
+          <w:numId w:val="4"/>
+        </w:numPr>
+      </w:pPr>
+      <w:r>
+        <w:t xml:space="preserve">Find the person and choose </w:t>
+      </w:r>
+      <w:r>
+        <w:rPr>
+          <w:b/>
+          <w:bCs/>
+        </w:rPr>
+        <w:t xml:space="preserve">Edit</w:t>
+      </w:r>
+      <w:r>
+        <w:t xml:space="preserve"> on their row. Their settings open under the row.</w:t>
+      </w:r>
+    </w:p>
+    <w:p>
+      <w:pPr>
+        <w:pStyle w:val="ListParagraph"/>
+        <w:numPr>
+          <w:ilvl w:val="0"/>
+          <w:numId w:val="4"/>
+        </w:numPr>
+      </w:pPr>
+      <w:r>
+        <w:t xml:space="preserve">Make one change, then choose the button beside it:</w:t>
+      </w:r>
+    </w:p>
+    <w:p>
+      <w:pPr>
+        <w:pStyle w:val="ListParagraph"/>
+        <w:numPr>
+          <w:ilvl w:val="1"/>
+          <w:numId w:val="1"/>
+        </w:numPr>
+      </w:pPr>
+      <w:r>
+        <w:t xml:space="preserve">To rename them, change the display name and choose </w:t>
+      </w:r>
+      <w:r>
+        <w:rPr>
+          <w:b/>
+          <w:bCs/>
+        </w:rPr>
+        <w:t xml:space="preserve">Save name</w:t>
+      </w:r>
+      <w:r>
+        <w:t xml:space="preserve">.</w:t>
+      </w:r>
+    </w:p>
+    <w:p>
+      <w:pPr>
+        <w:pStyle w:val="ListParagraph"/>
+        <w:numPr>
+          <w:ilvl w:val="1"/>
+          <w:numId w:val="1"/>
+        </w:numPr>
+      </w:pPr>
+      <w:r>
+        <w:t xml:space="preserve">To change what they can do, tick or untick roles and choose </w:t>
+      </w:r>
+      <w:r>
+        <w:rPr>
+          <w:b/>
+          <w:bCs/>
+        </w:rPr>
+        <w:t xml:space="preserve">Save roles</w:t>
+      </w:r>
+      <w:r>
+        <w:t xml:space="preserve">. Saving replaces all their roles with the ticked ones.</w:t>
+      </w:r>
+    </w:p>
+    <w:p>
+      <w:pPr>
+        <w:pStyle w:val="ListParagraph"/>
+        <w:numPr>
+          <w:ilvl w:val="1"/>
+          <w:numId w:val="1"/>
+        </w:numPr>
+      </w:pPr>
+      <w:r>
+        <w:t xml:space="preserve">To set a new password, type it and choose </w:t>
+      </w:r>
+      <w:r>
+        <w:rPr>
+          <w:b/>
+          <w:bCs/>
+        </w:rPr>
+        <w:t xml:space="preserve">Set password</w:t>
+      </w:r>
+      <w:r>
+        <w:t xml:space="preserve">. You see "Password updated." This only appears for people who sign in with a password.</w:t>
+      </w:r>
+    </w:p>
+    <w:p>
+      <w:pPr>
+        <w:pStyle w:val="ListParagraph"/>
+        <w:numPr>
+          <w:ilvl w:val="0"/>
+          <w:numId w:val="4"/>
+        </w:numPr>
+      </w:pPr>
+      <w:r>
+        <w:t xml:space="preserve">Choose </w:t>
+      </w:r>
+      <w:r>
+        <w:rPr>
+          <w:b/>
+          <w:bCs/>
+        </w:rPr>
+        <w:t xml:space="preserve">Close</w:t>
+      </w:r>
+      <w:r>
+        <w:t xml:space="preserve"> on their row when you are done. Anything you typed but did not save stays there until you leave the page.</w:t>
+      </w:r>
+    </w:p>
+    <w:p>
+      <w:pPr>
+        <w:pStyle w:val="Heading2"/>
+      </w:pPr>
+      <w:r>
+        <w:t xml:space="preserve">Deactivate or reactivate someone</w:t>
+      </w:r>
+    </w:p>
+    <w:p>
+      <w:pPr>
+        <w:pStyle w:val="ListParagraph"/>
+        <w:numPr>
+          <w:ilvl w:val="0"/>
+          <w:numId w:val="5"/>
+        </w:numPr>
+      </w:pPr>
+      <w:r>
+        <w:t xml:space="preserve">Choose </w:t>
+      </w:r>
+      <w:r>
+        <w:rPr>
+          <w:b/>
+          <w:bCs/>
+        </w:rPr>
+        <w:t xml:space="preserve">Edit</w:t>
+      </w:r>
+      <w:r>
+        <w:t xml:space="preserve"> on their row.</w:t>
+      </w:r>
+    </w:p>
+    <w:p>
+      <w:pPr>
+        <w:pStyle w:val="ListParagraph"/>
+        <w:numPr>
+          <w:ilvl w:val="0"/>
+          <w:numId w:val="5"/>
+        </w:numPr>
+      </w:pPr>
+      <w:r>
+        <w:t xml:space="preserve">Switch </w:t>
+      </w:r>
+      <w:r>
+        <w:rPr>
+          <w:b/>
+          <w:bCs/>
+        </w:rPr>
+        <w:t xml:space="preserve">Active</w:t>
+      </w:r>
+      <w:r>
+        <w:t xml:space="preserve"> off. The Hub asks "Deactivate {name}?" and explains "They can't sign in until reactivated."</w:t>
+      </w:r>
+    </w:p>
+    <w:p>
+      <w:pPr>
+        <w:pStyle w:val="ListParagraph"/>
+        <w:numPr>
+          <w:ilvl w:val="0"/>
+          <w:numId w:val="5"/>
+        </w:numPr>
+      </w:pPr>
+      <w:r>
+        <w:t xml:space="preserve">Choose </w:t>
+      </w:r>
+      <w:r>
+        <w:rPr>
+          <w:b/>
+          <w:bCs/>
+        </w:rPr>
+        <w:t xml:space="preserve">Deactivate</w:t>
+      </w:r>
+      <w:r>
+        <w:t xml:space="preserve">. You see "Saved" beside the switch.</w:t>
+      </w:r>
+    </w:p>
+    <w:p>
+      <w:pPr>
+        <w:spacing w:after="120"/>
+      </w:pPr>
+      <w:r>
+        <w:t xml:space="preserve">To bring them back, switch </w:t>
+      </w:r>
+      <w:r>
+        <w:rPr>
+          <w:b/>
+          <w:bCs/>
+        </w:rPr>
+        <w:t xml:space="preserve">Active</w:t>
+      </w:r>
+      <w:r>
+        <w:t xml:space="preserve"> on. It saves straight away, with no question.</w:t>
+      </w:r>
+    </w:p>
+    <w:p>
+      <w:pPr>
+        <w:pStyle w:val="Heading2"/>
+      </w:pPr>
+      <w:r>
+        <w:t xml:space="preserve">Link a person who has no email</w:t>
+      </w:r>
+    </w:p>
+    <w:p>
+      <w:pPr>
+        <w:spacing w:after="120"/>
+      </w:pPr>
+      <w:r>
+        <w:t xml:space="preserve">People brought in from the old Calendar without an email show "No email" and "Inactive until linked to an email." They can't sign in.</w:t>
+      </w:r>
+    </w:p>
+    <w:p>
+      <w:pPr>
+        <w:pStyle w:val="ListParagraph"/>
+        <w:numPr>
+          <w:ilvl w:val="0"/>
+          <w:numId w:val="6"/>
+        </w:numPr>
+      </w:pPr>
+      <w:r>
+        <w:t xml:space="preserve">Choose </w:t>
+      </w:r>
+      <w:r>
+        <w:rPr>
+          <w:b/>
+          <w:bCs/>
+        </w:rPr>
+        <w:t xml:space="preserve">Edit</w:t>
+      </w:r>
+      <w:r>
+        <w:t xml:space="preserve"> on their row.</w:t>
+      </w:r>
+    </w:p>
+    <w:p>
+      <w:pPr>
+        <w:pStyle w:val="ListParagraph"/>
+        <w:numPr>
+          <w:ilvl w:val="0"/>
+          <w:numId w:val="6"/>
+        </w:numPr>
+      </w:pPr>
+      <w:r>
+        <w:t xml:space="preserve">Enter their address in </w:t>
+      </w:r>
+      <w:r>
+        <w:rPr>
+          <w:b/>
+          <w:bCs/>
+        </w:rPr>
+        <w:t xml:space="preserve">Email for {name}</w:t>
+      </w:r>
+      <w:r>
+        <w:t xml:space="preserve">.</w:t>
+      </w:r>
+    </w:p>
+    <w:p>
+      <w:pPr>
+        <w:pStyle w:val="ListParagraph"/>
+        <w:numPr>
+          <w:ilvl w:val="0"/>
+          <w:numId w:val="6"/>
+        </w:numPr>
+      </w:pPr>
+      <w:r>
+        <w:t xml:space="preserve">Choose </w:t>
+      </w:r>
+      <w:r>
+        <w:rPr>
+          <w:b/>
+          <w:bCs/>
+        </w:rPr>
+        <w:t xml:space="preserve">Link and activate</w:t>
+      </w:r>
+      <w:r>
+        <w:t xml:space="preserve">. Their email is set and they become active. If they sign in with a password, set one for them as well.</w:t>
+      </w:r>
+    </w:p>
+    <w:p>
+      <w:pPr>
+        <w:pStyle w:val="Heading2"/>
+      </w:pPr>
+      <w:r>
+        <w:t xml:space="preserve">Unlink Microsoft sign-in</w:t>
+      </w:r>
+    </w:p>
+    <w:p>
+      <w:pPr>
+        <w:spacing w:after="120"/>
+      </w:pPr>
+      <w:r>
+        <w:t xml:space="preserve">After a person's first Microsoft sign-in, their </w:t>
+      </w:r>
+      <w:r>
+        <w:rPr>
+          <w:b/>
+          <w:bCs/>
+        </w:rPr>
+        <w:t xml:space="preserve">Sign-in</w:t>
+      </w:r>
+      <w:r>
+        <w:t xml:space="preserve"> shows </w:t>
+      </w:r>
+      <w:r>
+        <w:rPr>
+          <w:b/>
+          <w:bCs/>
+        </w:rPr>
+        <w:t xml:space="preserve">Microsoft</w:t>
+      </w:r>
+      <w:r>
+        <w:t xml:space="preserve"> and their password stops working. Unlink them when their Microsoft account was replaced, or when sign-in tells them "Your account needs an administrator to check it."</w:t>
+      </w:r>
+    </w:p>
+    <w:p>
+      <w:pPr>
+        <w:pStyle w:val="ListParagraph"/>
+        <w:numPr>
+          <w:ilvl w:val="0"/>
+          <w:numId w:val="7"/>
+        </w:numPr>
+      </w:pPr>
+      <w:r>
+        <w:t xml:space="preserve">Choose </w:t>
+      </w:r>
+      <w:r>
+        <w:rPr>
+          <w:b/>
+          <w:bCs/>
+        </w:rPr>
+        <w:t xml:space="preserve">Edit</w:t>
+      </w:r>
+      <w:r>
+        <w:t xml:space="preserve"> on their row. It shows "Sign-in: Microsoft (Entra)".</w:t>
+      </w:r>
+    </w:p>
+    <w:p>
+      <w:pPr>
+        <w:pStyle w:val="ListParagraph"/>
+        <w:numPr>
+          <w:ilvl w:val="0"/>
+          <w:numId w:val="7"/>
+        </w:numPr>
+      </w:pPr>
+      <w:r>
+        <w:t xml:space="preserve">Choose </w:t>
+      </w:r>
+      <w:r>
+        <w:rPr>
+          <w:b/>
+          <w:bCs/>
+        </w:rPr>
+        <w:t xml:space="preserve">Unlink Microsoft sign-in</w:t>
+      </w:r>
+      <w:r>
+        <w:t xml:space="preserve">, then </w:t>
+      </w:r>
+      <w:r>
+        <w:rPr>
+          <w:b/>
+          <w:bCs/>
+        </w:rPr>
+        <w:t xml:space="preserve">Unlink</w:t>
+      </w:r>
+      <w:r>
+        <w:t xml:space="preserve"> to confirm.</w:t>
+      </w:r>
+    </w:p>
+    <w:p>
+      <w:pPr>
+        <w:pStyle w:val="ListParagraph"/>
+        <w:numPr>
+          <w:ilvl w:val="0"/>
+          <w:numId w:val="7"/>
+        </w:numPr>
+      </w:pPr>
+      <w:r>
+        <w:t xml:space="preserve">Ask them to sign in with Microsoft again. Their next Microsoft sign-in links them again by their email address.</w:t>
+      </w:r>
+    </w:p>
+    <w:p>
+      <w:pPr>
+        <w:spacing w:after="120"/>
+      </w:pPr>
+      <w:r>
+        <w:t xml:space="preserve">Until they do, they are back on password sign-in, and any password they had before works again.</w:t>
+      </w:r>
+    </w:p>
+    <w:p>
+      <w:pPr>
+        <w:pStyle w:val="Heading2"/>
+      </w:pPr>
+      <w:r>
+        <w:t xml:space="preserve">What happens next</w:t>
+      </w:r>
+    </w:p>
+    <w:p>
+      <w:pPr>
+        <w:pStyle w:val="ListParagraph"/>
+        <w:numPr>
+          <w:ilvl w:val="0"/>
+          <w:numId w:val="1"/>
+        </w:numPr>
+      </w:pPr>
+      <w:r>
+        <w:t xml:space="preserve">Role changes and deactivation reach the person within 10 minutes. They take effect at once if the person reloads the Hub or comes back to its tab.</w:t>
+      </w:r>
+    </w:p>
+    <w:p>
+      <w:pPr>
+        <w:pStyle w:val="ListParagraph"/>
+        <w:numPr>
+          <w:ilvl w:val="0"/>
+          <w:numId w:val="1"/>
+        </w:numPr>
+      </w:pPr>
+      <w:r>
+        <w:t xml:space="preserve">A deactivated person is signed out at that point and can't sign in again.</w:t>
+      </w:r>
+    </w:p>
+    <w:p>
+      <w:pPr>
+        <w:pStyle w:val="ListParagraph"/>
+        <w:numPr>
+          <w:ilvl w:val="0"/>
+          <w:numId w:val="1"/>
+        </w:numPr>
+      </w:pPr>
+      <w:r>
+        <w:t xml:space="preserve">No change on this screen sends an email.</w:t>
+      </w:r>
+    </w:p>
+    <w:p>
+      <w:pPr>
+        <w:pStyle w:val="Heading2"/>
+      </w:pPr>
+      <w:r>
+        <w:t xml:space="preserve">Can't do this?</w:t>
+      </w:r>
+    </w:p>
+    <w:tbl>
+      <w:tblPr>
+        <w:tblW w:type="pct" w:w="5000"/>
+        <w:tblBorders>
+          <w:top w:val="single" w:color="auto" w:sz="4"/>
+          <w:left w:val="single" w:color="auto" w:sz="4"/>
+          <w:bottom w:val="single" w:color="auto" w:sz="4"/>
+          <w:right w:val="single" w:color="auto" w:sz="4"/>
+          <w:insideH w:val="single" w:color="auto" w:sz="4"/>
+          <w:insideV w:val="single" w:color="auto" w:sz="4"/>
+        </w:tblBorders>
+      </w:tblPr>
+      <w:tblGrid>
+        <w:gridCol w:w="4513"/>
+        <w:gridCol w:w="4513"/>
+      </w:tblGrid>
+      <w:tr>
+        <w:trPr>
+          <w:tblHeader/>
+        </w:trPr>
+        <w:tc>
+          <w:tcPr>
+            <w:shd w:fill="E8EEF5" w:val="clear"/>
+          </w:tcPr>
+          <w:p>
+            <w:r>
+              <w:rPr>
+                <w:b/>
+                <w:bCs/>
+              </w:rPr>
+              <w:t xml:space="preserve">Message</w:t>
+            </w:r>
+          </w:p>
+        </w:tc>
+        <w:tc>
+          <w:tcPr>
+            <w:shd w:fill="E8EEF5" w:val="clear"/>
+          </w:tcPr>
+          <w:p>
+            <w:r>
+              <w:rPr>
+                <w:b/>
+                <w:bCs/>
+              </w:rPr>
+              <w:t xml:space="preserve">What it means</w:t>
+            </w:r>
+          </w:p>
+        </w:tc>
+      </w:tr>
+      <w:tr>
+        <w:tc>
+          <w:p>
+            <w:r>
+              <w:t xml:space="preserve">"a user with that email already exists"</w:t>
+            </w:r>
+          </w:p>
+        </w:tc>
+        <w:tc>
+          <w:p>
+            <w:r>
+              <w:t xml:space="preserve">Someone already has that address. Filter the table to find them.</w:t>
+            </w:r>
+          </w:p>
+        </w:tc>
+      </w:tr>
+      <w:tr>
+        <w:tc>
+          <w:p>
+            <w:r>
+              <w:t xml:space="preserve">"use at least 12 characters"</w:t>
+            </w:r>
+          </w:p>
+        </w:tc>
+        <w:tc>
+          <w:p>
+            <w:r>
+              <w:t xml:space="preserve">The password is too short.</w:t>
+            </w:r>
+          </w:p>
+        </w:tc>
+      </w:tr>
+      <w:tr>
+        <w:tc>
+          <w:p>
+            <w:r>
+              <w:t xml:space="preserve">"you can't remove your own admin access"</w:t>
+            </w:r>
+          </w:p>
+        </w:tc>
+        <w:tc>
+          <w:p>
+            <w:r>
+              <w:t xml:space="preserve">You tried to take Core Admin off yourself, or to deactivate yourself. Ask another Core administrator.</w:t>
+            </w:r>
+          </w:p>
+        </w:tc>
+      </w:tr>
+      <w:tr>
+        <w:tc>
+          <w:p>
+            <w:r>
+              <w:t xml:space="preserve">"this user signs in with Microsoft; unlink them first"</w:t>
+            </w:r>
+          </w:p>
+        </w:tc>
+        <w:tc>
+          <w:p>
+            <w:r>
+              <w:t xml:space="preserve">Passwords can't be set for Microsoft sign-in. Unlink them first if they really need a password.</w:t>
+            </w:r>
+          </w:p>
+        </w:tc>
+      </w:tr>
+      <w:tr>
+        <w:tc>
+          <w:p>
+            <w:r>
+              <w:t xml:space="preserve">"set an email before activating this user"</w:t>
+            </w:r>
+          </w:p>
+        </w:tc>
+        <w:tc>
+          <w:p>
+            <w:r>
+              <w:t xml:space="preserve">The person has no email. Use </w:t>
+            </w:r>
+            <w:r>
+              <w:rPr>
+                <w:b/>
+                <w:bCs/>
+              </w:rPr>
+              <w:t xml:space="preserve">Link and activate</w:t>
+            </w:r>
+            <w:r>
+              <w:t xml:space="preserve">.</w:t>
+            </w:r>
+          </w:p>
+        </w:tc>
+      </w:tr>
+      <w:tr>
+        <w:tc>
+          <w:p>
+            <w:r>
+              <w:t xml:space="preserve">"this user already has an email"</w:t>
+            </w:r>
+          </w:p>
+        </w:tc>
+        <w:tc>
+          <w:p>
+            <w:r>
+              <w:t xml:space="preserve">The person was linked already. Reload the page.</w:t>
+            </w:r>
+          </w:p>
+        </w:tc>
+      </w:tr>
+    </w:tbl>
+    <w:p/>
+    <w:p>
+      <w:pPr>
+        <w:pStyle w:val="Heading1"/>
+      </w:pPr>
+      <w:bookmarkStart w:name="section_3" w:id="3"/>
+      <w:r>
+        <w:t xml:space="preserve">Calendar access</w:t>
+      </w:r>
+      <w:bookmarkEnd w:id="3"/>
+    </w:p>
+    <w:p>
+      <w:pPr>
+        <w:spacing w:after="120"/>
+      </w:pPr>
+      <w:r>
+        <w:rPr>
+          <w:b/>
+          <w:bCs/>
+        </w:rPr>
+        <w:t xml:space="preserve">Who this is for:</w:t>
+      </w:r>
+      <w:r>
+        <w:t xml:space="preserve"> Core administrators (Core.Admin).</w:t>
+      </w:r>
+    </w:p>
+    <w:p>
+      <w:pPr>
+        <w:spacing w:after="120"/>
+      </w:pPr>
+      <w:r>
+        <w:rPr>
+          <w:b/>
+          <w:bCs/>
+        </w:rPr>
+        <w:t xml:space="preserve">Calendar access</w:t>
+      </w:r>
+      <w:r>
+        <w:t xml:space="preserve"> gives staff a Calendar role and the ministries they work for. Calendar administrators and Calendar system administrators use this screen too, but with limits that don't apply to you.</w:t>
+      </w:r>
+    </w:p>
+    <w:p>
+      <w:pPr>
+        <w:spacing w:after="120"/>
+      </w:pPr>
+      <w:r>
+        <w:t xml:space="preserve">The table shows each person's </w:t>
+      </w:r>
+      <w:r>
+        <w:rPr>
+          <w:b/>
+          <w:bCs/>
+        </w:rPr>
+        <w:t xml:space="preserve">Name</w:t>
+      </w:r>
+      <w:r>
+        <w:t xml:space="preserve">, </w:t>
+      </w:r>
+      <w:r>
+        <w:rPr>
+          <w:b/>
+          <w:bCs/>
+        </w:rPr>
+        <w:t xml:space="preserve">Email</w:t>
+      </w:r>
+      <w:r>
+        <w:t xml:space="preserve">, </w:t>
+      </w:r>
+      <w:r>
+        <w:rPr>
+          <w:b/>
+          <w:bCs/>
+        </w:rPr>
+        <w:t xml:space="preserve">Calendar role</w:t>
+      </w:r>
+      <w:r>
+        <w:t xml:space="preserve"> and </w:t>
+      </w:r>
+      <w:r>
+        <w:rPr>
+          <w:b/>
+          <w:bCs/>
+        </w:rPr>
+        <w:t xml:space="preserve">Ministries</w:t>
+      </w:r>
+      <w:r>
+        <w:t xml:space="preserve">. Inactive people are hidden until you tick </w:t>
+      </w:r>
+      <w:r>
+        <w:rPr>
+          <w:b/>
+          <w:bCs/>
+        </w:rPr>
+        <w:t xml:space="preserve">Show inactive users, including those with no email</w:t>
+      </w:r>
+      <w:r>
+        <w:t xml:space="preserve">.</w:t>
+      </w:r>
+    </w:p>
+    <w:p>
+      <w:pPr>
+        <w:pStyle w:val="Heading2"/>
+      </w:pPr>
+      <w:r>
+        <w:t xml:space="preserve">The Calendar roles</w:t>
+      </w:r>
+    </w:p>
+    <w:p>
+      <w:pPr>
+        <w:spacing w:after="120"/>
+      </w:pPr>
+      <w:r>
+        <w:t xml:space="preserve">From lowest to highest: </w:t>
+      </w:r>
+      <w:r>
+        <w:rPr>
+          <w:b/>
+          <w:bCs/>
+        </w:rPr>
+        <w:t xml:space="preserve">Read Only</w:t>
+      </w:r>
+      <w:r>
+        <w:t xml:space="preserve">, </w:t>
+      </w:r>
+      <w:r>
+        <w:rPr>
+          <w:b/>
+          <w:bCs/>
+        </w:rPr>
+        <w:t xml:space="preserve">Editor</w:t>
+      </w:r>
+      <w:r>
+        <w:t xml:space="preserve">, </w:t>
+      </w:r>
+      <w:r>
+        <w:rPr>
+          <w:b/>
+          <w:bCs/>
+        </w:rPr>
+        <w:t xml:space="preserve">Advanced</w:t>
+      </w:r>
+      <w:r>
+        <w:t xml:space="preserve">, </w:t>
+      </w:r>
+      <w:r>
+        <w:rPr>
+          <w:b/>
+          <w:bCs/>
+        </w:rPr>
+        <w:t xml:space="preserve">Administrator</w:t>
+      </w:r>
+      <w:r>
+        <w:t xml:space="preserve">, </w:t>
+      </w:r>
+      <w:r>
+        <w:rPr>
+          <w:b/>
+          <w:bCs/>
+        </w:rPr>
+        <w:t xml:space="preserve">System Administrator</w:t>
+      </w:r>
+      <w:r>
+        <w:t xml:space="preserve">. Each person has one role or </w:t>
+      </w:r>
+      <w:r>
+        <w:rPr>
+          <w:b/>
+          <w:bCs/>
+        </w:rPr>
+        <w:t xml:space="preserve">No Calendar access</w:t>
+      </w:r>
+      <w:r>
+        <w:t xml:space="preserve">. What each role can do in the Calendar is in the Calendar manuals.</w:t>
+      </w:r>
+    </w:p>
+    <w:p>
+      <w:pPr>
+        <w:spacing w:after="120"/>
+      </w:pPr>
+      <w:r>
+        <w:t xml:space="preserve">Members of an HQ organization see every ministry in the Calendar. GCPE Headquarters, GCPE Media Relations and the Office of the Premier are usually HQ. You decide which organizations are HQ on </w:t>
+      </w:r>
+      <w:hyperlink w:history="1" w:anchor="section_4">
+        <w:r>
+          <w:t xml:space="preserve">Organizations</w:t>
+        </w:r>
+      </w:hyperlink>
+      <w:r>
+        <w:t xml:space="preserve">.</w:t>
+      </w:r>
+    </w:p>
+    <w:p>
+      <w:pPr>
+        <w:pStyle w:val="Heading2"/>
+      </w:pPr>
+      <w:r>
+        <w:t xml:space="preserve">Give or change someone's Calendar access</w:t>
+      </w:r>
+    </w:p>
+    <w:p>
+      <w:pPr>
+        <w:spacing w:after="120"/>
+      </w:pPr>
+      <w:r>
+        <w:t xml:space="preserve">The person needs a Hub account first. Add them on </w:t>
+      </w:r>
+      <w:hyperlink w:history="1" w:anchor="section_2">
+        <w:r>
+          <w:t xml:space="preserve">Users</w:t>
+        </w:r>
+      </w:hyperlink>
+      <w:r>
+        <w:t xml:space="preserve"> if they have none.</w:t>
+      </w:r>
+    </w:p>
+    <w:p>
+      <w:pPr>
+        <w:pStyle w:val="ListParagraph"/>
+        <w:numPr>
+          <w:ilvl w:val="0"/>
+          <w:numId w:val="8"/>
+        </w:numPr>
+      </w:pPr>
+      <w:r>
+        <w:t xml:space="preserve">Type part of their name or email in </w:t>
+      </w:r>
+      <w:r>
+        <w:rPr>
+          <w:b/>
+          <w:bCs/>
+        </w:rPr>
+        <w:t xml:space="preserve">Find a user by name or email</w:t>
+      </w:r>
+      <w:r>
+        <w:t xml:space="preserve">.</w:t>
+      </w:r>
+    </w:p>
+    <w:p>
+      <w:pPr>
+        <w:pStyle w:val="ListParagraph"/>
+        <w:numPr>
+          <w:ilvl w:val="0"/>
+          <w:numId w:val="8"/>
+        </w:numPr>
+      </w:pPr>
+      <w:r>
+        <w:t xml:space="preserve">Choose </w:t>
+      </w:r>
+      <w:r>
+        <w:rPr>
+          <w:b/>
+          <w:bCs/>
+        </w:rPr>
+        <w:t xml:space="preserve">Edit</w:t>
+      </w:r>
+      <w:r>
+        <w:t xml:space="preserve"> on their row.</w:t>
+      </w:r>
+    </w:p>
+    <w:p>
+      <w:pPr>
+        <w:pStyle w:val="ListParagraph"/>
+        <w:numPr>
+          <w:ilvl w:val="0"/>
+          <w:numId w:val="8"/>
+        </w:numPr>
+      </w:pPr>
+      <w:r>
+        <w:t xml:space="preserve">Choose their </w:t>
+      </w:r>
+      <w:r>
+        <w:rPr>
+          <w:b/>
+          <w:bCs/>
+        </w:rPr>
+        <w:t xml:space="preserve">Calendar role</w:t>
+      </w:r>
+      <w:r>
+        <w:t xml:space="preserve">.</w:t>
+      </w:r>
+    </w:p>
+    <w:p>
+      <w:pPr>
+        <w:pStyle w:val="ListParagraph"/>
+        <w:numPr>
+          <w:ilvl w:val="0"/>
+          <w:numId w:val="8"/>
+        </w:numPr>
+      </w:pPr>
+      <w:r>
+        <w:t xml:space="preserve">Under </w:t>
+      </w:r>
+      <w:r>
+        <w:rPr>
+          <w:b/>
+          <w:bCs/>
+        </w:rPr>
+        <w:t xml:space="preserve">Ministries</w:t>
+      </w:r>
+      <w:r>
+        <w:t xml:space="preserve">, tick every ministry they work for. HQ organizations are marked "— HQ". A role needs at least one ministry.</w:t>
+      </w:r>
+    </w:p>
+    <w:p>
+      <w:pPr>
+        <w:pStyle w:val="ListParagraph"/>
+        <w:numPr>
+          <w:ilvl w:val="0"/>
+          <w:numId w:val="8"/>
+        </w:numPr>
+      </w:pPr>
+      <w:r>
+        <w:t xml:space="preserve">Choose </w:t>
+      </w:r>
+      <w:r>
+        <w:rPr>
+          <w:b/>
+          <w:bCs/>
+        </w:rPr>
+        <w:t xml:space="preserve">Save Calendar access</w:t>
+      </w:r>
+      <w:r>
+        <w:t xml:space="preserve">. You see "Saved Calendar access for {name}."</w:t>
+      </w:r>
+    </w:p>
+    <w:p>
+      <w:pPr>
+        <w:spacing w:after="120"/>
+      </w:pPr>
+      <w:r>
+        <w:t xml:space="preserve">Saving replaces the person's whole ministry list with what is ticked.</w:t>
+      </w:r>
+    </w:p>
+    <w:p>
+      <w:pPr>
+        <w:pStyle w:val="Heading2"/>
+      </w:pPr>
+      <w:r>
+        <w:t xml:space="preserve">Remove someone's Calendar access</w:t>
+      </w:r>
+    </w:p>
+    <w:p>
+      <w:pPr>
+        <w:pStyle w:val="ListParagraph"/>
+        <w:numPr>
+          <w:ilvl w:val="0"/>
+          <w:numId w:val="9"/>
+        </w:numPr>
+      </w:pPr>
+      <w:r>
+        <w:t xml:space="preserve">Choose </w:t>
+      </w:r>
+      <w:r>
+        <w:rPr>
+          <w:b/>
+          <w:bCs/>
+        </w:rPr>
+        <w:t xml:space="preserve">Edit</w:t>
+      </w:r>
+      <w:r>
+        <w:t xml:space="preserve"> on their row.</w:t>
+      </w:r>
+    </w:p>
+    <w:p>
+      <w:pPr>
+        <w:pStyle w:val="ListParagraph"/>
+        <w:numPr>
+          <w:ilvl w:val="0"/>
+          <w:numId w:val="9"/>
+        </w:numPr>
+      </w:pPr>
+      <w:r>
+        <w:t xml:space="preserve">Choose </w:t>
+      </w:r>
+      <w:r>
+        <w:rPr>
+          <w:b/>
+          <w:bCs/>
+        </w:rPr>
+        <w:t xml:space="preserve">No Calendar access</w:t>
+      </w:r>
+      <w:r>
+        <w:t xml:space="preserve"> in </w:t>
+      </w:r>
+      <w:r>
+        <w:rPr>
+          <w:b/>
+          <w:bCs/>
+        </w:rPr>
+        <w:t xml:space="preserve">Calendar role</w:t>
+      </w:r>
+      <w:r>
+        <w:t xml:space="preserve">.</w:t>
+      </w:r>
+    </w:p>
+    <w:p>
+      <w:pPr>
+        <w:pStyle w:val="ListParagraph"/>
+        <w:numPr>
+          <w:ilvl w:val="0"/>
+          <w:numId w:val="9"/>
+        </w:numPr>
+      </w:pPr>
+      <w:r>
+        <w:t xml:space="preserve">Choose </w:t>
+      </w:r>
+      <w:r>
+        <w:rPr>
+          <w:b/>
+          <w:bCs/>
+        </w:rPr>
+        <w:t xml:space="preserve">Save Calendar access</w:t>
+      </w:r>
+      <w:r>
+        <w:t xml:space="preserve">.</w:t>
+      </w:r>
+    </w:p>
+    <w:p>
+      <w:pPr>
+        <w:pStyle w:val="Heading2"/>
+      </w:pPr>
+      <w:r>
+        <w:t xml:space="preserve">What happens next</w:t>
+      </w:r>
+    </w:p>
+    <w:p>
+      <w:pPr>
+        <w:pStyle w:val="ListParagraph"/>
+        <w:numPr>
+          <w:ilvl w:val="0"/>
+          <w:numId w:val="1"/>
+        </w:numPr>
+      </w:pPr>
+      <w:r>
+        <w:t xml:space="preserve">The change reaches the Calendar within a minute.</w:t>
+      </w:r>
+    </w:p>
+    <w:p>
+      <w:pPr>
+        <w:pStyle w:val="ListParagraph"/>
+        <w:numPr>
+          <w:ilvl w:val="0"/>
+          <w:numId w:val="1"/>
+        </w:numPr>
+      </w:pPr>
+      <w:r>
+        <w:t xml:space="preserve">A person whose role was removed sees "You don't have Calendar access" on their next click in the Calendar. They are not signed out of the Hub.</w:t>
+      </w:r>
+    </w:p>
+    <w:p>
+      <w:pPr>
+        <w:pStyle w:val="ListParagraph"/>
+        <w:numPr>
+          <w:ilvl w:val="0"/>
+          <w:numId w:val="1"/>
+        </w:numPr>
+      </w:pPr>
+      <w:r>
+        <w:t xml:space="preserve">Nobody is emailed.</w:t>
+      </w:r>
+    </w:p>
+    <w:p>
+      <w:pPr>
+        <w:pStyle w:val="Heading2"/>
+      </w:pPr>
+      <w:r>
+        <w:t xml:space="preserve">Limits that apply to other administrators</w:t>
+      </w:r>
+    </w:p>
+    <w:p>
+      <w:pPr>
+        <w:spacing w:after="120"/>
+      </w:pPr>
+      <w:r>
+        <w:t xml:space="preserve">You may change anyone, including yourself. Calendar administrators and Calendar system administrators can't, and the screen shows them a note instead of </w:t>
+      </w:r>
+      <w:r>
+        <w:rPr>
+          <w:b/>
+          <w:bCs/>
+        </w:rPr>
+        <w:t xml:space="preserve">Edit</w:t>
+      </w:r>
+      <w:r>
+        <w:t xml:space="preserve">:</w:t>
+      </w:r>
+    </w:p>
+    <w:p>
+      <w:pPr>
+        <w:pStyle w:val="ListParagraph"/>
+        <w:numPr>
+          <w:ilvl w:val="0"/>
+          <w:numId w:val="1"/>
+        </w:numPr>
+      </w:pPr>
+      <w:r>
+        <w:t xml:space="preserve">"You can't change your own Calendar access."</w:t>
+      </w:r>
+    </w:p>
+    <w:p>
+      <w:pPr>
+        <w:pStyle w:val="ListParagraph"/>
+        <w:numPr>
+          <w:ilvl w:val="0"/>
+          <w:numId w:val="1"/>
+        </w:numPr>
+      </w:pPr>
+      <w:r>
+        <w:t xml:space="preserve">"Only a System Administrator or a Core admin can change this user's access."</w:t>
+      </w:r>
+    </w:p>
+    <w:p>
+      <w:pPr>
+        <w:pStyle w:val="ListParagraph"/>
+        <w:numPr>
+          <w:ilvl w:val="0"/>
+          <w:numId w:val="1"/>
+        </w:numPr>
+      </w:pPr>
+      <w:r>
+        <w:t xml:space="preserve">"Only an HQ Administrator, a System Administrator or a Core admin can change this user's access."</w:t>
+      </w:r>
+    </w:p>
+    <w:p>
+      <w:pPr>
+        <w:pStyle w:val="ListParagraph"/>
+        <w:numPr>
+          <w:ilvl w:val="0"/>
+          <w:numId w:val="1"/>
+        </w:numPr>
+      </w:pPr>
+      <w:r>
+        <w:t xml:space="preserve">"Only a Core admin can give Calendar access to an inactive user who has none."</w:t>
+      </w:r>
+    </w:p>
+    <w:p>
+      <w:pPr>
+        <w:spacing w:after="120"/>
+      </w:pPr>
+      <w:r>
+        <w:t xml:space="preserve">When one of them sends a request like this to you, make the change yourself.</w:t>
+      </w:r>
+    </w:p>
+    <w:p>
+      <w:pPr>
+        <w:pStyle w:val="Heading2"/>
+      </w:pPr>
+      <w:r>
+        <w:t xml:space="preserve">Can't do this?</w:t>
+      </w:r>
+    </w:p>
+    <w:tbl>
+      <w:tblPr>
+        <w:tblW w:type="pct" w:w="5000"/>
+        <w:tblBorders>
+          <w:top w:val="single" w:color="auto" w:sz="4"/>
+          <w:left w:val="single" w:color="auto" w:sz="4"/>
+          <w:bottom w:val="single" w:color="auto" w:sz="4"/>
+          <w:right w:val="single" w:color="auto" w:sz="4"/>
+          <w:insideH w:val="single" w:color="auto" w:sz="4"/>
+          <w:insideV w:val="single" w:color="auto" w:sz="4"/>
+        </w:tblBorders>
+      </w:tblPr>
+      <w:tblGrid>
+        <w:gridCol w:w="4513"/>
+        <w:gridCol w:w="4513"/>
+      </w:tblGrid>
+      <w:tr>
+        <w:trPr>
+          <w:tblHeader/>
+        </w:trPr>
+        <w:tc>
+          <w:tcPr>
+            <w:shd w:fill="E8EEF5" w:val="clear"/>
+          </w:tcPr>
+          <w:p>
+            <w:r>
+              <w:rPr>
+                <w:b/>
+                <w:bCs/>
+              </w:rPr>
+              <w:t xml:space="preserve">Message</w:t>
+            </w:r>
+          </w:p>
+        </w:tc>
+        <w:tc>
+          <w:tcPr>
+            <w:shd w:fill="E8EEF5" w:val="clear"/>
+          </w:tcPr>
+          <w:p>
+            <w:r>
+              <w:rPr>
+                <w:b/>
+                <w:bCs/>
+              </w:rPr>
+              <w:t xml:space="preserve">What it means</w:t>
+            </w:r>
+          </w:p>
+        </w:tc>
+      </w:tr>
+      <w:tr>
+        <w:tc>
+          <w:p>
+            <w:r>
+              <w:t xml:space="preserve">"choose at least one ministry for a Calendar role"</w:t>
+            </w:r>
+          </w:p>
+        </w:tc>
+        <w:tc>
+          <w:p>
+            <w:r>
+              <w:t xml:space="preserve">Tick a ministry, or choose </w:t>
+            </w:r>
+            <w:r>
+              <w:rPr>
+                <w:b/>
+                <w:bCs/>
+              </w:rPr>
+              <w:t xml:space="preserve">No Calendar access</w:t>
+            </w:r>
+            <w:r>
+              <w:t xml:space="preserve">.</w:t>
+            </w:r>
+          </w:p>
+        </w:tc>
+      </w:tr>
+      <w:tr>
+        <w:tc>
+          <w:p>
+            <w:r>
+              <w:t xml:space="preserve">"unknown or inactive ministry: health"</w:t>
+            </w:r>
+          </w:p>
+        </w:tc>
+        <w:tc>
+          <w:p>
+            <w:r>
+              <w:t xml:space="preserve">The named ministry (shown by its short web name) was deactivated while you were editing. Untick it. A person who already had a deactivated ministry keeps it when you save.</w:t>
+            </w:r>
+          </w:p>
+        </w:tc>
+      </w:tr>
+    </w:tbl>
+    <w:p/>
+    <w:p>
+      <w:pPr>
+        <w:pStyle w:val="Heading1"/>
+      </w:pPr>
+      <w:bookmarkStart w:name="section_4" w:id="4"/>
+      <w:r>
+        <w:t xml:space="preserve">Organizations</w:t>
+      </w:r>
+      <w:bookmarkEnd w:id="4"/>
+    </w:p>
+    <w:p>
+      <w:pPr>
+        <w:spacing w:after="120"/>
+      </w:pPr>
+      <w:r>
+        <w:rPr>
+          <w:b/>
+          <w:bCs/>
+        </w:rPr>
+        <w:t xml:space="preserve">Who this is for:</w:t>
+      </w:r>
+      <w:r>
+        <w:t xml:space="preserve"> Core administrators (Core.Admin).</w:t>
+      </w:r>
+    </w:p>
+    <w:p>
+      <w:pPr>
+        <w:spacing w:after="120"/>
+      </w:pPr>
+      <w:r>
+        <w:rPr>
+          <w:b/>
+          <w:bCs/>
+        </w:rPr>
+        <w:t xml:space="preserve">Organizations</w:t>
+      </w:r>
+      <w:r>
+        <w:t xml:space="preserve"> holds every ministry: its name, minister, media contacts and page links, and the settings that decide who sees it. Site editors also open this screen, but they can only edit a ministry's details. Adding, deactivating, handing over and the </w:t>
+      </w:r>
+      <w:r>
+        <w:rPr>
+          <w:b/>
+          <w:bCs/>
+        </w:rPr>
+        <w:t xml:space="preserve">HQ</w:t>
+      </w:r>
+      <w:r>
+        <w:t xml:space="preserve"> and </w:t>
+      </w:r>
+      <w:r>
+        <w:rPr>
+          <w:b/>
+          <w:bCs/>
+        </w:rPr>
+        <w:t xml:space="preserve">Public</w:t>
+      </w:r>
+      <w:r>
+        <w:t xml:space="preserve"> settings are yours alone.</w:t>
+      </w:r>
+    </w:p>
+    <w:p>
+      <w:pPr>
+        <w:spacing w:after="120"/>
+      </w:pPr>
+      <w:r>
+        <w:t xml:space="preserve">The table shows each ministry's </w:t>
+      </w:r>
+      <w:r>
+        <w:rPr>
+          <w:b/>
+          <w:bCs/>
+        </w:rPr>
+        <w:t xml:space="preserve">Name</w:t>
+      </w:r>
+      <w:r>
+        <w:t xml:space="preserve">, </w:t>
+      </w:r>
+      <w:r>
+        <w:rPr>
+          <w:b/>
+          <w:bCs/>
+        </w:rPr>
+        <w:t xml:space="preserve">Abbreviation</w:t>
+      </w:r>
+      <w:r>
+        <w:t xml:space="preserve">, </w:t>
+      </w:r>
+      <w:r>
+        <w:rPr>
+          <w:b/>
+          <w:bCs/>
+        </w:rPr>
+        <w:t xml:space="preserve">Minister</w:t>
+      </w:r>
+      <w:r>
+        <w:t xml:space="preserve">, </w:t>
+      </w:r>
+      <w:r>
+        <w:rPr>
+          <w:b/>
+          <w:bCs/>
+        </w:rPr>
+        <w:t xml:space="preserve">Active</w:t>
+      </w:r>
+      <w:r>
+        <w:t xml:space="preserve">, </w:t>
+      </w:r>
+      <w:r>
+        <w:rPr>
+          <w:b/>
+          <w:bCs/>
+        </w:rPr>
+        <w:t xml:space="preserve">HQ</w:t>
+      </w:r>
+      <w:r>
+        <w:t xml:space="preserve"> and </w:t>
+      </w:r>
+      <w:r>
+        <w:rPr>
+          <w:b/>
+          <w:bCs/>
+        </w:rPr>
+        <w:t xml:space="preserve">Public</w:t>
+      </w:r>
+      <w:r>
+        <w:t xml:space="preserve">. A ministry that isn't public has a "Not public" badge. Inactive ministries are hidden until you tick </w:t>
+      </w:r>
+      <w:r>
+        <w:rPr>
+          <w:b/>
+          <w:bCs/>
+        </w:rPr>
+        <w:t xml:space="preserve">Show inactive organizations</w:t>
+      </w:r>
+      <w:r>
+        <w:t xml:space="preserve">.</w:t>
+      </w:r>
+    </w:p>
+    <w:p>
+      <w:pPr>
+        <w:spacing w:after="120"/>
+      </w:pPr>
+      <w:r>
+        <w:t xml:space="preserve">For a new cabinet, prepare all the ministry changes together on </w:t>
+      </w:r>
+      <w:hyperlink w:history="1" w:anchor="section_5">
+        <w:r>
+          <w:t xml:space="preserve">Cabinet change</w:t>
+        </w:r>
+      </w:hyperlink>
+      <w:r>
+        <w:t xml:space="preserve"> instead of one at a time here.</w:t>
+      </w:r>
+    </w:p>
+    <w:p>
+      <w:pPr>
+        <w:pStyle w:val="Heading2"/>
+      </w:pPr>
+      <w:r>
+        <w:t xml:space="preserve">Edit a ministry</w:t>
+      </w:r>
+    </w:p>
+    <w:p>
+      <w:pPr>
+        <w:pStyle w:val="ListParagraph"/>
+        <w:numPr>
+          <w:ilvl w:val="0"/>
+          <w:numId w:val="10"/>
+        </w:numPr>
+      </w:pPr>
+      <w:r>
+        <w:t xml:space="preserve">Choose </w:t>
+      </w:r>
+      <w:r>
+        <w:rPr>
+          <w:b/>
+          <w:bCs/>
+        </w:rPr>
+        <w:t xml:space="preserve">Edit</w:t>
+      </w:r>
+      <w:r>
+        <w:t xml:space="preserve"> on the ministry's row. The form opens above the table.</w:t>
+      </w:r>
+    </w:p>
+    <w:p>
+      <w:pPr>
+        <w:pStyle w:val="ListParagraph"/>
+        <w:numPr>
+          <w:ilvl w:val="0"/>
+          <w:numId w:val="10"/>
+        </w:numPr>
+      </w:pPr>
+      <w:r>
+        <w:t xml:space="preserve">Change what you need:</w:t>
+      </w:r>
+    </w:p>
+    <w:p>
+      <w:pPr>
+        <w:pStyle w:val="ListParagraph"/>
+        <w:numPr>
+          <w:ilvl w:val="1"/>
+          <w:numId w:val="1"/>
+        </w:numPr>
+      </w:pPr>
+      <w:r>
+        <w:rPr>
+          <w:b/>
+          <w:bCs/>
+        </w:rPr>
+        <w:t xml:space="preserve">Ministry name (required)</w:t>
+      </w:r>
+      <w:r>
+        <w:t xml:space="preserve"> and </w:t>
+      </w:r>
+      <w:r>
+        <w:rPr>
+          <w:b/>
+          <w:bCs/>
+        </w:rPr>
+        <w:t xml:space="preserve">Additional display name</w:t>
+      </w:r>
+      <w:r>
+        <w:t xml:space="preserve">, which shows in brackets under the ministry on the Media Contacts page.</w:t>
+      </w:r>
+    </w:p>
+    <w:p>
+      <w:pPr>
+        <w:pStyle w:val="ListParagraph"/>
+        <w:numPr>
+          <w:ilvl w:val="1"/>
+          <w:numId w:val="1"/>
+        </w:numPr>
+      </w:pPr>
+      <w:r>
+        <w:rPr>
+          <w:b/>
+          <w:bCs/>
+        </w:rPr>
+        <w:t xml:space="preserve">Sort order</w:t>
+      </w:r>
+      <w:r>
+        <w:t xml:space="preserve">: a whole number that places the ministry in lists.</w:t>
+      </w:r>
+    </w:p>
+    <w:p>
+      <w:pPr>
+        <w:pStyle w:val="ListParagraph"/>
+        <w:numPr>
+          <w:ilvl w:val="1"/>
+          <w:numId w:val="1"/>
+        </w:numPr>
+      </w:pPr>
+      <w:r>
+        <w:rPr>
+          <w:b/>
+          <w:bCs/>
+        </w:rPr>
+        <w:t xml:space="preserve">Minister name</w:t>
+      </w:r>
+      <w:r>
+        <w:t xml:space="preserve"> (with the title, such as "Honourable Jane Doe"), </w:t>
+      </w:r>
+      <w:r>
+        <w:rPr>
+          <w:b/>
+          <w:bCs/>
+        </w:rPr>
+        <w:t xml:space="preserve">Minister summary</w:t>
+      </w:r>
+      <w:r>
+        <w:t xml:space="preserve">, </w:t>
+      </w:r>
+      <w:r>
+        <w:rPr>
+          <w:b/>
+          <w:bCs/>
+        </w:rPr>
+        <w:t xml:space="preserve">Minister email</w:t>
+      </w:r>
+      <w:r>
+        <w:t xml:space="preserve"> and </w:t>
+      </w:r>
+      <w:r>
+        <w:rPr>
+          <w:b/>
+          <w:bCs/>
+        </w:rPr>
+        <w:t xml:space="preserve">Minister photo URL</w:t>
+      </w:r>
+      <w:r>
+        <w:t xml:space="preserve">. Upload the photo under </w:t>
+      </w:r>
+      <w:r>
+        <w:rPr>
+          <w:b/>
+          <w:bCs/>
+        </w:rPr>
+        <w:t xml:space="preserve">Website</w:t>
+      </w:r>
+      <w:r>
+        <w:t xml:space="preserve"> &gt; </w:t>
+      </w:r>
+      <w:r>
+        <w:rPr>
+          <w:b/>
+          <w:bCs/>
+        </w:rPr>
+        <w:t xml:space="preserve">Files</w:t>
+      </w:r>
+      <w:r>
+        <w:t xml:space="preserve"> first, then paste its address. A preview appears once the address starts with https://.</w:t>
+      </w:r>
+    </w:p>
+    <w:p>
+      <w:pPr>
+        <w:pStyle w:val="ListParagraph"/>
+        <w:numPr>
+          <w:ilvl w:val="1"/>
+          <w:numId w:val="1"/>
+        </w:numPr>
+      </w:pPr>
+      <w:r>
+        <w:rPr>
+          <w:b/>
+          <w:bCs/>
+        </w:rPr>
+        <w:t xml:space="preserve">Minister biography</w:t>
+      </w:r>
+      <w:r>
+        <w:t xml:space="preserve">: shown on the minister's biography page, linked as Read Bio. </w:t>
+      </w:r>
+      <w:r>
+        <w:rPr>
+          <w:b/>
+          <w:bCs/>
+        </w:rPr>
+        <w:t xml:space="preserve">Clear the biography</w:t>
+      </w:r>
+      <w:r>
+        <w:t xml:space="preserve"> removes that page. After you rename the minister, a note warns "The biography still describes the previous minister."</w:t>
+      </w:r>
+    </w:p>
+    <w:p>
+      <w:pPr>
+        <w:pStyle w:val="ListParagraph"/>
+        <w:numPr>
+          <w:ilvl w:val="1"/>
+          <w:numId w:val="1"/>
+        </w:numPr>
+      </w:pPr>
+      <w:r>
+        <w:rPr>
+          <w:b/>
+          <w:bCs/>
+        </w:rPr>
+        <w:t xml:space="preserve">Meet the Team links</w:t>
+      </w:r>
+      <w:r>
+        <w:t xml:space="preserve">, </w:t>
+      </w:r>
+      <w:r>
+        <w:rPr>
+          <w:b/>
+          <w:bCs/>
+        </w:rPr>
+        <w:t xml:space="preserve">Media contacts</w:t>
+      </w:r>
+      <w:r>
+        <w:t xml:space="preserve"> (</w:t>
+      </w:r>
+      <w:r>
+        <w:rPr>
+          <w:b/>
+          <w:bCs/>
+        </w:rPr>
+        <w:t xml:space="preserve">Primary contact</w:t>
+      </w:r>
+      <w:r>
+        <w:t xml:space="preserve">, </w:t>
+      </w:r>
+      <w:r>
+        <w:rPr>
+          <w:b/>
+          <w:bCs/>
+        </w:rPr>
+        <w:t xml:space="preserve">Alternate contact</w:t>
+      </w:r>
+      <w:r>
+        <w:t xml:space="preserve">, </w:t>
+      </w:r>
+      <w:r>
+        <w:rPr>
+          <w:b/>
+          <w:bCs/>
+        </w:rPr>
+        <w:t xml:space="preserve">After-hours phone</w:t>
+      </w:r>
+      <w:r>
+        <w:t xml:space="preserve">) and </w:t>
+      </w:r>
+      <w:r>
+        <w:rPr>
+          <w:b/>
+          <w:bCs/>
+        </w:rPr>
+        <w:t xml:space="preserve">Ministry page links</w:t>
+      </w:r>
+      <w:r>
+        <w:t xml:space="preserve"> (</w:t>
+      </w:r>
+      <w:r>
+        <w:rPr>
+          <w:b/>
+          <w:bCs/>
+        </w:rPr>
+        <w:t xml:space="preserve">Ministry website</w:t>
+      </w:r>
+      <w:r>
+        <w:t xml:space="preserve">, </w:t>
+      </w:r>
+      <w:r>
+        <w:rPr>
+          <w:b/>
+          <w:bCs/>
+        </w:rPr>
+        <w:t xml:space="preserve">Photos (Flickr) address</w:t>
+      </w:r>
+      <w:r>
+        <w:t xml:space="preserve">, </w:t>
+      </w:r>
+      <w:r>
+        <w:rPr>
+          <w:b/>
+          <w:bCs/>
+        </w:rPr>
+        <w:t xml:space="preserve">Videos (YouTube) address</w:t>
+      </w:r>
+      <w:r>
+        <w:t xml:space="preserve">, </w:t>
+      </w:r>
+      <w:r>
+        <w:rPr>
+          <w:b/>
+          <w:bCs/>
+        </w:rPr>
+        <w:t xml:space="preserve">Featured Topics</w:t>
+      </w:r>
+      <w:r>
+        <w:t xml:space="preserve">, </w:t>
+      </w:r>
+      <w:r>
+        <w:rPr>
+          <w:b/>
+          <w:bCs/>
+        </w:rPr>
+        <w:t xml:space="preserve">Featured Services</w:t>
+      </w:r>
+      <w:r>
+        <w:t xml:space="preserve">).</w:t>
+      </w:r>
+    </w:p>
+    <w:p>
+      <w:pPr>
+        <w:pStyle w:val="ListParagraph"/>
+        <w:numPr>
+          <w:ilvl w:val="1"/>
+          <w:numId w:val="1"/>
+        </w:numPr>
+      </w:pPr>
+      <w:r>
+        <w:t xml:space="preserve">Only you see the last three fields: </w:t>
+      </w:r>
+      <w:r>
+        <w:rPr>
+          <w:b/>
+          <w:bCs/>
+        </w:rPr>
+        <w:t xml:space="preserve">Abbreviation</w:t>
+      </w:r>
+      <w:r>
+        <w:t xml:space="preserve">, </w:t>
+      </w:r>
+      <w:r>
+        <w:rPr>
+          <w:b/>
+          <w:bCs/>
+        </w:rPr>
+        <w:t xml:space="preserve">Parent ministry</w:t>
+      </w:r>
+      <w:r>
+        <w:t xml:space="preserve"> and </w:t>
+      </w:r>
+      <w:r>
+        <w:rPr>
+          <w:b/>
+          <w:bCs/>
+        </w:rPr>
+        <w:t xml:space="preserve">Active</w:t>
+      </w:r>
+      <w:r>
+        <w:t xml:space="preserve">.</w:t>
+      </w:r>
+    </w:p>
+    <w:p>
+      <w:pPr>
+        <w:pStyle w:val="ListParagraph"/>
+        <w:numPr>
+          <w:ilvl w:val="0"/>
+          <w:numId w:val="10"/>
+        </w:numPr>
+      </w:pPr>
+      <w:r>
+        <w:t xml:space="preserve">Choose </w:t>
+      </w:r>
+      <w:r>
+        <w:rPr>
+          <w:b/>
+          <w:bCs/>
+        </w:rPr>
+        <w:t xml:space="preserve">Save</w:t>
+      </w:r>
+      <w:r>
+        <w:t xml:space="preserve">. You see "Saved. The public Ministries page updates when the site next rebuilds."</w:t>
+      </w:r>
+    </w:p>
+    <w:p>
+      <w:pPr>
+        <w:spacing w:after="120"/>
+      </w:pPr>
+      <w:r>
+        <w:t xml:space="preserve">The public page shows the alternate contact only when there is a primary contact.</w:t>
+      </w:r>
+    </w:p>
+    <w:p>
+      <w:pPr>
+        <w:pStyle w:val="Heading3"/>
+      </w:pPr>
+      <w:r>
+        <w:t xml:space="preserve">The abbreviation</w:t>
+      </w:r>
+    </w:p>
+    <w:p>
+      <w:pPr>
+        <w:spacing w:after="120"/>
+      </w:pPr>
+      <w:r>
+        <w:t xml:space="preserve">Every release number contains the lead ministry's abbreviation, as in 2026HLTH0001. Use 2 to 10 capital letters or digits. No two active ministries may share one. A release can't be approved until its lead ministry has an abbreviation: release editors see "The lead ministry has no abbreviation in Core; add one before approving." Changing it affects only releases approved from then on.</w:t>
+      </w:r>
+    </w:p>
+    <w:p>
+      <w:pPr>
+        <w:pStyle w:val="Heading2"/>
+      </w:pPr>
+      <w:r>
+        <w:t xml:space="preserve">Add a ministry</w:t>
+      </w:r>
+    </w:p>
+    <w:p>
+      <w:pPr>
+        <w:pStyle w:val="ListParagraph"/>
+        <w:numPr>
+          <w:ilvl w:val="0"/>
+          <w:numId w:val="11"/>
+        </w:numPr>
+      </w:pPr>
+      <w:r>
+        <w:t xml:space="preserve">Choose </w:t>
+      </w:r>
+      <w:r>
+        <w:rPr>
+          <w:b/>
+          <w:bCs/>
+        </w:rPr>
+        <w:t xml:space="preserve">Add ministry</w:t>
+      </w:r>
+      <w:r>
+        <w:t xml:space="preserve">.</w:t>
+      </w:r>
+    </w:p>
+    <w:p>
+      <w:pPr>
+        <w:pStyle w:val="ListParagraph"/>
+        <w:numPr>
+          <w:ilvl w:val="0"/>
+          <w:numId w:val="11"/>
+        </w:numPr>
+      </w:pPr>
+      <w:r>
+        <w:t xml:space="preserve">Enter the </w:t>
+      </w:r>
+      <w:r>
+        <w:rPr>
+          <w:b/>
+          <w:bCs/>
+        </w:rPr>
+        <w:t xml:space="preserve">Ministry name (required)</w:t>
+      </w:r>
+      <w:r>
+        <w:t xml:space="preserve">. Below it you see the public web address made from the name, such as "Web address: /site/ministries/health/". The web address can't be changed later, even if you rename the ministry.</w:t>
+      </w:r>
+    </w:p>
+    <w:p>
+      <w:pPr>
+        <w:pStyle w:val="ListParagraph"/>
+        <w:numPr>
+          <w:ilvl w:val="0"/>
+          <w:numId w:val="11"/>
+        </w:numPr>
+      </w:pPr>
+      <w:r>
+        <w:t xml:space="preserve">Enter the </w:t>
+      </w:r>
+      <w:r>
+        <w:rPr>
+          <w:b/>
+          <w:bCs/>
+        </w:rPr>
+        <w:t xml:space="preserve">Abbreviation</w:t>
+      </w:r>
+      <w:r>
+        <w:t xml:space="preserve"> if you have it.</w:t>
+      </w:r>
+    </w:p>
+    <w:p>
+      <w:pPr>
+        <w:pStyle w:val="ListParagraph"/>
+        <w:numPr>
+          <w:ilvl w:val="0"/>
+          <w:numId w:val="11"/>
+        </w:numPr>
+      </w:pPr>
+      <w:r>
+        <w:t xml:space="preserve">Choose </w:t>
+      </w:r>
+      <w:r>
+        <w:rPr>
+          <w:b/>
+          <w:bCs/>
+        </w:rPr>
+        <w:t xml:space="preserve">Create ministry</w:t>
+      </w:r>
+      <w:r>
+        <w:t xml:space="preserve">. The edit form opens so you can fill in the minister and contacts.</w:t>
+      </w:r>
+    </w:p>
+    <w:p>
+      <w:pPr>
+        <w:pStyle w:val="Heading2"/>
+      </w:pPr>
+      <w:r>
+        <w:t xml:space="preserve">Decide who sees a ministry</w:t>
+      </w:r>
+    </w:p>
+    <w:p>
+      <w:pPr>
+        <w:spacing w:after="120"/>
+      </w:pPr>
+      <w:r>
+        <w:t xml:space="preserve">Tick or untick the boxes on the ministry's row. Each change saves at once and shows "Saved".</w:t>
+      </w:r>
+    </w:p>
+    <w:p>
+      <w:pPr>
+        <w:pStyle w:val="ListParagraph"/>
+        <w:numPr>
+          <w:ilvl w:val="0"/>
+          <w:numId w:val="1"/>
+        </w:numPr>
+      </w:pPr>
+      <w:r>
+        <w:rPr>
+          <w:b/>
+          <w:bCs/>
+        </w:rPr>
+        <w:t xml:space="preserve">Public</w:t>
+      </w:r>
+      <w:r>
+        <w:t xml:space="preserve"> ticked: the ministry is on the public ministry list and the subscribe page. Unticking asks "Remove {ministry} from the public site?" Choose </w:t>
+      </w:r>
+      <w:r>
+        <w:rPr>
+          <w:b/>
+          <w:bCs/>
+        </w:rPr>
+        <w:t xml:space="preserve">Remove from public site</w:t>
+      </w:r>
+      <w:r>
+        <w:t xml:space="preserve"> to confirm.</w:t>
+      </w:r>
+    </w:p>
+    <w:p>
+      <w:pPr>
+        <w:pStyle w:val="ListParagraph"/>
+        <w:numPr>
+          <w:ilvl w:val="0"/>
+          <w:numId w:val="1"/>
+        </w:numPr>
+      </w:pPr>
+      <w:r>
+        <w:rPr>
+          <w:b/>
+          <w:bCs/>
+        </w:rPr>
+        <w:t xml:space="preserve">HQ</w:t>
+      </w:r>
+      <w:r>
+        <w:t xml:space="preserve"> ticked: everyone in this organization sees every ministry in the Corporate Calendar and gets its HQ-only fields and actions. Ticking asks "Make {ministry} an HQ organization?" Choose </w:t>
+      </w:r>
+      <w:r>
+        <w:rPr>
+          <w:b/>
+          <w:bCs/>
+        </w:rPr>
+        <w:t xml:space="preserve">Make HQ</w:t>
+      </w:r>
+      <w:r>
+        <w:t xml:space="preserve"> to confirm. Unticking takes that view away from every member at once.</w:t>
+      </w:r>
+    </w:p>
+    <w:p>
+      <w:pPr>
+        <w:pStyle w:val="Heading2"/>
+      </w:pPr>
+      <w:r>
+        <w:t xml:space="preserve">Deactivate a ministry, or hand it over to another</w:t>
+      </w:r>
+    </w:p>
+    <w:p>
+      <w:pPr>
+        <w:spacing w:after="120"/>
+      </w:pPr>
+      <w:r>
+        <w:t xml:space="preserve">Use a hand-over when a ministry is replaced: merged, split or renamed into a new one. A plain rename needs no hand-over: change the name with </w:t>
+      </w:r>
+      <w:r>
+        <w:rPr>
+          <w:b/>
+          <w:bCs/>
+        </w:rPr>
+        <w:t xml:space="preserve">Edit</w:t>
+      </w:r>
+      <w:r>
+        <w:t xml:space="preserve">. The web address, subscribers and history stay.</w:t>
+      </w:r>
+    </w:p>
+    <w:p>
+      <w:pPr>
+        <w:pStyle w:val="ListParagraph"/>
+        <w:numPr>
+          <w:ilvl w:val="0"/>
+          <w:numId w:val="12"/>
+        </w:numPr>
+      </w:pPr>
+      <w:r>
+        <w:t xml:space="preserve">Choose </w:t>
+      </w:r>
+      <w:r>
+        <w:rPr>
+          <w:b/>
+          <w:bCs/>
+        </w:rPr>
+        <w:t xml:space="preserve">Deactivate</w:t>
+      </w:r>
+      <w:r>
+        <w:t xml:space="preserve"> on the ministry's row. A panel titled "Deactivate {ministry}" opens.</w:t>
+      </w:r>
+    </w:p>
+    <w:p>
+      <w:pPr>
+        <w:pStyle w:val="ListParagraph"/>
+        <w:numPr>
+          <w:ilvl w:val="0"/>
+          <w:numId w:val="12"/>
+        </w:numPr>
+      </w:pPr>
+      <w:r>
+        <w:t xml:space="preserve">In </w:t>
+      </w:r>
+      <w:r>
+        <w:rPr>
+          <w:b/>
+          <w:bCs/>
+        </w:rPr>
+        <w:t xml:space="preserve">Has a successor?</w:t>
+      </w:r>
+      <w:r>
+        <w:t xml:space="preserve">, choose the ministry that takes over its work. For a split, choose </w:t>
+      </w:r>
+      <w:r>
+        <w:rPr>
+          <w:b/>
+          <w:bCs/>
+        </w:rPr>
+        <w:t xml:space="preserve">Add another successor</w:t>
+      </w:r>
+      <w:r>
+        <w:t xml:space="preserve"> and pick the next one. Staff, Calendar activities and draft releases go to the first successor.</w:t>
+      </w:r>
+    </w:p>
+    <w:p>
+      <w:pPr>
+        <w:pStyle w:val="ListParagraph"/>
+        <w:numPr>
+          <w:ilvl w:val="0"/>
+          <w:numId w:val="12"/>
+        </w:numPr>
+      </w:pPr>
+      <w:r>
+        <w:t xml:space="preserve">Under "What moves to {successor}", untick anything that should stay behind. Each box shows how many it moves:</w:t>
+      </w:r>
+    </w:p>
+    <w:p>
+      <w:pPr>
+        <w:pStyle w:val="ListParagraph"/>
+        <w:numPr>
+          <w:ilvl w:val="1"/>
+          <w:numId w:val="1"/>
+        </w:numPr>
+      </w:pPr>
+      <w:r>
+        <w:t xml:space="preserve">"Send {ministry}'s web pages to {successor}" is always on.</w:t>
+      </w:r>
+    </w:p>
+    <w:p>
+      <w:pPr>
+        <w:pStyle w:val="ListParagraph"/>
+        <w:numPr>
+          <w:ilvl w:val="1"/>
+          <w:numId w:val="1"/>
+        </w:numPr>
+      </w:pPr>
+      <w:r>
+        <w:t xml:space="preserve">"Move {n} subscribers to {successors}." Subscribers are added to every successor.</w:t>
+      </w:r>
+    </w:p>
+    <w:p>
+      <w:pPr>
+        <w:pStyle w:val="ListParagraph"/>
+        <w:numPr>
+          <w:ilvl w:val="1"/>
+          <w:numId w:val="1"/>
+        </w:numPr>
+      </w:pPr>
+      <w:r>
+        <w:t xml:space="preserve">"Move {n} staff from {ministry} to {successor}."</w:t>
+      </w:r>
+    </w:p>
+    <w:p>
+      <w:pPr>
+        <w:pStyle w:val="ListParagraph"/>
+        <w:numPr>
+          <w:ilvl w:val="1"/>
+          <w:numId w:val="1"/>
+        </w:numPr>
+      </w:pPr>
+      <w:r>
+        <w:t xml:space="preserve">"Move {n} upcoming Calendar activities and {n} comm contacts to {successor}."</w:t>
+      </w:r>
+    </w:p>
+    <w:p>
+      <w:pPr>
+        <w:pStyle w:val="ListParagraph"/>
+        <w:numPr>
+          <w:ilvl w:val="1"/>
+          <w:numId w:val="1"/>
+        </w:numPr>
+      </w:pPr>
+      <w:r>
+        <w:t xml:space="preserve">"Move {n} draft releases to {successor}." Approved and scheduled releases don't move. They are listed with links so you can change their lead ministry yourself.</w:t>
+      </w:r>
+    </w:p>
+    <w:p>
+      <w:pPr>
+        <w:pStyle w:val="ListParagraph"/>
+        <w:numPr>
+          <w:ilvl w:val="1"/>
+          <w:numId w:val="1"/>
+        </w:numPr>
+      </w:pPr>
+      <w:r>
+        <w:t xml:space="preserve">"Let {successor} use the abbreviation {abbreviation}." This appears when the successor has no abbreviation. If it has one, tick "Replace {successor}'s abbreviation … with …" first.</w:t>
+      </w:r>
+    </w:p>
+    <w:p>
+      <w:pPr>
+        <w:pStyle w:val="ListParagraph"/>
+        <w:numPr>
+          <w:ilvl w:val="0"/>
+          <w:numId w:val="12"/>
+        </w:numPr>
+      </w:pPr>
+      <w:r>
+        <w:t xml:space="preserve">Choose </w:t>
+      </w:r>
+      <w:r>
+        <w:rPr>
+          <w:b/>
+          <w:bCs/>
+        </w:rPr>
+        <w:t xml:space="preserve">Deactivate and hand over</w:t>
+      </w:r>
+      <w:r>
+        <w:t xml:space="preserve">. You see "{ministry} is deactivated. Its pages now send visitors to {successor}. Moves to other services finish shortly."</w:t>
+      </w:r>
+    </w:p>
+    <w:p>
+      <w:pPr>
+        <w:spacing w:after="120"/>
+      </w:pPr>
+      <w:r>
+        <w:t xml:space="preserve">While a count loads it says "counting…". "count unavailable" means it couldn't be loaded; you can still go ahead.</w:t>
+      </w:r>
+    </w:p>
+    <w:p>
+      <w:pPr>
+        <w:spacing w:after="120"/>
+      </w:pPr>
+      <w:r>
+        <w:t xml:space="preserve">To deactivate with nothing moved, leave </w:t>
+      </w:r>
+      <w:r>
+        <w:rPr>
+          <w:b/>
+          <w:bCs/>
+        </w:rPr>
+        <w:t xml:space="preserve">Has a successor?</w:t>
+      </w:r>
+      <w:r>
+        <w:t xml:space="preserve"> at </w:t>
+      </w:r>
+      <w:r>
+        <w:rPr>
+          <w:b/>
+          <w:bCs/>
+        </w:rPr>
+        <w:t xml:space="preserve">No successor</w:t>
+      </w:r>
+      <w:r>
+        <w:t xml:space="preserve"> and choose </w:t>
+      </w:r>
+      <w:r>
+        <w:rPr>
+          <w:b/>
+          <w:bCs/>
+        </w:rPr>
+        <w:t xml:space="preserve">Deactivate</w:t>
+      </w:r>
+      <w:r>
+        <w:t xml:space="preserve">. The panel warns that the ministry disappears from the public site, its subscribers stop receiving news, and they are not moved anywhere. Unticking </w:t>
+      </w:r>
+      <w:r>
+        <w:rPr>
+          <w:b/>
+          <w:bCs/>
+        </w:rPr>
+        <w:t xml:space="preserve">Active</w:t>
+      </w:r>
+      <w:r>
+        <w:t xml:space="preserve"> in the edit form does the same.</w:t>
+      </w:r>
+    </w:p>
+    <w:p>
+      <w:pPr>
+        <w:pStyle w:val="Heading3"/>
+      </w:pPr>
+      <w:r>
+        <w:t xml:space="preserve">Set a successor later</w:t>
+      </w:r>
+    </w:p>
+    <w:p>
+      <w:pPr>
+        <w:spacing w:after="120"/>
+      </w:pPr>
+      <w:r>
+        <w:t xml:space="preserve">For a ministry that is already inactive, tick </w:t>
+      </w:r>
+      <w:r>
+        <w:rPr>
+          <w:b/>
+          <w:bCs/>
+        </w:rPr>
+        <w:t xml:space="preserve">Show inactive organizations</w:t>
+      </w:r>
+      <w:r>
+        <w:t xml:space="preserve"> and choose </w:t>
+      </w:r>
+      <w:r>
+        <w:rPr>
+          <w:b/>
+          <w:bCs/>
+        </w:rPr>
+        <w:t xml:space="preserve">Set successor…</w:t>
+      </w:r>
+      <w:r>
+        <w:t xml:space="preserve"> on its row. The panel works the same way. Choose </w:t>
+      </w:r>
+      <w:r>
+        <w:rPr>
+          <w:b/>
+          <w:bCs/>
+        </w:rPr>
+        <w:t xml:space="preserve">Set successor</w:t>
+      </w:r>
+      <w:r>
+        <w:t xml:space="preserve"> to finish.</w:t>
+      </w:r>
+    </w:p>
+    <w:p>
+      <w:pPr>
+        <w:pStyle w:val="Heading2"/>
+      </w:pPr>
+      <w:r>
+        <w:t xml:space="preserve">Reactivate a ministry</w:t>
+      </w:r>
+    </w:p>
+    <w:p>
+      <w:pPr>
+        <w:pStyle w:val="ListParagraph"/>
+        <w:numPr>
+          <w:ilvl w:val="0"/>
+          <w:numId w:val="13"/>
+        </w:numPr>
+      </w:pPr>
+      <w:r>
+        <w:t xml:space="preserve">Tick </w:t>
+      </w:r>
+      <w:r>
+        <w:rPr>
+          <w:b/>
+          <w:bCs/>
+        </w:rPr>
+        <w:t xml:space="preserve">Show inactive organizations</w:t>
+      </w:r>
+      <w:r>
+        <w:t xml:space="preserve">.</w:t>
+      </w:r>
+    </w:p>
+    <w:p>
+      <w:pPr>
+        <w:pStyle w:val="ListParagraph"/>
+        <w:numPr>
+          <w:ilvl w:val="0"/>
+          <w:numId w:val="13"/>
+        </w:numPr>
+      </w:pPr>
+      <w:r>
+        <w:t xml:space="preserve">Choose </w:t>
+      </w:r>
+      <w:r>
+        <w:rPr>
+          <w:b/>
+          <w:bCs/>
+        </w:rPr>
+        <w:t xml:space="preserve">Reactivate</w:t>
+      </w:r>
+      <w:r>
+        <w:t xml:space="preserve"> on its row. You see "{ministry} is active again."</w:t>
+      </w:r>
+    </w:p>
+    <w:p>
+      <w:pPr>
+        <w:spacing w:after="120"/>
+      </w:pPr>
+      <w:r>
+        <w:t xml:space="preserve">Reactivating stops its pages sending visitors to the successor. It does not move anyone back. It also doesn't change </w:t>
+      </w:r>
+      <w:r>
+        <w:rPr>
+          <w:b/>
+          <w:bCs/>
+        </w:rPr>
+        <w:t xml:space="preserve">Public</w:t>
+      </w:r>
+      <w:r>
+        <w:t xml:space="preserve">: if you see "It isn't public: tick Public to list it on the public site.", tick </w:t>
+      </w:r>
+      <w:r>
+        <w:rPr>
+          <w:b/>
+          <w:bCs/>
+        </w:rPr>
+        <w:t xml:space="preserve">Public</w:t>
+      </w:r>
+      <w:r>
+        <w:t xml:space="preserve"> when it should be listed.</w:t>
+      </w:r>
+    </w:p>
+    <w:p>
+      <w:pPr>
+        <w:pStyle w:val="Heading2"/>
+      </w:pPr>
+      <w:r>
+        <w:t xml:space="preserve">What happens next</w:t>
+      </w:r>
+    </w:p>
+    <w:p>
+      <w:pPr>
+        <w:pStyle w:val="ListParagraph"/>
+        <w:numPr>
+          <w:ilvl w:val="0"/>
+          <w:numId w:val="1"/>
+        </w:numPr>
+      </w:pPr>
+      <w:r>
+        <w:t xml:space="preserve">Saved details reach the public Ministries page when the site next rebuilds.</w:t>
+      </w:r>
+    </w:p>
+    <w:p>
+      <w:pPr>
+        <w:pStyle w:val="ListParagraph"/>
+        <w:numPr>
+          <w:ilvl w:val="0"/>
+          <w:numId w:val="1"/>
+        </w:numPr>
+      </w:pPr>
+      <w:r>
+        <w:t xml:space="preserve">After a hand-over, the old ministry's public web addresses send visitors to the successor. If the successor is later handed over too, the old addresses go straight to the newest ministry.</w:t>
+      </w:r>
+    </w:p>
+    <w:p>
+      <w:pPr>
+        <w:pStyle w:val="ListParagraph"/>
+        <w:numPr>
+          <w:ilvl w:val="0"/>
+          <w:numId w:val="1"/>
+        </w:numPr>
+      </w:pPr>
+      <w:r>
+        <w:t xml:space="preserve">Subscribers, staff, Calendar activities and drafts move in the background shortly after. If they haven't moved after a few minutes, tell the support team.</w:t>
+      </w:r>
+    </w:p>
+    <w:p>
+      <w:pPr>
+        <w:pStyle w:val="ListParagraph"/>
+        <w:numPr>
+          <w:ilvl w:val="0"/>
+          <w:numId w:val="1"/>
+        </w:numPr>
+      </w:pPr>
+      <w:r>
+        <w:t xml:space="preserve">A deactivated ministry can't be added to anyone's Calendar access. People who already have it keep it.</w:t>
+      </w:r>
+    </w:p>
+    <w:p>
+      <w:pPr>
+        <w:pStyle w:val="Heading2"/>
+      </w:pPr>
+      <w:r>
+        <w:t xml:space="preserve">Can't do this?</w:t>
+      </w:r>
+    </w:p>
+    <w:tbl>
+      <w:tblPr>
+        <w:tblW w:type="pct" w:w="5000"/>
+        <w:tblBorders>
+          <w:top w:val="single" w:color="auto" w:sz="4"/>
+          <w:left w:val="single" w:color="auto" w:sz="4"/>
+          <w:bottom w:val="single" w:color="auto" w:sz="4"/>
+          <w:right w:val="single" w:color="auto" w:sz="4"/>
+          <w:insideH w:val="single" w:color="auto" w:sz="4"/>
+          <w:insideV w:val="single" w:color="auto" w:sz="4"/>
+        </w:tblBorders>
+      </w:tblPr>
+      <w:tblGrid>
+        <w:gridCol w:w="4513"/>
+        <w:gridCol w:w="4513"/>
+      </w:tblGrid>
+      <w:tr>
+        <w:trPr>
+          <w:tblHeader/>
+        </w:trPr>
+        <w:tc>
+          <w:tcPr>
+            <w:shd w:fill="E8EEF5" w:val="clear"/>
+          </w:tcPr>
+          <w:p>
+            <w:r>
+              <w:rPr>
+                <w:b/>
+                <w:bCs/>
+              </w:rPr>
+              <w:t xml:space="preserve">Message</w:t>
+            </w:r>
+          </w:p>
+        </w:tc>
+        <w:tc>
+          <w:tcPr>
+            <w:shd w:fill="E8EEF5" w:val="clear"/>
+          </w:tcPr>
+          <w:p>
+            <w:r>
+              <w:rPr>
+                <w:b/>
+                <w:bCs/>
+              </w:rPr>
+              <w:t xml:space="preserve">What it means</w:t>
+            </w:r>
+          </w:p>
+        </w:tc>
+      </w:tr>
+      <w:tr>
+        <w:tc>
+          <w:p>
+            <w:r>
+              <w:t xml:space="preserve">"No changes to save."</w:t>
+            </w:r>
+          </w:p>
+        </w:tc>
+        <w:tc>
+          <w:p>
+            <w:r>
+              <w:t xml:space="preserve">Nothing in the form changed.</w:t>
+            </w:r>
+          </w:p>
+        </w:tc>
+      </w:tr>
+      <w:tr>
+        <w:tc>
+          <w:p>
+            <w:r>
+              <w:t xml:space="preserve">"That abbreviation is already used by {ministry}."</w:t>
+            </w:r>
+          </w:p>
+        </w:tc>
+        <w:tc>
+          <w:p>
+            <w:r>
+              <w:t xml:space="preserve">Another active ministry has it. Choose another, or change that ministry's first.</w:t>
+            </w:r>
+          </w:p>
+        </w:tc>
+      </w:tr>
+      <w:tr>
+        <w:tc>
+          <w:p>
+            <w:r>
+              <w:t xml:space="preserve">"Use 2 to 10 capital letters or digits, e.g. HLTH."</w:t>
+            </w:r>
+          </w:p>
+        </w:tc>
+        <w:tc>
+          <w:p>
+            <w:r>
+              <w:t xml:space="preserve">The abbreviation has the wrong form.</w:t>
+            </w:r>
+          </w:p>
+        </w:tc>
+      </w:tr>
+      <w:tr>
+        <w:tc>
+          <w:p>
+            <w:r>
+              <w:t xml:space="preserve">"A ministry with this name already exists ({web name})."</w:t>
+            </w:r>
+          </w:p>
+        </w:tc>
+        <w:tc>
+          <w:p>
+            <w:r>
+              <w:t xml:space="preserve">Use a different name, or edit the existing ministry.</w:t>
+            </w:r>
+          </w:p>
+        </w:tc>
+      </w:tr>
+      <w:tr>
+        <w:tc>
+          <w:p>
+            <w:r>
+              <w:t xml:space="preserve">"{ministry} already exists but is inactive. Use Reactivate on its row."</w:t>
+            </w:r>
+          </w:p>
+        </w:tc>
+        <w:tc>
+          <w:p>
+            <w:r>
+              <w:t xml:space="preserve">Reactivate it instead of adding it again.</w:t>
+            </w:r>
+          </w:p>
+        </w:tc>
+      </w:tr>
+      <w:tr>
+        <w:tc>
+          <w:p>
+            <w:r>
+              <w:t xml:space="preserve">"Use at least one letter or number in the name."</w:t>
+            </w:r>
+          </w:p>
+        </w:tc>
+        <w:tc>
+          <w:p>
+            <w:r>
+              <w:t xml:space="preserve">The name has no letters or digits to make a web address from.</w:t>
+            </w:r>
+          </w:p>
+        </w:tc>
+      </w:tr>
+      <w:tr>
+        <w:tc>
+          <w:p>
+            <w:r>
+              <w:t xml:space="preserve">"{third ministry} already uses the abbreviation {abbreviation}. Untick …"</w:t>
+            </w:r>
+          </w:p>
+        </w:tc>
+        <w:tc>
+          <w:p>
+            <w:r>
+              <w:t xml:space="preserve">During a hand-over, a third ministry holds the old abbreviation. Untick "Let {successor} use the abbreviation" or change that ministry's abbreviation first.</w:t>
+            </w:r>
+          </w:p>
+        </w:tc>
+      </w:tr>
+      <w:tr>
+        <w:tc>
+          <w:p>
+            <w:r>
+              <w:t xml:space="preserve">"{ministry} can't be reactivated while {successor} uses its abbreviation …"</w:t>
+            </w:r>
+          </w:p>
+        </w:tc>
+        <w:tc>
+          <w:p>
+            <w:r>
+              <w:t xml:space="preserve">The successor took the abbreviation. Give one of them a different abbreviation first.</w:t>
+            </w:r>
+          </w:p>
+        </w:tc>
+      </w:tr>
+      <w:tr>
+        <w:tc>
+          <w:p>
+            <w:r>
+              <w:t xml:space="preserve">"Choose an active ministry as successor."</w:t>
+            </w:r>
+          </w:p>
+        </w:tc>
+        <w:tc>
+          <w:p>
+            <w:r>
+              <w:t xml:space="preserve">Pick a successor before choosing </w:t>
+            </w:r>
+            <w:r>
+              <w:rPr>
+                <w:b/>
+                <w:bCs/>
+              </w:rPr>
+              <w:t xml:space="preserve">Set successor</w:t>
+            </w:r>
+            <w:r>
+              <w:t xml:space="preserve">. Inactive ministries can't be successors.</w:t>
+            </w:r>
+          </w:p>
+        </w:tc>
+      </w:tr>
+      <w:tr>
+        <w:tc>
+          <w:p>
+            <w:r>
+              <w:t xml:space="preserve">"{successor} already leads back to {ministry}; that would loop."</w:t>
+            </w:r>
+          </w:p>
+        </w:tc>
+        <w:tc>
+          <w:p>
+            <w:r>
+              <w:t xml:space="preserve">That successor was itself handed over to this ministry. Choose a different successor.</w:t>
+            </w:r>
+          </w:p>
+        </w:tc>
+      </w:tr>
+    </w:tbl>
+    <w:p/>
+    <w:p>
+      <w:pPr>
+        <w:pStyle w:val="Heading1"/>
+      </w:pPr>
+      <w:bookmarkStart w:name="section_5" w:id="5"/>
+      <w:r>
+        <w:t xml:space="preserve">Cabinet change</w:t>
+      </w:r>
+      <w:bookmarkEnd w:id="5"/>
+    </w:p>
+    <w:p>
+      <w:pPr>
+        <w:spacing w:after="120"/>
+      </w:pPr>
+      <w:r>
+        <w:rPr>
+          <w:b/>
+          <w:bCs/>
+        </w:rPr>
+        <w:t xml:space="preserve">Who this is for:</w:t>
+      </w:r>
+      <w:r>
+        <w:t xml:space="preserve"> Core administrators (Core.Admin).</w:t>
+      </w:r>
+    </w:p>
+    <w:p>
+      <w:pPr>
+        <w:spacing w:after="120"/>
+      </w:pPr>
+      <w:r>
+        <w:rPr>
+          <w:b/>
+          <w:bCs/>
+        </w:rPr>
+        <w:t xml:space="preserve">Cabinet change</w:t>
+      </w:r>
+      <w:r>
+        <w:t xml:space="preserve"> lets you prepare every ministry change for a new cabinet, then publish them all together, right away or at the swearing-in time. Open it from the </w:t>
+      </w:r>
+      <w:r>
+        <w:rPr>
+          <w:b/>
+          <w:bCs/>
+        </w:rPr>
+        <w:t xml:space="preserve">Cabinet change</w:t>
+      </w:r>
+      <w:r>
+        <w:t xml:space="preserve"> link on </w:t>
+      </w:r>
+      <w:r>
+        <w:rPr>
+          <w:b/>
+          <w:bCs/>
+        </w:rPr>
+        <w:t xml:space="preserve">Organizations</w:t>
+      </w:r>
+      <w:r>
+        <w:t xml:space="preserve">. Nothing changes on the public site or for staff until you publish.</w:t>
+      </w:r>
+    </w:p>
+    <w:p>
+      <w:pPr>
+        <w:spacing w:after="120"/>
+      </w:pPr>
+      <w:r>
+        <w:t xml:space="preserve">One cabinet change is open at a time. It saves as you go, so you can leave and come back.</w:t>
+      </w:r>
+    </w:p>
+    <w:p>
+      <w:pPr>
+        <w:pStyle w:val="Heading2"/>
+      </w:pPr>
+      <w:r>
+        <w:t xml:space="preserve">Add the changes</w:t>
+      </w:r>
+    </w:p>
+    <w:p>
+      <w:pPr>
+        <w:spacing w:after="120"/>
+      </w:pPr>
+      <w:r>
+        <w:t xml:space="preserve">To merge ministries, add the new ministry first, then hand each old ministry over to it. To split one, hand it over to more than one successor. To abolish one, hand it over with no successor.</w:t>
+      </w:r>
+    </w:p>
+    <w:p>
+      <w:pPr>
+        <w:pStyle w:val="ListParagraph"/>
+        <w:numPr>
+          <w:ilvl w:val="0"/>
+          <w:numId w:val="14"/>
+        </w:numPr>
+      </w:pPr>
+      <w:r>
+        <w:t xml:space="preserve">Under </w:t>
+      </w:r>
+      <w:r>
+        <w:rPr>
+          <w:b/>
+          <w:bCs/>
+        </w:rPr>
+        <w:t xml:space="preserve">Add a change</w:t>
+      </w:r>
+      <w:r>
+        <w:t xml:space="preserve">, choose one of:</w:t>
+      </w:r>
+    </w:p>
+    <w:p>
+      <w:pPr>
+        <w:pStyle w:val="ListParagraph"/>
+        <w:numPr>
+          <w:ilvl w:val="1"/>
+          <w:numId w:val="1"/>
+        </w:numPr>
+      </w:pPr>
+      <w:r>
+        <w:rPr>
+          <w:b/>
+          <w:bCs/>
+        </w:rPr>
+        <w:t xml:space="preserve">Rename or change a ministry</w:t>
+      </w:r>
+      <w:r>
+        <w:t xml:space="preserve">: pick the </w:t>
+      </w:r>
+      <w:r>
+        <w:rPr>
+          <w:b/>
+          <w:bCs/>
+        </w:rPr>
+        <w:t xml:space="preserve">Ministry</w:t>
+      </w:r>
+      <w:r>
+        <w:t xml:space="preserve">, then change its </w:t>
+      </w:r>
+      <w:r>
+        <w:rPr>
+          <w:b/>
+          <w:bCs/>
+        </w:rPr>
+        <w:t xml:space="preserve">Name</w:t>
+      </w:r>
+      <w:r>
+        <w:t xml:space="preserve">, </w:t>
+      </w:r>
+      <w:r>
+        <w:rPr>
+          <w:b/>
+          <w:bCs/>
+        </w:rPr>
+        <w:t xml:space="preserve">Abbreviation</w:t>
+      </w:r>
+      <w:r>
+        <w:t xml:space="preserve"> or </w:t>
+      </w:r>
+      <w:r>
+        <w:rPr>
+          <w:b/>
+          <w:bCs/>
+        </w:rPr>
+        <w:t xml:space="preserve">Minister</w:t>
+      </w:r>
+      <w:r>
+        <w:t xml:space="preserve">. Renaming keeps the ministry's web address, subscribers and staff.</w:t>
+      </w:r>
+    </w:p>
+    <w:p>
+      <w:pPr>
+        <w:pStyle w:val="ListParagraph"/>
+        <w:numPr>
+          <w:ilvl w:val="1"/>
+          <w:numId w:val="1"/>
+        </w:numPr>
+      </w:pPr>
+      <w:r>
+        <w:rPr>
+          <w:b/>
+          <w:bCs/>
+        </w:rPr>
+        <w:t xml:space="preserve">Add a new ministry</w:t>
+      </w:r>
+      <w:r>
+        <w:t xml:space="preserve">: enter its </w:t>
+      </w:r>
+      <w:r>
+        <w:rPr>
+          <w:b/>
+          <w:bCs/>
+        </w:rPr>
+        <w:t xml:space="preserve">Name</w:t>
+      </w:r>
+      <w:r>
+        <w:t xml:space="preserve">, and optionally its </w:t>
+      </w:r>
+      <w:r>
+        <w:rPr>
+          <w:b/>
+          <w:bCs/>
+        </w:rPr>
+        <w:t xml:space="preserve">Abbreviation (optional)</w:t>
+      </w:r>
+      <w:r>
+        <w:t xml:space="preserve"> and </w:t>
+      </w:r>
+      <w:r>
+        <w:rPr>
+          <w:b/>
+          <w:bCs/>
+        </w:rPr>
+        <w:t xml:space="preserve">Minister (optional)</w:t>
+      </w:r>
+      <w:r>
+        <w:t xml:space="preserve">.</w:t>
+      </w:r>
+    </w:p>
+    <w:p>
+      <w:pPr>
+        <w:pStyle w:val="ListParagraph"/>
+        <w:numPr>
+          <w:ilvl w:val="1"/>
+          <w:numId w:val="1"/>
+        </w:numPr>
+      </w:pPr>
+      <w:r>
+        <w:rPr>
+          <w:b/>
+          <w:bCs/>
+        </w:rPr>
+        <w:t xml:space="preserve">Hand over a ministry</w:t>
+      </w:r>
+      <w:r>
+        <w:t xml:space="preserve">: pick the </w:t>
+      </w:r>
+      <w:r>
+        <w:rPr>
+          <w:b/>
+          <w:bCs/>
+        </w:rPr>
+        <w:t xml:space="preserve">Ministry to hand over</w:t>
+      </w:r>
+      <w:r>
+        <w:t xml:space="preserve">, then its </w:t>
+      </w:r>
+      <w:r>
+        <w:rPr>
+          <w:b/>
+          <w:bCs/>
+        </w:rPr>
+        <w:t xml:space="preserve">Successor</w:t>
+      </w:r>
+      <w:r>
+        <w:t xml:space="preserve">. A new ministry added in this change can be the successor. Choose "No successor (abolish it)" to close it with nothing moved. The "What moves to …" boxes work as on </w:t>
+      </w:r>
+      <w:hyperlink w:history="1" w:anchor="section_4">
+        <w:r>
+          <w:t xml:space="preserve">Organizations</w:t>
+        </w:r>
+      </w:hyperlink>
+      <w:r>
+        <w:t xml:space="preserve">.</w:t>
+      </w:r>
+    </w:p>
+    <w:p>
+      <w:pPr>
+        <w:pStyle w:val="ListParagraph"/>
+        <w:numPr>
+          <w:ilvl w:val="0"/>
+          <w:numId w:val="14"/>
+        </w:numPr>
+      </w:pPr>
+      <w:r>
+        <w:t xml:space="preserve">Choose </w:t>
+      </w:r>
+      <w:r>
+        <w:rPr>
+          <w:b/>
+          <w:bCs/>
+        </w:rPr>
+        <w:t xml:space="preserve">Add this change</w:t>
+      </w:r>
+      <w:r>
+        <w:t xml:space="preserve">. You see "Added:" and a summary. The change is listed under "Changes in this cabinet change".</w:t>
+      </w:r>
+    </w:p>
+    <w:p>
+      <w:pPr>
+        <w:spacing w:after="120"/>
+      </w:pPr>
+      <w:r>
+        <w:rPr>
+          <w:b/>
+          <w:bCs/>
+        </w:rPr>
+        <w:t xml:space="preserve">Remove</w:t>
+      </w:r>
+      <w:r>
+        <w:t xml:space="preserve"> beside a change takes it out. Removing a new ministry also removes the hand-overs to it, and the page says which.</w:t>
+      </w:r>
+    </w:p>
+    <w:p>
+      <w:pPr>
+        <w:pStyle w:val="Heading2"/>
+      </w:pPr>
+      <w:r>
+        <w:t xml:space="preserve">Preview</w:t>
+      </w:r>
+    </w:p>
+    <w:p>
+      <w:pPr>
+        <w:pStyle w:val="ListParagraph"/>
+        <w:numPr>
+          <w:ilvl w:val="0"/>
+          <w:numId w:val="15"/>
+        </w:numPr>
+      </w:pPr>
+      <w:r>
+        <w:t xml:space="preserve">Choose </w:t>
+      </w:r>
+      <w:r>
+        <w:rPr>
+          <w:b/>
+          <w:bCs/>
+        </w:rPr>
+        <w:t xml:space="preserve">Preview</w:t>
+      </w:r>
+      <w:r>
+        <w:t xml:space="preserve">. It runs the whole change without saving it.</w:t>
+      </w:r>
+    </w:p>
+    <w:p>
+      <w:pPr>
+        <w:pStyle w:val="ListParagraph"/>
+        <w:numPr>
+          <w:ilvl w:val="0"/>
+          <w:numId w:val="15"/>
+        </w:numPr>
+      </w:pPr>
+      <w:r>
+        <w:t xml:space="preserve">Read "What will change": each ministry, </w:t>
+      </w:r>
+      <w:r>
+        <w:rPr>
+          <w:b/>
+          <w:bCs/>
+        </w:rPr>
+        <w:t xml:space="preserve">Now</w:t>
+      </w:r>
+      <w:r>
+        <w:t xml:space="preserve"> and </w:t>
+      </w:r>
+      <w:r>
+        <w:rPr>
+          <w:b/>
+          <w:bCs/>
+        </w:rPr>
+        <w:t xml:space="preserve">After publishing</w:t>
+      </w:r>
+      <w:r>
+        <w:t xml:space="preserve">. Then "What each hand-over moves" and "Ministries after this change".</w:t>
+      </w:r>
+    </w:p>
+    <w:p>
+      <w:pPr>
+        <w:pStyle w:val="ListParagraph"/>
+        <w:numPr>
+          <w:ilvl w:val="0"/>
+          <w:numId w:val="15"/>
+        </w:numPr>
+      </w:pPr>
+      <w:r>
+        <w:t xml:space="preserve">If you see "Fix these before publishing", fix each problem listed, then choose </w:t>
+      </w:r>
+      <w:r>
+        <w:rPr>
+          <w:b/>
+          <w:bCs/>
+        </w:rPr>
+        <w:t xml:space="preserve">Preview again</w:t>
+      </w:r>
+      <w:r>
+        <w:t xml:space="preserve">.</w:t>
+      </w:r>
+    </w:p>
+    <w:p>
+      <w:pPr>
+        <w:spacing w:after="120"/>
+      </w:pPr>
+      <w:r>
+        <w:t xml:space="preserve">When it says "No problems found. You can publish it or schedule it below.", you can publish.</w:t>
+      </w:r>
+    </w:p>
+    <w:p>
+      <w:pPr>
+        <w:pStyle w:val="Heading2"/>
+      </w:pPr>
+      <w:r>
+        <w:t xml:space="preserve">Publish now</w:t>
+      </w:r>
+    </w:p>
+    <w:p>
+      <w:pPr>
+        <w:pStyle w:val="ListParagraph"/>
+        <w:numPr>
+          <w:ilvl w:val="0"/>
+          <w:numId w:val="16"/>
+        </w:numPr>
+      </w:pPr>
+      <w:r>
+        <w:t xml:space="preserve">Under </w:t>
+      </w:r>
+      <w:r>
+        <w:rPr>
+          <w:b/>
+          <w:bCs/>
+        </w:rPr>
+        <w:t xml:space="preserve">Publish</w:t>
+      </w:r>
+      <w:r>
+        <w:t xml:space="preserve">, choose </w:t>
+      </w:r>
+      <w:r>
+        <w:rPr>
+          <w:b/>
+          <w:bCs/>
+        </w:rPr>
+        <w:t xml:space="preserve">Publish now…</w:t>
+      </w:r>
+      <w:r>
+        <w:t xml:space="preserve">. The page asks "Publish these {n} changes now? This can't be undone in one step."</w:t>
+      </w:r>
+    </w:p>
+    <w:p>
+      <w:pPr>
+        <w:pStyle w:val="ListParagraph"/>
+        <w:numPr>
+          <w:ilvl w:val="0"/>
+          <w:numId w:val="16"/>
+        </w:numPr>
+      </w:pPr>
+      <w:r>
+        <w:t xml:space="preserve">Choose </w:t>
+      </w:r>
+      <w:r>
+        <w:rPr>
+          <w:b/>
+          <w:bCs/>
+        </w:rPr>
+        <w:t xml:space="preserve">Yes, publish now</w:t>
+      </w:r>
+      <w:r>
+        <w:t xml:space="preserve">, or </w:t>
+      </w:r>
+      <w:r>
+        <w:rPr>
+          <w:b/>
+          <w:bCs/>
+        </w:rPr>
+        <w:t xml:space="preserve">Not yet</w:t>
+      </w:r>
+      <w:r>
+        <w:t xml:space="preserve"> to go back.</w:t>
+      </w:r>
+    </w:p>
+    <w:p>
+      <w:pPr>
+        <w:spacing w:after="120"/>
+      </w:pPr>
+      <w:r>
+        <w:t xml:space="preserve">You see "The cabinet change is published."</w:t>
+      </w:r>
+    </w:p>
+    <w:p>
+      <w:pPr>
+        <w:pStyle w:val="Heading2"/>
+      </w:pPr>
+      <w:r>
+        <w:t xml:space="preserve">Schedule it for the swearing-in</w:t>
+      </w:r>
+    </w:p>
+    <w:p>
+      <w:pPr>
+        <w:pStyle w:val="ListParagraph"/>
+        <w:numPr>
+          <w:ilvl w:val="0"/>
+          <w:numId w:val="17"/>
+        </w:numPr>
+      </w:pPr>
+      <w:r>
+        <w:t xml:space="preserve">Under </w:t>
+      </w:r>
+      <w:r>
+        <w:rPr>
+          <w:b/>
+          <w:bCs/>
+        </w:rPr>
+        <w:t xml:space="preserve">Publish</w:t>
+      </w:r>
+      <w:r>
+        <w:t xml:space="preserve">, choose </w:t>
+      </w:r>
+      <w:r>
+        <w:rPr>
+          <w:b/>
+          <w:bCs/>
+        </w:rPr>
+        <w:t xml:space="preserve">Schedule…</w:t>
+      </w:r>
+      <w:r>
+        <w:t xml:space="preserve">.</w:t>
+      </w:r>
+    </w:p>
+    <w:p>
+      <w:pPr>
+        <w:pStyle w:val="ListParagraph"/>
+        <w:numPr>
+          <w:ilvl w:val="0"/>
+          <w:numId w:val="17"/>
+        </w:numPr>
+      </w:pPr>
+      <w:r>
+        <w:t xml:space="preserve">Enter the </w:t>
+      </w:r>
+      <w:r>
+        <w:rPr>
+          <w:b/>
+          <w:bCs/>
+        </w:rPr>
+        <w:t xml:space="preserve">Date</w:t>
+      </w:r>
+      <w:r>
+        <w:t xml:space="preserve"> and </w:t>
+      </w:r>
+      <w:r>
+        <w:rPr>
+          <w:b/>
+          <w:bCs/>
+        </w:rPr>
+        <w:t xml:space="preserve">Time (BC time)</w:t>
+      </w:r>
+      <w:r>
+        <w:t xml:space="preserve"> under "Publish at (BC time)", usually the swearing-in time.</w:t>
+      </w:r>
+    </w:p>
+    <w:p>
+      <w:pPr>
+        <w:pStyle w:val="ListParagraph"/>
+        <w:numPr>
+          <w:ilvl w:val="0"/>
+          <w:numId w:val="17"/>
+        </w:numPr>
+      </w:pPr>
+      <w:r>
+        <w:t xml:space="preserve">Choose </w:t>
+      </w:r>
+      <w:r>
+        <w:rPr>
+          <w:b/>
+          <w:bCs/>
+        </w:rPr>
+        <w:t xml:space="preserve">Schedule</w:t>
+      </w:r>
+      <w:r>
+        <w:t xml:space="preserve">. The page shows "Publishes on {date} at {time} Pacific."</w:t>
+      </w:r>
+    </w:p>
+    <w:p>
+      <w:pPr>
+        <w:spacing w:after="120"/>
+      </w:pPr>
+      <w:r>
+        <w:t xml:space="preserve">It publishes by itself; nobody needs to be there. Until then you can still edit it, publish it now, or choose </w:t>
+      </w:r>
+      <w:r>
+        <w:rPr>
+          <w:b/>
+          <w:bCs/>
+        </w:rPr>
+        <w:t xml:space="preserve">Don't publish at that time (keep it as a draft)</w:t>
+      </w:r>
+      <w:r>
+        <w:t xml:space="preserve">. Editing a scheduled change takes it off its schedule: preview it and schedule it again.</w:t>
+      </w:r>
+    </w:p>
+    <w:p>
+      <w:pPr>
+        <w:pStyle w:val="Heading2"/>
+      </w:pPr>
+      <w:r>
+        <w:t xml:space="preserve">Start over</w:t>
+      </w:r>
+    </w:p>
+    <w:p>
+      <w:pPr>
+        <w:spacing w:after="120"/>
+      </w:pPr>
+      <w:r>
+        <w:t xml:space="preserve">Choose </w:t>
+      </w:r>
+      <w:r>
+        <w:rPr>
+          <w:b/>
+          <w:bCs/>
+        </w:rPr>
+        <w:t xml:space="preserve">Discard this cabinet change…</w:t>
+      </w:r>
+      <w:r>
+        <w:t xml:space="preserve">, then </w:t>
+      </w:r>
+      <w:r>
+        <w:rPr>
+          <w:b/>
+          <w:bCs/>
+        </w:rPr>
+        <w:t xml:space="preserve">Yes, discard it</w:t>
+      </w:r>
+      <w:r>
+        <w:t xml:space="preserve">. Nothing is published.</w:t>
+      </w:r>
+    </w:p>
+    <w:p>
+      <w:pPr>
+        <w:pStyle w:val="Heading2"/>
+      </w:pPr>
+      <w:r>
+        <w:t xml:space="preserve">What happens next</w:t>
+      </w:r>
+    </w:p>
+    <w:p>
+      <w:pPr>
+        <w:pStyle w:val="ListParagraph"/>
+        <w:numPr>
+          <w:ilvl w:val="0"/>
+          <w:numId w:val="1"/>
+        </w:numPr>
+      </w:pPr>
+      <w:r>
+        <w:t xml:space="preserve">Publishing makes every change at once: all of it or none of it.</w:t>
+      </w:r>
+    </w:p>
+    <w:p>
+      <w:pPr>
+        <w:pStyle w:val="ListParagraph"/>
+        <w:numPr>
+          <w:ilvl w:val="0"/>
+          <w:numId w:val="1"/>
+        </w:numPr>
+      </w:pPr>
+      <w:r>
+        <w:t xml:space="preserve">The public Ministries page updates within a few minutes.</w:t>
+      </w:r>
+    </w:p>
+    <w:p>
+      <w:pPr>
+        <w:pStyle w:val="ListParagraph"/>
+        <w:numPr>
+          <w:ilvl w:val="0"/>
+          <w:numId w:val="1"/>
+        </w:numPr>
+      </w:pPr>
+      <w:r>
+        <w:t xml:space="preserve">Old ministry pages send visitors to their successors.</w:t>
+      </w:r>
+    </w:p>
+    <w:p>
+      <w:pPr>
+        <w:pStyle w:val="ListParagraph"/>
+        <w:numPr>
+          <w:ilvl w:val="0"/>
+          <w:numId w:val="1"/>
+        </w:numPr>
+      </w:pPr>
+      <w:r>
+        <w:t xml:space="preserve">Subscribers, staff, Calendar activities and draft releases move to their new ministries shortly after.</w:t>
+      </w:r>
+    </w:p>
+    <w:p>
+      <w:pPr>
+        <w:pStyle w:val="ListParagraph"/>
+        <w:numPr>
+          <w:ilvl w:val="0"/>
+          <w:numId w:val="1"/>
+        </w:numPr>
+      </w:pPr>
+      <w:r>
+        <w:t xml:space="preserve">If a scheduled publish can't go through, the change goes back to a draft and the page shows "This change wasn't published" with the reason. Nothing is half done. Fix it, preview again, then publish or schedule it.</w:t>
+      </w:r>
+    </w:p>
+    <w:p>
+      <w:pPr>
+        <w:pStyle w:val="Heading2"/>
+      </w:pPr>
+      <w:r>
+        <w:t xml:space="preserve">Can't do this?</w:t>
+      </w:r>
+    </w:p>
+    <w:tbl>
+      <w:tblPr>
+        <w:tblW w:type="pct" w:w="5000"/>
+        <w:tblBorders>
+          <w:top w:val="single" w:color="auto" w:sz="4"/>
+          <w:left w:val="single" w:color="auto" w:sz="4"/>
+          <w:bottom w:val="single" w:color="auto" w:sz="4"/>
+          <w:right w:val="single" w:color="auto" w:sz="4"/>
+          <w:insideH w:val="single" w:color="auto" w:sz="4"/>
+          <w:insideV w:val="single" w:color="auto" w:sz="4"/>
+        </w:tblBorders>
+      </w:tblPr>
+      <w:tblGrid>
+        <w:gridCol w:w="4513"/>
+        <w:gridCol w:w="4513"/>
+      </w:tblGrid>
+      <w:tr>
+        <w:trPr>
+          <w:tblHeader/>
+        </w:trPr>
+        <w:tc>
+          <w:tcPr>
+            <w:shd w:fill="E8EEF5" w:val="clear"/>
+          </w:tcPr>
+          <w:p>
+            <w:r>
+              <w:rPr>
+                <w:b/>
+                <w:bCs/>
+              </w:rPr>
+              <w:t xml:space="preserve">Message</w:t>
+            </w:r>
+          </w:p>
+        </w:tc>
+        <w:tc>
+          <w:tcPr>
+            <w:shd w:fill="E8EEF5" w:val="clear"/>
+          </w:tcPr>
+          <w:p>
+            <w:r>
+              <w:rPr>
+                <w:b/>
+                <w:bCs/>
+              </w:rPr>
+              <w:t xml:space="preserve">What it means</w:t>
+            </w:r>
+          </w:p>
+        </w:tc>
+      </w:tr>
+      <w:tr>
+        <w:tc>
+          <w:p>
+            <w:r>
+              <w:t xml:space="preserve">"Changed by someone else since you added this."</w:t>
+            </w:r>
+          </w:p>
+        </w:tc>
+        <w:tc>
+          <w:p>
+            <w:r>
+              <w:t xml:space="preserve">Someone edited that ministry after you added the change. Check it on </w:t>
+            </w:r>
+            <w:r>
+              <w:rPr>
+                <w:b/>
+                <w:bCs/>
+              </w:rPr>
+              <w:t xml:space="preserve">Organizations</w:t>
+            </w:r>
+            <w:r>
+              <w:t xml:space="preserve">, then choose </w:t>
+            </w:r>
+            <w:r>
+              <w:rPr>
+                <w:b/>
+                <w:bCs/>
+              </w:rPr>
+              <w:t xml:space="preserve">Keep this change</w:t>
+            </w:r>
+            <w:r>
+              <w:t xml:space="preserve"> or </w:t>
+            </w:r>
+            <w:r>
+              <w:rPr>
+                <w:b/>
+                <w:bCs/>
+              </w:rPr>
+              <w:t xml:space="preserve">Remove</w:t>
+            </w:r>
+            <w:r>
+              <w:t xml:space="preserve">.</w:t>
+            </w:r>
+          </w:p>
+        </w:tc>
+      </w:tr>
+      <w:tr>
+        <w:tc>
+          <w:p>
+            <w:r>
+              <w:t xml:space="preserve">"{ministries} would both use the abbreviation {abbreviation}."</w:t>
+            </w:r>
+          </w:p>
+        </w:tc>
+        <w:tc>
+          <w:p>
+            <w:r>
+              <w:t xml:space="preserve">Two active ministries would end up with the same abbreviation. Change one.</w:t>
+            </w:r>
+          </w:p>
+        </w:tc>
+      </w:tr>
+      <w:tr>
+        <w:tc>
+          <w:p>
+            <w:r>
+              <w:t xml:space="preserve">"{ministry} is handed over more than once in this change."</w:t>
+            </w:r>
+          </w:p>
+        </w:tc>
+        <w:tc>
+          <w:p>
+            <w:r>
+              <w:t xml:space="preserve">Remove one of the hand-overs.</w:t>
+            </w:r>
+          </w:p>
+        </w:tc>
+      </w:tr>
+      <w:tr>
+        <w:tc>
+          <w:p>
+            <w:r>
+              <w:t xml:space="preserve">"{successor} is handed over in this change, so it can't also take over {ministry}'s work."</w:t>
+            </w:r>
+          </w:p>
+        </w:tc>
+        <w:tc>
+          <w:p>
+            <w:r>
+              <w:t xml:space="preserve">Hand the ministry straight to the final ministry instead.</w:t>
+            </w:r>
+          </w:p>
+        </w:tc>
+      </w:tr>
+      <w:tr>
+        <w:tc>
+          <w:p>
+            <w:r>
+              <w:t xml:space="preserve">"Choose a successor for {ministry}, or choose “No successor (abolish it)”."</w:t>
+            </w:r>
+          </w:p>
+        </w:tc>
+        <w:tc>
+          <w:p>
+            <w:r>
+              <w:t xml:space="preserve">The hand-over has no successor. Remove it and add it again.</w:t>
+            </w:r>
+          </w:p>
+        </w:tc>
+      </w:tr>
+      <w:tr>
+        <w:tc>
+          <w:p>
+            <w:r>
+              <w:t xml:space="preserve">"Nothing was published. Fix the problems listed under Preview, then try again."</w:t>
+            </w:r>
+          </w:p>
+        </w:tc>
+        <w:tc>
+          <w:p>
+            <w:r>
+              <w:t xml:space="preserve">Preview found problems. Fix them first.</w:t>
+            </w:r>
+          </w:p>
+        </w:tc>
+      </w:tr>
+      <w:tr>
+        <w:tc>
+          <w:p>
+            <w:r>
+              <w:t xml:space="preserve">"Enter the date and time to publish."</w:t>
+            </w:r>
+          </w:p>
+        </w:tc>
+        <w:tc>
+          <w:p>
+            <w:r>
+              <w:t xml:space="preserve">Fill in both fields before </w:t>
+            </w:r>
+            <w:r>
+              <w:rPr>
+                <w:b/>
+                <w:bCs/>
+              </w:rPr>
+              <w:t xml:space="preserve">Schedule</w:t>
+            </w:r>
+            <w:r>
+              <w:t xml:space="preserve">.</w:t>
+            </w:r>
+          </w:p>
+        </w:tc>
+      </w:tr>
+      <w:tr>
+        <w:tc>
+          <w:p>
+            <w:r>
+              <w:t xml:space="preserve">"Nothing was scheduled. Choose a time in the future."</w:t>
+            </w:r>
+          </w:p>
+        </w:tc>
+        <w:tc>
+          <w:p>
+            <w:r>
+              <w:t xml:space="preserve">The time you entered has passed.</w:t>
+            </w:r>
+          </w:p>
+        </w:tc>
+      </w:tr>
+      <w:tr>
+        <w:tc>
+          <w:p>
+            <w:r>
+              <w:t xml:space="preserve">"This cabinet change is no longer open. Someone else may have published or discarded it."</w:t>
+            </w:r>
+          </w:p>
+        </w:tc>
+        <w:tc>
+          <w:p>
+            <w:r>
+              <w:t xml:space="preserve">Reload the page to see what happened.</w:t>
+            </w:r>
+          </w:p>
+        </w:tc>
+      </w:tr>
+    </w:tbl>
+    <w:p/>
+    <w:p>
+      <w:pPr>
+        <w:pStyle w:val="Heading1"/>
+      </w:pPr>
+      <w:bookmarkStart w:name="section_6" w:id="6"/>
+      <w:r>
+        <w:t xml:space="preserve">Government terms</w:t>
+      </w:r>
+      <w:bookmarkEnd w:id="6"/>
+    </w:p>
+    <w:p>
+      <w:pPr>
+        <w:spacing w:after="120"/>
+      </w:pPr>
+      <w:r>
+        <w:rPr>
+          <w:b/>
+          <w:bCs/>
+        </w:rPr>
+        <w:t xml:space="preserve">Who this is for:</w:t>
+      </w:r>
+      <w:r>
+        <w:t xml:space="preserve"> Core administrators (Core.Admin).</w:t>
+      </w:r>
+    </w:p>
+    <w:p>
+      <w:pPr>
+        <w:spacing w:after="120"/>
+      </w:pPr>
+      <w:r>
+        <w:rPr>
+          <w:b/>
+          <w:bCs/>
+        </w:rPr>
+        <w:t xml:space="preserve">Government terms</w:t>
+      </w:r>
+      <w:r>
+        <w:t xml:space="preserve"> sets the dates of each government term. The public archive groups releases by term. You enter only a start date: a term runs until the day before the next one starts, so terms never overlap and no end date is typed.</w:t>
+      </w:r>
+    </w:p>
+    <w:p>
+      <w:pPr>
+        <w:spacing w:after="120"/>
+      </w:pPr>
+      <w:r>
+        <w:t xml:space="preserve">The table "Government terms, newest first" shows each term's </w:t>
+      </w:r>
+      <w:r>
+        <w:rPr>
+          <w:b/>
+          <w:bCs/>
+        </w:rPr>
+        <w:t xml:space="preserve">Term</w:t>
+      </w:r>
+      <w:r>
+        <w:t xml:space="preserve">, </w:t>
+      </w:r>
+      <w:r>
+        <w:rPr>
+          <w:b/>
+          <w:bCs/>
+        </w:rPr>
+        <w:t xml:space="preserve">Dates</w:t>
+      </w:r>
+      <w:r>
+        <w:t xml:space="preserve">, </w:t>
+      </w:r>
+      <w:r>
+        <w:rPr>
+          <w:b/>
+          <w:bCs/>
+        </w:rPr>
+        <w:t xml:space="preserve">Status</w:t>
+      </w:r>
+      <w:r>
+        <w:t xml:space="preserve"> and how many </w:t>
+      </w:r>
+      <w:r>
+        <w:rPr>
+          <w:b/>
+          <w:bCs/>
+        </w:rPr>
+        <w:t xml:space="preserve">Releases</w:t>
+      </w:r>
+      <w:r>
+        <w:t xml:space="preserve"> it holds. </w:t>
+      </w:r>
+      <w:r>
+        <w:rPr>
+          <w:b/>
+          <w:bCs/>
+        </w:rPr>
+        <w:t xml:space="preserve">Status</w:t>
+      </w:r>
+      <w:r>
+        <w:t xml:space="preserve"> is Current, Past, Scheduled or Undated.</w:t>
+      </w:r>
+    </w:p>
+    <w:p>
+      <w:pPr>
+        <w:pStyle w:val="Heading2"/>
+      </w:pPr>
+      <w:r>
+        <w:t xml:space="preserve">Start a new government term</w:t>
+      </w:r>
+    </w:p>
+    <w:p>
+      <w:pPr>
+        <w:spacing w:after="120"/>
+      </w:pPr>
+      <w:r>
+        <w:t xml:space="preserve">Do this as soon as the swearing-in date is announced. You can enter it weeks ahead.</w:t>
+      </w:r>
+    </w:p>
+    <w:p>
+      <w:pPr>
+        <w:pStyle w:val="ListParagraph"/>
+        <w:numPr>
+          <w:ilvl w:val="0"/>
+          <w:numId w:val="18"/>
+        </w:numPr>
+      </w:pPr>
+      <w:r>
+        <w:t xml:space="preserve">Choose </w:t>
+      </w:r>
+      <w:r>
+        <w:rPr>
+          <w:b/>
+          <w:bCs/>
+        </w:rPr>
+        <w:t xml:space="preserve">Start new government term</w:t>
+      </w:r>
+      <w:r>
+        <w:t xml:space="preserve">.</w:t>
+      </w:r>
+    </w:p>
+    <w:p>
+      <w:pPr>
+        <w:pStyle w:val="ListParagraph"/>
+        <w:numPr>
+          <w:ilvl w:val="0"/>
+          <w:numId w:val="18"/>
+        </w:numPr>
+      </w:pPr>
+      <w:r>
+        <w:t xml:space="preserve">Enter the </w:t>
+      </w:r>
+      <w:r>
+        <w:rPr>
+          <w:b/>
+          <w:bCs/>
+        </w:rPr>
+        <w:t xml:space="preserve">Start date (required)</w:t>
+      </w:r>
+      <w:r>
+        <w:t xml:space="preserve">: the first day of the new government, normally the swearing-in date.</w:t>
+      </w:r>
+    </w:p>
+    <w:p>
+      <w:pPr>
+        <w:pStyle w:val="ListParagraph"/>
+        <w:numPr>
+          <w:ilvl w:val="0"/>
+          <w:numId w:val="18"/>
+        </w:numPr>
+      </w:pPr>
+      <w:r>
+        <w:t xml:space="preserve">Leave </w:t>
+      </w:r>
+      <w:r>
+        <w:rPr>
+          <w:b/>
+          <w:bCs/>
+        </w:rPr>
+        <w:t xml:space="preserve">Name (optional)</w:t>
+      </w:r>
+      <w:r>
+        <w:t xml:space="preserve"> empty unless you want one. The public archive always shows the term's dates, with the name beside them if there is one.</w:t>
+      </w:r>
+    </w:p>
+    <w:p>
+      <w:pPr>
+        <w:pStyle w:val="ListParagraph"/>
+        <w:numPr>
+          <w:ilvl w:val="0"/>
+          <w:numId w:val="18"/>
+        </w:numPr>
+      </w:pPr>
+      <w:r>
+        <w:t xml:space="preserve">Choose </w:t>
+      </w:r>
+      <w:r>
+        <w:rPr>
+          <w:b/>
+          <w:bCs/>
+        </w:rPr>
+        <w:t xml:space="preserve">Continue</w:t>
+      </w:r>
+      <w:r>
+        <w:t xml:space="preserve">. The Hub asks you to confirm, for example "Start a new government term on November 20, 2028? The current term will end November 19, 2028. Releases published from that day are listed under the new term."</w:t>
+      </w:r>
+    </w:p>
+    <w:p>
+      <w:pPr>
+        <w:pStyle w:val="ListParagraph"/>
+        <w:numPr>
+          <w:ilvl w:val="0"/>
+          <w:numId w:val="18"/>
+        </w:numPr>
+      </w:pPr>
+      <w:r>
+        <w:t xml:space="preserve">Check the dates: the start date decides where every release is listed in the archive.</w:t>
+      </w:r>
+    </w:p>
+    <w:p>
+      <w:pPr>
+        <w:pStyle w:val="ListParagraph"/>
+        <w:numPr>
+          <w:ilvl w:val="0"/>
+          <w:numId w:val="18"/>
+        </w:numPr>
+      </w:pPr>
+      <w:r>
+        <w:t xml:space="preserve">Choose </w:t>
+      </w:r>
+      <w:r>
+        <w:rPr>
+          <w:b/>
+          <w:bCs/>
+        </w:rPr>
+        <w:t xml:space="preserve">Confirm</w:t>
+      </w:r>
+      <w:r>
+        <w:t xml:space="preserve">, or </w:t>
+      </w:r>
+      <w:r>
+        <w:rPr>
+          <w:b/>
+          <w:bCs/>
+        </w:rPr>
+        <w:t xml:space="preserve">Go back</w:t>
+      </w:r>
+      <w:r>
+        <w:t xml:space="preserve"> to change the date.</w:t>
+      </w:r>
+    </w:p>
+    <w:p>
+      <w:pPr>
+        <w:spacing w:after="120"/>
+      </w:pPr>
+      <w:r>
+        <w:t xml:space="preserve">You see "Saved. The archive switches to the new term on {date}." If the date is today or earlier, you see "Saved. The new term is now the current term."</w:t>
+      </w:r>
+    </w:p>
+    <w:p>
+      <w:pPr>
+        <w:pStyle w:val="Heading2"/>
+      </w:pPr>
+      <w:r>
+        <w:t xml:space="preserve">Fix a term's dates or name</w:t>
+      </w:r>
+    </w:p>
+    <w:p>
+      <w:pPr>
+        <w:pStyle w:val="ListParagraph"/>
+        <w:numPr>
+          <w:ilvl w:val="0"/>
+          <w:numId w:val="19"/>
+        </w:numPr>
+      </w:pPr>
+      <w:r>
+        <w:t xml:space="preserve">Choose </w:t>
+      </w:r>
+      <w:r>
+        <w:rPr>
+          <w:b/>
+          <w:bCs/>
+        </w:rPr>
+        <w:t xml:space="preserve">Edit</w:t>
+      </w:r>
+      <w:r>
+        <w:t xml:space="preserve"> on the term's row.</w:t>
+      </w:r>
+    </w:p>
+    <w:p>
+      <w:pPr>
+        <w:pStyle w:val="ListParagraph"/>
+        <w:numPr>
+          <w:ilvl w:val="0"/>
+          <w:numId w:val="19"/>
+        </w:numPr>
+      </w:pPr>
+      <w:r>
+        <w:t xml:space="preserve">Change the </w:t>
+      </w:r>
+      <w:r>
+        <w:rPr>
+          <w:b/>
+          <w:bCs/>
+        </w:rPr>
+        <w:t xml:space="preserve">Name</w:t>
+      </w:r>
+      <w:r>
+        <w:t xml:space="preserve">, the </w:t>
+      </w:r>
+      <w:r>
+        <w:rPr>
+          <w:b/>
+          <w:bCs/>
+        </w:rPr>
+        <w:t xml:space="preserve">Start date</w:t>
+      </w:r>
+      <w:r>
+        <w:t xml:space="preserve">, or the </w:t>
+      </w:r>
+      <w:r>
+        <w:rPr>
+          <w:b/>
+          <w:bCs/>
+        </w:rPr>
+        <w:t xml:space="preserve">Old archive web address</w:t>
+      </w:r>
+      <w:r>
+        <w:t xml:space="preserve">. The address is optional and must start with https://.</w:t>
+      </w:r>
+    </w:p>
+    <w:p>
+      <w:pPr>
+        <w:pStyle w:val="ListParagraph"/>
+        <w:numPr>
+          <w:ilvl w:val="0"/>
+          <w:numId w:val="19"/>
+        </w:numPr>
+      </w:pPr>
+      <w:r>
+        <w:t xml:space="preserve">Choose </w:t>
+      </w:r>
+      <w:r>
+        <w:rPr>
+          <w:b/>
+          <w:bCs/>
+        </w:rPr>
+        <w:t xml:space="preserve">Save</w:t>
+      </w:r>
+      <w:r>
+        <w:t xml:space="preserve">.</w:t>
+      </w:r>
+    </w:p>
+    <w:p>
+      <w:pPr>
+        <w:pStyle w:val="ListParagraph"/>
+        <w:numPr>
+          <w:ilvl w:val="0"/>
+          <w:numId w:val="19"/>
+        </w:numPr>
+      </w:pPr>
+      <w:r>
+        <w:t xml:space="preserve">If the term has already started and you changed its start date, the Hub asks first, because releases move between terms: "Change the start date to {date}? Releases published from that day will be listed under this term, and the term before it will end the day before." Choose </w:t>
+      </w:r>
+      <w:r>
+        <w:rPr>
+          <w:b/>
+          <w:bCs/>
+        </w:rPr>
+        <w:t xml:space="preserve">Confirm</w:t>
+      </w:r>
+      <w:r>
+        <w:t xml:space="preserve">.</w:t>
+      </w:r>
+    </w:p>
+    <w:p>
+      <w:pPr>
+        <w:spacing w:after="120"/>
+      </w:pPr>
+      <w:r>
+        <w:t xml:space="preserve">You see "Saved." The archive pages and the current-term link rebuild by themselves.</w:t>
+      </w:r>
+    </w:p>
+    <w:p>
+      <w:pPr>
+        <w:pStyle w:val="Heading2"/>
+      </w:pPr>
+      <w:r>
+        <w:t xml:space="preserve">Delete a scheduled term</w:t>
+      </w:r>
+    </w:p>
+    <w:p>
+      <w:pPr>
+        <w:spacing w:after="120"/>
+      </w:pPr>
+      <w:r>
+        <w:rPr>
+          <w:b/>
+          <w:bCs/>
+        </w:rPr>
+        <w:t xml:space="preserve">Delete</w:t>
+      </w:r>
+      <w:r>
+        <w:t xml:space="preserve"> appears only on a term that hasn't started and has no releases.</w:t>
+      </w:r>
+    </w:p>
+    <w:p>
+      <w:pPr>
+        <w:pStyle w:val="ListParagraph"/>
+        <w:numPr>
+          <w:ilvl w:val="0"/>
+          <w:numId w:val="20"/>
+        </w:numPr>
+      </w:pPr>
+      <w:r>
+        <w:t xml:space="preserve">Choose </w:t>
+      </w:r>
+      <w:r>
+        <w:rPr>
+          <w:b/>
+          <w:bCs/>
+        </w:rPr>
+        <w:t xml:space="preserve">Delete</w:t>
+      </w:r>
+      <w:r>
+        <w:t xml:space="preserve"> on its row. The Hub asks "Delete the term starting {date}? Nothing is listed under it yet, and the current term stays as it is."</w:t>
+      </w:r>
+    </w:p>
+    <w:p>
+      <w:pPr>
+        <w:pStyle w:val="ListParagraph"/>
+        <w:numPr>
+          <w:ilvl w:val="0"/>
+          <w:numId w:val="20"/>
+        </w:numPr>
+      </w:pPr>
+      <w:r>
+        <w:t xml:space="preserve">Choose </w:t>
+      </w:r>
+      <w:r>
+        <w:rPr>
+          <w:b/>
+          <w:bCs/>
+        </w:rPr>
+        <w:t xml:space="preserve">Confirm</w:t>
+      </w:r>
+      <w:r>
+        <w:t xml:space="preserve">. You see "The term starting {date} is deleted."</w:t>
+      </w:r>
+    </w:p>
+    <w:p>
+      <w:pPr>
+        <w:pStyle w:val="Heading2"/>
+      </w:pPr>
+      <w:r>
+        <w:t xml:space="preserve">What happens next</w:t>
+      </w:r>
+    </w:p>
+    <w:p>
+      <w:pPr>
+        <w:pStyle w:val="ListParagraph"/>
+        <w:numPr>
+          <w:ilvl w:val="0"/>
+          <w:numId w:val="1"/>
+        </w:numPr>
+      </w:pPr>
+      <w:r>
+        <w:t xml:space="preserve">Each release is listed under the term that covers the day it was published, in BC time. A release published at 11:59 p.m. the day before the start date stays in the old term. One published at 12:00 a.m. on the start date is in the new term.</w:t>
+      </w:r>
+    </w:p>
+    <w:p>
+      <w:pPr>
+        <w:pStyle w:val="ListParagraph"/>
+        <w:numPr>
+          <w:ilvl w:val="0"/>
+          <w:numId w:val="1"/>
+        </w:numPr>
+      </w:pPr>
+      <w:r>
+        <w:t xml:space="preserve">At midnight Pacific on the start date, the public archive gets a page for the new term, and its current-term link points there. This happens even if nothing is published that day.</w:t>
+      </w:r>
+    </w:p>
+    <w:p>
+      <w:pPr>
+        <w:pStyle w:val="ListParagraph"/>
+        <w:numPr>
+          <w:ilvl w:val="0"/>
+          <w:numId w:val="1"/>
+        </w:numPr>
+      </w:pPr>
+      <w:r>
+        <w:t xml:space="preserve">Until the first release, the new term's page says "Nothing has been published in this term yet."</w:t>
+      </w:r>
+    </w:p>
+    <w:p>
+      <w:pPr>
+        <w:pStyle w:val="ListParagraph"/>
+        <w:numPr>
+          <w:ilvl w:val="0"/>
+          <w:numId w:val="1"/>
+        </w:numPr>
+      </w:pPr>
+      <w:r>
+        <w:t xml:space="preserve">An undated term never counts as current and is left out of the public archive. Give it a start date with </w:t>
+      </w:r>
+      <w:r>
+        <w:rPr>
+          <w:b/>
+          <w:bCs/>
+        </w:rPr>
+        <w:t xml:space="preserve">Edit</w:t>
+      </w:r>
+      <w:r>
+        <w:t xml:space="preserve">.</w:t>
+      </w:r>
+    </w:p>
+    <w:p>
+      <w:pPr>
+        <w:pStyle w:val="Heading2"/>
+      </w:pPr>
+      <w:r>
+        <w:t xml:space="preserve">Can't do this?</w:t>
+      </w:r>
+    </w:p>
+    <w:tbl>
+      <w:tblPr>
+        <w:tblW w:type="pct" w:w="5000"/>
+        <w:tblBorders>
+          <w:top w:val="single" w:color="auto" w:sz="4"/>
+          <w:left w:val="single" w:color="auto" w:sz="4"/>
+          <w:bottom w:val="single" w:color="auto" w:sz="4"/>
+          <w:right w:val="single" w:color="auto" w:sz="4"/>
+          <w:insideH w:val="single" w:color="auto" w:sz="4"/>
+          <w:insideV w:val="single" w:color="auto" w:sz="4"/>
+        </w:tblBorders>
+      </w:tblPr>
+      <w:tblGrid>
+        <w:gridCol w:w="4513"/>
+        <w:gridCol w:w="4513"/>
+      </w:tblGrid>
+      <w:tr>
+        <w:trPr>
+          <w:tblHeader/>
+        </w:trPr>
+        <w:tc>
+          <w:tcPr>
+            <w:shd w:fill="E8EEF5" w:val="clear"/>
+          </w:tcPr>
+          <w:p>
+            <w:r>
+              <w:rPr>
+                <w:b/>
+                <w:bCs/>
+              </w:rPr>
+              <w:t xml:space="preserve">Message</w:t>
+            </w:r>
+          </w:p>
+        </w:tc>
+        <w:tc>
+          <w:tcPr>
+            <w:shd w:fill="E8EEF5" w:val="clear"/>
+          </w:tcPr>
+          <w:p>
+            <w:r>
+              <w:rPr>
+                <w:b/>
+                <w:bCs/>
+              </w:rPr>
+              <w:t xml:space="preserve">What it means</w:t>
+            </w:r>
+          </w:p>
+        </w:tc>
+      </w:tr>
+      <w:tr>
+        <w:tc>
+          <w:p>
+            <w:r>
+              <w:t xml:space="preserve">"Another term already starts on that date."</w:t>
+            </w:r>
+          </w:p>
+        </w:tc>
+        <w:tc>
+          <w:p>
+            <w:r>
+              <w:t xml:space="preserve">Choose a different start date.</w:t>
+            </w:r>
+          </w:p>
+        </w:tc>
+      </w:tr>
+      <w:tr>
+        <w:tc>
+          <w:p>
+            <w:r>
+              <w:t xml:space="preserve">"Must be after {date} and before {date}."</w:t>
+            </w:r>
+          </w:p>
+        </w:tc>
+        <w:tc>
+          <w:p>
+            <w:r>
+              <w:t xml:space="preserve">A term's start date can't move past its neighbours. Choose a date between the two shown.</w:t>
+            </w:r>
+          </w:p>
+        </w:tc>
+      </w:tr>
+      <w:tr>
+        <w:tc>
+          <w:p>
+            <w:r>
+              <w:t xml:space="preserve">"A term that has started can't be moved to a date after today."</w:t>
+            </w:r>
+          </w:p>
+        </w:tc>
+        <w:tc>
+          <w:p>
+            <w:r>
+              <w:t xml:space="preserve">Start a new term instead.</w:t>
+            </w:r>
+          </w:p>
+        </w:tc>
+      </w:tr>
+      <w:tr>
+        <w:tc>
+          <w:p>
+            <w:r>
+              <w:t xml:space="preserve">"Only a term that hasn't started can be deleted."</w:t>
+            </w:r>
+          </w:p>
+        </w:tc>
+        <w:tc>
+          <w:p>
+            <w:r>
+              <w:t xml:space="preserve">Started terms stay. Fix their dates with </w:t>
+            </w:r>
+            <w:r>
+              <w:rPr>
+                <w:b/>
+                <w:bCs/>
+              </w:rPr>
+              <w:t xml:space="preserve">Edit</w:t>
+            </w:r>
+            <w:r>
+              <w:t xml:space="preserve">.</w:t>
+            </w:r>
+          </w:p>
+        </w:tc>
+      </w:tr>
+      <w:tr>
+        <w:tc>
+          <w:p>
+            <w:r>
+              <w:t xml:space="preserve">"A term with releases can't be deleted."</w:t>
+            </w:r>
+          </w:p>
+        </w:tc>
+        <w:tc>
+          <w:p>
+            <w:r>
+              <w:t xml:space="preserve">Releases are already listed under it.</w:t>
+            </w:r>
+          </w:p>
+        </w:tc>
+      </w:tr>
+      <w:tr>
+        <w:tc>
+          <w:p>
+            <w:r>
+              <w:t xml:space="preserve">"No changes to save."</w:t>
+            </w:r>
+          </w:p>
+        </w:tc>
+        <w:tc>
+          <w:p>
+            <w:r>
+              <w:t xml:space="preserve">Nothing in the form changed.</w:t>
+            </w:r>
+          </w:p>
+        </w:tc>
+      </w:tr>
+    </w:tbl>
+    <w:p/>
+    <w:p>
+      <w:pPr>
+        <w:pStyle w:val="Heading1"/>
+      </w:pPr>
+      <w:bookmarkStart w:name="section_7" w:id="7"/>
+      <w:r>
+        <w:t xml:space="preserve">Sectors, themes and tags</w:t>
+      </w:r>
+      <w:bookmarkEnd w:id="7"/>
+    </w:p>
+    <w:p>
+      <w:pPr>
+        <w:spacing w:after="120"/>
+      </w:pPr>
+      <w:r>
+        <w:rPr>
+          <w:b/>
+          <w:bCs/>
+        </w:rPr>
+        <w:t xml:space="preserve">Who this is for:</w:t>
+      </w:r>
+      <w:r>
+        <w:t xml:space="preserve"> Core administrators (Core.Admin).</w:t>
+      </w:r>
+    </w:p>
+    <w:p>
+      <w:pPr>
+        <w:spacing w:after="120"/>
+      </w:pPr>
+      <w:r>
+        <w:rPr>
+          <w:b/>
+          <w:bCs/>
+        </w:rPr>
+        <w:t xml:space="preserve">Sectors, themes and tags</w:t>
+      </w:r>
+      <w:r>
+        <w:t xml:space="preserve"> keeps the three lists that release editors use to file releases. The public site has a page for each one, and subscribers can follow them.</w:t>
+      </w:r>
+    </w:p>
+    <w:p>
+      <w:pPr>
+        <w:spacing w:after="120"/>
+      </w:pPr>
+      <w:r>
+        <w:t xml:space="preserve">Choose </w:t>
+      </w:r>
+      <w:r>
+        <w:rPr>
+          <w:b/>
+          <w:bCs/>
+        </w:rPr>
+        <w:t xml:space="preserve">Sectors</w:t>
+      </w:r>
+      <w:r>
+        <w:t xml:space="preserve">, </w:t>
+      </w:r>
+      <w:r>
+        <w:rPr>
+          <w:b/>
+          <w:bCs/>
+        </w:rPr>
+        <w:t xml:space="preserve">Themes</w:t>
+      </w:r>
+      <w:r>
+        <w:t xml:space="preserve"> or </w:t>
+      </w:r>
+      <w:r>
+        <w:rPr>
+          <w:b/>
+          <w:bCs/>
+        </w:rPr>
+        <w:t xml:space="preserve">Tags</w:t>
+      </w:r>
+      <w:r>
+        <w:t xml:space="preserve"> under </w:t>
+      </w:r>
+      <w:r>
+        <w:rPr>
+          <w:b/>
+          <w:bCs/>
+        </w:rPr>
+        <w:t xml:space="preserve">Show</w:t>
+      </w:r>
+      <w:r>
+        <w:t xml:space="preserve"> to see one list. Each row has a </w:t>
+      </w:r>
+      <w:r>
+        <w:rPr>
+          <w:b/>
+          <w:bCs/>
+        </w:rPr>
+        <w:t xml:space="preserve">Key</w:t>
+      </w:r>
+      <w:r>
+        <w:t xml:space="preserve">, a </w:t>
+      </w:r>
+      <w:r>
+        <w:rPr>
+          <w:b/>
+          <w:bCs/>
+        </w:rPr>
+        <w:t xml:space="preserve">Name</w:t>
+      </w:r>
+      <w:r>
+        <w:t xml:space="preserve">, an </w:t>
+      </w:r>
+      <w:r>
+        <w:rPr>
+          <w:b/>
+          <w:bCs/>
+        </w:rPr>
+        <w:t xml:space="preserve">Order</w:t>
+      </w:r>
+      <w:r>
+        <w:t xml:space="preserve"> and an </w:t>
+      </w:r>
+      <w:r>
+        <w:rPr>
+          <w:b/>
+          <w:bCs/>
+        </w:rPr>
+        <w:t xml:space="preserve">Active</w:t>
+      </w:r>
+      <w:r>
+        <w:t xml:space="preserve"> box. The key is part of the public web address and never changes.</w:t>
+      </w:r>
+    </w:p>
+    <w:p>
+      <w:pPr>
+        <w:pStyle w:val="Heading2"/>
+      </w:pPr>
+      <w:r>
+        <w:t xml:space="preserve">Rename, reorder or retire entries</w:t>
+      </w:r>
+    </w:p>
+    <w:p>
+      <w:pPr>
+        <w:spacing w:after="120"/>
+      </w:pPr>
+      <w:r>
+        <w:t xml:space="preserve">You can change several rows, even across the three lists, and save them together.</w:t>
+      </w:r>
+    </w:p>
+    <w:p>
+      <w:pPr>
+        <w:pStyle w:val="ListParagraph"/>
+        <w:numPr>
+          <w:ilvl w:val="0"/>
+          <w:numId w:val="21"/>
+        </w:numPr>
+      </w:pPr>
+      <w:r>
+        <w:t xml:space="preserve">Change the </w:t>
+      </w:r>
+      <w:r>
+        <w:rPr>
+          <w:b/>
+          <w:bCs/>
+        </w:rPr>
+        <w:t xml:space="preserve">Name</w:t>
+      </w:r>
+      <w:r>
+        <w:t xml:space="preserve"> or </w:t>
+      </w:r>
+      <w:r>
+        <w:rPr>
+          <w:b/>
+          <w:bCs/>
+        </w:rPr>
+        <w:t xml:space="preserve">Order</w:t>
+      </w:r>
+      <w:r>
+        <w:t xml:space="preserve"> on any row. Order is a whole number; lower numbers come first.</w:t>
+      </w:r>
+    </w:p>
+    <w:p>
+      <w:pPr>
+        <w:pStyle w:val="ListParagraph"/>
+        <w:numPr>
+          <w:ilvl w:val="0"/>
+          <w:numId w:val="21"/>
+        </w:numPr>
+      </w:pPr>
+      <w:r>
+        <w:t xml:space="preserve">To retire an entry, untick </w:t>
+      </w:r>
+      <w:r>
+        <w:rPr>
+          <w:b/>
+          <w:bCs/>
+        </w:rPr>
+        <w:t xml:space="preserve">Active</w:t>
+      </w:r>
+      <w:r>
+        <w:t xml:space="preserve">. To bring one back, tick it again.</w:t>
+      </w:r>
+    </w:p>
+    <w:p>
+      <w:pPr>
+        <w:pStyle w:val="ListParagraph"/>
+        <w:numPr>
+          <w:ilvl w:val="0"/>
+          <w:numId w:val="21"/>
+        </w:numPr>
+      </w:pPr>
+      <w:r>
+        <w:t xml:space="preserve">Changed rows show "Unsaved", and a note below the table counts them, such as "2 rows have unsaved changes".</w:t>
+      </w:r>
+    </w:p>
+    <w:p>
+      <w:pPr>
+        <w:pStyle w:val="ListParagraph"/>
+        <w:numPr>
+          <w:ilvl w:val="0"/>
+          <w:numId w:val="21"/>
+        </w:numPr>
+      </w:pPr>
+      <w:r>
+        <w:t xml:space="preserve">Choose </w:t>
+      </w:r>
+      <w:r>
+        <w:rPr>
+          <w:b/>
+          <w:bCs/>
+        </w:rPr>
+        <w:t xml:space="preserve">Save changes</w:t>
+      </w:r>
+      <w:r>
+        <w:t xml:space="preserve">. If you retired anything, the Hub asks "Retire {name}?" and explains that it leaves the public site's lists, the subscribe page and the release editor's choices. Choose </w:t>
+      </w:r>
+      <w:r>
+        <w:rPr>
+          <w:b/>
+          <w:bCs/>
+        </w:rPr>
+        <w:t xml:space="preserve">Retire</w:t>
+      </w:r>
+      <w:r>
+        <w:t xml:space="preserve">.</w:t>
+      </w:r>
+    </w:p>
+    <w:p>
+      <w:pPr>
+        <w:spacing w:after="120"/>
+      </w:pPr>
+      <w:r>
+        <w:t xml:space="preserve">You see "Saved {n} changes."</w:t>
+      </w:r>
+    </w:p>
+    <w:p>
+      <w:pPr>
+        <w:pStyle w:val="Heading2"/>
+      </w:pPr>
+      <w:r>
+        <w:t xml:space="preserve">Add a sector, theme or tag</w:t>
+      </w:r>
+    </w:p>
+    <w:p>
+      <w:pPr>
+        <w:pStyle w:val="ListParagraph"/>
+        <w:numPr>
+          <w:ilvl w:val="0"/>
+          <w:numId w:val="22"/>
+        </w:numPr>
+      </w:pPr>
+      <w:r>
+        <w:t xml:space="preserve">Choose the list under </w:t>
+      </w:r>
+      <w:r>
+        <w:rPr>
+          <w:b/>
+          <w:bCs/>
+        </w:rPr>
+        <w:t xml:space="preserve">Show</w:t>
+      </w:r>
+      <w:r>
+        <w:t xml:space="preserve">.</w:t>
+      </w:r>
+    </w:p>
+    <w:p>
+      <w:pPr>
+        <w:pStyle w:val="ListParagraph"/>
+        <w:numPr>
+          <w:ilvl w:val="0"/>
+          <w:numId w:val="22"/>
+        </w:numPr>
+      </w:pPr>
+      <w:r>
+        <w:t xml:space="preserve">Under </w:t>
+      </w:r>
+      <w:r>
+        <w:rPr>
+          <w:b/>
+          <w:bCs/>
+        </w:rPr>
+        <w:t xml:space="preserve">Add a sector</w:t>
+      </w:r>
+      <w:r>
+        <w:t xml:space="preserve"> (or theme, or tag), enter the </w:t>
+      </w:r>
+      <w:r>
+        <w:rPr>
+          <w:b/>
+          <w:bCs/>
+        </w:rPr>
+        <w:t xml:space="preserve">Name</w:t>
+      </w:r>
+      <w:r>
+        <w:t xml:space="preserve">. The </w:t>
+      </w:r>
+      <w:r>
+        <w:rPr>
+          <w:b/>
+          <w:bCs/>
+        </w:rPr>
+        <w:t xml:space="preserve">Key</w:t>
+      </w:r>
+      <w:r>
+        <w:t xml:space="preserve"> fills in from the name; you can change it. Use lowercase letters, numbers and hyphens.</w:t>
+      </w:r>
+    </w:p>
+    <w:p>
+      <w:pPr>
+        <w:pStyle w:val="ListParagraph"/>
+        <w:numPr>
+          <w:ilvl w:val="0"/>
+          <w:numId w:val="22"/>
+        </w:numPr>
+      </w:pPr>
+      <w:r>
+        <w:t xml:space="preserve">Choose </w:t>
+      </w:r>
+      <w:r>
+        <w:rPr>
+          <w:b/>
+          <w:bCs/>
+        </w:rPr>
+        <w:t xml:space="preserve">Add sector</w:t>
+      </w:r>
+      <w:r>
+        <w:t xml:space="preserve"> (or </w:t>
+      </w:r>
+      <w:r>
+        <w:rPr>
+          <w:b/>
+          <w:bCs/>
+        </w:rPr>
+        <w:t xml:space="preserve">Add theme</w:t>
+      </w:r>
+      <w:r>
+        <w:t xml:space="preserve">, </w:t>
+      </w:r>
+      <w:r>
+        <w:rPr>
+          <w:b/>
+          <w:bCs/>
+        </w:rPr>
+        <w:t xml:space="preserve">Add tag</w:t>
+      </w:r>
+      <w:r>
+        <w:t xml:space="preserve">). You see "Added {name} ({key})."</w:t>
+      </w:r>
+    </w:p>
+    <w:p>
+      <w:pPr>
+        <w:spacing w:after="120"/>
+      </w:pPr>
+      <w:r>
+        <w:t xml:space="preserve">The new entry goes to the end of the list and is active. Adding never changes an entry that already exists. If the key is taken, you see a message beside the form and nothing is added.</w:t>
+      </w:r>
+    </w:p>
+    <w:p>
+      <w:pPr>
+        <w:pStyle w:val="Heading2"/>
+      </w:pPr>
+      <w:r>
+        <w:t xml:space="preserve">What happens next</w:t>
+      </w:r>
+    </w:p>
+    <w:p>
+      <w:pPr>
+        <w:pStyle w:val="ListParagraph"/>
+        <w:numPr>
+          <w:ilvl w:val="0"/>
+          <w:numId w:val="1"/>
+        </w:numPr>
+      </w:pPr>
+      <w:r>
+        <w:t xml:space="preserve">Changes reach the public site, the subscribe page and the release editor within a minute.</w:t>
+      </w:r>
+    </w:p>
+    <w:p>
+      <w:pPr>
+        <w:pStyle w:val="ListParagraph"/>
+        <w:numPr>
+          <w:ilvl w:val="0"/>
+          <w:numId w:val="1"/>
+        </w:numPr>
+      </w:pPr>
+      <w:r>
+        <w:t xml:space="preserve">A retired entry leaves those lists. Releases already filed under it keep it.</w:t>
+      </w:r>
+    </w:p>
+    <w:p>
+      <w:pPr>
+        <w:pStyle w:val="ListParagraph"/>
+        <w:numPr>
+          <w:ilvl w:val="0"/>
+          <w:numId w:val="1"/>
+        </w:numPr>
+      </w:pPr>
+      <w:r>
+        <w:t xml:space="preserve">Nobody is emailed.</w:t>
+      </w:r>
+    </w:p>
+    <w:p>
+      <w:pPr>
+        <w:pStyle w:val="Heading2"/>
+      </w:pPr>
+      <w:r>
+        <w:t xml:space="preserve">Can't do this?</w:t>
+      </w:r>
+    </w:p>
+    <w:tbl>
+      <w:tblPr>
+        <w:tblW w:type="pct" w:w="5000"/>
+        <w:tblBorders>
+          <w:top w:val="single" w:color="auto" w:sz="4"/>
+          <w:left w:val="single" w:color="auto" w:sz="4"/>
+          <w:bottom w:val="single" w:color="auto" w:sz="4"/>
+          <w:right w:val="single" w:color="auto" w:sz="4"/>
+          <w:insideH w:val="single" w:color="auto" w:sz="4"/>
+          <w:insideV w:val="single" w:color="auto" w:sz="4"/>
+        </w:tblBorders>
+      </w:tblPr>
+      <w:tblGrid>
+        <w:gridCol w:w="4513"/>
+        <w:gridCol w:w="4513"/>
+      </w:tblGrid>
+      <w:tr>
+        <w:trPr>
+          <w:tblHeader/>
+        </w:trPr>
+        <w:tc>
+          <w:tcPr>
+            <w:shd w:fill="E8EEF5" w:val="clear"/>
+          </w:tcPr>
+          <w:p>
+            <w:r>
+              <w:rPr>
+                <w:b/>
+                <w:bCs/>
+              </w:rPr>
+              <w:t xml:space="preserve">Message</w:t>
+            </w:r>
+          </w:p>
+        </w:tc>
+        <w:tc>
+          <w:tcPr>
+            <w:shd w:fill="E8EEF5" w:val="clear"/>
+          </w:tcPr>
+          <w:p>
+            <w:r>
+              <w:rPr>
+                <w:b/>
+                <w:bCs/>
+              </w:rPr>
+              <w:t xml:space="preserve">What it means</w:t>
+            </w:r>
+          </w:p>
+        </w:tc>
+      </w:tr>
+      <w:tr>
+        <w:tc>
+          <w:p>
+            <w:r>
+              <w:t xml:space="preserve">"Name is required."</w:t>
+            </w:r>
+          </w:p>
+        </w:tc>
+        <w:tc>
+          <w:p>
+            <w:r>
+              <w:t xml:space="preserve">Enter a name.</w:t>
+            </w:r>
+          </w:p>
+        </w:tc>
+      </w:tr>
+      <w:tr>
+        <w:tc>
+          <w:p>
+            <w:r>
+              <w:t xml:space="preserve">"Name is too long (at most 100 characters)."</w:t>
+            </w:r>
+          </w:p>
+        </w:tc>
+        <w:tc>
+          <w:p>
+            <w:r>
+              <w:t xml:space="preserve">Shorten the name.</w:t>
+            </w:r>
+          </w:p>
+        </w:tc>
+      </w:tr>
+      <w:tr>
+        <w:tc>
+          <w:p>
+            <w:r>
+              <w:t xml:space="preserve">"Order must be a whole number."</w:t>
+            </w:r>
+          </w:p>
+        </w:tc>
+        <w:tc>
+          <w:p>
+            <w:r>
+              <w:t xml:space="preserve">Enter a number such as 3.</w:t>
+            </w:r>
+          </w:p>
+        </w:tc>
+      </w:tr>
+      <w:tr>
+        <w:tc>
+          <w:p>
+            <w:r>
+              <w:t xml:space="preserve">"Keys use lowercase letters, numbers and hyphens (at most 100)."</w:t>
+            </w:r>
+          </w:p>
+        </w:tc>
+        <w:tc>
+          <w:p>
+            <w:r>
+              <w:t xml:space="preserve">Fix the key.</w:t>
+            </w:r>
+          </w:p>
+        </w:tc>
+      </w:tr>
+      <w:tr>
+        <w:tc>
+          <w:p>
+            <w:r>
+              <w:t xml:space="preserve">"A sector with the key health already exists: Health." (or "A theme…", "A tag…")</w:t>
+            </w:r>
+          </w:p>
+        </w:tc>
+        <w:tc>
+          <w:p>
+            <w:r>
+              <w:t xml:space="preserve">The key is taken, and the message names the entry that has it. Choose another key. To bring a retired entry back, tick </w:t>
+            </w:r>
+            <w:r>
+              <w:rPr>
+                <w:b/>
+                <w:bCs/>
+              </w:rPr>
+              <w:t xml:space="preserve">Active</w:t>
+            </w:r>
+            <w:r>
+              <w:t xml:space="preserve"> on its row.</w:t>
+            </w:r>
+          </w:p>
+        </w:tc>
+      </w:tr>
+      <w:tr>
+        <w:tc>
+          <w:p>
+            <w:r>
+              <w:t xml:space="preserve">"{n} rows couldn't be saved — see the message on those rows."</w:t>
+            </w:r>
+          </w:p>
+        </w:tc>
+        <w:tc>
+          <w:p>
+            <w:r>
+              <w:t xml:space="preserve">The other rows were saved. Fix the rows with a message and save again.</w:t>
+            </w:r>
+          </w:p>
+        </w:tc>
+      </w:tr>
+      <w:tr>
+        <w:tc>
+          <w:p>
+            <w:r>
+              <w:t xml:space="preserve">"No changes to save."</w:t>
+            </w:r>
+          </w:p>
+        </w:tc>
+        <w:tc>
+          <w:p>
+            <w:r>
+              <w:t xml:space="preserve">Nothing was changed.</w:t>
+            </w:r>
+          </w:p>
+        </w:tc>
+      </w:tr>
+    </w:tbl>
+    <w:p/>
+    <w:p>
+      <w:pPr>
+        <w:pStyle w:val="Heading1"/>
+      </w:pPr>
+      <w:bookmarkStart w:name="section_8" w:id="8"/>
+      <w:r>
+        <w:t xml:space="preserve">Release page titles</w:t>
+      </w:r>
+      <w:bookmarkEnd w:id="8"/>
+    </w:p>
+    <w:p>
+      <w:pPr>
+        <w:spacing w:after="120"/>
+      </w:pPr>
+      <w:r>
+        <w:rPr>
+          <w:b/>
+          <w:bCs/>
+        </w:rPr>
+        <w:t xml:space="preserve">Who this is for:</w:t>
+      </w:r>
+      <w:r>
+        <w:t xml:space="preserve"> Core administrators (Core.Admin).</w:t>
+      </w:r>
+    </w:p>
+    <w:p>
+      <w:pPr>
+        <w:spacing w:after="120"/>
+      </w:pPr>
+      <w:r>
+        <w:rPr>
+          <w:b/>
+          <w:bCs/>
+        </w:rPr>
+        <w:t xml:space="preserve">Release page titles</w:t>
+      </w:r>
+      <w:r>
+        <w:t xml:space="preserve"> lists the titles a new release can choose, such as News Release or Information Bulletin. The title shows above the headline on the public release page.</w:t>
+      </w:r>
+    </w:p>
+    <w:p>
+      <w:pPr>
+        <w:spacing w:after="120"/>
+      </w:pPr>
+      <w:r>
+        <w:t xml:space="preserve">Titles are grouped by release type: Release, Story, Factsheet, Update and Advisory. Each row has a </w:t>
+      </w:r>
+      <w:r>
+        <w:rPr>
+          <w:b/>
+          <w:bCs/>
+        </w:rPr>
+        <w:t xml:space="preserve">Page title</w:t>
+      </w:r>
+      <w:r>
+        <w:t xml:space="preserve">, </w:t>
+      </w:r>
+      <w:r>
+        <w:rPr>
+          <w:b/>
+          <w:bCs/>
+        </w:rPr>
+        <w:t xml:space="preserve">Language</w:t>
+      </w:r>
+      <w:r>
+        <w:t xml:space="preserve"> (English or French), </w:t>
+      </w:r>
+      <w:r>
+        <w:rPr>
+          <w:b/>
+          <w:bCs/>
+        </w:rPr>
+        <w:t xml:space="preserve">Order</w:t>
+      </w:r>
+      <w:r>
+        <w:t xml:space="preserve">, </w:t>
+      </w:r>
+      <w:r>
+        <w:rPr>
+          <w:b/>
+          <w:bCs/>
+        </w:rPr>
+        <w:t xml:space="preserve">Layout</w:t>
+      </w:r>
+      <w:r>
+        <w:t xml:space="preserve"> (Formal or Informal) and </w:t>
+      </w:r>
+      <w:r>
+        <w:rPr>
+          <w:b/>
+          <w:bCs/>
+        </w:rPr>
+        <w:t xml:space="preserve">Page image</w:t>
+      </w:r>
+      <w:r>
+        <w:t xml:space="preserve">.</w:t>
+      </w:r>
+    </w:p>
+    <w:p>
+      <w:pPr>
+        <w:pStyle w:val="Heading2"/>
+      </w:pPr>
+      <w:r>
+        <w:t xml:space="preserve">Change a page title</w:t>
+      </w:r>
+    </w:p>
+    <w:p>
+      <w:pPr>
+        <w:pStyle w:val="ListParagraph"/>
+        <w:numPr>
+          <w:ilvl w:val="0"/>
+          <w:numId w:val="23"/>
+        </w:numPr>
+      </w:pPr>
+      <w:r>
+        <w:t xml:space="preserve">Change the fields on the row.</w:t>
+      </w:r>
+    </w:p>
+    <w:p>
+      <w:pPr>
+        <w:pStyle w:val="ListParagraph"/>
+        <w:numPr>
+          <w:ilvl w:val="0"/>
+          <w:numId w:val="23"/>
+        </w:numPr>
+      </w:pPr>
+      <w:r>
+        <w:t xml:space="preserve">Choose </w:t>
+      </w:r>
+      <w:r>
+        <w:rPr>
+          <w:b/>
+          <w:bCs/>
+        </w:rPr>
+        <w:t xml:space="preserve">Save</w:t>
+      </w:r>
+      <w:r>
+        <w:t xml:space="preserve"> on that row. You see "Saved {title}."</w:t>
+      </w:r>
+    </w:p>
+    <w:p>
+      <w:pPr>
+        <w:pStyle w:val="Heading2"/>
+      </w:pPr>
+      <w:r>
+        <w:t xml:space="preserve">Add a page title</w:t>
+      </w:r>
+    </w:p>
+    <w:p>
+      <w:pPr>
+        <w:pStyle w:val="ListParagraph"/>
+        <w:numPr>
+          <w:ilvl w:val="0"/>
+          <w:numId w:val="24"/>
+        </w:numPr>
+      </w:pPr>
+      <w:r>
+        <w:t xml:space="preserve">Under </w:t>
+      </w:r>
+      <w:r>
+        <w:rPr>
+          <w:b/>
+          <w:bCs/>
+        </w:rPr>
+        <w:t xml:space="preserve">Add a page title</w:t>
+      </w:r>
+      <w:r>
+        <w:t xml:space="preserve">, choose the </w:t>
+      </w:r>
+      <w:r>
+        <w:rPr>
+          <w:b/>
+          <w:bCs/>
+        </w:rPr>
+        <w:t xml:space="preserve">Type</w:t>
+      </w:r>
+      <w:r>
+        <w:t xml:space="preserve">.</w:t>
+      </w:r>
+    </w:p>
+    <w:p>
+      <w:pPr>
+        <w:pStyle w:val="ListParagraph"/>
+        <w:numPr>
+          <w:ilvl w:val="0"/>
+          <w:numId w:val="24"/>
+        </w:numPr>
+      </w:pPr>
+      <w:r>
+        <w:t xml:space="preserve">Enter the </w:t>
+      </w:r>
+      <w:r>
+        <w:rPr>
+          <w:b/>
+          <w:bCs/>
+        </w:rPr>
+        <w:t xml:space="preserve">Page title</w:t>
+      </w:r>
+      <w:r>
+        <w:t xml:space="preserve">: up to 50 characters, without &lt; or &gt;.</w:t>
+      </w:r>
+    </w:p>
+    <w:p>
+      <w:pPr>
+        <w:pStyle w:val="ListParagraph"/>
+        <w:numPr>
+          <w:ilvl w:val="0"/>
+          <w:numId w:val="24"/>
+        </w:numPr>
+      </w:pPr>
+      <w:r>
+        <w:t xml:space="preserve">Choose the </w:t>
+      </w:r>
+      <w:r>
+        <w:rPr>
+          <w:b/>
+          <w:bCs/>
+        </w:rPr>
+        <w:t xml:space="preserve">Language</w:t>
+      </w:r>
+      <w:r>
+        <w:t xml:space="preserve">. Release editors choosing a title on </w:t>
+      </w:r>
+      <w:r>
+        <w:rPr>
+          <w:b/>
+          <w:bCs/>
+        </w:rPr>
+        <w:t xml:space="preserve">New release</w:t>
+      </w:r>
+      <w:r>
+        <w:t xml:space="preserve"> see the English titles.</w:t>
+      </w:r>
+    </w:p>
+    <w:p>
+      <w:pPr>
+        <w:pStyle w:val="ListParagraph"/>
+        <w:numPr>
+          <w:ilvl w:val="0"/>
+          <w:numId w:val="24"/>
+        </w:numPr>
+      </w:pPr>
+      <w:r>
+        <w:t xml:space="preserve">Leave </w:t>
+      </w:r>
+      <w:r>
+        <w:rPr>
+          <w:b/>
+          <w:bCs/>
+        </w:rPr>
+        <w:t xml:space="preserve">Order</w:t>
+      </w:r>
+      <w:r>
+        <w:t xml:space="preserve"> as suggested, or change it. Lower numbers come first.</w:t>
+      </w:r>
+    </w:p>
+    <w:p>
+      <w:pPr>
+        <w:pStyle w:val="ListParagraph"/>
+        <w:numPr>
+          <w:ilvl w:val="0"/>
+          <w:numId w:val="24"/>
+        </w:numPr>
+      </w:pPr>
+      <w:r>
+        <w:t xml:space="preserve">Choose the </w:t>
+      </w:r>
+      <w:r>
+        <w:rPr>
+          <w:b/>
+          <w:bCs/>
+        </w:rPr>
+        <w:t xml:space="preserve">Layout</w:t>
+      </w:r>
+      <w:r>
+        <w:t xml:space="preserve"> and </w:t>
+      </w:r>
+      <w:r>
+        <w:rPr>
+          <w:b/>
+          <w:bCs/>
+        </w:rPr>
+        <w:t xml:space="preserve">Page image</w:t>
+      </w:r>
+      <w:r>
+        <w:t xml:space="preserve"> that a new release with this title starts with. A Formal document has an organizations line; an Informal document has a byline.</w:t>
+      </w:r>
+    </w:p>
+    <w:p>
+      <w:pPr>
+        <w:pStyle w:val="ListParagraph"/>
+        <w:numPr>
+          <w:ilvl w:val="0"/>
+          <w:numId w:val="24"/>
+        </w:numPr>
+      </w:pPr>
+      <w:r>
+        <w:t xml:space="preserve">Choose </w:t>
+      </w:r>
+      <w:r>
+        <w:rPr>
+          <w:b/>
+          <w:bCs/>
+        </w:rPr>
+        <w:t xml:space="preserve">Add page title</w:t>
+      </w:r>
+      <w:r>
+        <w:t xml:space="preserve">. You see "Added {title}."</w:t>
+      </w:r>
+    </w:p>
+    <w:p>
+      <w:pPr>
+        <w:pStyle w:val="Heading2"/>
+      </w:pPr>
+      <w:r>
+        <w:t xml:space="preserve">Delete a page title</w:t>
+      </w:r>
+    </w:p>
+    <w:p>
+      <w:pPr>
+        <w:pStyle w:val="ListParagraph"/>
+        <w:numPr>
+          <w:ilvl w:val="0"/>
+          <w:numId w:val="25"/>
+        </w:numPr>
+      </w:pPr>
+      <w:r>
+        <w:t xml:space="preserve">Choose </w:t>
+      </w:r>
+      <w:r>
+        <w:rPr>
+          <w:b/>
+          <w:bCs/>
+        </w:rPr>
+        <w:t xml:space="preserve">Delete</w:t>
+      </w:r>
+      <w:r>
+        <w:t xml:space="preserve"> on its row. The Hub asks "Delete {title}?" and explains "New releases can no longer choose it. Releases that already use it keep it."</w:t>
+      </w:r>
+    </w:p>
+    <w:p>
+      <w:pPr>
+        <w:pStyle w:val="ListParagraph"/>
+        <w:numPr>
+          <w:ilvl w:val="0"/>
+          <w:numId w:val="25"/>
+        </w:numPr>
+      </w:pPr>
+      <w:r>
+        <w:t xml:space="preserve">Choose </w:t>
+      </w:r>
+      <w:r>
+        <w:rPr>
+          <w:b/>
+          <w:bCs/>
+        </w:rPr>
+        <w:t xml:space="preserve">Delete</w:t>
+      </w:r>
+      <w:r>
+        <w:t xml:space="preserve">.</w:t>
+      </w:r>
+    </w:p>
+    <w:p>
+      <w:pPr>
+        <w:pStyle w:val="Heading2"/>
+      </w:pPr>
+      <w:r>
+        <w:t xml:space="preserve">What happens next</w:t>
+      </w:r>
+    </w:p>
+    <w:p>
+      <w:pPr>
+        <w:pStyle w:val="ListParagraph"/>
+        <w:numPr>
+          <w:ilvl w:val="0"/>
+          <w:numId w:val="1"/>
+        </w:numPr>
+      </w:pPr>
+      <w:r>
+        <w:t xml:space="preserve">Release editors see the change the next time they open </w:t>
+      </w:r>
+      <w:r>
+        <w:rPr>
+          <w:b/>
+          <w:bCs/>
+        </w:rPr>
+        <w:t xml:space="preserve">New release</w:t>
+      </w:r>
+      <w:r>
+        <w:t xml:space="preserve">.</w:t>
+      </w:r>
+    </w:p>
+    <w:p>
+      <w:pPr>
+        <w:pStyle w:val="ListParagraph"/>
+        <w:numPr>
+          <w:ilvl w:val="0"/>
+          <w:numId w:val="1"/>
+        </w:numPr>
+      </w:pPr>
+      <w:r>
+        <w:t xml:space="preserve">A release keeps the title it was given. To change a published release's title, edit that release.</w:t>
+      </w:r>
+    </w:p>
+    <w:p>
+      <w:pPr>
+        <w:pStyle w:val="Heading2"/>
+      </w:pPr>
+      <w:r>
+        <w:t xml:space="preserve">Can't do this?</w:t>
+      </w:r>
+    </w:p>
+    <w:tbl>
+      <w:tblPr>
+        <w:tblW w:type="pct" w:w="5000"/>
+        <w:tblBorders>
+          <w:top w:val="single" w:color="auto" w:sz="4"/>
+          <w:left w:val="single" w:color="auto" w:sz="4"/>
+          <w:bottom w:val="single" w:color="auto" w:sz="4"/>
+          <w:right w:val="single" w:color="auto" w:sz="4"/>
+          <w:insideH w:val="single" w:color="auto" w:sz="4"/>
+          <w:insideV w:val="single" w:color="auto" w:sz="4"/>
+        </w:tblBorders>
+      </w:tblPr>
+      <w:tblGrid>
+        <w:gridCol w:w="4513"/>
+        <w:gridCol w:w="4513"/>
+      </w:tblGrid>
+      <w:tr>
+        <w:trPr>
+          <w:tblHeader/>
+        </w:trPr>
+        <w:tc>
+          <w:tcPr>
+            <w:shd w:fill="E8EEF5" w:val="clear"/>
+          </w:tcPr>
+          <w:p>
+            <w:r>
+              <w:rPr>
+                <w:b/>
+                <w:bCs/>
+              </w:rPr>
+              <w:t xml:space="preserve">Message</w:t>
+            </w:r>
+          </w:p>
+        </w:tc>
+        <w:tc>
+          <w:tcPr>
+            <w:shd w:fill="E8EEF5" w:val="clear"/>
+          </w:tcPr>
+          <w:p>
+            <w:r>
+              <w:rPr>
+                <w:b/>
+                <w:bCs/>
+              </w:rPr>
+              <w:t xml:space="preserve">What it means</w:t>
+            </w:r>
+          </w:p>
+        </w:tc>
+      </w:tr>
+      <w:tr>
+        <w:tc>
+          <w:p>
+            <w:r>
+              <w:t xml:space="preserve">"Page title is required."</w:t>
+            </w:r>
+          </w:p>
+        </w:tc>
+        <w:tc>
+          <w:p>
+            <w:r>
+              <w:t xml:space="preserve">Enter a title.</w:t>
+            </w:r>
+          </w:p>
+        </w:tc>
+      </w:tr>
+      <w:tr>
+        <w:tc>
+          <w:p>
+            <w:r>
+              <w:t xml:space="preserve">"Page title can't contain &lt; or &gt;."</w:t>
+            </w:r>
+          </w:p>
+        </w:tc>
+        <w:tc>
+          <w:p>
+            <w:r>
+              <w:t xml:space="preserve">Remove those characters.</w:t>
+            </w:r>
+          </w:p>
+        </w:tc>
+      </w:tr>
+      <w:tr>
+        <w:tc>
+          <w:p>
+            <w:r>
+              <w:t xml:space="preserve">"Order must be a whole number from 0 to 9999."</w:t>
+            </w:r>
+          </w:p>
+        </w:tc>
+        <w:tc>
+          <w:p>
+            <w:r>
+              <w:t xml:space="preserve">Fix the order.</w:t>
+            </w:r>
+          </w:p>
+        </w:tc>
+      </w:tr>
+      <w:tr>
+        <w:tc>
+          <w:p>
+            <w:r>
+              <w:t xml:space="preserve">"A page title with that name already exists in that language."</w:t>
+            </w:r>
+          </w:p>
+        </w:tc>
+        <w:tc>
+          <w:p>
+            <w:r>
+              <w:t xml:space="preserve">Choose another title, or edit the existing one.</w:t>
+            </w:r>
+          </w:p>
+        </w:tc>
+      </w:tr>
+      <w:tr>
+        <w:tc>
+          <w:p>
+            <w:r>
+              <w:t xml:space="preserve">"This is the only English page title for {type}. Add another first."</w:t>
+            </w:r>
+          </w:p>
+        </w:tc>
+        <w:tc>
+          <w:p>
+            <w:r>
+              <w:t xml:space="preserve">Each release type needs at least one English title. Add the new one, then delete the old one.</w:t>
+            </w:r>
+          </w:p>
+        </w:tc>
+      </w:tr>
+      <w:tr>
+        <w:tc>
+          <w:p>
+            <w:r>
+              <w:t xml:space="preserve">"That page image does not exist."</w:t>
+            </w:r>
+          </w:p>
+        </w:tc>
+        <w:tc>
+          <w:p>
+            <w:r>
+              <w:t xml:space="preserve">The image was removed. Choose another one.</w:t>
+            </w:r>
+          </w:p>
+        </w:tc>
+      </w:tr>
+      <w:tr>
+        <w:tc>
+          <w:p>
+            <w:r>
+              <w:t xml:space="preserve">"That page title no longer exists."</w:t>
+            </w:r>
+          </w:p>
+        </w:tc>
+        <w:tc>
+          <w:p>
+            <w:r>
+              <w:t xml:space="preserve">Someone else deleted or renamed it. The list reloads.</w:t>
+            </w:r>
+          </w:p>
+        </w:tc>
+      </w:tr>
+    </w:tbl>
+    <w:p/>
+    <w:p>
+      <w:pPr>
+        <w:pStyle w:val="Heading1"/>
+      </w:pPr>
+      <w:bookmarkStart w:name="section_9" w:id="9"/>
+      <w:r>
+        <w:t xml:space="preserve">Media list names</w:t>
+      </w:r>
+      <w:bookmarkEnd w:id="9"/>
+    </w:p>
+    <w:p>
+      <w:pPr>
+        <w:spacing w:after="120"/>
+      </w:pPr>
+      <w:r>
+        <w:rPr>
+          <w:b/>
+          <w:bCs/>
+        </w:rPr>
+        <w:t xml:space="preserve">Who this is for:</w:t>
+      </w:r>
+      <w:r>
+        <w:t xml:space="preserve"> Core administrators (Core.Admin).</w:t>
+      </w:r>
+    </w:p>
+    <w:p>
+      <w:pPr>
+        <w:spacing w:after="120"/>
+      </w:pPr>
+      <w:r>
+        <w:rPr>
+          <w:b/>
+          <w:bCs/>
+        </w:rPr>
+        <w:t xml:space="preserve">Media list names</w:t>
+      </w:r>
+      <w:r>
+        <w:t xml:space="preserve"> decides which media lists exist, what they are called and the order they appear in. Release editors pick these lists to send a release to reporters. The reporters on each list are managed by News On Demand staff under </w:t>
+      </w:r>
+      <w:r>
+        <w:rPr>
+          <w:b/>
+          <w:bCs/>
+        </w:rPr>
+        <w:t xml:space="preserve">Subscribers</w:t>
+      </w:r>
+      <w:r>
+        <w:t xml:space="preserve"> &gt; </w:t>
+      </w:r>
+      <w:r>
+        <w:rPr>
+          <w:b/>
+          <w:bCs/>
+        </w:rPr>
+        <w:t xml:space="preserve">Media lists</w:t>
+      </w:r>
+      <w:r>
+        <w:t xml:space="preserve">.</w:t>
+      </w:r>
+    </w:p>
+    <w:p>
+      <w:pPr>
+        <w:spacing w:after="120"/>
+      </w:pPr>
+      <w:r>
+        <w:t xml:space="preserve">Each row has a </w:t>
+      </w:r>
+      <w:r>
+        <w:rPr>
+          <w:b/>
+          <w:bCs/>
+        </w:rPr>
+        <w:t xml:space="preserve">Key</w:t>
+      </w:r>
+      <w:r>
+        <w:t xml:space="preserve">, a </w:t>
+      </w:r>
+      <w:r>
+        <w:rPr>
+          <w:b/>
+          <w:bCs/>
+        </w:rPr>
+        <w:t xml:space="preserve">Name</w:t>
+      </w:r>
+      <w:r>
+        <w:t xml:space="preserve">, an </w:t>
+      </w:r>
+      <w:r>
+        <w:rPr>
+          <w:b/>
+          <w:bCs/>
+        </w:rPr>
+        <w:t xml:space="preserve">Order</w:t>
+      </w:r>
+      <w:r>
+        <w:t xml:space="preserve"> and an </w:t>
+      </w:r>
+      <w:r>
+        <w:rPr>
+          <w:b/>
+          <w:bCs/>
+        </w:rPr>
+        <w:t xml:space="preserve">Active</w:t>
+      </w:r>
+      <w:r>
+        <w:t xml:space="preserve"> box.</w:t>
+      </w:r>
+    </w:p>
+    <w:p>
+      <w:pPr>
+        <w:pStyle w:val="Heading2"/>
+      </w:pPr>
+      <w:r>
+        <w:t xml:space="preserve">Rename or reorder a list</w:t>
+      </w:r>
+    </w:p>
+    <w:p>
+      <w:pPr>
+        <w:pStyle w:val="ListParagraph"/>
+        <w:numPr>
+          <w:ilvl w:val="0"/>
+          <w:numId w:val="26"/>
+        </w:numPr>
+      </w:pPr>
+      <w:r>
+        <w:t xml:space="preserve">Change the </w:t>
+      </w:r>
+      <w:r>
+        <w:rPr>
+          <w:b/>
+          <w:bCs/>
+        </w:rPr>
+        <w:t xml:space="preserve">Name</w:t>
+      </w:r>
+      <w:r>
+        <w:t xml:space="preserve"> or </w:t>
+      </w:r>
+      <w:r>
+        <w:rPr>
+          <w:b/>
+          <w:bCs/>
+        </w:rPr>
+        <w:t xml:space="preserve">Order</w:t>
+      </w:r>
+      <w:r>
+        <w:t xml:space="preserve"> on its row.</w:t>
+      </w:r>
+    </w:p>
+    <w:p>
+      <w:pPr>
+        <w:pStyle w:val="ListParagraph"/>
+        <w:numPr>
+          <w:ilvl w:val="0"/>
+          <w:numId w:val="26"/>
+        </w:numPr>
+      </w:pPr>
+      <w:r>
+        <w:t xml:space="preserve">Choose </w:t>
+      </w:r>
+      <w:r>
+        <w:rPr>
+          <w:b/>
+          <w:bCs/>
+        </w:rPr>
+        <w:t xml:space="preserve">Save</w:t>
+      </w:r>
+      <w:r>
+        <w:t xml:space="preserve"> on that row. You see "{key} saved."</w:t>
+      </w:r>
+    </w:p>
+    <w:p>
+      <w:pPr>
+        <w:pStyle w:val="Heading2"/>
+      </w:pPr>
+      <w:r>
+        <w:t xml:space="preserve">Retire a list</w:t>
+      </w:r>
+    </w:p>
+    <w:p>
+      <w:pPr>
+        <w:pStyle w:val="ListParagraph"/>
+        <w:numPr>
+          <w:ilvl w:val="0"/>
+          <w:numId w:val="27"/>
+        </w:numPr>
+      </w:pPr>
+      <w:r>
+        <w:t xml:space="preserve">Untick </w:t>
+      </w:r>
+      <w:r>
+        <w:rPr>
+          <w:b/>
+          <w:bCs/>
+        </w:rPr>
+        <w:t xml:space="preserve">Active</w:t>
+      </w:r>
+      <w:r>
+        <w:t xml:space="preserve"> on its row.</w:t>
+      </w:r>
+    </w:p>
+    <w:p>
+      <w:pPr>
+        <w:pStyle w:val="ListParagraph"/>
+        <w:numPr>
+          <w:ilvl w:val="0"/>
+          <w:numId w:val="27"/>
+        </w:numPr>
+      </w:pPr>
+      <w:r>
+        <w:t xml:space="preserve">Choose </w:t>
+      </w:r>
+      <w:r>
+        <w:rPr>
+          <w:b/>
+          <w:bCs/>
+        </w:rPr>
+        <w:t xml:space="preserve">Save</w:t>
+      </w:r>
+      <w:r>
+        <w:t xml:space="preserve">. The Hub asks "Retire {key}?" and explains "Releases can no longer be sent to it. Its members are kept, and ticking Active again brings it back."</w:t>
+      </w:r>
+    </w:p>
+    <w:p>
+      <w:pPr>
+        <w:pStyle w:val="ListParagraph"/>
+        <w:numPr>
+          <w:ilvl w:val="0"/>
+          <w:numId w:val="27"/>
+        </w:numPr>
+      </w:pPr>
+      <w:r>
+        <w:t xml:space="preserve">Choose </w:t>
+      </w:r>
+      <w:r>
+        <w:rPr>
+          <w:b/>
+          <w:bCs/>
+        </w:rPr>
+        <w:t xml:space="preserve">Retire list</w:t>
+      </w:r>
+      <w:r>
+        <w:t xml:space="preserve">.</w:t>
+      </w:r>
+    </w:p>
+    <w:p>
+      <w:pPr>
+        <w:pStyle w:val="Heading2"/>
+      </w:pPr>
+      <w:r>
+        <w:t xml:space="preserve">Add a list</w:t>
+      </w:r>
+    </w:p>
+    <w:p>
+      <w:pPr>
+        <w:pStyle w:val="ListParagraph"/>
+        <w:numPr>
+          <w:ilvl w:val="0"/>
+          <w:numId w:val="28"/>
+        </w:numPr>
+      </w:pPr>
+      <w:r>
+        <w:t xml:space="preserve">Under </w:t>
+      </w:r>
+      <w:r>
+        <w:rPr>
+          <w:b/>
+          <w:bCs/>
+        </w:rPr>
+        <w:t xml:space="preserve">Add a media list</w:t>
+      </w:r>
+      <w:r>
+        <w:t xml:space="preserve">, enter the </w:t>
+      </w:r>
+      <w:r>
+        <w:rPr>
+          <w:b/>
+          <w:bCs/>
+        </w:rPr>
+        <w:t xml:space="preserve">Key</w:t>
+      </w:r>
+      <w:r>
+        <w:t xml:space="preserve">: lowercase letters, numbers and hyphens. It can't be changed later.</w:t>
+      </w:r>
+    </w:p>
+    <w:p>
+      <w:pPr>
+        <w:pStyle w:val="ListParagraph"/>
+        <w:numPr>
+          <w:ilvl w:val="0"/>
+          <w:numId w:val="28"/>
+        </w:numPr>
+      </w:pPr>
+      <w:r>
+        <w:t xml:space="preserve">Enter the </w:t>
+      </w:r>
+      <w:r>
+        <w:rPr>
+          <w:b/>
+          <w:bCs/>
+        </w:rPr>
+        <w:t xml:space="preserve">Name</w:t>
+      </w:r>
+      <w:r>
+        <w:t xml:space="preserve">.</w:t>
+      </w:r>
+    </w:p>
+    <w:p>
+      <w:pPr>
+        <w:pStyle w:val="ListParagraph"/>
+        <w:numPr>
+          <w:ilvl w:val="0"/>
+          <w:numId w:val="28"/>
+        </w:numPr>
+      </w:pPr>
+      <w:r>
+        <w:t xml:space="preserve">Choose </w:t>
+      </w:r>
+      <w:r>
+        <w:rPr>
+          <w:b/>
+          <w:bCs/>
+        </w:rPr>
+        <w:t xml:space="preserve">Add media list</w:t>
+      </w:r>
+      <w:r>
+        <w:t xml:space="preserve">. You see "Media list added. It reaches News On Demand within a minute."</w:t>
+      </w:r>
+    </w:p>
+    <w:p>
+      <w:pPr>
+        <w:pStyle w:val="Heading2"/>
+      </w:pPr>
+      <w:r>
+        <w:t xml:space="preserve">What happens next</w:t>
+      </w:r>
+    </w:p>
+    <w:p>
+      <w:pPr>
+        <w:pStyle w:val="ListParagraph"/>
+        <w:numPr>
+          <w:ilvl w:val="0"/>
+          <w:numId w:val="1"/>
+        </w:numPr>
+      </w:pPr>
+      <w:r>
+        <w:t xml:space="preserve">Changes reach News On Demand's media lists within a minute.</w:t>
+      </w:r>
+    </w:p>
+    <w:p>
+      <w:pPr>
+        <w:pStyle w:val="ListParagraph"/>
+        <w:numPr>
+          <w:ilvl w:val="0"/>
+          <w:numId w:val="1"/>
+        </w:numPr>
+      </w:pPr>
+      <w:r>
+        <w:t xml:space="preserve">A retired list can't be put on a release. A release that already had it shows it ticked, greyed out and marked "(retired)"; nothing is sent to it.</w:t>
+      </w:r>
+    </w:p>
+    <w:p>
+      <w:pPr>
+        <w:pStyle w:val="ListParagraph"/>
+        <w:numPr>
+          <w:ilvl w:val="0"/>
+          <w:numId w:val="1"/>
+        </w:numPr>
+      </w:pPr>
+      <w:r>
+        <w:t xml:space="preserve">Nobody is emailed.</w:t>
+      </w:r>
+    </w:p>
+    <w:p>
+      <w:pPr>
+        <w:pStyle w:val="Heading2"/>
+      </w:pPr>
+      <w:r>
+        <w:t xml:space="preserve">Can't do this?</w:t>
+      </w:r>
+    </w:p>
+    <w:tbl>
+      <w:tblPr>
+        <w:tblW w:type="pct" w:w="5000"/>
+        <w:tblBorders>
+          <w:top w:val="single" w:color="auto" w:sz="4"/>
+          <w:left w:val="single" w:color="auto" w:sz="4"/>
+          <w:bottom w:val="single" w:color="auto" w:sz="4"/>
+          <w:right w:val="single" w:color="auto" w:sz="4"/>
+          <w:insideH w:val="single" w:color="auto" w:sz="4"/>
+          <w:insideV w:val="single" w:color="auto" w:sz="4"/>
+        </w:tblBorders>
+      </w:tblPr>
+      <w:tblGrid>
+        <w:gridCol w:w="4513"/>
+        <w:gridCol w:w="4513"/>
+      </w:tblGrid>
+      <w:tr>
+        <w:trPr>
+          <w:tblHeader/>
+        </w:trPr>
+        <w:tc>
+          <w:tcPr>
+            <w:shd w:fill="E8EEF5" w:val="clear"/>
+          </w:tcPr>
+          <w:p>
+            <w:r>
+              <w:rPr>
+                <w:b/>
+                <w:bCs/>
+              </w:rPr>
+              <w:t xml:space="preserve">Message</w:t>
+            </w:r>
+          </w:p>
+        </w:tc>
+        <w:tc>
+          <w:tcPr>
+            <w:shd w:fill="E8EEF5" w:val="clear"/>
+          </w:tcPr>
+          <w:p>
+            <w:r>
+              <w:rPr>
+                <w:b/>
+                <w:bCs/>
+              </w:rPr>
+              <w:t xml:space="preserve">What it means</w:t>
+            </w:r>
+          </w:p>
+        </w:tc>
+      </w:tr>
+      <w:tr>
+        <w:tc>
+          <w:p>
+            <w:r>
+              <w:t xml:space="preserve">"A media list with that key already exists."</w:t>
+            </w:r>
+          </w:p>
+        </w:tc>
+        <w:tc>
+          <w:p>
+            <w:r>
+              <w:t xml:space="preserve">Choose another key. To bring back a retired list, tick </w:t>
+            </w:r>
+            <w:r>
+              <w:rPr>
+                <w:b/>
+                <w:bCs/>
+              </w:rPr>
+              <w:t xml:space="preserve">Active</w:t>
+            </w:r>
+            <w:r>
+              <w:t xml:space="preserve"> on its row.</w:t>
+            </w:r>
+          </w:p>
+        </w:tc>
+      </w:tr>
+      <w:tr>
+        <w:tc>
+          <w:p>
+            <w:r>
+              <w:t xml:space="preserve">"Keys use lowercase letters, numbers and hyphens; both fields are required."</w:t>
+            </w:r>
+          </w:p>
+        </w:tc>
+        <w:tc>
+          <w:p>
+            <w:r>
+              <w:t xml:space="preserve">Fix the key, and fill in both fields.</w:t>
+            </w:r>
+          </w:p>
+        </w:tc>
+      </w:tr>
+      <w:tr>
+        <w:tc>
+          <w:p>
+            <w:r>
+              <w:t xml:space="preserve">"Name is required."</w:t>
+            </w:r>
+          </w:p>
+        </w:tc>
+        <w:tc>
+          <w:p>
+            <w:r>
+              <w:t xml:space="preserve">Enter a name.</w:t>
+            </w:r>
+          </w:p>
+        </w:tc>
+      </w:tr>
+      <w:tr>
+        <w:tc>
+          <w:p>
+            <w:r>
+              <w:t xml:space="preserve">"Order must be a whole number."</w:t>
+            </w:r>
+          </w:p>
+        </w:tc>
+        <w:tc>
+          <w:p>
+            <w:r>
+              <w:t xml:space="preserve">Enter a number such as 3.</w:t>
+            </w:r>
+          </w:p>
+        </w:tc>
+      </w:tr>
+    </w:tbl>
+    <w:p/>
+    <w:p>
+      <w:pPr>
+        <w:pStyle w:val="Heading1"/>
+      </w:pPr>
+      <w:bookmarkStart w:name="section_10" w:id="10"/>
+      <w:r>
+        <w:t xml:space="preserve">Error log</w:t>
+      </w:r>
+      <w:bookmarkEnd w:id="10"/>
+    </w:p>
+    <w:p>
+      <w:pPr>
+        <w:spacing w:after="120"/>
+      </w:pPr>
+      <w:r>
+        <w:rPr>
+          <w:b/>
+          <w:bCs/>
+        </w:rPr>
+        <w:t xml:space="preserve">Who this is for:</w:t>
+      </w:r>
+      <w:r>
+        <w:t xml:space="preserve"> Core administrators (Core.Admin).</w:t>
+      </w:r>
+    </w:p>
+    <w:p>
+      <w:pPr>
+        <w:spacing w:after="120"/>
+      </w:pPr>
+      <w:r>
+        <w:rPr>
+          <w:b/>
+          <w:bCs/>
+        </w:rPr>
+        <w:t xml:space="preserve">Error log</w:t>
+      </w:r>
+      <w:r>
+        <w:t xml:space="preserve"> shows the most recent errors the system recorded, newest first, so you can tell the support team what went wrong and when. It changes nothing.</w:t>
+      </w:r>
+    </w:p>
+    <w:p>
+      <w:pPr>
+        <w:pStyle w:val="Heading2"/>
+      </w:pPr>
+      <w:r>
+        <w:t xml:space="preserve">Check for errors</w:t>
+      </w:r>
+    </w:p>
+    <w:p>
+      <w:pPr>
+        <w:pStyle w:val="ListParagraph"/>
+        <w:numPr>
+          <w:ilvl w:val="0"/>
+          <w:numId w:val="29"/>
+        </w:numPr>
+      </w:pPr>
+      <w:r>
+        <w:t xml:space="preserve">Open </w:t>
+      </w:r>
+      <w:r>
+        <w:rPr>
+          <w:b/>
+          <w:bCs/>
+        </w:rPr>
+        <w:t xml:space="preserve">Error log</w:t>
+      </w:r>
+      <w:r>
+        <w:t xml:space="preserve">. It shows the last 200 entries, or "No errors logged."</w:t>
+      </w:r>
+    </w:p>
+    <w:p>
+      <w:pPr>
+        <w:pStyle w:val="ListParagraph"/>
+        <w:numPr>
+          <w:ilvl w:val="0"/>
+          <w:numId w:val="29"/>
+        </w:numPr>
+      </w:pPr>
+      <w:r>
+        <w:t xml:space="preserve">Choose </w:t>
+      </w:r>
+      <w:r>
+        <w:rPr>
+          <w:b/>
+          <w:bCs/>
+        </w:rPr>
+        <w:t xml:space="preserve">Refresh</w:t>
+      </w:r>
+      <w:r>
+        <w:t xml:space="preserve"> to load newer entries.</w:t>
+      </w:r>
+    </w:p>
+    <w:p>
+      <w:pPr>
+        <w:pStyle w:val="ListParagraph"/>
+        <w:numPr>
+          <w:ilvl w:val="0"/>
+          <w:numId w:val="29"/>
+        </w:numPr>
+      </w:pPr>
+      <w:r>
+        <w:t xml:space="preserve">Each entry shows </w:t>
+      </w:r>
+      <w:r>
+        <w:rPr>
+          <w:b/>
+          <w:bCs/>
+        </w:rPr>
+        <w:t xml:space="preserve">When</w:t>
+      </w:r>
+      <w:r>
+        <w:t xml:space="preserve"> it happened, a </w:t>
+      </w:r>
+      <w:r>
+        <w:rPr>
+          <w:b/>
+          <w:bCs/>
+        </w:rPr>
+        <w:t xml:space="preserve">Process ID</w:t>
+      </w:r>
+      <w:r>
+        <w:t xml:space="preserve"> and the </w:t>
+      </w:r>
+      <w:r>
+        <w:rPr>
+          <w:b/>
+          <w:bCs/>
+        </w:rPr>
+        <w:t xml:space="preserve">Message</w:t>
+      </w:r>
+      <w:r>
+        <w:t xml:space="preserve">.</w:t>
+      </w:r>
+    </w:p>
+    <w:p>
+      <w:pPr>
+        <w:spacing w:after="120"/>
+      </w:pPr>
+      <w:r>
+        <w:t xml:space="preserve">When you report a problem, copy the time and the whole message. The </w:t>
+      </w:r>
+      <w:r>
+        <w:rPr>
+          <w:b/>
+          <w:bCs/>
+        </w:rPr>
+        <w:t xml:space="preserve">Process ID</w:t>
+      </w:r>
+      <w:r>
+        <w:t xml:space="preserve"> tells the support team which run of the system logged it.</w:t>
+      </w:r>
+    </w:p>
+    <w:p>
+      <w:pPr>
+        <w:pStyle w:val="Heading2"/>
+      </w:pPr>
+      <w:r>
+        <w:t xml:space="preserve">What to know</w:t>
+      </w:r>
+    </w:p>
+    <w:p>
+      <w:pPr>
+        <w:pStyle w:val="ListParagraph"/>
+        <w:numPr>
+          <w:ilvl w:val="0"/>
+          <w:numId w:val="1"/>
+        </w:numPr>
+      </w:pPr>
+      <w:r>
+        <w:t xml:space="preserve">Entries are kept when the system restarts.</w:t>
+      </w:r>
+    </w:p>
+    <w:p>
+      <w:pPr>
+        <w:pStyle w:val="ListParagraph"/>
+        <w:numPr>
+          <w:ilvl w:val="0"/>
+          <w:numId w:val="1"/>
+        </w:numPr>
+      </w:pPr>
+      <w:r>
+        <w:t xml:space="preserve">Values quoted in errors about stored records, such as an email address, are blanked out before the entry is kept.</w:t>
+      </w:r>
+    </w:p>
+    <w:p>
+      <w:pPr>
+        <w:pStyle w:val="ListParagraph"/>
+        <w:numPr>
+          <w:ilvl w:val="0"/>
+          <w:numId w:val="1"/>
+        </w:numPr>
+      </w:pPr>
+      <w:r>
+        <w:t xml:space="preserve">If the page says "Couldn't load the error log.", reload it. If that keeps happening, the system itself may be down: tell the support team.</w:t>
+      </w:r>
+    </w:p>
+    <w:p>
+      <w:pPr>
+        <w:pStyle w:val="Heading1"/>
+      </w:pPr>
+      <w:bookmarkStart w:name="section_11" w:id="11"/>
+      <w:r>
+        <w:t xml:space="preserve">Website and Project Blue Bridge</w:t>
+      </w:r>
+      <w:bookmarkEnd w:id="11"/>
+    </w:p>
+    <w:p>
+      <w:pPr>
+        <w:spacing w:after="120"/>
+      </w:pPr>
+      <w:r>
+        <w:rPr>
+          <w:b/>
+          <w:bCs/>
+        </w:rPr>
+        <w:t xml:space="preserve">Who this is for:</w:t>
+      </w:r>
+      <w:r>
+        <w:t xml:space="preserve"> Core administrators (Core.Admin).</w:t>
+      </w:r>
+    </w:p>
+    <w:p>
+      <w:pPr>
+        <w:spacing w:after="120"/>
+      </w:pPr>
+      <w:r>
+        <w:t xml:space="preserve">In </w:t>
+      </w:r>
+      <w:r>
+        <w:rPr>
+          <w:b/>
+          <w:bCs/>
+        </w:rPr>
+        <w:t xml:space="preserve">Website</w:t>
+      </w:r>
+      <w:r>
+        <w:t xml:space="preserve">, the one thing only you can change is </w:t>
+      </w:r>
+      <w:r>
+        <w:rPr>
+          <w:b/>
+          <w:bCs/>
+        </w:rPr>
+        <w:t xml:space="preserve">Project Blue Bridge</w:t>
+      </w:r>
+      <w:r>
+        <w:t xml:space="preserve">: the switch that puts the public site into mourning when the King dies. Everything else in </w:t>
+      </w:r>
+      <w:r>
+        <w:rPr>
+          <w:b/>
+          <w:bCs/>
+        </w:rPr>
+        <w:t xml:space="preserve">Website</w:t>
+      </w:r>
+      <w:r>
+        <w:t xml:space="preserve"> is view-only for you.</w:t>
+      </w:r>
+    </w:p>
+    <w:p>
+      <w:pPr>
+        <w:pStyle w:val="Heading2"/>
+      </w:pPr>
+      <w:r>
+        <w:t xml:space="preserve">What you can and can't change in Website</w:t>
+      </w:r>
+    </w:p>
+    <w:p>
+      <w:pPr>
+        <w:spacing w:after="120"/>
+      </w:pPr>
+      <w:r>
+        <w:t xml:space="preserve">You can open every </w:t>
+      </w:r>
+      <w:r>
+        <w:rPr>
+          <w:b/>
+          <w:bCs/>
+        </w:rPr>
+        <w:t xml:space="preserve">Website</w:t>
+      </w:r>
+      <w:r>
+        <w:t xml:space="preserve"> tab: </w:t>
+      </w:r>
+      <w:r>
+        <w:rPr>
+          <w:b/>
+          <w:bCs/>
+        </w:rPr>
+        <w:t xml:space="preserve">Carousel</w:t>
+      </w:r>
+      <w:r>
+        <w:t xml:space="preserve">, </w:t>
+      </w:r>
+      <w:r>
+        <w:rPr>
+          <w:b/>
+          <w:bCs/>
+        </w:rPr>
+        <w:t xml:space="preserve">Emergency pins</w:t>
+      </w:r>
+      <w:r>
+        <w:t xml:space="preserve">, </w:t>
+      </w:r>
+      <w:r>
+        <w:rPr>
+          <w:b/>
+          <w:bCs/>
+        </w:rPr>
+        <w:t xml:space="preserve">Live Feed</w:t>
+      </w:r>
+      <w:r>
+        <w:t xml:space="preserve">, </w:t>
+      </w:r>
+      <w:r>
+        <w:rPr>
+          <w:b/>
+          <w:bCs/>
+        </w:rPr>
+        <w:t xml:space="preserve">What's featured where</w:t>
+      </w:r>
+      <w:r>
+        <w:t xml:space="preserve">, </w:t>
+      </w:r>
+      <w:r>
+        <w:rPr>
+          <w:b/>
+          <w:bCs/>
+        </w:rPr>
+        <w:t xml:space="preserve">Resource links</w:t>
+      </w:r>
+      <w:r>
+        <w:t xml:space="preserve">, </w:t>
+      </w:r>
+      <w:r>
+        <w:rPr>
+          <w:b/>
+          <w:bCs/>
+        </w:rPr>
+        <w:t xml:space="preserve">Files</w:t>
+      </w:r>
+      <w:r>
+        <w:t xml:space="preserve">, </w:t>
+      </w:r>
+      <w:r>
+        <w:rPr>
+          <w:b/>
+          <w:bCs/>
+        </w:rPr>
+        <w:t xml:space="preserve">Website log</w:t>
+      </w:r>
+      <w:r>
+        <w:t xml:space="preserve"> and </w:t>
+      </w:r>
+      <w:r>
+        <w:rPr>
+          <w:b/>
+          <w:bCs/>
+        </w:rPr>
+        <w:t xml:space="preserve">Site settings</w:t>
+      </w:r>
+      <w:r>
+        <w:t xml:space="preserve">. You see what is live, but there are no </w:t>
+      </w:r>
+      <w:r>
+        <w:rPr>
+          <w:b/>
+          <w:bCs/>
+        </w:rPr>
+        <w:t xml:space="preserve">Save</w:t>
+      </w:r>
+      <w:r>
+        <w:t xml:space="preserve"> or </w:t>
+      </w:r>
+      <w:r>
+        <w:rPr>
+          <w:b/>
+          <w:bCs/>
+        </w:rPr>
+        <w:t xml:space="preserve">Publish</w:t>
+      </w:r>
+      <w:r>
+        <w:t xml:space="preserve"> buttons.</w:t>
+      </w:r>
+    </w:p>
+    <w:p>
+      <w:pPr>
+        <w:spacing w:after="120"/>
+      </w:pPr>
+      <w:r>
+        <w:t xml:space="preserve">Site editors make those changes. If your work needs them, give your own account the </w:t>
+      </w:r>
+      <w:r>
+        <w:rPr>
+          <w:b/>
+          <w:bCs/>
+        </w:rPr>
+        <w:t xml:space="preserve">NRMS Site editor</w:t>
+      </w:r>
+      <w:r>
+        <w:t xml:space="preserve"> role on </w:t>
+      </w:r>
+      <w:hyperlink w:history="1" w:anchor="section_2">
+        <w:r>
+          <w:t xml:space="preserve">Users</w:t>
+        </w:r>
+      </w:hyperlink>
+      <w:r>
+        <w:t xml:space="preserve">.</w:t>
+      </w:r>
+    </w:p>
+    <w:p>
+      <w:pPr>
+        <w:spacing w:after="120"/>
+      </w:pPr>
+      <w:r>
+        <w:rPr>
+          <w:b/>
+          <w:bCs/>
+        </w:rPr>
+        <w:t xml:space="preserve">Website log</w:t>
+      </w:r>
+      <w:r>
+        <w:t xml:space="preserve"> lists every change to the public site's content: who, when and what. Use it to check who changed something.</w:t>
+      </w:r>
+    </w:p>
+    <w:p>
+      <w:pPr>
+        <w:pStyle w:val="Heading2"/>
+      </w:pPr>
+      <w:r>
+        <w:t xml:space="preserve">Turn Project Blue Bridge on or off</w:t>
+      </w:r>
+    </w:p>
+    <w:p>
+      <w:pPr>
+        <w:spacing w:after="120"/>
+      </w:pPr>
+      <w:r>
+        <w:t xml:space="preserve">Turn it on only with approval from the Intergovernmental Relations Secretariat (IGRS). The same steps turn it off.</w:t>
+      </w:r>
+    </w:p>
+    <w:p>
+      <w:pPr>
+        <w:pStyle w:val="ListParagraph"/>
+        <w:numPr>
+          <w:ilvl w:val="0"/>
+          <w:numId w:val="30"/>
+        </w:numPr>
+      </w:pPr>
+      <w:r>
+        <w:t xml:space="preserve">Open </w:t>
+      </w:r>
+      <w:r>
+        <w:rPr>
+          <w:b/>
+          <w:bCs/>
+        </w:rPr>
+        <w:t xml:space="preserve">Website</w:t>
+      </w:r>
+      <w:r>
+        <w:t xml:space="preserve"> &gt; </w:t>
+      </w:r>
+      <w:r>
+        <w:rPr>
+          <w:b/>
+          <w:bCs/>
+        </w:rPr>
+        <w:t xml:space="preserve">Site settings</w:t>
+      </w:r>
+      <w:r>
+        <w:t xml:space="preserve"> &gt; </w:t>
+      </w:r>
+      <w:r>
+        <w:rPr>
+          <w:b/>
+          <w:bCs/>
+        </w:rPr>
+        <w:t xml:space="preserve">Project Blue Bridge</w:t>
+      </w:r>
+      <w:r>
+        <w:t xml:space="preserve">. The page shows "Project Blue Bridge is currently OFF." (or ON).</w:t>
+      </w:r>
+    </w:p>
+    <w:p>
+      <w:pPr>
+        <w:pStyle w:val="ListParagraph"/>
+        <w:numPr>
+          <w:ilvl w:val="0"/>
+          <w:numId w:val="30"/>
+        </w:numPr>
+      </w:pPr>
+      <w:r>
+        <w:t xml:space="preserve">Choose the </w:t>
+      </w:r>
+      <w:r>
+        <w:rPr>
+          <w:b/>
+          <w:bCs/>
+        </w:rPr>
+        <w:t xml:space="preserve">Project Blue Bridge</w:t>
+      </w:r>
+      <w:r>
+        <w:t xml:space="preserve"> switch. A box asks "Turn Project Blue Bridge on?" and repeats the warning "Do not click OK unless you have approval from IGRS".</w:t>
+      </w:r>
+    </w:p>
+    <w:p>
+      <w:pPr>
+        <w:pStyle w:val="ListParagraph"/>
+        <w:numPr>
+          <w:ilvl w:val="0"/>
+          <w:numId w:val="30"/>
+        </w:numPr>
+      </w:pPr>
+      <w:r>
+        <w:t xml:space="preserve">Type KING CHARLES III in </w:t>
+      </w:r>
+      <w:r>
+        <w:rPr>
+          <w:b/>
+          <w:bCs/>
+        </w:rPr>
+        <w:t xml:space="preserve">Type KING CHARLES III to confirm</w:t>
+      </w:r>
+      <w:r>
+        <w:t xml:space="preserve">, in capitals, exactly.</w:t>
+      </w:r>
+    </w:p>
+    <w:p>
+      <w:pPr>
+        <w:pStyle w:val="ListParagraph"/>
+        <w:numPr>
+          <w:ilvl w:val="0"/>
+          <w:numId w:val="30"/>
+        </w:numPr>
+      </w:pPr>
+      <w:r>
+        <w:t xml:space="preserve">Tick </w:t>
+      </w:r>
+      <w:r>
+        <w:rPr>
+          <w:b/>
+          <w:bCs/>
+        </w:rPr>
+        <w:t xml:space="preserve">IGRS has approved this change</w:t>
+      </w:r>
+      <w:r>
+        <w:t xml:space="preserve">.</w:t>
+      </w:r>
+    </w:p>
+    <w:p>
+      <w:pPr>
+        <w:pStyle w:val="ListParagraph"/>
+        <w:numPr>
+          <w:ilvl w:val="0"/>
+          <w:numId w:val="30"/>
+        </w:numPr>
+      </w:pPr>
+      <w:r>
+        <w:t xml:space="preserve">Choose </w:t>
+      </w:r>
+      <w:r>
+        <w:rPr>
+          <w:b/>
+          <w:bCs/>
+        </w:rPr>
+        <w:t xml:space="preserve">Confirm turn on</w:t>
+      </w:r>
+      <w:r>
+        <w:t xml:space="preserve"> (or </w:t>
+      </w:r>
+      <w:r>
+        <w:rPr>
+          <w:b/>
+          <w:bCs/>
+        </w:rPr>
+        <w:t xml:space="preserve">Confirm turn off</w:t>
+      </w:r>
+      <w:r>
+        <w:t xml:space="preserve">). Until steps 3 and 4 are done, the button stays greyed out.</w:t>
+      </w:r>
+    </w:p>
+    <w:p>
+      <w:pPr>
+        <w:spacing w:after="120"/>
+      </w:pPr>
+      <w:r>
+        <w:t xml:space="preserve">The page then shows "Project Blue Bridge is currently ON."</w:t>
+      </w:r>
+    </w:p>
+    <w:p>
+      <w:pPr>
+        <w:spacing w:after="120"/>
+      </w:pPr>
+      <w:r>
+        <w:t xml:space="preserve">The banner's wording is on </w:t>
+      </w:r>
+      <w:r>
+        <w:rPr>
+          <w:b/>
+          <w:bCs/>
+        </w:rPr>
+        <w:t xml:space="preserve">Site settings</w:t>
+      </w:r>
+      <w:r>
+        <w:t xml:space="preserve"> &gt; </w:t>
+      </w:r>
+      <w:r>
+        <w:rPr>
+          <w:b/>
+          <w:bCs/>
+        </w:rPr>
+        <w:t xml:space="preserve">Site identity</w:t>
+      </w:r>
+      <w:r>
+        <w:t xml:space="preserve">, which site editors change.</w:t>
+      </w:r>
+    </w:p>
+    <w:p>
+      <w:pPr>
+        <w:pStyle w:val="Heading2"/>
+      </w:pPr>
+      <w:r>
+        <w:t xml:space="preserve">What happens next</w:t>
+      </w:r>
+    </w:p>
+    <w:p>
+      <w:pPr>
+        <w:pStyle w:val="ListParagraph"/>
+        <w:numPr>
+          <w:ilvl w:val="0"/>
+          <w:numId w:val="1"/>
+        </w:numPr>
+      </w:pPr>
+      <w:r>
+        <w:t xml:space="preserve">The public site changes to its mourning theme, with a black banner announcing the King's death. The home page changes within a few minutes; older pages follow over the following minutes, newest first.</w:t>
+      </w:r>
+    </w:p>
+    <w:p>
+      <w:pPr>
+        <w:pStyle w:val="ListParagraph"/>
+        <w:numPr>
+          <w:ilvl w:val="0"/>
+          <w:numId w:val="1"/>
+        </w:numPr>
+      </w:pPr>
+      <w:r>
+        <w:t xml:space="preserve">Every active Core administrator gets an email such as "Project Blue Bridge turned ON on {site}", saying who changed it and when.</w:t>
+      </w:r>
+    </w:p>
+    <w:p>
+      <w:pPr>
+        <w:pStyle w:val="ListParagraph"/>
+        <w:numPr>
+          <w:ilvl w:val="0"/>
+          <w:numId w:val="1"/>
+        </w:numPr>
+      </w:pPr>
+      <w:r>
+        <w:t xml:space="preserve">The change is listed in </w:t>
+      </w:r>
+      <w:r>
+        <w:rPr>
+          <w:b/>
+          <w:bCs/>
+        </w:rPr>
+        <w:t xml:space="preserve">Website log</w:t>
+      </w:r>
+      <w:r>
+        <w:t xml:space="preserve">.</w:t>
+      </w:r>
+    </w:p>
+    <w:p>
+      <w:pPr>
+        <w:pStyle w:val="ListParagraph"/>
+        <w:numPr>
+          <w:ilvl w:val="0"/>
+          <w:numId w:val="1"/>
+        </w:numPr>
+      </w:pPr>
+      <w:r>
+        <w:t xml:space="preserve">Turning it off puts the site back the same way.</w:t>
+      </w:r>
+    </w:p>
+    <w:p>
+      <w:pPr>
+        <w:pStyle w:val="Heading2"/>
+      </w:pPr>
+      <w:r>
+        <w:t xml:space="preserve">Can't do this?</w:t>
+      </w:r>
+    </w:p>
+    <w:tbl>
+      <w:tblPr>
+        <w:tblW w:type="pct" w:w="5000"/>
+        <w:tblBorders>
+          <w:top w:val="single" w:color="auto" w:sz="4"/>
+          <w:left w:val="single" w:color="auto" w:sz="4"/>
+          <w:bottom w:val="single" w:color="auto" w:sz="4"/>
+          <w:right w:val="single" w:color="auto" w:sz="4"/>
+          <w:insideH w:val="single" w:color="auto" w:sz="4"/>
+          <w:insideV w:val="single" w:color="auto" w:sz="4"/>
+        </w:tblBorders>
+      </w:tblPr>
+      <w:tblGrid>
+        <w:gridCol w:w="4513"/>
+        <w:gridCol w:w="4513"/>
+      </w:tblGrid>
+      <w:tr>
+        <w:trPr>
+          <w:tblHeader/>
+        </w:trPr>
+        <w:tc>
+          <w:tcPr>
+            <w:shd w:fill="E8EEF5" w:val="clear"/>
+          </w:tcPr>
+          <w:p>
+            <w:r>
+              <w:rPr>
+                <w:b/>
+                <w:bCs/>
+              </w:rPr>
+              <w:t xml:space="preserve">Message</w:t>
+            </w:r>
+          </w:p>
+        </w:tc>
+        <w:tc>
+          <w:tcPr>
+            <w:shd w:fill="E8EEF5" w:val="clear"/>
+          </w:tcPr>
+          <w:p>
+            <w:r>
+              <w:rPr>
+                <w:b/>
+                <w:bCs/>
+              </w:rPr>
+              <w:t xml:space="preserve">What it means</w:t>
+            </w:r>
+          </w:p>
+        </w:tc>
+      </w:tr>
+      <w:tr>
+        <w:tc>
+          <w:p>
+            <w:r>
+              <w:t xml:space="preserve">"Someone else changed this — reload to see their changes."</w:t>
+            </w:r>
+          </w:p>
+        </w:tc>
+        <w:tc>
+          <w:p>
+            <w:r>
+              <w:t xml:space="preserve">Someone else changed the switch while you had the page open. Choose </w:t>
+            </w:r>
+            <w:r>
+              <w:rPr>
+                <w:b/>
+                <w:bCs/>
+              </w:rPr>
+              <w:t xml:space="preserve">Reload</w:t>
+            </w:r>
+            <w:r>
+              <w:t xml:space="preserve"> and check its state.</w:t>
+            </w:r>
+          </w:p>
+        </w:tc>
+      </w:tr>
+    </w:tbl>
+    <w:p/>
+    <w:p>
+      <w:pPr>
+        <w:pStyle w:val="Heading1"/>
+        <w:pageBreakBefore/>
+      </w:pPr>
+      <w:r>
+        <w:t xml:space="preserve">Topics</w:t>
+      </w:r>
+    </w:p>
+    <w:p>
+      <w:pPr>
+        <w:pStyle w:val="Heading2"/>
+      </w:pPr>
+      <w:bookmarkStart w:name="section_12" w:id="12"/>
+      <w:r>
+        <w:t xml:space="preserve">When a new government takes office</w:t>
+      </w:r>
+      <w:bookmarkEnd w:id="12"/>
+    </w:p>
+    <w:p>
+      <w:pPr>
+        <w:spacing w:after="120"/>
+      </w:pPr>
+      <w:r>
+        <w:rPr>
+          <w:b/>
+          <w:bCs/>
+        </w:rPr>
+        <w:t xml:space="preserve">Who this is for:</w:t>
+      </w:r>
+      <w:r>
+        <w:t xml:space="preserve"> Core administrators (Core.Admin), with one part for site editors (NRMS.SiteEditor).</w:t>
+      </w:r>
+    </w:p>
+    <w:p>
+      <w:pPr>
+        <w:spacing w:after="120"/>
+      </w:pPr>
+      <w:r>
+        <w:t xml:space="preserve">The Hub dates the archive, builds its pages and sends old ministry addresses to the new ones by itself. You enter one date and, where ministries change, prepare one cabinet change.</w:t>
+      </w:r>
+    </w:p>
+    <w:p>
+      <w:pPr>
+        <w:pStyle w:val="Heading3"/>
+      </w:pPr>
+      <w:r>
+        <w:t xml:space="preserve">At a glance</w:t>
+      </w:r>
+    </w:p>
+    <w:tbl>
+      <w:tblPr>
+        <w:tblW w:type="pct" w:w="5000"/>
+        <w:tblBorders>
+          <w:top w:val="single" w:color="auto" w:sz="4"/>
+          <w:left w:val="single" w:color="auto" w:sz="4"/>
+          <w:bottom w:val="single" w:color="auto" w:sz="4"/>
+          <w:right w:val="single" w:color="auto" w:sz="4"/>
+          <w:insideH w:val="single" w:color="auto" w:sz="4"/>
+          <w:insideV w:val="single" w:color="auto" w:sz="4"/>
+        </w:tblBorders>
+      </w:tblPr>
+      <w:tblGrid>
+        <w:gridCol w:w="3009"/>
+        <w:gridCol w:w="3009"/>
+        <w:gridCol w:w="3009"/>
+      </w:tblGrid>
+      <w:tr>
+        <w:trPr>
+          <w:tblHeader/>
+        </w:trPr>
+        <w:tc>
+          <w:tcPr>
+            <w:shd w:fill="E8EEF5" w:val="clear"/>
+          </w:tcPr>
+          <w:p>
+            <w:r>
+              <w:rPr>
+                <w:b/>
+                <w:bCs/>
+              </w:rPr>
+              <w:t xml:space="preserve">When</w:t>
+            </w:r>
+          </w:p>
+        </w:tc>
+        <w:tc>
+          <w:tcPr>
+            <w:shd w:fill="E8EEF5" w:val="clear"/>
+          </w:tcPr>
+          <w:p>
+            <w:r>
+              <w:rPr>
+                <w:b/>
+                <w:bCs/>
+              </w:rPr>
+              <w:t xml:space="preserve">Who</w:t>
+            </w:r>
+          </w:p>
+        </w:tc>
+        <w:tc>
+          <w:tcPr>
+            <w:shd w:fill="E8EEF5" w:val="clear"/>
+          </w:tcPr>
+          <w:p>
+            <w:r>
+              <w:rPr>
+                <w:b/>
+                <w:bCs/>
+              </w:rPr>
+              <w:t xml:space="preserve">What to do</w:t>
+            </w:r>
+          </w:p>
+        </w:tc>
+      </w:tr>
+      <w:tr>
+        <w:tc>
+          <w:p>
+            <w:r>
+              <w:t xml:space="preserve">The swearing-in date is announced</w:t>
+            </w:r>
+          </w:p>
+        </w:tc>
+        <w:tc>
+          <w:p>
+            <w:r>
+              <w:t xml:space="preserve">Core administrator</w:t>
+            </w:r>
+          </w:p>
+        </w:tc>
+        <w:tc>
+          <w:p>
+            <w:r>
+              <w:rPr>
+                <w:b/>
+                <w:bCs/>
+              </w:rPr>
+              <w:t xml:space="preserve">Government terms</w:t>
+            </w:r>
+            <w:r>
+              <w:t xml:space="preserve"> &gt; </w:t>
+            </w:r>
+            <w:r>
+              <w:rPr>
+                <w:b/>
+                <w:bCs/>
+              </w:rPr>
+              <w:t xml:space="preserve">Start new government term</w:t>
+            </w:r>
+            <w:r>
+              <w:t xml:space="preserve">, and enter the date.</w:t>
+            </w:r>
+          </w:p>
+        </w:tc>
+      </w:tr>
+      <w:tr>
+        <w:tc>
+          <w:p>
+            <w:r>
+              <w:t xml:space="preserve">Before the swearing-in</w:t>
+            </w:r>
+          </w:p>
+        </w:tc>
+        <w:tc>
+          <w:p>
+            <w:r>
+              <w:t xml:space="preserve">Core administrator</w:t>
+            </w:r>
+          </w:p>
+        </w:tc>
+        <w:tc>
+          <w:p>
+            <w:r>
+              <w:rPr>
+                <w:b/>
+                <w:bCs/>
+              </w:rPr>
+              <w:t xml:space="preserve">Organizations</w:t>
+            </w:r>
+            <w:r>
+              <w:t xml:space="preserve"> &gt; </w:t>
+            </w:r>
+            <w:r>
+              <w:rPr>
+                <w:b/>
+                <w:bCs/>
+              </w:rPr>
+              <w:t xml:space="preserve">Cabinet change</w:t>
+            </w:r>
+            <w:r>
+              <w:t xml:space="preserve">: add the renames, new ministries and hand-overs, preview them, then schedule them for the swearing-in time.</w:t>
+            </w:r>
+          </w:p>
+        </w:tc>
+      </w:tr>
+      <w:tr>
+        <w:tc>
+          <w:p>
+            <w:r>
+              <w:t xml:space="preserve">Swearing-in day</w:t>
+            </w:r>
+          </w:p>
+        </w:tc>
+        <w:tc>
+          <w:p>
+            <w:r>
+              <w:t xml:space="preserve">Nobody</w:t>
+            </w:r>
+          </w:p>
+        </w:tc>
+        <w:tc>
+          <w:p>
+            <w:r>
+              <w:t xml:space="preserve">The term changes over at midnight Pacific. A scheduled cabinet change publishes by itself.</w:t>
+            </w:r>
+          </w:p>
+        </w:tc>
+      </w:tr>
+      <w:tr>
+        <w:tc>
+          <w:p>
+            <w:r>
+              <w:t xml:space="preserve">After the swearing-in</w:t>
+            </w:r>
+          </w:p>
+        </w:tc>
+        <w:tc>
+          <w:p>
+            <w:r>
+              <w:t xml:space="preserve">Site editors</w:t>
+            </w:r>
+          </w:p>
+        </w:tc>
+        <w:tc>
+          <w:p>
+            <w:r>
+              <w:t xml:space="preserve">Minister photos and biographies on </w:t>
+            </w:r>
+            <w:r>
+              <w:rPr>
+                <w:b/>
+                <w:bCs/>
+              </w:rPr>
+              <w:t xml:space="preserve">Organizations</w:t>
+            </w:r>
+            <w:r>
+              <w:t xml:space="preserve">, and the banner on </w:t>
+            </w:r>
+            <w:r>
+              <w:rPr>
+                <w:b/>
+                <w:bCs/>
+              </w:rPr>
+              <w:t xml:space="preserve">Website</w:t>
+            </w:r>
+            <w:r>
+              <w:t xml:space="preserve"> &gt; </w:t>
+            </w:r>
+            <w:r>
+              <w:rPr>
+                <w:b/>
+                <w:bCs/>
+              </w:rPr>
+              <w:t xml:space="preserve">Site settings</w:t>
+            </w:r>
+            <w:r>
+              <w:t xml:space="preserve"> &gt; </w:t>
+            </w:r>
+            <w:r>
+              <w:rPr>
+                <w:b/>
+                <w:bCs/>
+              </w:rPr>
+              <w:t xml:space="preserve">Banner</w:t>
+            </w:r>
+            <w:r>
+              <w:t xml:space="preserve">. Update minister contact records in Media Hub by hand.</w:t>
+            </w:r>
+          </w:p>
+        </w:tc>
+      </w:tr>
+    </w:tbl>
+    <w:p/>
+    <w:p>
+      <w:pPr>
+        <w:pStyle w:val="Heading3"/>
+      </w:pPr>
+      <w:r>
+        <w:t xml:space="preserve">1. Start the new term</w:t>
+      </w:r>
+    </w:p>
+    <w:p>
+      <w:pPr>
+        <w:spacing w:after="120"/>
+      </w:pPr>
+      <w:r>
+        <w:t xml:space="preserve">Core administrators only.</w:t>
+      </w:r>
+    </w:p>
+    <w:p>
+      <w:pPr>
+        <w:pStyle w:val="ListParagraph"/>
+        <w:numPr>
+          <w:ilvl w:val="0"/>
+          <w:numId w:val="31"/>
+        </w:numPr>
+      </w:pPr>
+      <w:r>
+        <w:t xml:space="preserve">Open </w:t>
+      </w:r>
+      <w:r>
+        <w:rPr>
+          <w:b/>
+          <w:bCs/>
+        </w:rPr>
+        <w:t xml:space="preserve">Government terms</w:t>
+      </w:r>
+      <w:r>
+        <w:t xml:space="preserve"> and choose </w:t>
+      </w:r>
+      <w:r>
+        <w:rPr>
+          <w:b/>
+          <w:bCs/>
+        </w:rPr>
+        <w:t xml:space="preserve">Start new government term</w:t>
+      </w:r>
+      <w:r>
+        <w:t xml:space="preserve">.</w:t>
+      </w:r>
+    </w:p>
+    <w:p>
+      <w:pPr>
+        <w:pStyle w:val="ListParagraph"/>
+        <w:numPr>
+          <w:ilvl w:val="0"/>
+          <w:numId w:val="31"/>
+        </w:numPr>
+      </w:pPr>
+      <w:r>
+        <w:t xml:space="preserve">Enter the </w:t>
+      </w:r>
+      <w:r>
+        <w:rPr>
+          <w:b/>
+          <w:bCs/>
+        </w:rPr>
+        <w:t xml:space="preserve">Start date (required)</w:t>
+      </w:r>
+      <w:r>
+        <w:t xml:space="preserve">, normally the swearing-in date, and choose </w:t>
+      </w:r>
+      <w:r>
+        <w:rPr>
+          <w:b/>
+          <w:bCs/>
+        </w:rPr>
+        <w:t xml:space="preserve">Continue</w:t>
+      </w:r>
+      <w:r>
+        <w:t xml:space="preserve">.</w:t>
+      </w:r>
+    </w:p>
+    <w:p>
+      <w:pPr>
+        <w:pStyle w:val="ListParagraph"/>
+        <w:numPr>
+          <w:ilvl w:val="0"/>
+          <w:numId w:val="31"/>
+        </w:numPr>
+      </w:pPr>
+      <w:r>
+        <w:t xml:space="preserve">Read the dates in the question, then choose </w:t>
+      </w:r>
+      <w:r>
+        <w:rPr>
+          <w:b/>
+          <w:bCs/>
+        </w:rPr>
+        <w:t xml:space="preserve">Confirm</w:t>
+      </w:r>
+      <w:r>
+        <w:t xml:space="preserve">.</w:t>
+      </w:r>
+    </w:p>
+    <w:p>
+      <w:pPr>
+        <w:spacing w:after="120"/>
+      </w:pPr>
+      <w:r>
+        <w:t xml:space="preserve">The start date decides where every release is listed in the public archive: releases published from that day are listed under the new term. You can fix a wrong date later with </w:t>
+      </w:r>
+      <w:r>
+        <w:rPr>
+          <w:b/>
+          <w:bCs/>
+        </w:rPr>
+        <w:t xml:space="preserve">Edit</w:t>
+      </w:r>
+      <w:r>
+        <w:t xml:space="preserve">. </w:t>
+      </w:r>
+      <w:hyperlink w:history="1" w:anchor="section_6">
+        <w:r>
+          <w:t xml:space="preserve">Government terms</w:t>
+        </w:r>
+      </w:hyperlink>
+      <w:r>
+        <w:t xml:space="preserve"> has the details.</w:t>
+      </w:r>
+    </w:p>
+    <w:p>
+      <w:pPr>
+        <w:pStyle w:val="Heading3"/>
+      </w:pPr>
+      <w:r>
+        <w:t xml:space="preserve">2. Prepare the ministry changes</w:t>
+      </w:r>
+    </w:p>
+    <w:p>
+      <w:pPr>
+        <w:spacing w:after="120"/>
+      </w:pPr>
+      <w:r>
+        <w:t xml:space="preserve">Core administrators only.</w:t>
+      </w:r>
+    </w:p>
+    <w:p>
+      <w:pPr>
+        <w:pStyle w:val="ListParagraph"/>
+        <w:numPr>
+          <w:ilvl w:val="0"/>
+          <w:numId w:val="32"/>
+        </w:numPr>
+      </w:pPr>
+      <w:r>
+        <w:t xml:space="preserve">Open </w:t>
+      </w:r>
+      <w:r>
+        <w:rPr>
+          <w:b/>
+          <w:bCs/>
+        </w:rPr>
+        <w:t xml:space="preserve">Organizations</w:t>
+      </w:r>
+      <w:r>
+        <w:t xml:space="preserve"> and choose the </w:t>
+      </w:r>
+      <w:r>
+        <w:rPr>
+          <w:b/>
+          <w:bCs/>
+        </w:rPr>
+        <w:t xml:space="preserve">Cabinet change</w:t>
+      </w:r>
+      <w:r>
+        <w:t xml:space="preserve"> link.</w:t>
+      </w:r>
+    </w:p>
+    <w:p>
+      <w:pPr>
+        <w:pStyle w:val="ListParagraph"/>
+        <w:numPr>
+          <w:ilvl w:val="0"/>
+          <w:numId w:val="32"/>
+        </w:numPr>
+      </w:pPr>
+      <w:r>
+        <w:t xml:space="preserve">Add each change: </w:t>
+      </w:r>
+      <w:r>
+        <w:rPr>
+          <w:b/>
+          <w:bCs/>
+        </w:rPr>
+        <w:t xml:space="preserve">Rename or change a ministry</w:t>
+      </w:r>
+      <w:r>
+        <w:t xml:space="preserve">, </w:t>
+      </w:r>
+      <w:r>
+        <w:rPr>
+          <w:b/>
+          <w:bCs/>
+        </w:rPr>
+        <w:t xml:space="preserve">Add a new ministry</w:t>
+      </w:r>
+      <w:r>
+        <w:t xml:space="preserve"> or </w:t>
+      </w:r>
+      <w:r>
+        <w:rPr>
+          <w:b/>
+          <w:bCs/>
+        </w:rPr>
+        <w:t xml:space="preserve">Hand over a ministry</w:t>
+      </w:r>
+      <w:r>
+        <w:t xml:space="preserve">. To merge ministries, add the new ministry first, then hand each old one over to it.</w:t>
+      </w:r>
+    </w:p>
+    <w:p>
+      <w:pPr>
+        <w:pStyle w:val="ListParagraph"/>
+        <w:numPr>
+          <w:ilvl w:val="0"/>
+          <w:numId w:val="32"/>
+        </w:numPr>
+      </w:pPr>
+      <w:r>
+        <w:t xml:space="preserve">Choose </w:t>
+      </w:r>
+      <w:r>
+        <w:rPr>
+          <w:b/>
+          <w:bCs/>
+        </w:rPr>
+        <w:t xml:space="preserve">Preview</w:t>
+      </w:r>
+      <w:r>
+        <w:t xml:space="preserve"> and fix anything listed under "Fix these before publishing".</w:t>
+      </w:r>
+    </w:p>
+    <w:p>
+      <w:pPr>
+        <w:pStyle w:val="ListParagraph"/>
+        <w:numPr>
+          <w:ilvl w:val="0"/>
+          <w:numId w:val="32"/>
+        </w:numPr>
+      </w:pPr>
+      <w:r>
+        <w:t xml:space="preserve">Choose </w:t>
+      </w:r>
+      <w:r>
+        <w:rPr>
+          <w:b/>
+          <w:bCs/>
+        </w:rPr>
+        <w:t xml:space="preserve">Schedule…</w:t>
+      </w:r>
+      <w:r>
+        <w:t xml:space="preserve">, enter the swearing-in date and time (BC time), and choose </w:t>
+      </w:r>
+      <w:r>
+        <w:rPr>
+          <w:b/>
+          <w:bCs/>
+        </w:rPr>
+        <w:t xml:space="preserve">Schedule</w:t>
+      </w:r>
+      <w:r>
+        <w:t xml:space="preserve">.</w:t>
+      </w:r>
+    </w:p>
+    <w:p>
+      <w:pPr>
+        <w:spacing w:after="120"/>
+      </w:pPr>
+      <w:r>
+        <w:t xml:space="preserve">Nothing changes for anyone until it publishes. </w:t>
+      </w:r>
+      <w:hyperlink w:history="1" w:anchor="section_5">
+        <w:r>
+          <w:t xml:space="preserve">Cabinet change</w:t>
+        </w:r>
+      </w:hyperlink>
+      <w:r>
+        <w:t xml:space="preserve"> has the details. A single ministry can also be handed over on its own from </w:t>
+      </w:r>
+      <w:r>
+        <w:rPr>
+          <w:b/>
+          <w:bCs/>
+        </w:rPr>
+        <w:t xml:space="preserve">Organizations</w:t>
+      </w:r>
+      <w:r>
+        <w:t xml:space="preserve">; see </w:t>
+      </w:r>
+      <w:hyperlink w:history="1" w:anchor="section_4">
+        <w:r>
+          <w:t xml:space="preserve">Organizations</w:t>
+        </w:r>
+      </w:hyperlink>
+      <w:r>
+        <w:t xml:space="preserve">.</w:t>
+      </w:r>
+    </w:p>
+    <w:p>
+      <w:pPr>
+        <w:pStyle w:val="Heading3"/>
+      </w:pPr>
+      <w:r>
+        <w:t xml:space="preserve">3. On the day</w:t>
+      </w:r>
+    </w:p>
+    <w:p>
+      <w:pPr>
+        <w:spacing w:after="120"/>
+      </w:pPr>
+      <w:r>
+        <w:t xml:space="preserve">Nobody needs to do anything.</w:t>
+      </w:r>
+    </w:p>
+    <w:p>
+      <w:pPr>
+        <w:pStyle w:val="ListParagraph"/>
+        <w:numPr>
+          <w:ilvl w:val="0"/>
+          <w:numId w:val="1"/>
+        </w:numPr>
+      </w:pPr>
+      <w:r>
+        <w:t xml:space="preserve">At midnight Pacific on the start date, the public archive gets a page for the new term and its current-term link points there.</w:t>
+      </w:r>
+    </w:p>
+    <w:p>
+      <w:pPr>
+        <w:pStyle w:val="ListParagraph"/>
+        <w:numPr>
+          <w:ilvl w:val="0"/>
+          <w:numId w:val="1"/>
+        </w:numPr>
+      </w:pPr>
+      <w:r>
+        <w:t xml:space="preserve">At the scheduled time, the cabinet change publishes: all of it or none of it. The public Ministries page updates within a few minutes. Old ministry addresses send visitors to their successors. Subscribers, staff, Calendar activities and draft releases move shortly after.</w:t>
+      </w:r>
+    </w:p>
+    <w:p>
+      <w:pPr>
+        <w:pStyle w:val="ListParagraph"/>
+        <w:numPr>
+          <w:ilvl w:val="0"/>
+          <w:numId w:val="1"/>
+        </w:numPr>
+      </w:pPr>
+      <w:r>
+        <w:t xml:space="preserve">If the cabinet change can't publish, it goes back to a draft. </w:t>
+      </w:r>
+      <w:r>
+        <w:rPr>
+          <w:b/>
+          <w:bCs/>
+        </w:rPr>
+        <w:t xml:space="preserve">Cabinet change</w:t>
+      </w:r>
+      <w:r>
+        <w:t xml:space="preserve"> shows "This change wasn't published" with the reason. Nothing is half done: fix it and publish it.</w:t>
+      </w:r>
+    </w:p>
+    <w:p>
+      <w:pPr>
+        <w:pStyle w:val="Heading3"/>
+      </w:pPr>
+      <w:r>
+        <w:t xml:space="preserve">4. After the swearing-in: site editors</w:t>
+      </w:r>
+    </w:p>
+    <w:p>
+      <w:pPr>
+        <w:pStyle w:val="ListParagraph"/>
+        <w:numPr>
+          <w:ilvl w:val="0"/>
+          <w:numId w:val="33"/>
+        </w:numPr>
+      </w:pPr>
+      <w:r>
+        <w:t xml:space="preserve">On </w:t>
+      </w:r>
+      <w:r>
+        <w:rPr>
+          <w:b/>
+          <w:bCs/>
+        </w:rPr>
+        <w:t xml:space="preserve">Organizations</w:t>
+      </w:r>
+      <w:r>
+        <w:t xml:space="preserve">, choose </w:t>
+      </w:r>
+      <w:r>
+        <w:rPr>
+          <w:b/>
+          <w:bCs/>
+        </w:rPr>
+        <w:t xml:space="preserve">Edit</w:t>
+      </w:r>
+      <w:r>
+        <w:t xml:space="preserve"> on each ministry and update the </w:t>
+      </w:r>
+      <w:r>
+        <w:rPr>
+          <w:b/>
+          <w:bCs/>
+        </w:rPr>
+        <w:t xml:space="preserve">Minister name</w:t>
+      </w:r>
+      <w:r>
+        <w:t xml:space="preserve">, </w:t>
+      </w:r>
+      <w:r>
+        <w:rPr>
+          <w:b/>
+          <w:bCs/>
+        </w:rPr>
+        <w:t xml:space="preserve">Minister photo URL</w:t>
+      </w:r>
+      <w:r>
+        <w:t xml:space="preserve"> and </w:t>
+      </w:r>
+      <w:r>
+        <w:rPr>
+          <w:b/>
+          <w:bCs/>
+        </w:rPr>
+        <w:t xml:space="preserve">Minister biography</w:t>
+      </w:r>
+      <w:r>
+        <w:t xml:space="preserve">. Upload photos under </w:t>
+      </w:r>
+      <w:r>
+        <w:rPr>
+          <w:b/>
+          <w:bCs/>
+        </w:rPr>
+        <w:t xml:space="preserve">Website</w:t>
+      </w:r>
+      <w:r>
+        <w:t xml:space="preserve"> &gt; </w:t>
+      </w:r>
+      <w:r>
+        <w:rPr>
+          <w:b/>
+          <w:bCs/>
+        </w:rPr>
+        <w:t xml:space="preserve">Files</w:t>
+      </w:r>
+      <w:r>
+        <w:t xml:space="preserve"> first.</w:t>
+      </w:r>
+    </w:p>
+    <w:p>
+      <w:pPr>
+        <w:pStyle w:val="ListParagraph"/>
+        <w:numPr>
+          <w:ilvl w:val="0"/>
+          <w:numId w:val="33"/>
+        </w:numPr>
+      </w:pPr>
+      <w:r>
+        <w:t xml:space="preserve">Take down or change any election notice on </w:t>
+      </w:r>
+      <w:r>
+        <w:rPr>
+          <w:b/>
+          <w:bCs/>
+        </w:rPr>
+        <w:t xml:space="preserve">Website</w:t>
+      </w:r>
+      <w:r>
+        <w:t xml:space="preserve"> &gt; </w:t>
+      </w:r>
+      <w:r>
+        <w:rPr>
+          <w:b/>
+          <w:bCs/>
+        </w:rPr>
+        <w:t xml:space="preserve">Site settings</w:t>
+      </w:r>
+      <w:r>
+        <w:t xml:space="preserve"> &gt; </w:t>
+      </w:r>
+      <w:r>
+        <w:rPr>
+          <w:b/>
+          <w:bCs/>
+        </w:rPr>
+        <w:t xml:space="preserve">Banner</w:t>
+      </w:r>
+      <w:r>
+        <w:t xml:space="preserve">, and publish.</w:t>
+      </w:r>
+    </w:p>
+    <w:p>
+      <w:pPr>
+        <w:pStyle w:val="ListParagraph"/>
+        <w:numPr>
+          <w:ilvl w:val="0"/>
+          <w:numId w:val="33"/>
+        </w:numPr>
+      </w:pPr>
+      <w:r>
+        <w:t xml:space="preserve">Update the ministers' contact records in Media Hub. The Hub does not change them.</w:t>
       </w:r>
     </w:p>
     <w:sectPr>
@@ -390,6 +9059,486 @@
   <w:num w:numId="1">
     <w:abstractNumId w:val="1"/>
     <w:lvlOverride w:ilvl="0">
+      <w:startOverride w:val="1"/>
+    </w:lvlOverride>
+  </w:num>
+  <w:num w:numId="2">
+    <w:abstractNumId w:val="3"/>
+    <w:lvlOverride w:ilvl="0">
+      <w:startOverride w:val="1"/>
+    </w:lvlOverride>
+    <w:lvlOverride w:ilvl="1">
+      <w:startOverride w:val="1"/>
+    </w:lvlOverride>
+    <w:lvlOverride w:ilvl="2">
+      <w:startOverride w:val="1"/>
+    </w:lvlOverride>
+    <w:lvlOverride w:ilvl="3">
+      <w:startOverride w:val="1"/>
+    </w:lvlOverride>
+  </w:num>
+  <w:num w:numId="3">
+    <w:abstractNumId w:val="3"/>
+    <w:lvlOverride w:ilvl="0">
+      <w:startOverride w:val="1"/>
+    </w:lvlOverride>
+    <w:lvlOverride w:ilvl="1">
+      <w:startOverride w:val="1"/>
+    </w:lvlOverride>
+    <w:lvlOverride w:ilvl="2">
+      <w:startOverride w:val="1"/>
+    </w:lvlOverride>
+    <w:lvlOverride w:ilvl="3">
+      <w:startOverride w:val="1"/>
+    </w:lvlOverride>
+  </w:num>
+  <w:num w:numId="4">
+    <w:abstractNumId w:val="3"/>
+    <w:lvlOverride w:ilvl="0">
+      <w:startOverride w:val="1"/>
+    </w:lvlOverride>
+    <w:lvlOverride w:ilvl="1">
+      <w:startOverride w:val="1"/>
+    </w:lvlOverride>
+    <w:lvlOverride w:ilvl="2">
+      <w:startOverride w:val="1"/>
+    </w:lvlOverride>
+    <w:lvlOverride w:ilvl="3">
+      <w:startOverride w:val="1"/>
+    </w:lvlOverride>
+  </w:num>
+  <w:num w:numId="5">
+    <w:abstractNumId w:val="3"/>
+    <w:lvlOverride w:ilvl="0">
+      <w:startOverride w:val="1"/>
+    </w:lvlOverride>
+    <w:lvlOverride w:ilvl="1">
+      <w:startOverride w:val="1"/>
+    </w:lvlOverride>
+    <w:lvlOverride w:ilvl="2">
+      <w:startOverride w:val="1"/>
+    </w:lvlOverride>
+    <w:lvlOverride w:ilvl="3">
+      <w:startOverride w:val="1"/>
+    </w:lvlOverride>
+  </w:num>
+  <w:num w:numId="6">
+    <w:abstractNumId w:val="3"/>
+    <w:lvlOverride w:ilvl="0">
+      <w:startOverride w:val="1"/>
+    </w:lvlOverride>
+    <w:lvlOverride w:ilvl="1">
+      <w:startOverride w:val="1"/>
+    </w:lvlOverride>
+    <w:lvlOverride w:ilvl="2">
+      <w:startOverride w:val="1"/>
+    </w:lvlOverride>
+    <w:lvlOverride w:ilvl="3">
+      <w:startOverride w:val="1"/>
+    </w:lvlOverride>
+  </w:num>
+  <w:num w:numId="7">
+    <w:abstractNumId w:val="3"/>
+    <w:lvlOverride w:ilvl="0">
+      <w:startOverride w:val="1"/>
+    </w:lvlOverride>
+    <w:lvlOverride w:ilvl="1">
+      <w:startOverride w:val="1"/>
+    </w:lvlOverride>
+    <w:lvlOverride w:ilvl="2">
+      <w:startOverride w:val="1"/>
+    </w:lvlOverride>
+    <w:lvlOverride w:ilvl="3">
+      <w:startOverride w:val="1"/>
+    </w:lvlOverride>
+  </w:num>
+  <w:num w:numId="8">
+    <w:abstractNumId w:val="3"/>
+    <w:lvlOverride w:ilvl="0">
+      <w:startOverride w:val="1"/>
+    </w:lvlOverride>
+    <w:lvlOverride w:ilvl="1">
+      <w:startOverride w:val="1"/>
+    </w:lvlOverride>
+    <w:lvlOverride w:ilvl="2">
+      <w:startOverride w:val="1"/>
+    </w:lvlOverride>
+    <w:lvlOverride w:ilvl="3">
+      <w:startOverride w:val="1"/>
+    </w:lvlOverride>
+  </w:num>
+  <w:num w:numId="9">
+    <w:abstractNumId w:val="3"/>
+    <w:lvlOverride w:ilvl="0">
+      <w:startOverride w:val="1"/>
+    </w:lvlOverride>
+    <w:lvlOverride w:ilvl="1">
+      <w:startOverride w:val="1"/>
+    </w:lvlOverride>
+    <w:lvlOverride w:ilvl="2">
+      <w:startOverride w:val="1"/>
+    </w:lvlOverride>
+    <w:lvlOverride w:ilvl="3">
+      <w:startOverride w:val="1"/>
+    </w:lvlOverride>
+  </w:num>
+  <w:num w:numId="10">
+    <w:abstractNumId w:val="3"/>
+    <w:lvlOverride w:ilvl="0">
+      <w:startOverride w:val="1"/>
+    </w:lvlOverride>
+    <w:lvlOverride w:ilvl="1">
+      <w:startOverride w:val="1"/>
+    </w:lvlOverride>
+    <w:lvlOverride w:ilvl="2">
+      <w:startOverride w:val="1"/>
+    </w:lvlOverride>
+    <w:lvlOverride w:ilvl="3">
+      <w:startOverride w:val="1"/>
+    </w:lvlOverride>
+  </w:num>
+  <w:num w:numId="11">
+    <w:abstractNumId w:val="3"/>
+    <w:lvlOverride w:ilvl="0">
+      <w:startOverride w:val="1"/>
+    </w:lvlOverride>
+    <w:lvlOverride w:ilvl="1">
+      <w:startOverride w:val="1"/>
+    </w:lvlOverride>
+    <w:lvlOverride w:ilvl="2">
+      <w:startOverride w:val="1"/>
+    </w:lvlOverride>
+    <w:lvlOverride w:ilvl="3">
+      <w:startOverride w:val="1"/>
+    </w:lvlOverride>
+  </w:num>
+  <w:num w:numId="12">
+    <w:abstractNumId w:val="3"/>
+    <w:lvlOverride w:ilvl="0">
+      <w:startOverride w:val="1"/>
+    </w:lvlOverride>
+    <w:lvlOverride w:ilvl="1">
+      <w:startOverride w:val="1"/>
+    </w:lvlOverride>
+    <w:lvlOverride w:ilvl="2">
+      <w:startOverride w:val="1"/>
+    </w:lvlOverride>
+    <w:lvlOverride w:ilvl="3">
+      <w:startOverride w:val="1"/>
+    </w:lvlOverride>
+  </w:num>
+  <w:num w:numId="13">
+    <w:abstractNumId w:val="3"/>
+    <w:lvlOverride w:ilvl="0">
+      <w:startOverride w:val="1"/>
+    </w:lvlOverride>
+    <w:lvlOverride w:ilvl="1">
+      <w:startOverride w:val="1"/>
+    </w:lvlOverride>
+    <w:lvlOverride w:ilvl="2">
+      <w:startOverride w:val="1"/>
+    </w:lvlOverride>
+    <w:lvlOverride w:ilvl="3">
+      <w:startOverride w:val="1"/>
+    </w:lvlOverride>
+  </w:num>
+  <w:num w:numId="14">
+    <w:abstractNumId w:val="3"/>
+    <w:lvlOverride w:ilvl="0">
+      <w:startOverride w:val="1"/>
+    </w:lvlOverride>
+    <w:lvlOverride w:ilvl="1">
+      <w:startOverride w:val="1"/>
+    </w:lvlOverride>
+    <w:lvlOverride w:ilvl="2">
+      <w:startOverride w:val="1"/>
+    </w:lvlOverride>
+    <w:lvlOverride w:ilvl="3">
+      <w:startOverride w:val="1"/>
+    </w:lvlOverride>
+  </w:num>
+  <w:num w:numId="15">
+    <w:abstractNumId w:val="3"/>
+    <w:lvlOverride w:ilvl="0">
+      <w:startOverride w:val="1"/>
+    </w:lvlOverride>
+    <w:lvlOverride w:ilvl="1">
+      <w:startOverride w:val="1"/>
+    </w:lvlOverride>
+    <w:lvlOverride w:ilvl="2">
+      <w:startOverride w:val="1"/>
+    </w:lvlOverride>
+    <w:lvlOverride w:ilvl="3">
+      <w:startOverride w:val="1"/>
+    </w:lvlOverride>
+  </w:num>
+  <w:num w:numId="16">
+    <w:abstractNumId w:val="3"/>
+    <w:lvlOverride w:ilvl="0">
+      <w:startOverride w:val="1"/>
+    </w:lvlOverride>
+    <w:lvlOverride w:ilvl="1">
+      <w:startOverride w:val="1"/>
+    </w:lvlOverride>
+    <w:lvlOverride w:ilvl="2">
+      <w:startOverride w:val="1"/>
+    </w:lvlOverride>
+    <w:lvlOverride w:ilvl="3">
+      <w:startOverride w:val="1"/>
+    </w:lvlOverride>
+  </w:num>
+  <w:num w:numId="17">
+    <w:abstractNumId w:val="3"/>
+    <w:lvlOverride w:ilvl="0">
+      <w:startOverride w:val="1"/>
+    </w:lvlOverride>
+    <w:lvlOverride w:ilvl="1">
+      <w:startOverride w:val="1"/>
+    </w:lvlOverride>
+    <w:lvlOverride w:ilvl="2">
+      <w:startOverride w:val="1"/>
+    </w:lvlOverride>
+    <w:lvlOverride w:ilvl="3">
+      <w:startOverride w:val="1"/>
+    </w:lvlOverride>
+  </w:num>
+  <w:num w:numId="18">
+    <w:abstractNumId w:val="3"/>
+    <w:lvlOverride w:ilvl="0">
+      <w:startOverride w:val="1"/>
+    </w:lvlOverride>
+    <w:lvlOverride w:ilvl="1">
+      <w:startOverride w:val="1"/>
+    </w:lvlOverride>
+    <w:lvlOverride w:ilvl="2">
+      <w:startOverride w:val="1"/>
+    </w:lvlOverride>
+    <w:lvlOverride w:ilvl="3">
+      <w:startOverride w:val="1"/>
+    </w:lvlOverride>
+  </w:num>
+  <w:num w:numId="19">
+    <w:abstractNumId w:val="3"/>
+    <w:lvlOverride w:ilvl="0">
+      <w:startOverride w:val="1"/>
+    </w:lvlOverride>
+    <w:lvlOverride w:ilvl="1">
+      <w:startOverride w:val="1"/>
+    </w:lvlOverride>
+    <w:lvlOverride w:ilvl="2">
+      <w:startOverride w:val="1"/>
+    </w:lvlOverride>
+    <w:lvlOverride w:ilvl="3">
+      <w:startOverride w:val="1"/>
+    </w:lvlOverride>
+  </w:num>
+  <w:num w:numId="20">
+    <w:abstractNumId w:val="3"/>
+    <w:lvlOverride w:ilvl="0">
+      <w:startOverride w:val="1"/>
+    </w:lvlOverride>
+    <w:lvlOverride w:ilvl="1">
+      <w:startOverride w:val="1"/>
+    </w:lvlOverride>
+    <w:lvlOverride w:ilvl="2">
+      <w:startOverride w:val="1"/>
+    </w:lvlOverride>
+    <w:lvlOverride w:ilvl="3">
+      <w:startOverride w:val="1"/>
+    </w:lvlOverride>
+  </w:num>
+  <w:num w:numId="21">
+    <w:abstractNumId w:val="3"/>
+    <w:lvlOverride w:ilvl="0">
+      <w:startOverride w:val="1"/>
+    </w:lvlOverride>
+    <w:lvlOverride w:ilvl="1">
+      <w:startOverride w:val="1"/>
+    </w:lvlOverride>
+    <w:lvlOverride w:ilvl="2">
+      <w:startOverride w:val="1"/>
+    </w:lvlOverride>
+    <w:lvlOverride w:ilvl="3">
+      <w:startOverride w:val="1"/>
+    </w:lvlOverride>
+  </w:num>
+  <w:num w:numId="22">
+    <w:abstractNumId w:val="3"/>
+    <w:lvlOverride w:ilvl="0">
+      <w:startOverride w:val="1"/>
+    </w:lvlOverride>
+    <w:lvlOverride w:ilvl="1">
+      <w:startOverride w:val="1"/>
+    </w:lvlOverride>
+    <w:lvlOverride w:ilvl="2">
+      <w:startOverride w:val="1"/>
+    </w:lvlOverride>
+    <w:lvlOverride w:ilvl="3">
+      <w:startOverride w:val="1"/>
+    </w:lvlOverride>
+  </w:num>
+  <w:num w:numId="23">
+    <w:abstractNumId w:val="3"/>
+    <w:lvlOverride w:ilvl="0">
+      <w:startOverride w:val="1"/>
+    </w:lvlOverride>
+    <w:lvlOverride w:ilvl="1">
+      <w:startOverride w:val="1"/>
+    </w:lvlOverride>
+    <w:lvlOverride w:ilvl="2">
+      <w:startOverride w:val="1"/>
+    </w:lvlOverride>
+    <w:lvlOverride w:ilvl="3">
+      <w:startOverride w:val="1"/>
+    </w:lvlOverride>
+  </w:num>
+  <w:num w:numId="24">
+    <w:abstractNumId w:val="3"/>
+    <w:lvlOverride w:ilvl="0">
+      <w:startOverride w:val="1"/>
+    </w:lvlOverride>
+    <w:lvlOverride w:ilvl="1">
+      <w:startOverride w:val="1"/>
+    </w:lvlOverride>
+    <w:lvlOverride w:ilvl="2">
+      <w:startOverride w:val="1"/>
+    </w:lvlOverride>
+    <w:lvlOverride w:ilvl="3">
+      <w:startOverride w:val="1"/>
+    </w:lvlOverride>
+  </w:num>
+  <w:num w:numId="25">
+    <w:abstractNumId w:val="3"/>
+    <w:lvlOverride w:ilvl="0">
+      <w:startOverride w:val="1"/>
+    </w:lvlOverride>
+    <w:lvlOverride w:ilvl="1">
+      <w:startOverride w:val="1"/>
+    </w:lvlOverride>
+    <w:lvlOverride w:ilvl="2">
+      <w:startOverride w:val="1"/>
+    </w:lvlOverride>
+    <w:lvlOverride w:ilvl="3">
+      <w:startOverride w:val="1"/>
+    </w:lvlOverride>
+  </w:num>
+  <w:num w:numId="26">
+    <w:abstractNumId w:val="3"/>
+    <w:lvlOverride w:ilvl="0">
+      <w:startOverride w:val="1"/>
+    </w:lvlOverride>
+    <w:lvlOverride w:ilvl="1">
+      <w:startOverride w:val="1"/>
+    </w:lvlOverride>
+    <w:lvlOverride w:ilvl="2">
+      <w:startOverride w:val="1"/>
+    </w:lvlOverride>
+    <w:lvlOverride w:ilvl="3">
+      <w:startOverride w:val="1"/>
+    </w:lvlOverride>
+  </w:num>
+  <w:num w:numId="27">
+    <w:abstractNumId w:val="3"/>
+    <w:lvlOverride w:ilvl="0">
+      <w:startOverride w:val="1"/>
+    </w:lvlOverride>
+    <w:lvlOverride w:ilvl="1">
+      <w:startOverride w:val="1"/>
+    </w:lvlOverride>
+    <w:lvlOverride w:ilvl="2">
+      <w:startOverride w:val="1"/>
+    </w:lvlOverride>
+    <w:lvlOverride w:ilvl="3">
+      <w:startOverride w:val="1"/>
+    </w:lvlOverride>
+  </w:num>
+  <w:num w:numId="28">
+    <w:abstractNumId w:val="3"/>
+    <w:lvlOverride w:ilvl="0">
+      <w:startOverride w:val="1"/>
+    </w:lvlOverride>
+    <w:lvlOverride w:ilvl="1">
+      <w:startOverride w:val="1"/>
+    </w:lvlOverride>
+    <w:lvlOverride w:ilvl="2">
+      <w:startOverride w:val="1"/>
+    </w:lvlOverride>
+    <w:lvlOverride w:ilvl="3">
+      <w:startOverride w:val="1"/>
+    </w:lvlOverride>
+  </w:num>
+  <w:num w:numId="29">
+    <w:abstractNumId w:val="3"/>
+    <w:lvlOverride w:ilvl="0">
+      <w:startOverride w:val="1"/>
+    </w:lvlOverride>
+    <w:lvlOverride w:ilvl="1">
+      <w:startOverride w:val="1"/>
+    </w:lvlOverride>
+    <w:lvlOverride w:ilvl="2">
+      <w:startOverride w:val="1"/>
+    </w:lvlOverride>
+    <w:lvlOverride w:ilvl="3">
+      <w:startOverride w:val="1"/>
+    </w:lvlOverride>
+  </w:num>
+  <w:num w:numId="30">
+    <w:abstractNumId w:val="3"/>
+    <w:lvlOverride w:ilvl="0">
+      <w:startOverride w:val="1"/>
+    </w:lvlOverride>
+    <w:lvlOverride w:ilvl="1">
+      <w:startOverride w:val="1"/>
+    </w:lvlOverride>
+    <w:lvlOverride w:ilvl="2">
+      <w:startOverride w:val="1"/>
+    </w:lvlOverride>
+    <w:lvlOverride w:ilvl="3">
+      <w:startOverride w:val="1"/>
+    </w:lvlOverride>
+  </w:num>
+  <w:num w:numId="31">
+    <w:abstractNumId w:val="3"/>
+    <w:lvlOverride w:ilvl="0">
+      <w:startOverride w:val="1"/>
+    </w:lvlOverride>
+    <w:lvlOverride w:ilvl="1">
+      <w:startOverride w:val="1"/>
+    </w:lvlOverride>
+    <w:lvlOverride w:ilvl="2">
+      <w:startOverride w:val="1"/>
+    </w:lvlOverride>
+    <w:lvlOverride w:ilvl="3">
+      <w:startOverride w:val="1"/>
+    </w:lvlOverride>
+  </w:num>
+  <w:num w:numId="32">
+    <w:abstractNumId w:val="3"/>
+    <w:lvlOverride w:ilvl="0">
+      <w:startOverride w:val="1"/>
+    </w:lvlOverride>
+    <w:lvlOverride w:ilvl="1">
+      <w:startOverride w:val="1"/>
+    </w:lvlOverride>
+    <w:lvlOverride w:ilvl="2">
+      <w:startOverride w:val="1"/>
+    </w:lvlOverride>
+    <w:lvlOverride w:ilvl="3">
+      <w:startOverride w:val="1"/>
+    </w:lvlOverride>
+  </w:num>
+  <w:num w:numId="33">
+    <w:abstractNumId w:val="3"/>
+    <w:lvlOverride w:ilvl="0">
+      <w:startOverride w:val="1"/>
+    </w:lvlOverride>
+    <w:lvlOverride w:ilvl="1">
+      <w:startOverride w:val="1"/>
+    </w:lvlOverride>
+    <w:lvlOverride w:ilvl="2">
+      <w:startOverride w:val="1"/>
+    </w:lvlOverride>
+    <w:lvlOverride w:ilvl="3">
       <w:startOverride w:val="1"/>
     </w:lvlOverride>
   </w:num>

--- a/hub/manuals/core-admin.docx
+++ b/hub/manuals/core-admin.docx
@@ -3087,7 +3087,7 @@
         <w:t xml:space="preserve">Save</w:t>
       </w:r>
       <w:r>
-        <w:t xml:space="preserve">. You see "Saved. The public Ministries page updates when the site next rebuilds."</w:t>
+        <w:t xml:space="preserve">. You see "Saved. The public ministry pages update within a few minutes."</w:t>
       </w:r>
     </w:p>
     <w:p>
@@ -3669,7 +3669,7 @@
         </w:numPr>
       </w:pPr>
       <w:r>
-        <w:t xml:space="preserve">Saved details reach the public Ministries page when the site next rebuilds.</w:t>
+        <w:t xml:space="preserve">Saved details reach the public Ministries page and each ministry's own page within a few minutes.</w:t>
       </w:r>
     </w:p>
     <w:p>
@@ -7609,7 +7609,13 @@
         <w:spacing w:after="120"/>
       </w:pPr>
       <w:r>
-        <w:t xml:space="preserve">Site editors make those changes. If your work needs them, give your own account the </w:t>
+        <w:t xml:space="preserve">Site editors make those changes. The </w:t>
+      </w:r>
+      <w:r>
+        <w:t xml:space="preserve">Site editor manual</w:t>
+      </w:r>
+      <w:r>
+        <w:t xml:space="preserve"> explains what each tab does. If your work needs them, give your own account the </w:t>
       </w:r>
       <w:r>
         <w:rPr>
@@ -8260,7 +8266,7 @@
                 <w:b/>
                 <w:bCs/>
               </w:rPr>
-              <w:t xml:space="preserve">Banner</w:t>
+              <w:t xml:space="preserve">Site banner</w:t>
             </w:r>
             <w:r>
               <w:t xml:space="preserve">. Update minister contact records in Media Hub by hand.</w:t>
@@ -8725,7 +8731,13 @@
         <w:t xml:space="preserve">Files</w:t>
       </w:r>
       <w:r>
-        <w:t xml:space="preserve"> first.</w:t>
+        <w:t xml:space="preserve"> first. See </w:t>
+      </w:r>
+      <w:r>
+        <w:t xml:space="preserve">Organizations</w:t>
+      </w:r>
+      <w:r>
+        <w:t xml:space="preserve">.</w:t>
       </w:r>
     </w:p>
     <w:p>
@@ -8764,10 +8776,16 @@
           <w:b/>
           <w:bCs/>
         </w:rPr>
-        <w:t xml:space="preserve">Banner</w:t>
-      </w:r>
-      <w:r>
-        <w:t xml:space="preserve">, and publish.</w:t>
+        <w:t xml:space="preserve">Site banner</w:t>
+      </w:r>
+      <w:r>
+        <w:t xml:space="preserve">, and publish. See </w:t>
+      </w:r>
+      <w:r>
+        <w:t xml:space="preserve">Site banner</w:t>
+      </w:r>
+      <w:r>
+        <w:t xml:space="preserve">.</w:t>
       </w:r>
     </w:p>
     <w:p>

--- a/hub/manuals/core-admin.docx
+++ b/hub/manuals/core-admin.docx
@@ -2429,7 +2429,7 @@
         </w:numPr>
       </w:pPr>
       <w:r>
-        <w:t xml:space="preserve">"Only a System Administrator or a Core admin can change this user's access."</w:t>
+        <w:t xml:space="preserve">"Only a System Administrator or a Core administrator can change this user's access."</w:t>
       </w:r>
     </w:p>
     <w:p>
@@ -2441,7 +2441,7 @@
         </w:numPr>
       </w:pPr>
       <w:r>
-        <w:t xml:space="preserve">"Only an HQ Administrator, a System Administrator or a Core admin can change this user's access."</w:t>
+        <w:t xml:space="preserve">"Only an HQ Administrator, a System Administrator or a Core administrator can change this user's access."</w:t>
       </w:r>
     </w:p>
     <w:p>
@@ -2453,7 +2453,7 @@
         </w:numPr>
       </w:pPr>
       <w:r>
-        <w:t xml:space="preserve">"Only a Core admin can give Calendar access to an inactive user who has none."</w:t>
+        <w:t xml:space="preserve">"Only a Core administrator can give Calendar access to an inactive user who has none."</w:t>
       </w:r>
     </w:p>
     <w:p>
@@ -2551,14 +2551,14 @@
         <w:tc>
           <w:p>
             <w:r>
-              <w:t xml:space="preserve">"unknown or inactive ministry: health"</w:t>
-            </w:r>
-          </w:p>
-        </w:tc>
-        <w:tc>
-          <w:p>
-            <w:r>
-              <w:t xml:space="preserve">The named ministry (shown by its short web name) was deactivated while you were editing. Untick it. A person who already had a deactivated ministry keeps it when you save.</w:t>
+              <w:t xml:space="preserve">"Health is no longer active or doesn't exist. Untick it, then save again."</w:t>
+            </w:r>
+          </w:p>
+        </w:tc>
+        <w:tc>
+          <w:p>
+            <w:r>
+              <w:t xml:space="preserve">The named ministry was deactivated while you were editing. Untick it. A person who already had a deactivated ministry keeps it when you save.</w:t>
             </w:r>
           </w:p>
         </w:tc>

--- a/hub/manuals/core-admin.docx
+++ b/hub/manuals/core-admin.docx
@@ -3111,7 +3111,7 @@
         <w:spacing w:after="120"/>
       </w:pPr>
       <w:r>
-        <w:t xml:space="preserve">Every release number contains the lead ministry's abbreviation, as in 2026HLTH0001. Use 2 to 10 capital letters or digits. No two active ministries may share one. A release can't be approved until its lead ministry has an abbreviation: release editors see "The lead ministry has no abbreviation in Core; add one before approving." Changing it affects only releases approved from then on.</w:t>
+        <w:t xml:space="preserve">Every release number contains the lead ministry's abbreviation, as in 2026HLTH0001. Use 2 to 10 capital letters or digits. No two active ministries may share one. A release can't be approved until its lead ministry has an abbreviation: release editors see "The lead ministry has no abbreviation yet. Ask an administrator to add one, then approve again." Changing it affects only releases approved from then on.</w:t>
       </w:r>
     </w:p>
     <w:p>

--- a/hub/manuals/core-admin.docx
+++ b/hub/manuals/core-admin.docx
@@ -8393,15 +8393,7 @@
         <w:t xml:space="preserve">Edit</w:t>
       </w:r>
       <w:r>
-        <w:t xml:space="preserve">. </w:t>
-      </w:r>
-      <w:hyperlink w:history="1" w:anchor="section_6">
-        <w:r>
-          <w:t xml:space="preserve">Government terms</w:t>
-        </w:r>
-      </w:hyperlink>
-      <w:r>
-        <w:t xml:space="preserve"> has the details.</w:t>
+        <w:t xml:space="preserve">. The Government terms page of the Core administrator manual has the details.</w:t>
       </w:r>
     </w:p>
     <w:p>
@@ -8553,15 +8545,7 @@
         <w:spacing w:after="120"/>
       </w:pPr>
       <w:r>
-        <w:t xml:space="preserve">Nothing changes for anyone until it publishes. </w:t>
-      </w:r>
-      <w:hyperlink w:history="1" w:anchor="section_5">
-        <w:r>
-          <w:t xml:space="preserve">Cabinet change</w:t>
-        </w:r>
-      </w:hyperlink>
-      <w:r>
-        <w:t xml:space="preserve"> has the details. A single ministry can also be handed over on its own from </w:t>
+        <w:t xml:space="preserve">Nothing changes for anyone until it publishes. The Cabinet change page of the Core administrator manual has the details. A single ministry can also be handed over on its own from </w:t>
       </w:r>
       <w:r>
         <w:rPr>
@@ -8571,15 +8555,7 @@
         <w:t xml:space="preserve">Organizations</w:t>
       </w:r>
       <w:r>
-        <w:t xml:space="preserve">; see </w:t>
-      </w:r>
-      <w:hyperlink w:history="1" w:anchor="section_4">
-        <w:r>
-          <w:t xml:space="preserve">Organizations</w:t>
-        </w:r>
-      </w:hyperlink>
-      <w:r>
-        <w:t xml:space="preserve">.</w:t>
+        <w:t xml:space="preserve">, as its Organizations page explains.</w:t>
       </w:r>
     </w:p>
     <w:p>

--- a/hub/manuals/core-admin.docx
+++ b/hub/manuals/core-admin.docx
@@ -76,7 +76,7 @@
           <w:sz w:val="24"/>
           <w:szCs w:val="24"/>
         </w:rPr>
-        <w:t xml:space="preserve">Software version of October 30, 2026</w:t>
+        <w:t xml:space="preserve">Software version of October 31, 2026</w:t>
       </w:r>
     </w:p>
     <w:p>
@@ -1338,7 +1338,7 @@
         </w:numPr>
       </w:pPr>
       <w:r>
-        <w:t xml:space="preserve">Make one change, then choose the button beside it:</w:t>
+        <w:t xml:space="preserve">Make one change, then choose the button beside it. Each button saves only its own part:</w:t>
       </w:r>
     </w:p>
     <w:p>
@@ -1360,7 +1360,7 @@
         <w:t xml:space="preserve">Save name</w:t>
       </w:r>
       <w:r>
-        <w:t xml:space="preserve">.</w:t>
+        <w:t xml:space="preserve">. Until you do, "Name not saved yet." shows beside it.</w:t>
       </w:r>
     </w:p>
     <w:p>
@@ -1382,7 +1382,7 @@
         <w:t xml:space="preserve">Save roles</w:t>
       </w:r>
       <w:r>
-        <w:t xml:space="preserve">. Saving replaces all their roles with the ticked ones.</w:t>
+        <w:t xml:space="preserve">. Until you do, "Roles not saved yet." shows beside it. Saving replaces all their roles with the ticked ones.</w:t>
       </w:r>
     </w:p>
     <w:p>
@@ -1394,7 +1394,47 @@
         </w:numPr>
       </w:pPr>
       <w:r>
-        <w:t xml:space="preserve">To set a new password, type it and choose </w:t>
+        <w:t xml:space="preserve">Under </w:t>
+      </w:r>
+      <w:r>
+        <w:rPr>
+          <w:b/>
+          <w:bCs/>
+        </w:rPr>
+        <w:t xml:space="preserve">Account</w:t>
+      </w:r>
+      <w:r>
+        <w:t xml:space="preserve">, each action takes effect on its own: </w:t>
+      </w:r>
+      <w:r>
+        <w:rPr>
+          <w:b/>
+          <w:bCs/>
+        </w:rPr>
+        <w:t xml:space="preserve">Active</w:t>
+      </w:r>
+      <w:r>
+        <w:t xml:space="preserve">, </w:t>
+      </w:r>
+      <w:r>
+        <w:rPr>
+          <w:b/>
+          <w:bCs/>
+        </w:rPr>
+        <w:t xml:space="preserve">Unlink Microsoft sign-in</w:t>
+      </w:r>
+      <w:r>
+        <w:t xml:space="preserve">, and </w:t>
+      </w:r>
+      <w:r>
+        <w:rPr>
+          <w:b/>
+          <w:bCs/>
+        </w:rPr>
+        <w:t xml:space="preserve">Set password</w:t>
+      </w:r>
+      <w:r>
+        <w:t xml:space="preserve">. To set a new password, type it and choose </w:t>
       </w:r>
       <w:r>
         <w:rPr>
@@ -2803,10 +2843,20 @@
           <w:b/>
           <w:bCs/>
         </w:rPr>
-        <w:t xml:space="preserve">Sort order</w:t>
-      </w:r>
-      <w:r>
-        <w:t xml:space="preserve">: a whole number that places the ministry in lists.</w:t>
+        <w:t xml:space="preserve">Abbreviation</w:t>
+      </w:r>
+      <w:r>
+        <w:t xml:space="preserve"> and </w:t>
+      </w:r>
+      <w:r>
+        <w:rPr>
+          <w:b/>
+          <w:bCs/>
+        </w:rPr>
+        <w:t xml:space="preserve">Parent ministry</w:t>
+      </w:r>
+      <w:r>
+        <w:t xml:space="preserve">, straight after the names. Only you see these.</w:t>
       </w:r>
     </w:p>
     <w:p>
@@ -2822,60 +2872,10 @@
           <w:b/>
           <w:bCs/>
         </w:rPr>
-        <w:t xml:space="preserve">Minister name</w:t>
-      </w:r>
-      <w:r>
-        <w:t xml:space="preserve"> (with the title, such as "Honourable Jane Doe"), </w:t>
-      </w:r>
-      <w:r>
-        <w:rPr>
-          <w:b/>
-          <w:bCs/>
-        </w:rPr>
-        <w:t xml:space="preserve">Minister summary</w:t>
-      </w:r>
-      <w:r>
-        <w:t xml:space="preserve">, </w:t>
-      </w:r>
-      <w:r>
-        <w:rPr>
-          <w:b/>
-          <w:bCs/>
-        </w:rPr>
-        <w:t xml:space="preserve">Minister email</w:t>
-      </w:r>
-      <w:r>
-        <w:t xml:space="preserve"> and </w:t>
-      </w:r>
-      <w:r>
-        <w:rPr>
-          <w:b/>
-          <w:bCs/>
-        </w:rPr>
-        <w:t xml:space="preserve">Minister photo URL</w:t>
-      </w:r>
-      <w:r>
-        <w:t xml:space="preserve">. Upload the photo under </w:t>
-      </w:r>
-      <w:r>
-        <w:rPr>
-          <w:b/>
-          <w:bCs/>
-        </w:rPr>
-        <w:t xml:space="preserve">Website</w:t>
-      </w:r>
-      <w:r>
-        <w:t xml:space="preserve"> &gt; </w:t>
-      </w:r>
-      <w:r>
-        <w:rPr>
-          <w:b/>
-          <w:bCs/>
-        </w:rPr>
-        <w:t xml:space="preserve">Files</w:t>
-      </w:r>
-      <w:r>
-        <w:t xml:space="preserve"> first, then paste its address. A preview appears once the address starts with https://.</w:t>
+        <w:t xml:space="preserve">Sort order</w:t>
+      </w:r>
+      <w:r>
+        <w:t xml:space="preserve">: a whole number that places the ministry in lists.</w:t>
       </w:r>
     </w:p>
     <w:p>
@@ -2891,20 +2891,60 @@
           <w:b/>
           <w:bCs/>
         </w:rPr>
-        <w:t xml:space="preserve">Minister biography</w:t>
-      </w:r>
-      <w:r>
-        <w:t xml:space="preserve">: shown on the minister's biography page, linked as Read Bio. </w:t>
-      </w:r>
-      <w:r>
-        <w:rPr>
-          <w:b/>
-          <w:bCs/>
-        </w:rPr>
-        <w:t xml:space="preserve">Clear the biography</w:t>
-      </w:r>
-      <w:r>
-        <w:t xml:space="preserve"> removes that page. After you rename the minister, a note warns "The biography still describes the previous minister."</w:t>
+        <w:t xml:space="preserve">Minister name</w:t>
+      </w:r>
+      <w:r>
+        <w:t xml:space="preserve"> (with the title, such as "Honourable Jane Doe"), </w:t>
+      </w:r>
+      <w:r>
+        <w:rPr>
+          <w:b/>
+          <w:bCs/>
+        </w:rPr>
+        <w:t xml:space="preserve">Minister summary</w:t>
+      </w:r>
+      <w:r>
+        <w:t xml:space="preserve">, </w:t>
+      </w:r>
+      <w:r>
+        <w:rPr>
+          <w:b/>
+          <w:bCs/>
+        </w:rPr>
+        <w:t xml:space="preserve">Minister email</w:t>
+      </w:r>
+      <w:r>
+        <w:t xml:space="preserve"> and </w:t>
+      </w:r>
+      <w:r>
+        <w:rPr>
+          <w:b/>
+          <w:bCs/>
+        </w:rPr>
+        <w:t xml:space="preserve">Minister photo URL</w:t>
+      </w:r>
+      <w:r>
+        <w:t xml:space="preserve">. Upload the photo under </w:t>
+      </w:r>
+      <w:r>
+        <w:rPr>
+          <w:b/>
+          <w:bCs/>
+        </w:rPr>
+        <w:t xml:space="preserve">Website</w:t>
+      </w:r>
+      <w:r>
+        <w:t xml:space="preserve"> &gt; </w:t>
+      </w:r>
+      <w:r>
+        <w:rPr>
+          <w:b/>
+          <w:bCs/>
+        </w:rPr>
+        <w:t xml:space="preserve">Files</w:t>
+      </w:r>
+      <w:r>
+        <w:t xml:space="preserve"> first, then paste its address. A preview appears once the address starts with https://.</w:t>
       </w:r>
     </w:p>
     <w:p>
@@ -2920,110 +2960,20 @@
           <w:b/>
           <w:bCs/>
         </w:rPr>
-        <w:t xml:space="preserve">Meet the Team links</w:t>
-      </w:r>
-      <w:r>
-        <w:t xml:space="preserve">, </w:t>
-      </w:r>
-      <w:r>
-        <w:rPr>
-          <w:b/>
-          <w:bCs/>
-        </w:rPr>
-        <w:t xml:space="preserve">Media contacts</w:t>
-      </w:r>
-      <w:r>
-        <w:t xml:space="preserve"> (</w:t>
-      </w:r>
-      <w:r>
-        <w:rPr>
-          <w:b/>
-          <w:bCs/>
-        </w:rPr>
-        <w:t xml:space="preserve">Primary contact</w:t>
-      </w:r>
-      <w:r>
-        <w:t xml:space="preserve">, </w:t>
-      </w:r>
-      <w:r>
-        <w:rPr>
-          <w:b/>
-          <w:bCs/>
-        </w:rPr>
-        <w:t xml:space="preserve">Alternate contact</w:t>
-      </w:r>
-      <w:r>
-        <w:t xml:space="preserve">, </w:t>
-      </w:r>
-      <w:r>
-        <w:rPr>
-          <w:b/>
-          <w:bCs/>
-        </w:rPr>
-        <w:t xml:space="preserve">After-hours phone</w:t>
-      </w:r>
-      <w:r>
-        <w:t xml:space="preserve">) and </w:t>
-      </w:r>
-      <w:r>
-        <w:rPr>
-          <w:b/>
-          <w:bCs/>
-        </w:rPr>
-        <w:t xml:space="preserve">Ministry page links</w:t>
-      </w:r>
-      <w:r>
-        <w:t xml:space="preserve"> (</w:t>
-      </w:r>
-      <w:r>
-        <w:rPr>
-          <w:b/>
-          <w:bCs/>
-        </w:rPr>
-        <w:t xml:space="preserve">Ministry website</w:t>
-      </w:r>
-      <w:r>
-        <w:t xml:space="preserve">, </w:t>
-      </w:r>
-      <w:r>
-        <w:rPr>
-          <w:b/>
-          <w:bCs/>
-        </w:rPr>
-        <w:t xml:space="preserve">Photos (Flickr) address</w:t>
-      </w:r>
-      <w:r>
-        <w:t xml:space="preserve">, </w:t>
-      </w:r>
-      <w:r>
-        <w:rPr>
-          <w:b/>
-          <w:bCs/>
-        </w:rPr>
-        <w:t xml:space="preserve">Videos (YouTube) address</w:t>
-      </w:r>
-      <w:r>
-        <w:t xml:space="preserve">, </w:t>
-      </w:r>
-      <w:r>
-        <w:rPr>
-          <w:b/>
-          <w:bCs/>
-        </w:rPr>
-        <w:t xml:space="preserve">Featured Topics</w:t>
-      </w:r>
-      <w:r>
-        <w:t xml:space="preserve">, </w:t>
-      </w:r>
-      <w:r>
-        <w:rPr>
-          <w:b/>
-          <w:bCs/>
-        </w:rPr>
-        <w:t xml:space="preserve">Featured Services</w:t>
-      </w:r>
-      <w:r>
-        <w:t xml:space="preserve">).</w:t>
+        <w:t xml:space="preserve">Minister biography</w:t>
+      </w:r>
+      <w:r>
+        <w:t xml:space="preserve">: shown on the minister's biography page, linked as Read Bio. </w:t>
+      </w:r>
+      <w:r>
+        <w:rPr>
+          <w:b/>
+          <w:bCs/>
+        </w:rPr>
+        <w:t xml:space="preserve">Clear the biography</w:t>
+      </w:r>
+      <w:r>
+        <w:t xml:space="preserve"> removes that page. After you rename the minister, a note warns "The biography still describes the previous minister."</w:t>
       </w:r>
     </w:p>
     <w:p>
@@ -3035,14 +2985,11 @@
         </w:numPr>
       </w:pPr>
       <w:r>
-        <w:t xml:space="preserve">Only you see the last three fields: </w:t>
-      </w:r>
-      <w:r>
-        <w:rPr>
-          <w:b/>
-          <w:bCs/>
-        </w:rPr>
-        <w:t xml:space="preserve">Abbreviation</w:t>
+        <w:rPr>
+          <w:b/>
+          <w:bCs/>
+        </w:rPr>
+        <w:t xml:space="preserve">Meet the Team links</w:t>
       </w:r>
       <w:r>
         <w:t xml:space="preserve">, </w:t>
@@ -3052,11 +2999,110 @@
           <w:b/>
           <w:bCs/>
         </w:rPr>
-        <w:t xml:space="preserve">Parent ministry</w:t>
-      </w:r>
-      <w:r>
-        <w:t xml:space="preserve"> and </w:t>
-      </w:r>
+        <w:t xml:space="preserve">Media contacts</w:t>
+      </w:r>
+      <w:r>
+        <w:t xml:space="preserve"> (</w:t>
+      </w:r>
+      <w:r>
+        <w:rPr>
+          <w:b/>
+          <w:bCs/>
+        </w:rPr>
+        <w:t xml:space="preserve">Primary contact</w:t>
+      </w:r>
+      <w:r>
+        <w:t xml:space="preserve">, </w:t>
+      </w:r>
+      <w:r>
+        <w:rPr>
+          <w:b/>
+          <w:bCs/>
+        </w:rPr>
+        <w:t xml:space="preserve">Alternate contact</w:t>
+      </w:r>
+      <w:r>
+        <w:t xml:space="preserve">, </w:t>
+      </w:r>
+      <w:r>
+        <w:rPr>
+          <w:b/>
+          <w:bCs/>
+        </w:rPr>
+        <w:t xml:space="preserve">After-hours phone</w:t>
+      </w:r>
+      <w:r>
+        <w:t xml:space="preserve">) and </w:t>
+      </w:r>
+      <w:r>
+        <w:rPr>
+          <w:b/>
+          <w:bCs/>
+        </w:rPr>
+        <w:t xml:space="preserve">Ministry page links</w:t>
+      </w:r>
+      <w:r>
+        <w:t xml:space="preserve"> (</w:t>
+      </w:r>
+      <w:r>
+        <w:rPr>
+          <w:b/>
+          <w:bCs/>
+        </w:rPr>
+        <w:t xml:space="preserve">Ministry website</w:t>
+      </w:r>
+      <w:r>
+        <w:t xml:space="preserve">, </w:t>
+      </w:r>
+      <w:r>
+        <w:rPr>
+          <w:b/>
+          <w:bCs/>
+        </w:rPr>
+        <w:t xml:space="preserve">Photos (Flickr) address</w:t>
+      </w:r>
+      <w:r>
+        <w:t xml:space="preserve">, </w:t>
+      </w:r>
+      <w:r>
+        <w:rPr>
+          <w:b/>
+          <w:bCs/>
+        </w:rPr>
+        <w:t xml:space="preserve">Videos (YouTube) address</w:t>
+      </w:r>
+      <w:r>
+        <w:t xml:space="preserve">, </w:t>
+      </w:r>
+      <w:r>
+        <w:rPr>
+          <w:b/>
+          <w:bCs/>
+        </w:rPr>
+        <w:t xml:space="preserve">Featured Topics</w:t>
+      </w:r>
+      <w:r>
+        <w:t xml:space="preserve">, </w:t>
+      </w:r>
+      <w:r>
+        <w:rPr>
+          <w:b/>
+          <w:bCs/>
+        </w:rPr>
+        <w:t xml:space="preserve">Featured Services</w:t>
+      </w:r>
+      <w:r>
+        <w:t xml:space="preserve">).</w:t>
+      </w:r>
+    </w:p>
+    <w:p>
+      <w:pPr>
+        <w:pStyle w:val="ListParagraph"/>
+        <w:numPr>
+          <w:ilvl w:val="1"/>
+          <w:numId w:val="1"/>
+        </w:numPr>
+      </w:pPr>
       <w:r>
         <w:rPr>
           <w:b/>
@@ -3065,7 +3111,17 @@
         <w:t xml:space="preserve">Active</w:t>
       </w:r>
       <w:r>
-        <w:t xml:space="preserve">.</w:t>
+        <w:t xml:space="preserve">, last, before </w:t>
+      </w:r>
+      <w:r>
+        <w:rPr>
+          <w:b/>
+          <w:bCs/>
+        </w:rPr>
+        <w:t xml:space="preserve">Save</w:t>
+      </w:r>
+      <w:r>
+        <w:t xml:space="preserve">. Only you see it.</w:t>
       </w:r>
     </w:p>
     <w:p>
@@ -6771,7 +6827,7 @@
         <w:t xml:space="preserve">Media lists</w:t>
       </w:r>
       <w:r>
-        <w:t xml:space="preserve">.</w:t>
+        <w:t xml:space="preserve">. If you also have a News on Demand role, the screen's "Subscribers, Media lists" is a link there.</w:t>
       </w:r>
     </w:p>
     <w:p>

--- a/hub/manuals/core-admin.docx
+++ b/hub/manuals/core-admin.docx
@@ -2944,7 +2944,17 @@
         <w:t xml:space="preserve">Files</w:t>
       </w:r>
       <w:r>
-        <w:t xml:space="preserve"> first, then paste its address. A preview appears once the address starts with https://.</w:t>
+        <w:t xml:space="preserve"> first, choose </w:t>
+      </w:r>
+      <w:r>
+        <w:rPr>
+          <w:b/>
+          <w:bCs/>
+        </w:rPr>
+        <w:t xml:space="preserve">Copy public address</w:t>
+      </w:r>
+      <w:r>
+        <w:t xml:space="preserve"> beside it, then paste the address. A preview appears once the address starts with https://. An address copied from the Hub itself shows "This address points at the Hub, which the public can't open. On Website → Files, use Copy public address and paste that instead." Visitors couldn't see that photo.</w:t>
       </w:r>
     </w:p>
     <w:p>
@@ -7868,7 +7878,7 @@
         <w:spacing w:after="120"/>
       </w:pPr>
       <w:r>
-        <w:t xml:space="preserve">The page then shows "Project Blue Bridge is currently ON."</w:t>
+        <w:t xml:space="preserve">The page then shows "Project Blue Bridge is currently ON." and, below the switch, "Turned on at 2:30 PM. Live now: the public site shows it within a few minutes." (with the time).</w:t>
       </w:r>
     </w:p>
     <w:p>
@@ -8763,7 +8773,17 @@
         <w:t xml:space="preserve">Files</w:t>
       </w:r>
       <w:r>
-        <w:t xml:space="preserve"> first. See </w:t>
+        <w:t xml:space="preserve"> first, and paste each one's address from </w:t>
+      </w:r>
+      <w:r>
+        <w:rPr>
+          <w:b/>
+          <w:bCs/>
+        </w:rPr>
+        <w:t xml:space="preserve">Copy public address</w:t>
+      </w:r>
+      <w:r>
+        <w:t xml:space="preserve">. See </w:t>
       </w:r>
       <w:r>
         <w:t xml:space="preserve">Organizations</w:t>

--- a/hub/manuals/core-admin.docx
+++ b/hub/manuals/core-admin.docx
@@ -706,6 +706,30 @@
     </w:p>
     <w:p>
       <w:pPr>
+        <w:pStyle w:val="Heading2"/>
+      </w:pPr>
+      <w:r>
+        <w:t xml:space="preserve">Signing in and unsaved changes</w:t>
+      </w:r>
+    </w:p>
+    <w:p>
+      <w:pPr>
+        <w:spacing w:after="120"/>
+      </w:pPr>
+      <w:r>
+        <w:t xml:space="preserve">The Hub keeps you signed in while its tab is open. </w:t>
+      </w:r>
+      <w:hyperlink w:history="1" w:anchor="section_13">
+        <w:r>
+          <w:t xml:space="preserve">Staying signed in, and unsaved changes</w:t>
+        </w:r>
+      </w:hyperlink>
+      <w:r>
+        <w:t xml:space="preserve"> says what happens when your session ends, and how the Hub asks before you lose changes you haven't saved.</w:t>
+      </w:r>
+    </w:p>
+    <w:p>
+      <w:pPr>
         <w:pStyle w:val="Heading1"/>
       </w:pPr>
       <w:bookmarkStart w:name="section_2" w:id="2"/>
@@ -1802,6 +1826,62 @@
         <w:pStyle w:val="Heading2"/>
       </w:pPr>
       <w:r>
+        <w:t xml:space="preserve">If you leave before saving</w:t>
+      </w:r>
+    </w:p>
+    <w:p>
+      <w:pPr>
+        <w:spacing w:after="120"/>
+      </w:pPr>
+      <w:r>
+        <w:t xml:space="preserve">If you have changes you haven't saved and you go to another screen or choose your browser's </w:t>
+      </w:r>
+      <w:r>
+        <w:rPr>
+          <w:b/>
+          <w:bCs/>
+        </w:rPr>
+        <w:t xml:space="preserve">Back</w:t>
+      </w:r>
+      <w:r>
+        <w:t xml:space="preserve">, the Hub asks "You have unsaved changes on this page. Leave anyway and discard them?" Choose </w:t>
+      </w:r>
+      <w:r>
+        <w:rPr>
+          <w:b/>
+          <w:bCs/>
+        </w:rPr>
+        <w:t xml:space="preserve">Stay</w:t>
+      </w:r>
+      <w:r>
+        <w:t xml:space="preserve"> to keep working, or </w:t>
+      </w:r>
+      <w:r>
+        <w:rPr>
+          <w:b/>
+          <w:bCs/>
+        </w:rPr>
+        <w:t xml:space="preserve">Leave</w:t>
+      </w:r>
+      <w:r>
+        <w:t xml:space="preserve"> to discard the changes. Closing or reloading the tab gets your browser's own question. A person's changes count even after you choose </w:t>
+      </w:r>
+      <w:r>
+        <w:rPr>
+          <w:b/>
+          <w:bCs/>
+        </w:rPr>
+        <w:t xml:space="preserve">Close</w:t>
+      </w:r>
+      <w:r>
+        <w:t xml:space="preserve"> on their row: the Hub keeps them until you save them or leave.</w:t>
+      </w:r>
+    </w:p>
+    <w:p>
+      <w:pPr>
+        <w:pStyle w:val="Heading2"/>
+      </w:pPr>
+      <w:r>
         <w:t xml:space="preserve">Can't do this?</w:t>
       </w:r>
     </w:p>
@@ -2509,6 +2589,52 @@
         <w:pStyle w:val="Heading2"/>
       </w:pPr>
       <w:r>
+        <w:t xml:space="preserve">If you leave before saving</w:t>
+      </w:r>
+    </w:p>
+    <w:p>
+      <w:pPr>
+        <w:spacing w:after="120"/>
+      </w:pPr>
+      <w:r>
+        <w:t xml:space="preserve">If you have changes you haven't saved and you go to another screen or choose your browser's </w:t>
+      </w:r>
+      <w:r>
+        <w:rPr>
+          <w:b/>
+          <w:bCs/>
+        </w:rPr>
+        <w:t xml:space="preserve">Back</w:t>
+      </w:r>
+      <w:r>
+        <w:t xml:space="preserve">, the Hub asks "You have unsaved changes on this page. Leave anyway and discard them?" Choose </w:t>
+      </w:r>
+      <w:r>
+        <w:rPr>
+          <w:b/>
+          <w:bCs/>
+        </w:rPr>
+        <w:t xml:space="preserve">Stay</w:t>
+      </w:r>
+      <w:r>
+        <w:t xml:space="preserve"> to keep working, or </w:t>
+      </w:r>
+      <w:r>
+        <w:rPr>
+          <w:b/>
+          <w:bCs/>
+        </w:rPr>
+        <w:t xml:space="preserve">Leave</w:t>
+      </w:r>
+      <w:r>
+        <w:t xml:space="preserve"> to discard the changes. Closing or reloading the tab gets your browser's own question.</w:t>
+      </w:r>
+    </w:p>
+    <w:p>
+      <w:pPr>
+        <w:pStyle w:val="Heading2"/>
+      </w:pPr>
+      <w:r>
         <w:t xml:space="preserve">Can't do this?</w:t>
       </w:r>
     </w:p>
@@ -3779,6 +3905,52 @@
         <w:pStyle w:val="Heading2"/>
       </w:pPr>
       <w:r>
+        <w:t xml:space="preserve">If you leave before saving</w:t>
+      </w:r>
+    </w:p>
+    <w:p>
+      <w:pPr>
+        <w:spacing w:after="120"/>
+      </w:pPr>
+      <w:r>
+        <w:t xml:space="preserve">If you have changes you haven't saved and you go to another screen or choose your browser's </w:t>
+      </w:r>
+      <w:r>
+        <w:rPr>
+          <w:b/>
+          <w:bCs/>
+        </w:rPr>
+        <w:t xml:space="preserve">Back</w:t>
+      </w:r>
+      <w:r>
+        <w:t xml:space="preserve">, the Hub asks "You have unsaved changes on this page. Leave anyway and discard them?" Choose </w:t>
+      </w:r>
+      <w:r>
+        <w:rPr>
+          <w:b/>
+          <w:bCs/>
+        </w:rPr>
+        <w:t xml:space="preserve">Stay</w:t>
+      </w:r>
+      <w:r>
+        <w:t xml:space="preserve"> to keep working, or </w:t>
+      </w:r>
+      <w:r>
+        <w:rPr>
+          <w:b/>
+          <w:bCs/>
+        </w:rPr>
+        <w:t xml:space="preserve">Leave</w:t>
+      </w:r>
+      <w:r>
+        <w:t xml:space="preserve"> to discard the changes. Closing or reloading the tab gets your browser's own question.</w:t>
+      </w:r>
+    </w:p>
+    <w:p>
+      <w:pPr>
+        <w:pStyle w:val="Heading2"/>
+      </w:pPr>
+      <w:r>
         <w:t xml:space="preserve">Can't do this?</w:t>
       </w:r>
     </w:p>
@@ -4694,6 +4866,72 @@
         <w:pStyle w:val="Heading2"/>
       </w:pPr>
       <w:r>
+        <w:t xml:space="preserve">If you leave before adding a change</w:t>
+      </w:r>
+    </w:p>
+    <w:p>
+      <w:pPr>
+        <w:spacing w:after="120"/>
+      </w:pPr>
+      <w:r>
+        <w:t xml:space="preserve">Each change is kept as soon as you add it. If you have filled in </w:t>
+      </w:r>
+      <w:r>
+        <w:rPr>
+          <w:b/>
+          <w:bCs/>
+        </w:rPr>
+        <w:t xml:space="preserve">Rename or change a ministry</w:t>
+      </w:r>
+      <w:r>
+        <w:t xml:space="preserve">, </w:t>
+      </w:r>
+      <w:r>
+        <w:rPr>
+          <w:b/>
+          <w:bCs/>
+        </w:rPr>
+        <w:t xml:space="preserve">Add a new ministry</w:t>
+      </w:r>
+      <w:r>
+        <w:t xml:space="preserve"> or </w:t>
+      </w:r>
+      <w:r>
+        <w:rPr>
+          <w:b/>
+          <w:bCs/>
+        </w:rPr>
+        <w:t xml:space="preserve">Hand over a ministry</w:t>
+      </w:r>
+      <w:r>
+        <w:t xml:space="preserve"> and not yet added it, or chosen a time and not yet scheduled it, the Hub asks before you go to another screen: "You have unsaved changes on this page. Leave anyway and discard them?" Choose </w:t>
+      </w:r>
+      <w:r>
+        <w:rPr>
+          <w:b/>
+          <w:bCs/>
+        </w:rPr>
+        <w:t xml:space="preserve">Stay</w:t>
+      </w:r>
+      <w:r>
+        <w:t xml:space="preserve"> to keep working, or </w:t>
+      </w:r>
+      <w:r>
+        <w:rPr>
+          <w:b/>
+          <w:bCs/>
+        </w:rPr>
+        <w:t xml:space="preserve">Leave</w:t>
+      </w:r>
+      <w:r>
+        <w:t xml:space="preserve"> to discard what you filled in. Closing or reloading the tab gets your browser's own question.</w:t>
+      </w:r>
+    </w:p>
+    <w:p>
+      <w:pPr>
+        <w:pStyle w:val="Heading2"/>
+      </w:pPr>
+      <w:r>
         <w:t xml:space="preserve">Can't do this?</w:t>
       </w:r>
     </w:p>
@@ -5448,6 +5686,52 @@
         <w:pStyle w:val="Heading2"/>
       </w:pPr>
       <w:r>
+        <w:t xml:space="preserve">If you leave before saving</w:t>
+      </w:r>
+    </w:p>
+    <w:p>
+      <w:pPr>
+        <w:spacing w:after="120"/>
+      </w:pPr>
+      <w:r>
+        <w:t xml:space="preserve">If you have changes you haven't saved and you go to another screen or choose your browser's </w:t>
+      </w:r>
+      <w:r>
+        <w:rPr>
+          <w:b/>
+          <w:bCs/>
+        </w:rPr>
+        <w:t xml:space="preserve">Back</w:t>
+      </w:r>
+      <w:r>
+        <w:t xml:space="preserve">, the Hub asks "You have unsaved changes on this page. Leave anyway and discard them?" Choose </w:t>
+      </w:r>
+      <w:r>
+        <w:rPr>
+          <w:b/>
+          <w:bCs/>
+        </w:rPr>
+        <w:t xml:space="preserve">Stay</w:t>
+      </w:r>
+      <w:r>
+        <w:t xml:space="preserve"> to keep working, or </w:t>
+      </w:r>
+      <w:r>
+        <w:rPr>
+          <w:b/>
+          <w:bCs/>
+        </w:rPr>
+        <w:t xml:space="preserve">Leave</w:t>
+      </w:r>
+      <w:r>
+        <w:t xml:space="preserve"> to discard the changes. Closing or reloading the tab gets your browser's own question.</w:t>
+      </w:r>
+    </w:p>
+    <w:p>
+      <w:pPr>
+        <w:pStyle w:val="Heading2"/>
+      </w:pPr>
+      <w:r>
         <w:t xml:space="preserve">Can't do this?</w:t>
       </w:r>
     </w:p>
@@ -6029,6 +6313,52 @@
         <w:pStyle w:val="Heading2"/>
       </w:pPr>
       <w:r>
+        <w:t xml:space="preserve">If you leave before saving</w:t>
+      </w:r>
+    </w:p>
+    <w:p>
+      <w:pPr>
+        <w:spacing w:after="120"/>
+      </w:pPr>
+      <w:r>
+        <w:t xml:space="preserve">If you have changes you haven't saved and you go to another screen or choose your browser's </w:t>
+      </w:r>
+      <w:r>
+        <w:rPr>
+          <w:b/>
+          <w:bCs/>
+        </w:rPr>
+        <w:t xml:space="preserve">Back</w:t>
+      </w:r>
+      <w:r>
+        <w:t xml:space="preserve">, the Hub asks "You have unsaved changes on this page. Leave anyway and discard them?" Choose </w:t>
+      </w:r>
+      <w:r>
+        <w:rPr>
+          <w:b/>
+          <w:bCs/>
+        </w:rPr>
+        <w:t xml:space="preserve">Stay</w:t>
+      </w:r>
+      <w:r>
+        <w:t xml:space="preserve"> to keep working, or </w:t>
+      </w:r>
+      <w:r>
+        <w:rPr>
+          <w:b/>
+          <w:bCs/>
+        </w:rPr>
+        <w:t xml:space="preserve">Leave</w:t>
+      </w:r>
+      <w:r>
+        <w:t xml:space="preserve"> to discard the changes. Closing or reloading the tab gets your browser's own question.</w:t>
+      </w:r>
+    </w:p>
+    <w:p>
+      <w:pPr>
+        <w:pStyle w:val="Heading2"/>
+      </w:pPr>
+      <w:r>
         <w:t xml:space="preserve">Can't do this?</w:t>
       </w:r>
     </w:p>
@@ -6614,6 +6944,52 @@
         <w:pStyle w:val="Heading2"/>
       </w:pPr>
       <w:r>
+        <w:t xml:space="preserve">If you leave before saving</w:t>
+      </w:r>
+    </w:p>
+    <w:p>
+      <w:pPr>
+        <w:spacing w:after="120"/>
+      </w:pPr>
+      <w:r>
+        <w:t xml:space="preserve">If you have changes you haven't saved and you go to another screen or choose your browser's </w:t>
+      </w:r>
+      <w:r>
+        <w:rPr>
+          <w:b/>
+          <w:bCs/>
+        </w:rPr>
+        <w:t xml:space="preserve">Back</w:t>
+      </w:r>
+      <w:r>
+        <w:t xml:space="preserve">, the Hub asks "You have unsaved changes on this page. Leave anyway and discard them?" Choose </w:t>
+      </w:r>
+      <w:r>
+        <w:rPr>
+          <w:b/>
+          <w:bCs/>
+        </w:rPr>
+        <w:t xml:space="preserve">Stay</w:t>
+      </w:r>
+      <w:r>
+        <w:t xml:space="preserve"> to keep working, or </w:t>
+      </w:r>
+      <w:r>
+        <w:rPr>
+          <w:b/>
+          <w:bCs/>
+        </w:rPr>
+        <w:t xml:space="preserve">Leave</w:t>
+      </w:r>
+      <w:r>
+        <w:t xml:space="preserve"> to discard the changes. Closing or reloading the tab gets your browser's own question.</w:t>
+      </w:r>
+    </w:p>
+    <w:p>
+      <w:pPr>
+        <w:pStyle w:val="Heading2"/>
+      </w:pPr>
+      <w:r>
         <w:t xml:space="preserve">Can't do this?</w:t>
       </w:r>
     </w:p>
@@ -7150,6 +7526,52 @@
       </w:pPr>
       <w:r>
         <w:t xml:space="preserve">Nobody is emailed.</w:t>
+      </w:r>
+    </w:p>
+    <w:p>
+      <w:pPr>
+        <w:pStyle w:val="Heading2"/>
+      </w:pPr>
+      <w:r>
+        <w:t xml:space="preserve">If you leave before saving</w:t>
+      </w:r>
+    </w:p>
+    <w:p>
+      <w:pPr>
+        <w:spacing w:after="120"/>
+      </w:pPr>
+      <w:r>
+        <w:t xml:space="preserve">If you have changes you haven't saved and you go to another screen or choose your browser's </w:t>
+      </w:r>
+      <w:r>
+        <w:rPr>
+          <w:b/>
+          <w:bCs/>
+        </w:rPr>
+        <w:t xml:space="preserve">Back</w:t>
+      </w:r>
+      <w:r>
+        <w:t xml:space="preserve">, the Hub asks "You have unsaved changes on this page. Leave anyway and discard them?" Choose </w:t>
+      </w:r>
+      <w:r>
+        <w:rPr>
+          <w:b/>
+          <w:bCs/>
+        </w:rPr>
+        <w:t xml:space="preserve">Stay</w:t>
+      </w:r>
+      <w:r>
+        <w:t xml:space="preserve"> to keep working, or </w:t>
+      </w:r>
+      <w:r>
+        <w:rPr>
+          <w:b/>
+          <w:bCs/>
+        </w:rPr>
+        <w:t xml:space="preserve">Leave</w:t>
+      </w:r>
+      <w:r>
+        <w:t xml:space="preserve"> to discard the changes. Closing or reloading the tab gets your browser's own question.</w:t>
       </w:r>
     </w:p>
     <w:p>
@@ -8850,6 +9272,282 @@
       </w:pPr>
       <w:r>
         <w:t xml:space="preserve">Update the ministers' contact records in Media Hub. The Hub does not change them.</w:t>
+      </w:r>
+    </w:p>
+    <w:p>
+      <w:pPr>
+        <w:pStyle w:val="Heading2"/>
+      </w:pPr>
+      <w:bookmarkStart w:name="section_13" w:id="13"/>
+      <w:r>
+        <w:t xml:space="preserve">Staying signed in, and unsaved changes</w:t>
+      </w:r>
+      <w:bookmarkEnd w:id="13"/>
+    </w:p>
+    <w:p>
+      <w:pPr>
+        <w:spacing w:after="120"/>
+      </w:pPr>
+      <w:r>
+        <w:rPr>
+          <w:b/>
+          <w:bCs/>
+        </w:rPr>
+        <w:t xml:space="preserve">Who this is for:</w:t>
+      </w:r>
+      <w:r>
+        <w:t xml:space="preserve"> Everyone who uses the Hub.</w:t>
+      </w:r>
+    </w:p>
+    <w:p>
+      <w:pPr>
+        <w:pStyle w:val="Heading3"/>
+      </w:pPr>
+      <w:r>
+        <w:t xml:space="preserve">Staying signed in</w:t>
+      </w:r>
+    </w:p>
+    <w:p>
+      <w:pPr>
+        <w:spacing w:after="120"/>
+      </w:pPr>
+      <w:r>
+        <w:t xml:space="preserve">While a Hub tab is open, it keeps you signed in, even when the tab sits behind other windows. Your session can still end: when you sign out in another tab or window, when your computer has been asleep or offline for a while (it can be as little as a few minutes, and is never more than an hour), when the browser has put a tab it hasn't shown for a long time to sleep, or when an administrator changes your account.</w:t>
+      </w:r>
+    </w:p>
+    <w:p>
+      <w:pPr>
+        <w:pStyle w:val="Heading3"/>
+      </w:pPr>
+      <w:r>
+        <w:t xml:space="preserve">When your session ends</w:t>
+      </w:r>
+    </w:p>
+    <w:p>
+      <w:pPr>
+        <w:spacing w:after="120"/>
+      </w:pPr>
+      <w:r>
+        <w:t xml:space="preserve">If the screen you are on has nothing unsaved, the Hub goes to the sign-in page, which says "Your session ended. Sign in to carry on where you left off." Once you sign in, you are back where you were.</w:t>
+      </w:r>
+    </w:p>
+    <w:p>
+      <w:pPr>
+        <w:spacing w:after="120"/>
+      </w:pPr>
+      <w:r>
+        <w:t xml:space="preserve">If the screen has unsaved changes, it stays as it was, and a box says "Your session has ended". Nothing can be saved until you sign in again: if you choose a button that saves, the screen says "Your session has ended. Sign in again to save — your changes are still here." and the box comes back.</w:t>
+      </w:r>
+    </w:p>
+    <w:p>
+      <w:pPr>
+        <w:pStyle w:val="ListParagraph"/>
+        <w:numPr>
+          <w:ilvl w:val="0"/>
+          <w:numId w:val="1"/>
+        </w:numPr>
+      </w:pPr>
+      <w:r>
+        <w:t xml:space="preserve">Choose </w:t>
+      </w:r>
+      <w:r>
+        <w:rPr>
+          <w:b/>
+          <w:bCs/>
+        </w:rPr>
+        <w:t xml:space="preserve">Sign in again</w:t>
+      </w:r>
+      <w:r>
+        <w:t xml:space="preserve"> to go to the sign-in page. Afterwards you come back to the same screen. Changes to a release's documents and to a Calendar activity are kept on this computer and come back, with "Your unsaved changes were restored." Other unsaved changes are lost.</w:t>
+      </w:r>
+    </w:p>
+    <w:p>
+      <w:pPr>
+        <w:pStyle w:val="ListParagraph"/>
+        <w:numPr>
+          <w:ilvl w:val="0"/>
+          <w:numId w:val="1"/>
+        </w:numPr>
+      </w:pPr>
+      <w:r>
+        <w:t xml:space="preserve">Choose </w:t>
+      </w:r>
+      <w:r>
+        <w:rPr>
+          <w:b/>
+          <w:bCs/>
+        </w:rPr>
+        <w:t xml:space="preserve">Stay on this page</w:t>
+      </w:r>
+      <w:r>
+        <w:t xml:space="preserve"> to copy what you need first. "Your session has ended" stays at the top of the page, with its own </w:t>
+      </w:r>
+      <w:r>
+        <w:rPr>
+          <w:b/>
+          <w:bCs/>
+        </w:rPr>
+        <w:t xml:space="preserve">Sign in again</w:t>
+      </w:r>
+      <w:r>
+        <w:t xml:space="preserve">.</w:t>
+      </w:r>
+    </w:p>
+    <w:p>
+      <w:pPr>
+        <w:pStyle w:val="ListParagraph"/>
+        <w:numPr>
+          <w:ilvl w:val="0"/>
+          <w:numId w:val="1"/>
+        </w:numPr>
+      </w:pPr>
+      <w:r>
+        <w:t xml:space="preserve">Or sign in again in another tab. Come back to this tab and you can save as usual.</w:t>
+      </w:r>
+    </w:p>
+    <w:p>
+      <w:pPr>
+        <w:pStyle w:val="Heading3"/>
+      </w:pPr>
+      <w:r>
+        <w:t xml:space="preserve">Leaving a screen with unsaved changes</w:t>
+      </w:r>
+    </w:p>
+    <w:p>
+      <w:pPr>
+        <w:spacing w:after="120"/>
+      </w:pPr>
+      <w:r>
+        <w:t xml:space="preserve">On every screen where you change something, the Hub asks before you leave with changes you haven't saved: "You have unsaved changes on this page. Leave anyway and discard them?" This covers the side menu, links, </w:t>
+      </w:r>
+      <w:r>
+        <w:rPr>
+          <w:b/>
+          <w:bCs/>
+        </w:rPr>
+        <w:t xml:space="preserve">Help</w:t>
+      </w:r>
+      <w:r>
+        <w:t xml:space="preserve"> and your browser's </w:t>
+      </w:r>
+      <w:r>
+        <w:rPr>
+          <w:b/>
+          <w:bCs/>
+        </w:rPr>
+        <w:t xml:space="preserve">Back</w:t>
+      </w:r>
+      <w:r>
+        <w:t xml:space="preserve">. Choose </w:t>
+      </w:r>
+      <w:r>
+        <w:rPr>
+          <w:b/>
+          <w:bCs/>
+        </w:rPr>
+        <w:t xml:space="preserve">Stay</w:t>
+      </w:r>
+      <w:r>
+        <w:t xml:space="preserve"> to keep working, or </w:t>
+      </w:r>
+      <w:r>
+        <w:rPr>
+          <w:b/>
+          <w:bCs/>
+        </w:rPr>
+        <w:t xml:space="preserve">Leave</w:t>
+      </w:r>
+      <w:r>
+        <w:t xml:space="preserve"> to discard the changes. Closing or reloading the tab gets your browser's own question.</w:t>
+      </w:r>
+    </w:p>
+    <w:p>
+      <w:pPr>
+        <w:spacing w:after="120"/>
+      </w:pPr>
+      <w:r>
+        <w:rPr>
+          <w:b/>
+          <w:bCs/>
+        </w:rPr>
+        <w:t xml:space="preserve">Sign out</w:t>
+      </w:r>
+      <w:r>
+        <w:t xml:space="preserve"> asks too: "You have unsaved changes on this page. Sign out anyway and discard them?" Choose </w:t>
+      </w:r>
+      <w:r>
+        <w:rPr>
+          <w:b/>
+          <w:bCs/>
+        </w:rPr>
+        <w:t xml:space="preserve">Stay</w:t>
+      </w:r>
+      <w:r>
+        <w:t xml:space="preserve">, or </w:t>
+      </w:r>
+      <w:r>
+        <w:rPr>
+          <w:b/>
+          <w:bCs/>
+        </w:rPr>
+        <w:t xml:space="preserve">Sign out</w:t>
+      </w:r>
+      <w:r>
+        <w:t xml:space="preserve"> to discard them. Signing out yourself also discards any changes the Hub kept on this computer.</w:t>
+      </w:r>
+    </w:p>
+    <w:p>
+      <w:pPr>
+        <w:pStyle w:val="Heading3"/>
+      </w:pPr>
+      <w:r>
+        <w:t xml:space="preserve">If a screen can't be shown</w:t>
+      </w:r>
+    </w:p>
+    <w:p>
+      <w:pPr>
+        <w:spacing w:after="120"/>
+      </w:pPr>
+      <w:r>
+        <w:t xml:space="preserve">If something goes wrong on a screen, you see "Something went wrong" and "This page couldn't be shown. Reload the page to try again." Choose </w:t>
+      </w:r>
+      <w:r>
+        <w:rPr>
+          <w:b/>
+          <w:bCs/>
+        </w:rPr>
+        <w:t xml:space="preserve">Reload</w:t>
+      </w:r>
+      <w:r>
+        <w:t xml:space="preserve">, or </w:t>
+      </w:r>
+      <w:r>
+        <w:rPr>
+          <w:b/>
+          <w:bCs/>
+        </w:rPr>
+        <w:t xml:space="preserve">Go to the start page</w:t>
+      </w:r>
+      <w:r>
+        <w:t xml:space="preserve">. The side menu still works. If it keeps happening, tell a Core administrator.</w:t>
+      </w:r>
+    </w:p>
+    <w:p>
+      <w:pPr>
+        <w:spacing w:after="120"/>
+      </w:pPr>
+      <w:r>
+        <w:t xml:space="preserve">An address that doesn't lead to a screen shows "Page not found", with </w:t>
+      </w:r>
+      <w:r>
+        <w:rPr>
+          <w:b/>
+          <w:bCs/>
+        </w:rPr>
+        <w:t xml:space="preserve">Go to the start page</w:t>
+      </w:r>
+      <w:r>
+        <w:t xml:space="preserve">.</w:t>
       </w:r>
     </w:p>
     <w:sectPr>

--- a/hub/manuals/core-admin.docx
+++ b/hub/manuals/core-admin.docx
@@ -232,7 +232,7 @@
         <w:tc>
           <w:p>
             <w:r>
-              <w:t xml:space="preserve">The person you change. Role changes reach them within 10 minutes.</w:t>
+              <w:t xml:space="preserve">The person you change. Deactivating signs them out at once; a role you take away stops working at once.</w:t>
             </w:r>
           </w:p>
         </w:tc>
@@ -1542,7 +1542,7 @@
         <w:t xml:space="preserve">Active</w:t>
       </w:r>
       <w:r>
-        <w:t xml:space="preserve"> off. The Hub asks "Deactivate {name}?" and explains "They can't sign in until reactivated."</w:t>
+        <w:t xml:space="preserve"> off. The Hub asks "Deactivate {name}?" and explains "They're signed out at once and can't sign in until reactivated."</w:t>
       </w:r>
     </w:p>
     <w:p>
@@ -1582,7 +1582,7 @@
         <w:t xml:space="preserve">Active</w:t>
       </w:r>
       <w:r>
-        <w:t xml:space="preserve"> on. It saves straight away, with no question.</w:t>
+        <w:t xml:space="preserve"> on. It saves straight away, with no question. They sign in again as usual: reactivating doesn't bring back the session they had.</w:t>
       </w:r>
     </w:p>
     <w:p>
@@ -1794,7 +1794,7 @@
         </w:numPr>
       </w:pPr>
       <w:r>
-        <w:t xml:space="preserve">Role changes and deactivation reach the person within 10 minutes. They take effect at once if the person reloads the Hub or comes back to its tab.</w:t>
+        <w:t xml:space="preserve">Deactivating signs the person out at once, everywhere in the Hub. The next thing they do is refused, and the Hub tells them "Your session has ended". If they try to sign in again, they see "Your account is not active. Contact a Core administrator."</w:t>
       </w:r>
     </w:p>
     <w:p>
@@ -1806,7 +1806,7 @@
         </w:numPr>
       </w:pPr>
       <w:r>
-        <w:t xml:space="preserve">A deactivated person is signed out at that point and can't sign in again.</w:t>
+        <w:t xml:space="preserve">A role you take away stops working at once: the next thing they try that needs it is refused. Their Hub menus catch up within 10 minutes, or at once if they reload the Hub or come back to its tab.</w:t>
       </w:r>
     </w:p>
     <w:p>
@@ -9313,6 +9313,37 @@
       </w:pPr>
       <w:r>
         <w:t xml:space="preserve">While a Hub tab is open, it keeps you signed in, even when the tab sits behind other windows. Your session can still end: when you sign out in another tab or window, when your computer has been asleep or offline for a while (it can be as little as a few minutes, and is never more than an hour), when the browser has put a tab it hasn't shown for a long time to sleep, or when an administrator changes your account.</w:t>
+      </w:r>
+    </w:p>
+    <w:p>
+      <w:pPr>
+        <w:spacing w:after="120"/>
+      </w:pPr>
+      <w:r>
+        <w:t xml:space="preserve">A session lasts up to 12 hours from when you signed in, however long the tab stays open. After that you sign in again.</w:t>
+      </w:r>
+    </w:p>
+    <w:p>
+      <w:pPr>
+        <w:spacing w:after="120"/>
+      </w:pPr>
+      <w:r>
+        <w:rPr>
+          <w:b/>
+          <w:bCs/>
+        </w:rPr>
+        <w:t xml:space="preserve">Sign out</w:t>
+      </w:r>
+      <w:r>
+        <w:t xml:space="preserve"> ends the session in that browser, including its other tabs. You stay signed in on any other computer or browser where you signed in. If an administrator deactivates your account, you are signed out at once, and signing in again tells you "Your account is not active. Contact a Core administrator."</w:t>
+      </w:r>
+    </w:p>
+    <w:p>
+      <w:pPr>
+        <w:spacing w:after="120"/>
+      </w:pPr>
+      <w:r>
+        <w:t xml:space="preserve">If the Hub says "The Hub can't check your sign-in right now. Try again in a minute.", you are still signed in and nothing on the screen is lost, but nothing can be saved or opened for now. Wait a minute and try again. The message goes away by itself once the Hub can check again. The sign-in page shows the same message then, and if signing in itself can't work for a while it says "We can't sign you in right now. Try again in a few minutes."</w:t>
       </w:r>
     </w:p>
     <w:p>

--- a/hub/manuals/core-admin.docx
+++ b/hub/manuals/core-admin.docx
@@ -1978,6 +1978,22 @@
           <w:p>
             <w:r>
               <w:t xml:space="preserve">You tried to take Core Admin off yourself, or to deactivate yourself. Ask another Core administrator.</w:t>
+            </w:r>
+          </w:p>
+        </w:tc>
+      </w:tr>
+      <w:tr>
+        <w:tc>
+          <w:p>
+            <w:r>
+              <w:t xml:space="preserve">"this is the last active Core Admin: give Core Admin to someone else first, so someone can still manage users"</w:t>
+            </w:r>
+          </w:p>
+        </w:tc>
+        <w:tc>
+          <w:p>
+            <w:r>
+              <w:t xml:space="preserve">Nobody else who is active has Core Admin, so this change would leave no one able to manage users. Give another active person Core Admin first, then try again.</w:t>
             </w:r>
           </w:p>
         </w:tc>

--- a/hub/manuals/core-admin.docx
+++ b/hub/manuals/core-admin.docx
@@ -76,7 +76,7 @@
           <w:sz w:val="24"/>
           <w:szCs w:val="24"/>
         </w:rPr>
-        <w:t xml:space="preserve">Software version of October 31, 2026</w:t>
+        <w:t xml:space="preserve">Software version of November 1, 2026</w:t>
       </w:r>
     </w:p>
     <w:p>
@@ -552,6 +552,42 @@
                 <w:b/>
                 <w:bCs/>
               </w:rPr>
+              <w:t xml:space="preserve">Admin history</w:t>
+            </w:r>
+          </w:p>
+        </w:tc>
+        <w:tc>
+          <w:p>
+            <w:r>
+              <w:t xml:space="preserve">Nothing: it shows who changed what on Users, Calendar access, Organizations, Sectors, themes and tags, and Cabinet change.</w:t>
+            </w:r>
+          </w:p>
+        </w:tc>
+        <w:tc>
+          <w:p>
+            <w:r>
+              <w:t xml:space="preserve">Nobody.</w:t>
+            </w:r>
+          </w:p>
+        </w:tc>
+        <w:tc>
+          <w:p>
+            <w:hyperlink w:history="1" w:anchor="section_11">
+              <w:r>
+                <w:t xml:space="preserve">Admin history</w:t>
+              </w:r>
+            </w:hyperlink>
+          </w:p>
+        </w:tc>
+      </w:tr>
+      <w:tr>
+        <w:tc>
+          <w:p>
+            <w:r>
+              <w:rPr>
+                <w:b/>
+                <w:bCs/>
+              </w:rPr>
               <w:t xml:space="preserve">Website</w:t>
             </w:r>
             <w:r>
@@ -592,7 +628,7 @@
         </w:tc>
         <w:tc>
           <w:p>
-            <w:hyperlink w:history="1" w:anchor="section_11">
+            <w:hyperlink w:history="1" w:anchor="section_12">
               <w:r>
                 <w:t xml:space="preserve">Website and Project Blue Bridge</w:t>
               </w:r>
@@ -629,7 +665,7 @@
       <w:r>
         <w:t xml:space="preserve"> together. </w:t>
       </w:r>
-      <w:hyperlink w:history="1" w:anchor="section_12">
+      <w:hyperlink w:history="1" w:anchor="section_13">
         <w:r>
           <w:t xml:space="preserve">When a new government takes office</w:t>
         </w:r>
@@ -719,7 +755,7 @@
       <w:r>
         <w:t xml:space="preserve">The Hub keeps you signed in while its tab is open. </w:t>
       </w:r>
-      <w:hyperlink w:history="1" w:anchor="section_13">
+      <w:hyperlink w:history="1" w:anchor="section_14">
         <w:r>
           <w:t xml:space="preserve">Staying signed in, and unsaved changes</w:t>
         </w:r>
@@ -833,6 +869,16 @@
         <w:t xml:space="preserve">Roles</w:t>
       </w:r>
       <w:r>
+        <w:t xml:space="preserve">, </w:t>
+      </w:r>
+      <w:r>
+        <w:rPr>
+          <w:b/>
+          <w:bCs/>
+        </w:rPr>
+        <w:t xml:space="preserve">Status</w:t>
+      </w:r>
+      <w:r>
         <w:t xml:space="preserve"> and </w:t>
       </w:r>
       <w:r>
@@ -840,7 +886,7 @@
           <w:b/>
           <w:bCs/>
         </w:rPr>
-        <w:t xml:space="preserve">Status</w:t>
+        <w:t xml:space="preserve">Last signed in</w:t>
       </w:r>
       <w:r>
         <w:t xml:space="preserve">. A person with Calendar access also shows a line such as "Calendar: Editor (HLTH)"; you change that on </w:t>
@@ -1498,6 +1544,149 @@
         <w:pStyle w:val="Heading2"/>
       </w:pPr>
       <w:r>
+        <w:t xml:space="preserve">See who changed someone's account</w:t>
+      </w:r>
+    </w:p>
+    <w:p>
+      <w:pPr>
+        <w:pStyle w:val="ListParagraph"/>
+        <w:numPr>
+          <w:ilvl w:val="0"/>
+          <w:numId w:val="5"/>
+        </w:numPr>
+      </w:pPr>
+      <w:r>
+        <w:t xml:space="preserve">Choose </w:t>
+      </w:r>
+      <w:r>
+        <w:rPr>
+          <w:b/>
+          <w:bCs/>
+        </w:rPr>
+        <w:t xml:space="preserve">Edit</w:t>
+      </w:r>
+      <w:r>
+        <w:t xml:space="preserve"> on their row.</w:t>
+      </w:r>
+    </w:p>
+    <w:p>
+      <w:pPr>
+        <w:pStyle w:val="ListParagraph"/>
+        <w:numPr>
+          <w:ilvl w:val="0"/>
+          <w:numId w:val="5"/>
+        </w:numPr>
+      </w:pPr>
+      <w:r>
+        <w:t xml:space="preserve">At the bottom of their settings, open </w:t>
+      </w:r>
+      <w:r>
+        <w:rPr>
+          <w:b/>
+          <w:bCs/>
+        </w:rPr>
+        <w:t xml:space="preserve">History</w:t>
+      </w:r>
+      <w:r>
+        <w:t xml:space="preserve">. It lists each change to their account, newest first: when, who made it, and what they did, such as "Paul Smith gave Core Admin to Jo Lee".</w:t>
+      </w:r>
+    </w:p>
+    <w:p>
+      <w:pPr>
+        <w:pStyle w:val="ListParagraph"/>
+        <w:numPr>
+          <w:ilvl w:val="0"/>
+          <w:numId w:val="5"/>
+        </w:numPr>
+      </w:pPr>
+      <w:r>
+        <w:t xml:space="preserve">If there are more, choose </w:t>
+      </w:r>
+      <w:r>
+        <w:rPr>
+          <w:b/>
+          <w:bCs/>
+        </w:rPr>
+        <w:t xml:space="preserve">Show older changes</w:t>
+      </w:r>
+      <w:r>
+        <w:t xml:space="preserve">.</w:t>
+      </w:r>
+    </w:p>
+    <w:p>
+      <w:pPr>
+        <w:spacing w:after="120"/>
+      </w:pPr>
+      <w:r>
+        <w:t xml:space="preserve">History shows changes made on </w:t>
+      </w:r>
+      <w:r>
+        <w:rPr>
+          <w:b/>
+          <w:bCs/>
+        </w:rPr>
+        <w:t xml:space="preserve">Users</w:t>
+      </w:r>
+      <w:r>
+        <w:t xml:space="preserve"> and </w:t>
+      </w:r>
+      <w:r>
+        <w:rPr>
+          <w:b/>
+          <w:bCs/>
+        </w:rPr>
+        <w:t xml:space="preserve">Calendar access</w:t>
+      </w:r>
+      <w:r>
+        <w:t xml:space="preserve">: adding the person, their name, roles, Calendar role and ministries, password, linking, unlinking Microsoft sign-in, and switching </w:t>
+      </w:r>
+      <w:r>
+        <w:rPr>
+          <w:b/>
+          <w:bCs/>
+        </w:rPr>
+        <w:t xml:space="preserve">Active</w:t>
+      </w:r>
+      <w:r>
+        <w:t xml:space="preserve"> on or off. It also shows the person's own first Microsoft sign-in, which links their account, under their name. Changes made before the Hub started keeping this history aren't listed: you see "No changes recorded yet." The break-glass administrator shows as "Administrator (break-glass)". Every change on this screen, for everyone, is also on </w:t>
+      </w:r>
+      <w:hyperlink w:history="1" w:anchor="section_11">
+        <w:r>
+          <w:t xml:space="preserve">Admin history</w:t>
+        </w:r>
+      </w:hyperlink>
+      <w:r>
+        <w:t xml:space="preserve">.</w:t>
+      </w:r>
+    </w:p>
+    <w:p>
+      <w:pPr>
+        <w:pStyle w:val="Heading2"/>
+      </w:pPr>
+      <w:r>
+        <w:t xml:space="preserve">Check for accounts nobody uses</w:t>
+      </w:r>
+    </w:p>
+    <w:p>
+      <w:pPr>
+        <w:spacing w:after="120"/>
+      </w:pPr>
+      <w:r>
+        <w:rPr>
+          <w:b/>
+          <w:bCs/>
+        </w:rPr>
+        <w:t xml:space="preserve">Last signed in</w:t>
+      </w:r>
+      <w:r>
+        <w:t xml:space="preserve"> shows when the person last signed in with a password or Microsoft, in BC time, or "Never" if they haven't signed in since the Hub started keeping this. Use it in an access review: someone who hasn't signed in for months may no longer need their roles. Deactivate them, or take roles away, as for anyone else.</w:t>
+      </w:r>
+    </w:p>
+    <w:p>
+      <w:pPr>
+        <w:pStyle w:val="Heading2"/>
+      </w:pPr>
+      <w:r>
         <w:t xml:space="preserve">Deactivate or reactivate someone</w:t>
       </w:r>
     </w:p>
@@ -1506,7 +1695,7 @@
         <w:pStyle w:val="ListParagraph"/>
         <w:numPr>
           <w:ilvl w:val="0"/>
-          <w:numId w:val="5"/>
+          <w:numId w:val="6"/>
         </w:numPr>
       </w:pPr>
       <w:r>
@@ -1528,7 +1717,7 @@
         <w:pStyle w:val="ListParagraph"/>
         <w:numPr>
           <w:ilvl w:val="0"/>
-          <w:numId w:val="5"/>
+          <w:numId w:val="6"/>
         </w:numPr>
       </w:pPr>
       <w:r>
@@ -1550,7 +1739,7 @@
         <w:pStyle w:val="ListParagraph"/>
         <w:numPr>
           <w:ilvl w:val="0"/>
-          <w:numId w:val="5"/>
+          <w:numId w:val="6"/>
         </w:numPr>
       </w:pPr>
       <w:r>
@@ -1606,7 +1795,7 @@
         <w:pStyle w:val="ListParagraph"/>
         <w:numPr>
           <w:ilvl w:val="0"/>
-          <w:numId w:val="6"/>
+          <w:numId w:val="7"/>
         </w:numPr>
       </w:pPr>
       <w:r>
@@ -1628,7 +1817,7 @@
         <w:pStyle w:val="ListParagraph"/>
         <w:numPr>
           <w:ilvl w:val="0"/>
-          <w:numId w:val="6"/>
+          <w:numId w:val="7"/>
         </w:numPr>
       </w:pPr>
       <w:r>
@@ -1650,7 +1839,7 @@
         <w:pStyle w:val="ListParagraph"/>
         <w:numPr>
           <w:ilvl w:val="0"/>
-          <w:numId w:val="6"/>
+          <w:numId w:val="7"/>
         </w:numPr>
       </w:pPr>
       <w:r>
@@ -1708,7 +1897,7 @@
         <w:pStyle w:val="ListParagraph"/>
         <w:numPr>
           <w:ilvl w:val="0"/>
-          <w:numId w:val="7"/>
+          <w:numId w:val="8"/>
         </w:numPr>
       </w:pPr>
       <w:r>
@@ -1730,7 +1919,7 @@
         <w:pStyle w:val="ListParagraph"/>
         <w:numPr>
           <w:ilvl w:val="0"/>
-          <w:numId w:val="7"/>
+          <w:numId w:val="8"/>
         </w:numPr>
       </w:pPr>
       <w:r>
@@ -1762,7 +1951,7 @@
         <w:pStyle w:val="ListParagraph"/>
         <w:numPr>
           <w:ilvl w:val="0"/>
-          <w:numId w:val="7"/>
+          <w:numId w:val="8"/>
         </w:numPr>
       </w:pPr>
       <w:r>
@@ -2277,7 +2466,7 @@
         <w:pStyle w:val="ListParagraph"/>
         <w:numPr>
           <w:ilvl w:val="0"/>
-          <w:numId w:val="8"/>
+          <w:numId w:val="9"/>
         </w:numPr>
       </w:pPr>
       <w:r>
@@ -2299,7 +2488,7 @@
         <w:pStyle w:val="ListParagraph"/>
         <w:numPr>
           <w:ilvl w:val="0"/>
-          <w:numId w:val="8"/>
+          <w:numId w:val="9"/>
         </w:numPr>
       </w:pPr>
       <w:r>
@@ -2321,7 +2510,7 @@
         <w:pStyle w:val="ListParagraph"/>
         <w:numPr>
           <w:ilvl w:val="0"/>
-          <w:numId w:val="8"/>
+          <w:numId w:val="9"/>
         </w:numPr>
       </w:pPr>
       <w:r>
@@ -2343,7 +2532,7 @@
         <w:pStyle w:val="ListParagraph"/>
         <w:numPr>
           <w:ilvl w:val="0"/>
-          <w:numId w:val="8"/>
+          <w:numId w:val="9"/>
         </w:numPr>
       </w:pPr>
       <w:r>
@@ -2365,7 +2554,7 @@
         <w:pStyle w:val="ListParagraph"/>
         <w:numPr>
           <w:ilvl w:val="0"/>
-          <w:numId w:val="8"/>
+          <w:numId w:val="9"/>
         </w:numPr>
       </w:pPr>
       <w:r>
@@ -2403,7 +2592,7 @@
         <w:pStyle w:val="ListParagraph"/>
         <w:numPr>
           <w:ilvl w:val="0"/>
-          <w:numId w:val="9"/>
+          <w:numId w:val="10"/>
         </w:numPr>
       </w:pPr>
       <w:r>
@@ -2425,7 +2614,7 @@
         <w:pStyle w:val="ListParagraph"/>
         <w:numPr>
           <w:ilvl w:val="0"/>
-          <w:numId w:val="9"/>
+          <w:numId w:val="10"/>
         </w:numPr>
       </w:pPr>
       <w:r>
@@ -2457,7 +2646,7 @@
         <w:pStyle w:val="ListParagraph"/>
         <w:numPr>
           <w:ilvl w:val="0"/>
-          <w:numId w:val="9"/>
+          <w:numId w:val="10"/>
         </w:numPr>
       </w:pPr>
       <w:r>
@@ -2914,7 +3103,7 @@
         <w:pStyle w:val="ListParagraph"/>
         <w:numPr>
           <w:ilvl w:val="0"/>
-          <w:numId w:val="10"/>
+          <w:numId w:val="11"/>
         </w:numPr>
       </w:pPr>
       <w:r>
@@ -2936,7 +3125,7 @@
         <w:pStyle w:val="ListParagraph"/>
         <w:numPr>
           <w:ilvl w:val="0"/>
-          <w:numId w:val="10"/>
+          <w:numId w:val="11"/>
         </w:numPr>
       </w:pPr>
       <w:r>
@@ -3281,7 +3470,7 @@
         <w:pStyle w:val="ListParagraph"/>
         <w:numPr>
           <w:ilvl w:val="0"/>
-          <w:numId w:val="10"/>
+          <w:numId w:val="11"/>
         </w:numPr>
       </w:pPr>
       <w:r>
@@ -3327,6 +3516,126 @@
         <w:pStyle w:val="Heading2"/>
       </w:pPr>
       <w:r>
+        <w:t xml:space="preserve">See who changed a ministry</w:t>
+      </w:r>
+    </w:p>
+    <w:p>
+      <w:pPr>
+        <w:pStyle w:val="ListParagraph"/>
+        <w:numPr>
+          <w:ilvl w:val="0"/>
+          <w:numId w:val="12"/>
+        </w:numPr>
+      </w:pPr>
+      <w:r>
+        <w:t xml:space="preserve">Choose </w:t>
+      </w:r>
+      <w:r>
+        <w:rPr>
+          <w:b/>
+          <w:bCs/>
+        </w:rPr>
+        <w:t xml:space="preserve">Edit</w:t>
+      </w:r>
+      <w:r>
+        <w:t xml:space="preserve"> on the ministry's row.</w:t>
+      </w:r>
+    </w:p>
+    <w:p>
+      <w:pPr>
+        <w:pStyle w:val="ListParagraph"/>
+        <w:numPr>
+          <w:ilvl w:val="0"/>
+          <w:numId w:val="12"/>
+        </w:numPr>
+      </w:pPr>
+      <w:r>
+        <w:t xml:space="preserve">Under the form, open </w:t>
+      </w:r>
+      <w:r>
+        <w:rPr>
+          <w:b/>
+          <w:bCs/>
+        </w:rPr>
+        <w:t xml:space="preserve">History</w:t>
+      </w:r>
+      <w:r>
+        <w:t xml:space="preserve">. It lists each change to the ministry, newest first: when, who made it, and what they did, such as "Paul Smith renamed Ministry of X to Ministry of Y".</w:t>
+      </w:r>
+    </w:p>
+    <w:p>
+      <w:pPr>
+        <w:pStyle w:val="ListParagraph"/>
+        <w:numPr>
+          <w:ilvl w:val="0"/>
+          <w:numId w:val="12"/>
+        </w:numPr>
+      </w:pPr>
+      <w:r>
+        <w:t xml:space="preserve">If there are more, choose </w:t>
+      </w:r>
+      <w:r>
+        <w:rPr>
+          <w:b/>
+          <w:bCs/>
+        </w:rPr>
+        <w:t xml:space="preserve">Show older changes</w:t>
+      </w:r>
+      <w:r>
+        <w:t xml:space="preserve">.</w:t>
+      </w:r>
+    </w:p>
+    <w:p>
+      <w:pPr>
+        <w:spacing w:after="120"/>
+      </w:pPr>
+      <w:r>
+        <w:t xml:space="preserve">History covers adding the ministry, edits to its details (it names what changed, such as the minister or Featured Topics, without copying them), its name and abbreviation, </w:t>
+      </w:r>
+      <w:r>
+        <w:rPr>
+          <w:b/>
+          <w:bCs/>
+        </w:rPr>
+        <w:t xml:space="preserve">HQ</w:t>
+      </w:r>
+      <w:r>
+        <w:t xml:space="preserve">, </w:t>
+      </w:r>
+      <w:r>
+        <w:rPr>
+          <w:b/>
+          <w:bCs/>
+        </w:rPr>
+        <w:t xml:space="preserve">Public</w:t>
+      </w:r>
+      <w:r>
+        <w:t xml:space="preserve">, deactivating, reactivating and handing over. A change a published cabinet change made ends "(cabinet change)"; an abbreviation a successor took in a hand-over ends "(hand-over)". Site editors don't see </w:t>
+      </w:r>
+      <w:r>
+        <w:rPr>
+          <w:b/>
+          <w:bCs/>
+        </w:rPr>
+        <w:t xml:space="preserve">History</w:t>
+      </w:r>
+      <w:r>
+        <w:t xml:space="preserve">. Every change, for every ministry, is also on </w:t>
+      </w:r>
+      <w:hyperlink w:history="1" w:anchor="section_11">
+        <w:r>
+          <w:t xml:space="preserve">Admin history</w:t>
+        </w:r>
+      </w:hyperlink>
+      <w:r>
+        <w:t xml:space="preserve">.</w:t>
+      </w:r>
+    </w:p>
+    <w:p>
+      <w:pPr>
+        <w:pStyle w:val="Heading2"/>
+      </w:pPr>
+      <w:r>
         <w:t xml:space="preserve">Add a ministry</w:t>
       </w:r>
     </w:p>
@@ -3335,7 +3644,7 @@
         <w:pStyle w:val="ListParagraph"/>
         <w:numPr>
           <w:ilvl w:val="0"/>
-          <w:numId w:val="11"/>
+          <w:numId w:val="13"/>
         </w:numPr>
       </w:pPr>
       <w:r>
@@ -3357,7 +3666,7 @@
         <w:pStyle w:val="ListParagraph"/>
         <w:numPr>
           <w:ilvl w:val="0"/>
-          <w:numId w:val="11"/>
+          <w:numId w:val="13"/>
         </w:numPr>
       </w:pPr>
       <w:r>
@@ -3379,7 +3688,7 @@
         <w:pStyle w:val="ListParagraph"/>
         <w:numPr>
           <w:ilvl w:val="0"/>
-          <w:numId w:val="11"/>
+          <w:numId w:val="13"/>
         </w:numPr>
       </w:pPr>
       <w:r>
@@ -3401,7 +3710,7 @@
         <w:pStyle w:val="ListParagraph"/>
         <w:numPr>
           <w:ilvl w:val="0"/>
-          <w:numId w:val="11"/>
+          <w:numId w:val="13"/>
         </w:numPr>
       </w:pPr>
       <w:r>
@@ -3523,7 +3832,7 @@
         <w:pStyle w:val="ListParagraph"/>
         <w:numPr>
           <w:ilvl w:val="0"/>
-          <w:numId w:val="12"/>
+          <w:numId w:val="14"/>
         </w:numPr>
       </w:pPr>
       <w:r>
@@ -3545,7 +3854,7 @@
         <w:pStyle w:val="ListParagraph"/>
         <w:numPr>
           <w:ilvl w:val="0"/>
-          <w:numId w:val="12"/>
+          <w:numId w:val="14"/>
         </w:numPr>
       </w:pPr>
       <w:r>
@@ -3577,7 +3886,7 @@
         <w:pStyle w:val="ListParagraph"/>
         <w:numPr>
           <w:ilvl w:val="0"/>
-          <w:numId w:val="12"/>
+          <w:numId w:val="14"/>
         </w:numPr>
       </w:pPr>
       <w:r>
@@ -3661,7 +3970,7 @@
         <w:pStyle w:val="ListParagraph"/>
         <w:numPr>
           <w:ilvl w:val="0"/>
-          <w:numId w:val="12"/>
+          <w:numId w:val="14"/>
         </w:numPr>
       </w:pPr>
       <w:r>
@@ -3793,7 +4102,7 @@
         <w:pStyle w:val="ListParagraph"/>
         <w:numPr>
           <w:ilvl w:val="0"/>
-          <w:numId w:val="13"/>
+          <w:numId w:val="15"/>
         </w:numPr>
       </w:pPr>
       <w:r>
@@ -3815,7 +4124,7 @@
         <w:pStyle w:val="ListParagraph"/>
         <w:numPr>
           <w:ilvl w:val="0"/>
-          <w:numId w:val="13"/>
+          <w:numId w:val="15"/>
         </w:numPr>
       </w:pPr>
       <w:r>
@@ -4280,7 +4589,7 @@
         <w:pStyle w:val="ListParagraph"/>
         <w:numPr>
           <w:ilvl w:val="0"/>
-          <w:numId w:val="14"/>
+          <w:numId w:val="16"/>
         </w:numPr>
       </w:pPr>
       <w:r>
@@ -4457,7 +4766,7 @@
         <w:pStyle w:val="ListParagraph"/>
         <w:numPr>
           <w:ilvl w:val="0"/>
-          <w:numId w:val="14"/>
+          <w:numId w:val="16"/>
         </w:numPr>
       </w:pPr>
       <w:r>
@@ -4502,7 +4811,7 @@
         <w:pStyle w:val="ListParagraph"/>
         <w:numPr>
           <w:ilvl w:val="0"/>
-          <w:numId w:val="15"/>
+          <w:numId w:val="17"/>
         </w:numPr>
       </w:pPr>
       <w:r>
@@ -4524,7 +4833,7 @@
         <w:pStyle w:val="ListParagraph"/>
         <w:numPr>
           <w:ilvl w:val="0"/>
-          <w:numId w:val="15"/>
+          <w:numId w:val="17"/>
         </w:numPr>
       </w:pPr>
       <w:r>
@@ -4556,7 +4865,7 @@
         <w:pStyle w:val="ListParagraph"/>
         <w:numPr>
           <w:ilvl w:val="0"/>
-          <w:numId w:val="15"/>
+          <w:numId w:val="17"/>
         </w:numPr>
       </w:pPr>
       <w:r>
@@ -4594,7 +4903,7 @@
         <w:pStyle w:val="ListParagraph"/>
         <w:numPr>
           <w:ilvl w:val="0"/>
-          <w:numId w:val="16"/>
+          <w:numId w:val="18"/>
         </w:numPr>
       </w:pPr>
       <w:r>
@@ -4626,7 +4935,7 @@
         <w:pStyle w:val="ListParagraph"/>
         <w:numPr>
           <w:ilvl w:val="0"/>
-          <w:numId w:val="16"/>
+          <w:numId w:val="18"/>
         </w:numPr>
       </w:pPr>
       <w:r>
@@ -4674,7 +4983,7 @@
         <w:pStyle w:val="ListParagraph"/>
         <w:numPr>
           <w:ilvl w:val="0"/>
-          <w:numId w:val="17"/>
+          <w:numId w:val="19"/>
         </w:numPr>
       </w:pPr>
       <w:r>
@@ -4706,7 +5015,7 @@
         <w:pStyle w:val="ListParagraph"/>
         <w:numPr>
           <w:ilvl w:val="0"/>
-          <w:numId w:val="17"/>
+          <w:numId w:val="19"/>
         </w:numPr>
       </w:pPr>
       <w:r>
@@ -4738,7 +5047,7 @@
         <w:pStyle w:val="ListParagraph"/>
         <w:numPr>
           <w:ilvl w:val="0"/>
-          <w:numId w:val="17"/>
+          <w:numId w:val="19"/>
         </w:numPr>
       </w:pPr>
       <w:r>
@@ -5305,7 +5614,7 @@
         <w:pStyle w:val="ListParagraph"/>
         <w:numPr>
           <w:ilvl w:val="0"/>
-          <w:numId w:val="18"/>
+          <w:numId w:val="20"/>
         </w:numPr>
       </w:pPr>
       <w:r>
@@ -5327,7 +5636,7 @@
         <w:pStyle w:val="ListParagraph"/>
         <w:numPr>
           <w:ilvl w:val="0"/>
-          <w:numId w:val="18"/>
+          <w:numId w:val="20"/>
         </w:numPr>
       </w:pPr>
       <w:r>
@@ -5349,7 +5658,7 @@
         <w:pStyle w:val="ListParagraph"/>
         <w:numPr>
           <w:ilvl w:val="0"/>
-          <w:numId w:val="18"/>
+          <w:numId w:val="20"/>
         </w:numPr>
       </w:pPr>
       <w:r>
@@ -5371,7 +5680,7 @@
         <w:pStyle w:val="ListParagraph"/>
         <w:numPr>
           <w:ilvl w:val="0"/>
-          <w:numId w:val="18"/>
+          <w:numId w:val="20"/>
         </w:numPr>
       </w:pPr>
       <w:r>
@@ -5393,7 +5702,7 @@
         <w:pStyle w:val="ListParagraph"/>
         <w:numPr>
           <w:ilvl w:val="0"/>
-          <w:numId w:val="18"/>
+          <w:numId w:val="20"/>
         </w:numPr>
       </w:pPr>
       <w:r>
@@ -5405,7 +5714,7 @@
         <w:pStyle w:val="ListParagraph"/>
         <w:numPr>
           <w:ilvl w:val="0"/>
-          <w:numId w:val="18"/>
+          <w:numId w:val="20"/>
         </w:numPr>
       </w:pPr>
       <w:r>
@@ -5453,7 +5762,7 @@
         <w:pStyle w:val="ListParagraph"/>
         <w:numPr>
           <w:ilvl w:val="0"/>
-          <w:numId w:val="19"/>
+          <w:numId w:val="21"/>
         </w:numPr>
       </w:pPr>
       <w:r>
@@ -5475,7 +5784,7 @@
         <w:pStyle w:val="ListParagraph"/>
         <w:numPr>
           <w:ilvl w:val="0"/>
-          <w:numId w:val="19"/>
+          <w:numId w:val="21"/>
         </w:numPr>
       </w:pPr>
       <w:r>
@@ -5517,7 +5826,7 @@
         <w:pStyle w:val="ListParagraph"/>
         <w:numPr>
           <w:ilvl w:val="0"/>
-          <w:numId w:val="19"/>
+          <w:numId w:val="21"/>
         </w:numPr>
       </w:pPr>
       <w:r>
@@ -5539,7 +5848,7 @@
         <w:pStyle w:val="ListParagraph"/>
         <w:numPr>
           <w:ilvl w:val="0"/>
-          <w:numId w:val="19"/>
+          <w:numId w:val="21"/>
         </w:numPr>
       </w:pPr>
       <w:r>
@@ -5592,7 +5901,7 @@
         <w:pStyle w:val="ListParagraph"/>
         <w:numPr>
           <w:ilvl w:val="0"/>
-          <w:numId w:val="20"/>
+          <w:numId w:val="22"/>
         </w:numPr>
       </w:pPr>
       <w:r>
@@ -5614,7 +5923,7 @@
         <w:pStyle w:val="ListParagraph"/>
         <w:numPr>
           <w:ilvl w:val="0"/>
-          <w:numId w:val="20"/>
+          <w:numId w:val="22"/>
         </w:numPr>
       </w:pPr>
       <w:r>
@@ -5629,6 +5938,72 @@
       </w:r>
       <w:r>
         <w:t xml:space="preserve">. You see "The term starting {date} is deleted."</w:t>
+      </w:r>
+    </w:p>
+    <w:p>
+      <w:pPr>
+        <w:pStyle w:val="Heading2"/>
+      </w:pPr>
+      <w:r>
+        <w:t xml:space="preserve">See who changed a term</w:t>
+      </w:r>
+    </w:p>
+    <w:p>
+      <w:pPr>
+        <w:spacing w:after="120"/>
+      </w:pPr>
+      <w:r>
+        <w:t xml:space="preserve">Each start, date change, name change, old archive address change and deletion is listed in </w:t>
+      </w:r>
+      <w:r>
+        <w:rPr>
+          <w:b/>
+          <w:bCs/>
+        </w:rPr>
+        <w:t xml:space="preserve">Website</w:t>
+      </w:r>
+      <w:r>
+        <w:t xml:space="preserve"> &gt; </w:t>
+      </w:r>
+      <w:r>
+        <w:rPr>
+          <w:b/>
+          <w:bCs/>
+        </w:rPr>
+        <w:t xml:space="preserve">Website log</w:t>
+      </w:r>
+      <w:r>
+        <w:t xml:space="preserve">, with who made it and when. Choose </w:t>
+      </w:r>
+      <w:r>
+        <w:rPr>
+          <w:b/>
+          <w:bCs/>
+        </w:rPr>
+        <w:t xml:space="preserve">Government terms</w:t>
+      </w:r>
+      <w:r>
+        <w:t xml:space="preserve"> in </w:t>
+      </w:r>
+      <w:r>
+        <w:rPr>
+          <w:b/>
+          <w:bCs/>
+        </w:rPr>
+        <w:t xml:space="preserve">Filter by area</w:t>
+      </w:r>
+      <w:r>
+        <w:t xml:space="preserve">. For example: "Moved the start of the government term starting November 20, 2028 to November 21, 2028". Only Core administrators see these lines and the </w:t>
+      </w:r>
+      <w:r>
+        <w:rPr>
+          <w:b/>
+          <w:bCs/>
+        </w:rPr>
+        <w:t xml:space="preserve">Government terms</w:t>
+      </w:r>
+      <w:r>
+        <w:t xml:space="preserve"> filter.</w:t>
       </w:r>
     </w:p>
     <w:p>
@@ -6057,7 +6432,7 @@
         <w:pStyle w:val="ListParagraph"/>
         <w:numPr>
           <w:ilvl w:val="0"/>
-          <w:numId w:val="21"/>
+          <w:numId w:val="23"/>
         </w:numPr>
       </w:pPr>
       <w:r>
@@ -6089,7 +6464,7 @@
         <w:pStyle w:val="ListParagraph"/>
         <w:numPr>
           <w:ilvl w:val="0"/>
-          <w:numId w:val="21"/>
+          <w:numId w:val="23"/>
         </w:numPr>
       </w:pPr>
       <w:r>
@@ -6111,7 +6486,7 @@
         <w:pStyle w:val="ListParagraph"/>
         <w:numPr>
           <w:ilvl w:val="0"/>
-          <w:numId w:val="21"/>
+          <w:numId w:val="23"/>
         </w:numPr>
       </w:pPr>
       <w:r>
@@ -6123,7 +6498,7 @@
         <w:pStyle w:val="ListParagraph"/>
         <w:numPr>
           <w:ilvl w:val="0"/>
-          <w:numId w:val="21"/>
+          <w:numId w:val="23"/>
         </w:numPr>
       </w:pPr>
       <w:r>
@@ -6171,7 +6546,7 @@
         <w:pStyle w:val="ListParagraph"/>
         <w:numPr>
           <w:ilvl w:val="0"/>
-          <w:numId w:val="22"/>
+          <w:numId w:val="24"/>
         </w:numPr>
       </w:pPr>
       <w:r>
@@ -6193,7 +6568,7 @@
         <w:pStyle w:val="ListParagraph"/>
         <w:numPr>
           <w:ilvl w:val="0"/>
-          <w:numId w:val="22"/>
+          <w:numId w:val="24"/>
         </w:numPr>
       </w:pPr>
       <w:r>
@@ -6235,7 +6610,7 @@
         <w:pStyle w:val="ListParagraph"/>
         <w:numPr>
           <w:ilvl w:val="0"/>
-          <w:numId w:val="22"/>
+          <w:numId w:val="24"/>
         </w:numPr>
       </w:pPr>
       <w:r>
@@ -6662,7 +7037,7 @@
         <w:pStyle w:val="ListParagraph"/>
         <w:numPr>
           <w:ilvl w:val="0"/>
-          <w:numId w:val="23"/>
+          <w:numId w:val="25"/>
         </w:numPr>
       </w:pPr>
       <w:r>
@@ -6674,7 +7049,7 @@
         <w:pStyle w:val="ListParagraph"/>
         <w:numPr>
           <w:ilvl w:val="0"/>
-          <w:numId w:val="23"/>
+          <w:numId w:val="25"/>
         </w:numPr>
       </w:pPr>
       <w:r>
@@ -6704,7 +7079,7 @@
         <w:pStyle w:val="ListParagraph"/>
         <w:numPr>
           <w:ilvl w:val="0"/>
-          <w:numId w:val="24"/>
+          <w:numId w:val="26"/>
         </w:numPr>
       </w:pPr>
       <w:r>
@@ -6736,7 +7111,7 @@
         <w:pStyle w:val="ListParagraph"/>
         <w:numPr>
           <w:ilvl w:val="0"/>
-          <w:numId w:val="24"/>
+          <w:numId w:val="26"/>
         </w:numPr>
       </w:pPr>
       <w:r>
@@ -6758,7 +7133,7 @@
         <w:pStyle w:val="ListParagraph"/>
         <w:numPr>
           <w:ilvl w:val="0"/>
-          <w:numId w:val="24"/>
+          <w:numId w:val="26"/>
         </w:numPr>
       </w:pPr>
       <w:r>
@@ -6790,7 +7165,7 @@
         <w:pStyle w:val="ListParagraph"/>
         <w:numPr>
           <w:ilvl w:val="0"/>
-          <w:numId w:val="24"/>
+          <w:numId w:val="26"/>
         </w:numPr>
       </w:pPr>
       <w:r>
@@ -6812,7 +7187,7 @@
         <w:pStyle w:val="ListParagraph"/>
         <w:numPr>
           <w:ilvl w:val="0"/>
-          <w:numId w:val="24"/>
+          <w:numId w:val="26"/>
         </w:numPr>
       </w:pPr>
       <w:r>
@@ -6844,7 +7219,7 @@
         <w:pStyle w:val="ListParagraph"/>
         <w:numPr>
           <w:ilvl w:val="0"/>
-          <w:numId w:val="24"/>
+          <w:numId w:val="26"/>
         </w:numPr>
       </w:pPr>
       <w:r>
@@ -6874,7 +7249,7 @@
         <w:pStyle w:val="ListParagraph"/>
         <w:numPr>
           <w:ilvl w:val="0"/>
-          <w:numId w:val="25"/>
+          <w:numId w:val="27"/>
         </w:numPr>
       </w:pPr>
       <w:r>
@@ -6896,7 +7271,7 @@
         <w:pStyle w:val="ListParagraph"/>
         <w:numPr>
           <w:ilvl w:val="0"/>
-          <w:numId w:val="25"/>
+          <w:numId w:val="27"/>
         </w:numPr>
       </w:pPr>
       <w:r>
@@ -7293,7 +7668,7 @@
         <w:pStyle w:val="ListParagraph"/>
         <w:numPr>
           <w:ilvl w:val="0"/>
-          <w:numId w:val="26"/>
+          <w:numId w:val="28"/>
         </w:numPr>
       </w:pPr>
       <w:r>
@@ -7325,7 +7700,7 @@
         <w:pStyle w:val="ListParagraph"/>
         <w:numPr>
           <w:ilvl w:val="0"/>
-          <w:numId w:val="26"/>
+          <w:numId w:val="28"/>
         </w:numPr>
       </w:pPr>
       <w:r>
@@ -7355,7 +7730,7 @@
         <w:pStyle w:val="ListParagraph"/>
         <w:numPr>
           <w:ilvl w:val="0"/>
-          <w:numId w:val="27"/>
+          <w:numId w:val="29"/>
         </w:numPr>
       </w:pPr>
       <w:r>
@@ -7377,7 +7752,7 @@
         <w:pStyle w:val="ListParagraph"/>
         <w:numPr>
           <w:ilvl w:val="0"/>
-          <w:numId w:val="27"/>
+          <w:numId w:val="29"/>
         </w:numPr>
       </w:pPr>
       <w:r>
@@ -7399,7 +7774,7 @@
         <w:pStyle w:val="ListParagraph"/>
         <w:numPr>
           <w:ilvl w:val="0"/>
-          <w:numId w:val="27"/>
+          <w:numId w:val="29"/>
         </w:numPr>
       </w:pPr>
       <w:r>
@@ -7429,7 +7804,7 @@
         <w:pStyle w:val="ListParagraph"/>
         <w:numPr>
           <w:ilvl w:val="0"/>
-          <w:numId w:val="28"/>
+          <w:numId w:val="30"/>
         </w:numPr>
       </w:pPr>
       <w:r>
@@ -7461,7 +7836,7 @@
         <w:pStyle w:val="ListParagraph"/>
         <w:numPr>
           <w:ilvl w:val="0"/>
-          <w:numId w:val="28"/>
+          <w:numId w:val="30"/>
         </w:numPr>
       </w:pPr>
       <w:r>
@@ -7483,7 +7858,7 @@
         <w:pStyle w:val="ListParagraph"/>
         <w:numPr>
           <w:ilvl w:val="0"/>
-          <w:numId w:val="28"/>
+          <w:numId w:val="30"/>
         </w:numPr>
       </w:pPr>
       <w:r>
@@ -7776,7 +8151,7 @@
         <w:pStyle w:val="ListParagraph"/>
         <w:numPr>
           <w:ilvl w:val="0"/>
-          <w:numId w:val="29"/>
+          <w:numId w:val="31"/>
         </w:numPr>
       </w:pPr>
       <w:r>
@@ -7798,7 +8173,7 @@
         <w:pStyle w:val="ListParagraph"/>
         <w:numPr>
           <w:ilvl w:val="0"/>
-          <w:numId w:val="29"/>
+          <w:numId w:val="31"/>
         </w:numPr>
       </w:pPr>
       <w:r>
@@ -7820,7 +8195,7 @@
         <w:pStyle w:val="ListParagraph"/>
         <w:numPr>
           <w:ilvl w:val="0"/>
-          <w:numId w:val="29"/>
+          <w:numId w:val="31"/>
         </w:numPr>
       </w:pPr>
       <w:r>
@@ -7925,7 +8300,7 @@
       </w:pPr>
       <w:bookmarkStart w:name="section_11" w:id="11"/>
       <w:r>
-        <w:t xml:space="preserve">Website and Project Blue Bridge</w:t>
+        <w:t xml:space="preserve">Admin history</w:t>
       </w:r>
       <w:bookmarkEnd w:id="11"/>
     </w:p>
@@ -7949,37 +8324,112 @@
         <w:spacing w:after="120"/>
       </w:pPr>
       <w:r>
-        <w:t xml:space="preserve">In </w:t>
-      </w:r>
-      <w:r>
-        <w:rPr>
-          <w:b/>
-          <w:bCs/>
-        </w:rPr>
-        <w:t xml:space="preserve">Website</w:t>
-      </w:r>
-      <w:r>
-        <w:t xml:space="preserve">, the one thing only you can change is </w:t>
-      </w:r>
-      <w:r>
-        <w:rPr>
-          <w:b/>
-          <w:bCs/>
-        </w:rPr>
-        <w:t xml:space="preserve">Project Blue Bridge</w:t>
-      </w:r>
-      <w:r>
-        <w:t xml:space="preserve">: the switch that puts the public site into mourning when the King dies. Everything else in </w:t>
-      </w:r>
-      <w:r>
-        <w:rPr>
-          <w:b/>
-          <w:bCs/>
-        </w:rPr>
-        <w:t xml:space="preserve">Website</w:t>
-      </w:r>
-      <w:r>
-        <w:t xml:space="preserve"> is view-only for you.</w:t>
+        <w:rPr>
+          <w:b/>
+          <w:bCs/>
+        </w:rPr>
+        <w:t xml:space="preserve">Admin history</w:t>
+      </w:r>
+      <w:r>
+        <w:t xml:space="preserve"> answers "who changed this, and when?" for the administration screens: </w:t>
+      </w:r>
+      <w:r>
+        <w:rPr>
+          <w:b/>
+          <w:bCs/>
+        </w:rPr>
+        <w:t xml:space="preserve">Users</w:t>
+      </w:r>
+      <w:r>
+        <w:t xml:space="preserve">, </w:t>
+      </w:r>
+      <w:r>
+        <w:rPr>
+          <w:b/>
+          <w:bCs/>
+        </w:rPr>
+        <w:t xml:space="preserve">Calendar access</w:t>
+      </w:r>
+      <w:r>
+        <w:t xml:space="preserve">, </w:t>
+      </w:r>
+      <w:r>
+        <w:rPr>
+          <w:b/>
+          <w:bCs/>
+        </w:rPr>
+        <w:t xml:space="preserve">Organizations</w:t>
+      </w:r>
+      <w:r>
+        <w:t xml:space="preserve">, </w:t>
+      </w:r>
+      <w:r>
+        <w:rPr>
+          <w:b/>
+          <w:bCs/>
+        </w:rPr>
+        <w:t xml:space="preserve">Sectors, themes and tags</w:t>
+      </w:r>
+      <w:r>
+        <w:t xml:space="preserve"> and </w:t>
+      </w:r>
+      <w:r>
+        <w:rPr>
+          <w:b/>
+          <w:bCs/>
+        </w:rPr>
+        <w:t xml:space="preserve">Cabinet change</w:t>
+      </w:r>
+      <w:r>
+        <w:t xml:space="preserve">. It changes nothing. Only Core administrators see it.</w:t>
+      </w:r>
+    </w:p>
+    <w:p>
+      <w:pPr>
+        <w:spacing w:after="120"/>
+      </w:pPr>
+      <w:r>
+        <w:t xml:space="preserve">Each change is listed with </w:t>
+      </w:r>
+      <w:r>
+        <w:rPr>
+          <w:b/>
+          <w:bCs/>
+        </w:rPr>
+        <w:t xml:space="preserve">When</w:t>
+      </w:r>
+      <w:r>
+        <w:t xml:space="preserve"> (BC time), </w:t>
+      </w:r>
+      <w:r>
+        <w:rPr>
+          <w:b/>
+          <w:bCs/>
+        </w:rPr>
+        <w:t xml:space="preserve">Who</w:t>
+      </w:r>
+      <w:r>
+        <w:t xml:space="preserve"> made it and </w:t>
+      </w:r>
+      <w:r>
+        <w:rPr>
+          <w:b/>
+          <w:bCs/>
+        </w:rPr>
+        <w:t xml:space="preserve">What</w:t>
+      </w:r>
+      <w:r>
+        <w:t xml:space="preserve"> they did, newest first, such as "Gave Core Admin to Jo Lee" or "Renamed Ministry of X to Ministry of Y". Names are as they were at the time. Changes made by a Calendar administrator on </w:t>
+      </w:r>
+      <w:r>
+        <w:rPr>
+          <w:b/>
+          <w:bCs/>
+        </w:rPr>
+        <w:t xml:space="preserve">Calendar access</w:t>
+      </w:r>
+      <w:r>
+        <w:t xml:space="preserve"> are listed under their own name. The break-glass administrator shows as "Administrator (break-glass)". A cabinet change that published on its own at its scheduled time shows as "Scheduled cabinet change".</w:t>
       </w:r>
     </w:p>
     <w:p>
@@ -7987,7 +8437,222 @@
         <w:pStyle w:val="Heading2"/>
       </w:pPr>
       <w:r>
-        <w:t xml:space="preserve">What you can and can't change in Website</w:t>
+        <w:t xml:space="preserve">Find a change</w:t>
+      </w:r>
+    </w:p>
+    <w:p>
+      <w:pPr>
+        <w:pStyle w:val="ListParagraph"/>
+        <w:numPr>
+          <w:ilvl w:val="0"/>
+          <w:numId w:val="32"/>
+        </w:numPr>
+      </w:pPr>
+      <w:r>
+        <w:t xml:space="preserve">Open </w:t>
+      </w:r>
+      <w:r>
+        <w:rPr>
+          <w:b/>
+          <w:bCs/>
+        </w:rPr>
+        <w:t xml:space="preserve">Admin history</w:t>
+      </w:r>
+      <w:r>
+        <w:t xml:space="preserve">. It shows the 50 most recent changes.</w:t>
+      </w:r>
+    </w:p>
+    <w:p>
+      <w:pPr>
+        <w:pStyle w:val="ListParagraph"/>
+        <w:numPr>
+          <w:ilvl w:val="0"/>
+          <w:numId w:val="32"/>
+        </w:numPr>
+      </w:pPr>
+      <w:r>
+        <w:t xml:space="preserve">Narrow the list, using any of these:</w:t>
+      </w:r>
+    </w:p>
+    <w:p>
+      <w:pPr>
+        <w:pStyle w:val="ListParagraph"/>
+        <w:numPr>
+          <w:ilvl w:val="1"/>
+          <w:numId w:val="1"/>
+        </w:numPr>
+      </w:pPr>
+      <w:r>
+        <w:rPr>
+          <w:b/>
+          <w:bCs/>
+        </w:rPr>
+        <w:t xml:space="preserve">Who</w:t>
+      </w:r>
+      <w:r>
+        <w:t xml:space="preserve">: part of the name of the person who made the change.</w:t>
+      </w:r>
+    </w:p>
+    <w:p>
+      <w:pPr>
+        <w:pStyle w:val="ListParagraph"/>
+        <w:numPr>
+          <w:ilvl w:val="1"/>
+          <w:numId w:val="1"/>
+        </w:numPr>
+      </w:pPr>
+      <w:r>
+        <w:rPr>
+          <w:b/>
+          <w:bCs/>
+        </w:rPr>
+        <w:t xml:space="preserve">What</w:t>
+      </w:r>
+      <w:r>
+        <w:t xml:space="preserve">: </w:t>
+      </w:r>
+      <w:r>
+        <w:rPr>
+          <w:b/>
+          <w:bCs/>
+        </w:rPr>
+        <w:t xml:space="preserve">Users</w:t>
+      </w:r>
+      <w:r>
+        <w:t xml:space="preserve">, </w:t>
+      </w:r>
+      <w:r>
+        <w:rPr>
+          <w:b/>
+          <w:bCs/>
+        </w:rPr>
+        <w:t xml:space="preserve">Calendar access</w:t>
+      </w:r>
+      <w:r>
+        <w:t xml:space="preserve">, </w:t>
+      </w:r>
+      <w:r>
+        <w:rPr>
+          <w:b/>
+          <w:bCs/>
+        </w:rPr>
+        <w:t xml:space="preserve">Organizations</w:t>
+      </w:r>
+      <w:r>
+        <w:t xml:space="preserve">, </w:t>
+      </w:r>
+      <w:r>
+        <w:rPr>
+          <w:b/>
+          <w:bCs/>
+        </w:rPr>
+        <w:t xml:space="preserve">Sectors, themes and tags</w:t>
+      </w:r>
+      <w:r>
+        <w:t xml:space="preserve"> or </w:t>
+      </w:r>
+      <w:r>
+        <w:rPr>
+          <w:b/>
+          <w:bCs/>
+        </w:rPr>
+        <w:t xml:space="preserve">Cabinet change</w:t>
+      </w:r>
+      <w:r>
+        <w:t xml:space="preserve">.</w:t>
+      </w:r>
+    </w:p>
+    <w:p>
+      <w:pPr>
+        <w:pStyle w:val="ListParagraph"/>
+        <w:numPr>
+          <w:ilvl w:val="1"/>
+          <w:numId w:val="1"/>
+        </w:numPr>
+      </w:pPr>
+      <w:r>
+        <w:rPr>
+          <w:b/>
+          <w:bCs/>
+        </w:rPr>
+        <w:t xml:space="preserve">From</w:t>
+      </w:r>
+      <w:r>
+        <w:t xml:space="preserve"> and </w:t>
+      </w:r>
+      <w:r>
+        <w:rPr>
+          <w:b/>
+          <w:bCs/>
+        </w:rPr>
+        <w:t xml:space="preserve">To</w:t>
+      </w:r>
+      <w:r>
+        <w:t xml:space="preserve">: BC dates. Both days are included.</w:t>
+      </w:r>
+    </w:p>
+    <w:p>
+      <w:pPr>
+        <w:pStyle w:val="ListParagraph"/>
+        <w:numPr>
+          <w:ilvl w:val="0"/>
+          <w:numId w:val="32"/>
+        </w:numPr>
+      </w:pPr>
+      <w:r>
+        <w:t xml:space="preserve">Choose </w:t>
+      </w:r>
+      <w:r>
+        <w:rPr>
+          <w:b/>
+          <w:bCs/>
+        </w:rPr>
+        <w:t xml:space="preserve">Show</w:t>
+      </w:r>
+      <w:r>
+        <w:t xml:space="preserve">. The count above the table says how many changes match.</w:t>
+      </w:r>
+    </w:p>
+    <w:p>
+      <w:pPr>
+        <w:pStyle w:val="ListParagraph"/>
+        <w:numPr>
+          <w:ilvl w:val="0"/>
+          <w:numId w:val="32"/>
+        </w:numPr>
+      </w:pPr>
+      <w:r>
+        <w:t xml:space="preserve">Choose </w:t>
+      </w:r>
+      <w:r>
+        <w:rPr>
+          <w:b/>
+          <w:bCs/>
+        </w:rPr>
+        <w:t xml:space="preserve">Next</w:t>
+      </w:r>
+      <w:r>
+        <w:t xml:space="preserve"> and </w:t>
+      </w:r>
+      <w:r>
+        <w:rPr>
+          <w:b/>
+          <w:bCs/>
+        </w:rPr>
+        <w:t xml:space="preserve">Previous</w:t>
+      </w:r>
+      <w:r>
+        <w:t xml:space="preserve"> to page through them. </w:t>
+      </w:r>
+      <w:r>
+        <w:rPr>
+          <w:b/>
+          <w:bCs/>
+        </w:rPr>
+        <w:t xml:space="preserve">Clear filters</w:t>
+      </w:r>
+      <w:r>
+        <w:t xml:space="preserve"> shows everything again.</w:t>
       </w:r>
     </w:p>
     <w:p>
@@ -7995,141 +8660,17 @@
         <w:spacing w:after="120"/>
       </w:pPr>
       <w:r>
-        <w:t xml:space="preserve">You can open every </w:t>
-      </w:r>
-      <w:r>
-        <w:rPr>
-          <w:b/>
-          <w:bCs/>
-        </w:rPr>
-        <w:t xml:space="preserve">Website</w:t>
-      </w:r>
-      <w:r>
-        <w:t xml:space="preserve"> tab: </w:t>
-      </w:r>
-      <w:r>
-        <w:rPr>
-          <w:b/>
-          <w:bCs/>
-        </w:rPr>
-        <w:t xml:space="preserve">Carousel</w:t>
-      </w:r>
-      <w:r>
-        <w:t xml:space="preserve">, </w:t>
-      </w:r>
-      <w:r>
-        <w:rPr>
-          <w:b/>
-          <w:bCs/>
-        </w:rPr>
-        <w:t xml:space="preserve">Emergency pins</w:t>
-      </w:r>
-      <w:r>
-        <w:t xml:space="preserve">, </w:t>
-      </w:r>
-      <w:r>
-        <w:rPr>
-          <w:b/>
-          <w:bCs/>
-        </w:rPr>
-        <w:t xml:space="preserve">Live Feed</w:t>
-      </w:r>
-      <w:r>
-        <w:t xml:space="preserve">, </w:t>
-      </w:r>
-      <w:r>
-        <w:rPr>
-          <w:b/>
-          <w:bCs/>
-        </w:rPr>
-        <w:t xml:space="preserve">What's featured where</w:t>
-      </w:r>
-      <w:r>
-        <w:t xml:space="preserve">, </w:t>
-      </w:r>
-      <w:r>
-        <w:rPr>
-          <w:b/>
-          <w:bCs/>
-        </w:rPr>
-        <w:t xml:space="preserve">Resource links</w:t>
-      </w:r>
-      <w:r>
-        <w:t xml:space="preserve">, </w:t>
-      </w:r>
-      <w:r>
-        <w:rPr>
-          <w:b/>
-          <w:bCs/>
-        </w:rPr>
-        <w:t xml:space="preserve">Files</w:t>
-      </w:r>
-      <w:r>
-        <w:t xml:space="preserve">, </w:t>
-      </w:r>
-      <w:r>
-        <w:rPr>
-          <w:b/>
-          <w:bCs/>
-        </w:rPr>
-        <w:t xml:space="preserve">Website log</w:t>
-      </w:r>
-      <w:r>
-        <w:t xml:space="preserve"> and </w:t>
-      </w:r>
-      <w:r>
-        <w:rPr>
-          <w:b/>
-          <w:bCs/>
-        </w:rPr>
-        <w:t xml:space="preserve">Site settings</w:t>
-      </w:r>
-      <w:r>
-        <w:t xml:space="preserve">. You see what is live, but there are no </w:t>
-      </w:r>
-      <w:r>
-        <w:rPr>
-          <w:b/>
-          <w:bCs/>
-        </w:rPr>
-        <w:t xml:space="preserve">Save</w:t>
-      </w:r>
-      <w:r>
-        <w:t xml:space="preserve"> or </w:t>
-      </w:r>
-      <w:r>
-        <w:rPr>
-          <w:b/>
-          <w:bCs/>
-        </w:rPr>
-        <w:t xml:space="preserve">Publish</w:t>
-      </w:r>
-      <w:r>
-        <w:t xml:space="preserve"> buttons.</w:t>
-      </w:r>
-    </w:p>
-    <w:p>
-      <w:pPr>
-        <w:spacing w:after="120"/>
-      </w:pPr>
-      <w:r>
-        <w:t xml:space="preserve">Site editors make those changes. The </w:t>
-      </w:r>
-      <w:r>
-        <w:t xml:space="preserve">Site editor manual</w:t>
-      </w:r>
-      <w:r>
-        <w:t xml:space="preserve"> explains what each tab does. If your work needs them, give your own account the </w:t>
-      </w:r>
-      <w:r>
-        <w:rPr>
-          <w:b/>
-          <w:bCs/>
-        </w:rPr>
-        <w:t xml:space="preserve">NRMS Site editor</w:t>
-      </w:r>
-      <w:r>
-        <w:t xml:space="preserve"> role on </w:t>
+        <w:t xml:space="preserve">To see one person's or one ministry's changes, choose </w:t>
+      </w:r>
+      <w:r>
+        <w:rPr>
+          <w:b/>
+          <w:bCs/>
+        </w:rPr>
+        <w:t xml:space="preserve">Edit</w:t>
+      </w:r>
+      <w:r>
+        <w:t xml:space="preserve"> on their row on </w:t>
       </w:r>
       <w:hyperlink w:history="1" w:anchor="section_2">
         <w:r>
@@ -8137,13 +8678,102 @@
         </w:r>
       </w:hyperlink>
       <w:r>
+        <w:t xml:space="preserve"> or </w:t>
+      </w:r>
+      <w:hyperlink w:history="1" w:anchor="section_4">
+        <w:r>
+          <w:t xml:space="preserve">Organizations</w:t>
+        </w:r>
+      </w:hyperlink>
+      <w:r>
+        <w:t xml:space="preserve">, then open </w:t>
+      </w:r>
+      <w:r>
+        <w:rPr>
+          <w:b/>
+          <w:bCs/>
+        </w:rPr>
+        <w:t xml:space="preserve">History</w:t>
+      </w:r>
+      <w:r>
         <w:t xml:space="preserve">.</w:t>
       </w:r>
     </w:p>
     <w:p>
       <w:pPr>
-        <w:spacing w:after="120"/>
-      </w:pPr>
+        <w:pStyle w:val="Heading2"/>
+      </w:pPr>
+      <w:r>
+        <w:t xml:space="preserve">What to know</w:t>
+      </w:r>
+    </w:p>
+    <w:p>
+      <w:pPr>
+        <w:pStyle w:val="ListParagraph"/>
+        <w:numPr>
+          <w:ilvl w:val="0"/>
+          <w:numId w:val="1"/>
+        </w:numPr>
+      </w:pPr>
+      <w:r>
+        <w:t xml:space="preserve">Changes are kept for good. Nothing on this screen can be edited or deleted.</w:t>
+      </w:r>
+    </w:p>
+    <w:p>
+      <w:pPr>
+        <w:pStyle w:val="ListParagraph"/>
+        <w:numPr>
+          <w:ilvl w:val="0"/>
+          <w:numId w:val="1"/>
+        </w:numPr>
+      </w:pPr>
+      <w:r>
+        <w:t xml:space="preserve">Only what changed is kept: a name or abbreviation before and after, the roles given or taken, which ministry details changed. Passwords never are: the history says only that a new password was set.</w:t>
+      </w:r>
+    </w:p>
+    <w:p>
+      <w:pPr>
+        <w:pStyle w:val="ListParagraph"/>
+        <w:numPr>
+          <w:ilvl w:val="0"/>
+          <w:numId w:val="1"/>
+        </w:numPr>
+      </w:pPr>
+      <w:r>
+        <w:t xml:space="preserve">Changes made before the Hub started keeping this history aren't listed.</w:t>
+      </w:r>
+    </w:p>
+    <w:p>
+      <w:pPr>
+        <w:pStyle w:val="ListParagraph"/>
+        <w:numPr>
+          <w:ilvl w:val="0"/>
+          <w:numId w:val="1"/>
+        </w:numPr>
+      </w:pPr>
+      <w:r>
+        <w:t xml:space="preserve">Changes on </w:t>
+      </w:r>
+      <w:r>
+        <w:rPr>
+          <w:b/>
+          <w:bCs/>
+        </w:rPr>
+        <w:t xml:space="preserve">Government terms</w:t>
+      </w:r>
+      <w:r>
+        <w:t xml:space="preserve"> aren't listed here. They are in </w:t>
+      </w:r>
+      <w:r>
+        <w:rPr>
+          <w:b/>
+          <w:bCs/>
+        </w:rPr>
+        <w:t xml:space="preserve">Website</w:t>
+      </w:r>
+      <w:r>
+        <w:t xml:space="preserve"> &gt; </w:t>
+      </w:r>
       <w:r>
         <w:rPr>
           <w:b/>
@@ -8152,207 +8782,27 @@
         <w:t xml:space="preserve">Website log</w:t>
       </w:r>
       <w:r>
-        <w:t xml:space="preserve"> lists every change to the public site's content: who, when and what. Use it to check who changed something.</w:t>
-      </w:r>
-    </w:p>
-    <w:p>
-      <w:pPr>
-        <w:pStyle w:val="Heading2"/>
-      </w:pPr>
-      <w:r>
-        <w:t xml:space="preserve">Turn Project Blue Bridge on or off</w:t>
-      </w:r>
-    </w:p>
-    <w:p>
-      <w:pPr>
-        <w:spacing w:after="120"/>
-      </w:pPr>
-      <w:r>
-        <w:t xml:space="preserve">Turn it on only with approval from the Intergovernmental Relations Secretariat (IGRS). The same steps turn it off.</w:t>
-      </w:r>
-    </w:p>
-    <w:p>
-      <w:pPr>
-        <w:pStyle w:val="ListParagraph"/>
-        <w:numPr>
-          <w:ilvl w:val="0"/>
-          <w:numId w:val="30"/>
-        </w:numPr>
-      </w:pPr>
-      <w:r>
-        <w:t xml:space="preserve">Open </w:t>
-      </w:r>
-      <w:r>
-        <w:rPr>
-          <w:b/>
-          <w:bCs/>
-        </w:rPr>
-        <w:t xml:space="preserve">Website</w:t>
-      </w:r>
-      <w:r>
-        <w:t xml:space="preserve"> &gt; </w:t>
-      </w:r>
-      <w:r>
-        <w:rPr>
-          <w:b/>
-          <w:bCs/>
-        </w:rPr>
-        <w:t xml:space="preserve">Site settings</w:t>
-      </w:r>
-      <w:r>
-        <w:t xml:space="preserve"> &gt; </w:t>
-      </w:r>
-      <w:r>
-        <w:rPr>
-          <w:b/>
-          <w:bCs/>
-        </w:rPr>
-        <w:t xml:space="preserve">Project Blue Bridge</w:t>
-      </w:r>
-      <w:r>
-        <w:t xml:space="preserve">. The page shows "Project Blue Bridge is currently OFF." (or ON).</w:t>
-      </w:r>
-    </w:p>
-    <w:p>
-      <w:pPr>
-        <w:pStyle w:val="ListParagraph"/>
-        <w:numPr>
-          <w:ilvl w:val="0"/>
-          <w:numId w:val="30"/>
-        </w:numPr>
-      </w:pPr>
-      <w:r>
-        <w:t xml:space="preserve">Choose the </w:t>
-      </w:r>
-      <w:r>
-        <w:rPr>
-          <w:b/>
-          <w:bCs/>
-        </w:rPr>
-        <w:t xml:space="preserve">Project Blue Bridge</w:t>
-      </w:r>
-      <w:r>
-        <w:t xml:space="preserve"> switch. A box asks "Turn Project Blue Bridge on?" and repeats the warning "Do not click OK unless you have approval from IGRS".</w:t>
-      </w:r>
-    </w:p>
-    <w:p>
-      <w:pPr>
-        <w:pStyle w:val="ListParagraph"/>
-        <w:numPr>
-          <w:ilvl w:val="0"/>
-          <w:numId w:val="30"/>
-        </w:numPr>
-      </w:pPr>
-      <w:r>
-        <w:t xml:space="preserve">Type KING CHARLES III in </w:t>
-      </w:r>
-      <w:r>
-        <w:rPr>
-          <w:b/>
-          <w:bCs/>
-        </w:rPr>
-        <w:t xml:space="preserve">Type KING CHARLES III to confirm</w:t>
-      </w:r>
-      <w:r>
-        <w:t xml:space="preserve">, in capitals, exactly.</w:t>
-      </w:r>
-    </w:p>
-    <w:p>
-      <w:pPr>
-        <w:pStyle w:val="ListParagraph"/>
-        <w:numPr>
-          <w:ilvl w:val="0"/>
-          <w:numId w:val="30"/>
-        </w:numPr>
-      </w:pPr>
-      <w:r>
-        <w:t xml:space="preserve">Tick </w:t>
-      </w:r>
-      <w:r>
-        <w:rPr>
-          <w:b/>
-          <w:bCs/>
-        </w:rPr>
-        <w:t xml:space="preserve">IGRS has approved this change</w:t>
-      </w:r>
-      <w:r>
-        <w:t xml:space="preserve">.</w:t>
-      </w:r>
-    </w:p>
-    <w:p>
-      <w:pPr>
-        <w:pStyle w:val="ListParagraph"/>
-        <w:numPr>
-          <w:ilvl w:val="0"/>
-          <w:numId w:val="30"/>
-        </w:numPr>
-      </w:pPr>
-      <w:r>
-        <w:t xml:space="preserve">Choose </w:t>
-      </w:r>
-      <w:r>
-        <w:rPr>
-          <w:b/>
-          <w:bCs/>
-        </w:rPr>
-        <w:t xml:space="preserve">Confirm turn on</w:t>
-      </w:r>
-      <w:r>
-        <w:t xml:space="preserve"> (or </w:t>
-      </w:r>
-      <w:r>
-        <w:rPr>
-          <w:b/>
-          <w:bCs/>
-        </w:rPr>
-        <w:t xml:space="preserve">Confirm turn off</w:t>
-      </w:r>
-      <w:r>
-        <w:t xml:space="preserve">). Until steps 3 and 4 are done, the button stays greyed out.</w:t>
-      </w:r>
-    </w:p>
-    <w:p>
-      <w:pPr>
-        <w:spacing w:after="120"/>
-      </w:pPr>
-      <w:r>
-        <w:t xml:space="preserve">The page then shows "Project Blue Bridge is currently ON." and, below the switch, "Turned on at 2:30 PM. Live now: the public site shows it within a few minutes." (with the time).</w:t>
-      </w:r>
-    </w:p>
-    <w:p>
-      <w:pPr>
-        <w:spacing w:after="120"/>
-      </w:pPr>
-      <w:r>
-        <w:t xml:space="preserve">The banner's wording is on </w:t>
-      </w:r>
-      <w:r>
-        <w:rPr>
-          <w:b/>
-          <w:bCs/>
-        </w:rPr>
-        <w:t xml:space="preserve">Site settings</w:t>
-      </w:r>
-      <w:r>
-        <w:t xml:space="preserve"> &gt; </w:t>
-      </w:r>
-      <w:r>
-        <w:rPr>
-          <w:b/>
-          <w:bCs/>
-        </w:rPr>
-        <w:t xml:space="preserve">Site identity</w:t>
-      </w:r>
-      <w:r>
-        <w:t xml:space="preserve">, which site editors change.</w:t>
-      </w:r>
-    </w:p>
-    <w:p>
-      <w:pPr>
-        <w:pStyle w:val="Heading2"/>
-      </w:pPr>
-      <w:r>
-        <w:t xml:space="preserve">What happens next</w:t>
+        <w:t xml:space="preserve">: choose </w:t>
+      </w:r>
+      <w:r>
+        <w:rPr>
+          <w:b/>
+          <w:bCs/>
+        </w:rPr>
+        <w:t xml:space="preserve">Government terms</w:t>
+      </w:r>
+      <w:r>
+        <w:t xml:space="preserve"> in </w:t>
+      </w:r>
+      <w:r>
+        <w:rPr>
+          <w:b/>
+          <w:bCs/>
+        </w:rPr>
+        <w:t xml:space="preserve">Filter by area</w:t>
+      </w:r>
+      <w:r>
+        <w:t xml:space="preserve">. Only Core administrators see those lines.</w:t>
       </w:r>
     </w:p>
     <w:p>
@@ -8364,53 +8814,7 @@
         </w:numPr>
       </w:pPr>
       <w:r>
-        <w:t xml:space="preserve">The public site changes to its mourning theme, with a black banner announcing the King's death. The home page changes within a few minutes; older pages follow over the following minutes, newest first.</w:t>
-      </w:r>
-    </w:p>
-    <w:p>
-      <w:pPr>
-        <w:pStyle w:val="ListParagraph"/>
-        <w:numPr>
-          <w:ilvl w:val="0"/>
-          <w:numId w:val="1"/>
-        </w:numPr>
-      </w:pPr>
-      <w:r>
-        <w:t xml:space="preserve">Every active Core administrator gets an email such as "Project Blue Bridge turned ON on {site}", saying who changed it and when.</w:t>
-      </w:r>
-    </w:p>
-    <w:p>
-      <w:pPr>
-        <w:pStyle w:val="ListParagraph"/>
-        <w:numPr>
-          <w:ilvl w:val="0"/>
-          <w:numId w:val="1"/>
-        </w:numPr>
-      </w:pPr>
-      <w:r>
-        <w:t xml:space="preserve">The change is listed in </w:t>
-      </w:r>
-      <w:r>
-        <w:rPr>
-          <w:b/>
-          <w:bCs/>
-        </w:rPr>
-        <w:t xml:space="preserve">Website log</w:t>
-      </w:r>
-      <w:r>
-        <w:t xml:space="preserve">.</w:t>
-      </w:r>
-    </w:p>
-    <w:p>
-      <w:pPr>
-        <w:pStyle w:val="ListParagraph"/>
-        <w:numPr>
-          <w:ilvl w:val="0"/>
-          <w:numId w:val="1"/>
-        </w:numPr>
-      </w:pPr>
-      <w:r>
-        <w:t xml:space="preserve">Turning it off puts the site back the same way.</w:t>
+        <w:t xml:space="preserve">Two entries aren't made on these screens. A person's first Microsoft sign-in, which links their account, is listed under their own name. Sending every ministry, user, sector, theme and tag to the other apps again is listed under whoever started it.</w:t>
       </w:r>
     </w:p>
     <w:p>
@@ -8474,6 +8878,617 @@
         <w:tc>
           <w:p>
             <w:r>
+              <w:t xml:space="preserve">"From must be on or before To."</w:t>
+            </w:r>
+          </w:p>
+        </w:tc>
+        <w:tc>
+          <w:p>
+            <w:r>
+              <w:t xml:space="preserve">The dates are the wrong way round. Swap them, then choose </w:t>
+            </w:r>
+            <w:r>
+              <w:rPr>
+                <w:b/>
+                <w:bCs/>
+              </w:rPr>
+              <w:t xml:space="preserve">Show</w:t>
+            </w:r>
+            <w:r>
+              <w:t xml:space="preserve">.</w:t>
+            </w:r>
+          </w:p>
+        </w:tc>
+      </w:tr>
+      <w:tr>
+        <w:tc>
+          <w:p>
+            <w:r>
+              <w:t xml:space="preserve">"No changes match these filters."</w:t>
+            </w:r>
+          </w:p>
+        </w:tc>
+        <w:tc>
+          <w:p>
+            <w:r>
+              <w:t xml:space="preserve">Nothing matches. Try part of a name, or a wider date range.</w:t>
+            </w:r>
+          </w:p>
+        </w:tc>
+      </w:tr>
+      <w:tr>
+        <w:tc>
+          <w:p>
+            <w:r>
+              <w:t xml:space="preserve">"Couldn't load the admin history."</w:t>
+            </w:r>
+          </w:p>
+        </w:tc>
+        <w:tc>
+          <w:p>
+            <w:r>
+              <w:t xml:space="preserve">Reload the page. If that keeps happening, tell the support team.</w:t>
+            </w:r>
+          </w:p>
+        </w:tc>
+      </w:tr>
+    </w:tbl>
+    <w:p/>
+    <w:p>
+      <w:pPr>
+        <w:pStyle w:val="Heading1"/>
+      </w:pPr>
+      <w:bookmarkStart w:name="section_12" w:id="12"/>
+      <w:r>
+        <w:t xml:space="preserve">Website and Project Blue Bridge</w:t>
+      </w:r>
+      <w:bookmarkEnd w:id="12"/>
+    </w:p>
+    <w:p>
+      <w:pPr>
+        <w:spacing w:after="120"/>
+      </w:pPr>
+      <w:r>
+        <w:rPr>
+          <w:b/>
+          <w:bCs/>
+        </w:rPr>
+        <w:t xml:space="preserve">Who this is for:</w:t>
+      </w:r>
+      <w:r>
+        <w:t xml:space="preserve"> Core administrators (Core.Admin).</w:t>
+      </w:r>
+    </w:p>
+    <w:p>
+      <w:pPr>
+        <w:spacing w:after="120"/>
+      </w:pPr>
+      <w:r>
+        <w:t xml:space="preserve">In </w:t>
+      </w:r>
+      <w:r>
+        <w:rPr>
+          <w:b/>
+          <w:bCs/>
+        </w:rPr>
+        <w:t xml:space="preserve">Website</w:t>
+      </w:r>
+      <w:r>
+        <w:t xml:space="preserve">, the one thing only you can change is </w:t>
+      </w:r>
+      <w:r>
+        <w:rPr>
+          <w:b/>
+          <w:bCs/>
+        </w:rPr>
+        <w:t xml:space="preserve">Project Blue Bridge</w:t>
+      </w:r>
+      <w:r>
+        <w:t xml:space="preserve">: the switch that puts the public site into mourning when the King dies. Everything else in </w:t>
+      </w:r>
+      <w:r>
+        <w:rPr>
+          <w:b/>
+          <w:bCs/>
+        </w:rPr>
+        <w:t xml:space="preserve">Website</w:t>
+      </w:r>
+      <w:r>
+        <w:t xml:space="preserve"> is view-only for you.</w:t>
+      </w:r>
+    </w:p>
+    <w:p>
+      <w:pPr>
+        <w:pStyle w:val="Heading2"/>
+      </w:pPr>
+      <w:r>
+        <w:t xml:space="preserve">What you can and can't change in Website</w:t>
+      </w:r>
+    </w:p>
+    <w:p>
+      <w:pPr>
+        <w:spacing w:after="120"/>
+      </w:pPr>
+      <w:r>
+        <w:t xml:space="preserve">You can open every </w:t>
+      </w:r>
+      <w:r>
+        <w:rPr>
+          <w:b/>
+          <w:bCs/>
+        </w:rPr>
+        <w:t xml:space="preserve">Website</w:t>
+      </w:r>
+      <w:r>
+        <w:t xml:space="preserve"> tab: </w:t>
+      </w:r>
+      <w:r>
+        <w:rPr>
+          <w:b/>
+          <w:bCs/>
+        </w:rPr>
+        <w:t xml:space="preserve">Carousel</w:t>
+      </w:r>
+      <w:r>
+        <w:t xml:space="preserve">, </w:t>
+      </w:r>
+      <w:r>
+        <w:rPr>
+          <w:b/>
+          <w:bCs/>
+        </w:rPr>
+        <w:t xml:space="preserve">Emergency pins</w:t>
+      </w:r>
+      <w:r>
+        <w:t xml:space="preserve">, </w:t>
+      </w:r>
+      <w:r>
+        <w:rPr>
+          <w:b/>
+          <w:bCs/>
+        </w:rPr>
+        <w:t xml:space="preserve">Live Feed</w:t>
+      </w:r>
+      <w:r>
+        <w:t xml:space="preserve">, </w:t>
+      </w:r>
+      <w:r>
+        <w:rPr>
+          <w:b/>
+          <w:bCs/>
+        </w:rPr>
+        <w:t xml:space="preserve">What's featured where</w:t>
+      </w:r>
+      <w:r>
+        <w:t xml:space="preserve">, </w:t>
+      </w:r>
+      <w:r>
+        <w:rPr>
+          <w:b/>
+          <w:bCs/>
+        </w:rPr>
+        <w:t xml:space="preserve">Resource links</w:t>
+      </w:r>
+      <w:r>
+        <w:t xml:space="preserve">, </w:t>
+      </w:r>
+      <w:r>
+        <w:rPr>
+          <w:b/>
+          <w:bCs/>
+        </w:rPr>
+        <w:t xml:space="preserve">Files</w:t>
+      </w:r>
+      <w:r>
+        <w:t xml:space="preserve">, </w:t>
+      </w:r>
+      <w:r>
+        <w:rPr>
+          <w:b/>
+          <w:bCs/>
+        </w:rPr>
+        <w:t xml:space="preserve">Website log</w:t>
+      </w:r>
+      <w:r>
+        <w:t xml:space="preserve"> and </w:t>
+      </w:r>
+      <w:r>
+        <w:rPr>
+          <w:b/>
+          <w:bCs/>
+        </w:rPr>
+        <w:t xml:space="preserve">Site settings</w:t>
+      </w:r>
+      <w:r>
+        <w:t xml:space="preserve">. You see what is live, but there are no </w:t>
+      </w:r>
+      <w:r>
+        <w:rPr>
+          <w:b/>
+          <w:bCs/>
+        </w:rPr>
+        <w:t xml:space="preserve">Save</w:t>
+      </w:r>
+      <w:r>
+        <w:t xml:space="preserve"> or </w:t>
+      </w:r>
+      <w:r>
+        <w:rPr>
+          <w:b/>
+          <w:bCs/>
+        </w:rPr>
+        <w:t xml:space="preserve">Publish</w:t>
+      </w:r>
+      <w:r>
+        <w:t xml:space="preserve"> buttons.</w:t>
+      </w:r>
+    </w:p>
+    <w:p>
+      <w:pPr>
+        <w:spacing w:after="120"/>
+      </w:pPr>
+      <w:r>
+        <w:t xml:space="preserve">Site editors make those changes. The </w:t>
+      </w:r>
+      <w:r>
+        <w:t xml:space="preserve">Site editor manual</w:t>
+      </w:r>
+      <w:r>
+        <w:t xml:space="preserve"> explains what each tab does. If your work needs them, give your own account the </w:t>
+      </w:r>
+      <w:r>
+        <w:rPr>
+          <w:b/>
+          <w:bCs/>
+        </w:rPr>
+        <w:t xml:space="preserve">NRMS Site editor</w:t>
+      </w:r>
+      <w:r>
+        <w:t xml:space="preserve"> role on </w:t>
+      </w:r>
+      <w:hyperlink w:history="1" w:anchor="section_2">
+        <w:r>
+          <w:t xml:space="preserve">Users</w:t>
+        </w:r>
+      </w:hyperlink>
+      <w:r>
+        <w:t xml:space="preserve">.</w:t>
+      </w:r>
+    </w:p>
+    <w:p>
+      <w:pPr>
+        <w:spacing w:after="120"/>
+      </w:pPr>
+      <w:r>
+        <w:rPr>
+          <w:b/>
+          <w:bCs/>
+        </w:rPr>
+        <w:t xml:space="preserve">Website log</w:t>
+      </w:r>
+      <w:r>
+        <w:t xml:space="preserve"> lists every change to the public site's content: who, when and what. Use it to check who changed something.</w:t>
+      </w:r>
+    </w:p>
+    <w:p>
+      <w:pPr>
+        <w:pStyle w:val="Heading2"/>
+      </w:pPr>
+      <w:r>
+        <w:t xml:space="preserve">Turn Project Blue Bridge on or off</w:t>
+      </w:r>
+    </w:p>
+    <w:p>
+      <w:pPr>
+        <w:spacing w:after="120"/>
+      </w:pPr>
+      <w:r>
+        <w:t xml:space="preserve">Turn it on only with approval from the Intergovernmental Relations Secretariat (IGRS). The same steps turn it off.</w:t>
+      </w:r>
+    </w:p>
+    <w:p>
+      <w:pPr>
+        <w:pStyle w:val="ListParagraph"/>
+        <w:numPr>
+          <w:ilvl w:val="0"/>
+          <w:numId w:val="33"/>
+        </w:numPr>
+      </w:pPr>
+      <w:r>
+        <w:t xml:space="preserve">Open </w:t>
+      </w:r>
+      <w:r>
+        <w:rPr>
+          <w:b/>
+          <w:bCs/>
+        </w:rPr>
+        <w:t xml:space="preserve">Website</w:t>
+      </w:r>
+      <w:r>
+        <w:t xml:space="preserve"> &gt; </w:t>
+      </w:r>
+      <w:r>
+        <w:rPr>
+          <w:b/>
+          <w:bCs/>
+        </w:rPr>
+        <w:t xml:space="preserve">Site settings</w:t>
+      </w:r>
+      <w:r>
+        <w:t xml:space="preserve"> &gt; </w:t>
+      </w:r>
+      <w:r>
+        <w:rPr>
+          <w:b/>
+          <w:bCs/>
+        </w:rPr>
+        <w:t xml:space="preserve">Project Blue Bridge</w:t>
+      </w:r>
+      <w:r>
+        <w:t xml:space="preserve">. The page shows "Project Blue Bridge is currently OFF." (or ON).</w:t>
+      </w:r>
+    </w:p>
+    <w:p>
+      <w:pPr>
+        <w:pStyle w:val="ListParagraph"/>
+        <w:numPr>
+          <w:ilvl w:val="0"/>
+          <w:numId w:val="33"/>
+        </w:numPr>
+      </w:pPr>
+      <w:r>
+        <w:t xml:space="preserve">Choose the </w:t>
+      </w:r>
+      <w:r>
+        <w:rPr>
+          <w:b/>
+          <w:bCs/>
+        </w:rPr>
+        <w:t xml:space="preserve">Project Blue Bridge</w:t>
+      </w:r>
+      <w:r>
+        <w:t xml:space="preserve"> switch. A box asks "Turn Project Blue Bridge on?" and repeats the warning "Do not click OK unless you have approval from IGRS".</w:t>
+      </w:r>
+    </w:p>
+    <w:p>
+      <w:pPr>
+        <w:pStyle w:val="ListParagraph"/>
+        <w:numPr>
+          <w:ilvl w:val="0"/>
+          <w:numId w:val="33"/>
+        </w:numPr>
+      </w:pPr>
+      <w:r>
+        <w:t xml:space="preserve">Type KING CHARLES III in </w:t>
+      </w:r>
+      <w:r>
+        <w:rPr>
+          <w:b/>
+          <w:bCs/>
+        </w:rPr>
+        <w:t xml:space="preserve">Type KING CHARLES III to confirm</w:t>
+      </w:r>
+      <w:r>
+        <w:t xml:space="preserve">, in capitals, exactly.</w:t>
+      </w:r>
+    </w:p>
+    <w:p>
+      <w:pPr>
+        <w:pStyle w:val="ListParagraph"/>
+        <w:numPr>
+          <w:ilvl w:val="0"/>
+          <w:numId w:val="33"/>
+        </w:numPr>
+      </w:pPr>
+      <w:r>
+        <w:t xml:space="preserve">Tick </w:t>
+      </w:r>
+      <w:r>
+        <w:rPr>
+          <w:b/>
+          <w:bCs/>
+        </w:rPr>
+        <w:t xml:space="preserve">IGRS has approved this change</w:t>
+      </w:r>
+      <w:r>
+        <w:t xml:space="preserve">.</w:t>
+      </w:r>
+    </w:p>
+    <w:p>
+      <w:pPr>
+        <w:pStyle w:val="ListParagraph"/>
+        <w:numPr>
+          <w:ilvl w:val="0"/>
+          <w:numId w:val="33"/>
+        </w:numPr>
+      </w:pPr>
+      <w:r>
+        <w:t xml:space="preserve">Choose </w:t>
+      </w:r>
+      <w:r>
+        <w:rPr>
+          <w:b/>
+          <w:bCs/>
+        </w:rPr>
+        <w:t xml:space="preserve">Confirm turn on</w:t>
+      </w:r>
+      <w:r>
+        <w:t xml:space="preserve"> (or </w:t>
+      </w:r>
+      <w:r>
+        <w:rPr>
+          <w:b/>
+          <w:bCs/>
+        </w:rPr>
+        <w:t xml:space="preserve">Confirm turn off</w:t>
+      </w:r>
+      <w:r>
+        <w:t xml:space="preserve">). Until steps 3 and 4 are done, the button stays greyed out.</w:t>
+      </w:r>
+    </w:p>
+    <w:p>
+      <w:pPr>
+        <w:spacing w:after="120"/>
+      </w:pPr>
+      <w:r>
+        <w:t xml:space="preserve">The page then shows "Project Blue Bridge is currently ON." and, below the switch, "Turned on at 2:30 PM. Live now: the public site shows it within a few minutes." (with the time).</w:t>
+      </w:r>
+    </w:p>
+    <w:p>
+      <w:pPr>
+        <w:spacing w:after="120"/>
+      </w:pPr>
+      <w:r>
+        <w:t xml:space="preserve">The banner's wording is on </w:t>
+      </w:r>
+      <w:r>
+        <w:rPr>
+          <w:b/>
+          <w:bCs/>
+        </w:rPr>
+        <w:t xml:space="preserve">Site settings</w:t>
+      </w:r>
+      <w:r>
+        <w:t xml:space="preserve"> &gt; </w:t>
+      </w:r>
+      <w:r>
+        <w:rPr>
+          <w:b/>
+          <w:bCs/>
+        </w:rPr>
+        <w:t xml:space="preserve">Site identity</w:t>
+      </w:r>
+      <w:r>
+        <w:t xml:space="preserve">, which site editors change.</w:t>
+      </w:r>
+    </w:p>
+    <w:p>
+      <w:pPr>
+        <w:pStyle w:val="Heading2"/>
+      </w:pPr>
+      <w:r>
+        <w:t xml:space="preserve">What happens next</w:t>
+      </w:r>
+    </w:p>
+    <w:p>
+      <w:pPr>
+        <w:pStyle w:val="ListParagraph"/>
+        <w:numPr>
+          <w:ilvl w:val="0"/>
+          <w:numId w:val="1"/>
+        </w:numPr>
+      </w:pPr>
+      <w:r>
+        <w:t xml:space="preserve">The public site changes to its mourning theme, with a black banner announcing the King's death. The home page changes within a few minutes; older pages follow over the following minutes, newest first.</w:t>
+      </w:r>
+    </w:p>
+    <w:p>
+      <w:pPr>
+        <w:pStyle w:val="ListParagraph"/>
+        <w:numPr>
+          <w:ilvl w:val="0"/>
+          <w:numId w:val="1"/>
+        </w:numPr>
+      </w:pPr>
+      <w:r>
+        <w:t xml:space="preserve">Every active Core administrator gets an email such as "Project Blue Bridge turned ON on {site}", saying who changed it and when.</w:t>
+      </w:r>
+    </w:p>
+    <w:p>
+      <w:pPr>
+        <w:pStyle w:val="ListParagraph"/>
+        <w:numPr>
+          <w:ilvl w:val="0"/>
+          <w:numId w:val="1"/>
+        </w:numPr>
+      </w:pPr>
+      <w:r>
+        <w:t xml:space="preserve">The change is listed in </w:t>
+      </w:r>
+      <w:r>
+        <w:rPr>
+          <w:b/>
+          <w:bCs/>
+        </w:rPr>
+        <w:t xml:space="preserve">Website log</w:t>
+      </w:r>
+      <w:r>
+        <w:t xml:space="preserve">.</w:t>
+      </w:r>
+    </w:p>
+    <w:p>
+      <w:pPr>
+        <w:pStyle w:val="ListParagraph"/>
+        <w:numPr>
+          <w:ilvl w:val="0"/>
+          <w:numId w:val="1"/>
+        </w:numPr>
+      </w:pPr>
+      <w:r>
+        <w:t xml:space="preserve">Turning it off puts the site back the same way.</w:t>
+      </w:r>
+    </w:p>
+    <w:p>
+      <w:pPr>
+        <w:pStyle w:val="Heading2"/>
+      </w:pPr>
+      <w:r>
+        <w:t xml:space="preserve">Can't do this?</w:t>
+      </w:r>
+    </w:p>
+    <w:tbl>
+      <w:tblPr>
+        <w:tblW w:type="pct" w:w="5000"/>
+        <w:tblBorders>
+          <w:top w:val="single" w:color="auto" w:sz="4"/>
+          <w:left w:val="single" w:color="auto" w:sz="4"/>
+          <w:bottom w:val="single" w:color="auto" w:sz="4"/>
+          <w:right w:val="single" w:color="auto" w:sz="4"/>
+          <w:insideH w:val="single" w:color="auto" w:sz="4"/>
+          <w:insideV w:val="single" w:color="auto" w:sz="4"/>
+        </w:tblBorders>
+      </w:tblPr>
+      <w:tblGrid>
+        <w:gridCol w:w="4513"/>
+        <w:gridCol w:w="4513"/>
+      </w:tblGrid>
+      <w:tr>
+        <w:trPr>
+          <w:tblHeader/>
+        </w:trPr>
+        <w:tc>
+          <w:tcPr>
+            <w:shd w:fill="E8EEF5" w:val="clear"/>
+          </w:tcPr>
+          <w:p>
+            <w:r>
+              <w:rPr>
+                <w:b/>
+                <w:bCs/>
+              </w:rPr>
+              <w:t xml:space="preserve">Message</w:t>
+            </w:r>
+          </w:p>
+        </w:tc>
+        <w:tc>
+          <w:tcPr>
+            <w:shd w:fill="E8EEF5" w:val="clear"/>
+          </w:tcPr>
+          <w:p>
+            <w:r>
+              <w:rPr>
+                <w:b/>
+                <w:bCs/>
+              </w:rPr>
+              <w:t xml:space="preserve">What it means</w:t>
+            </w:r>
+          </w:p>
+        </w:tc>
+      </w:tr>
+      <w:tr>
+        <w:tc>
+          <w:p>
+            <w:r>
               <w:t xml:space="preserve">"Someone else changed this — reload to see their changes."</w:t>
             </w:r>
           </w:p>
@@ -8511,11 +9526,11 @@
       <w:pPr>
         <w:pStyle w:val="Heading2"/>
       </w:pPr>
-      <w:bookmarkStart w:name="section_12" w:id="12"/>
+      <w:bookmarkStart w:name="section_13" w:id="13"/>
       <w:r>
         <w:t xml:space="preserve">When a new government takes office</w:t>
       </w:r>
-      <w:bookmarkEnd w:id="12"/>
+      <w:bookmarkEnd w:id="13"/>
     </w:p>
     <w:p>
       <w:pPr>
@@ -8801,7 +9816,7 @@
         <w:pStyle w:val="ListParagraph"/>
         <w:numPr>
           <w:ilvl w:val="0"/>
-          <w:numId w:val="31"/>
+          <w:numId w:val="34"/>
         </w:numPr>
       </w:pPr>
       <w:r>
@@ -8833,7 +9848,7 @@
         <w:pStyle w:val="ListParagraph"/>
         <w:numPr>
           <w:ilvl w:val="0"/>
-          <w:numId w:val="31"/>
+          <w:numId w:val="34"/>
         </w:numPr>
       </w:pPr>
       <w:r>
@@ -8865,7 +9880,7 @@
         <w:pStyle w:val="ListParagraph"/>
         <w:numPr>
           <w:ilvl w:val="0"/>
-          <w:numId w:val="31"/>
+          <w:numId w:val="34"/>
         </w:numPr>
       </w:pPr>
       <w:r>
@@ -8921,7 +9936,7 @@
         <w:pStyle w:val="ListParagraph"/>
         <w:numPr>
           <w:ilvl w:val="0"/>
-          <w:numId w:val="32"/>
+          <w:numId w:val="35"/>
         </w:numPr>
       </w:pPr>
       <w:r>
@@ -8953,7 +9968,7 @@
         <w:pStyle w:val="ListParagraph"/>
         <w:numPr>
           <w:ilvl w:val="0"/>
-          <w:numId w:val="32"/>
+          <w:numId w:val="35"/>
         </w:numPr>
       </w:pPr>
       <w:r>
@@ -8995,7 +10010,7 @@
         <w:pStyle w:val="ListParagraph"/>
         <w:numPr>
           <w:ilvl w:val="0"/>
-          <w:numId w:val="32"/>
+          <w:numId w:val="35"/>
         </w:numPr>
       </w:pPr>
       <w:r>
@@ -9017,7 +10032,7 @@
         <w:pStyle w:val="ListParagraph"/>
         <w:numPr>
           <w:ilvl w:val="0"/>
-          <w:numId w:val="32"/>
+          <w:numId w:val="35"/>
         </w:numPr>
       </w:pPr>
       <w:r>
@@ -9137,7 +10152,7 @@
         <w:pStyle w:val="ListParagraph"/>
         <w:numPr>
           <w:ilvl w:val="0"/>
-          <w:numId w:val="33"/>
+          <w:numId w:val="36"/>
         </w:numPr>
       </w:pPr>
       <w:r>
@@ -9235,7 +10250,7 @@
         <w:pStyle w:val="ListParagraph"/>
         <w:numPr>
           <w:ilvl w:val="0"/>
-          <w:numId w:val="33"/>
+          <w:numId w:val="36"/>
         </w:numPr>
       </w:pPr>
       <w:r>
@@ -9283,7 +10298,7 @@
         <w:pStyle w:val="ListParagraph"/>
         <w:numPr>
           <w:ilvl w:val="0"/>
-          <w:numId w:val="33"/>
+          <w:numId w:val="36"/>
         </w:numPr>
       </w:pPr>
       <w:r>
@@ -9294,11 +10309,11 @@
       <w:pPr>
         <w:pStyle w:val="Heading2"/>
       </w:pPr>
-      <w:bookmarkStart w:name="section_13" w:id="13"/>
+      <w:bookmarkStart w:name="section_14" w:id="14"/>
       <w:r>
         <w:t xml:space="preserve">Staying signed in, and unsaved changes</w:t>
       </w:r>
-      <w:bookmarkEnd w:id="13"/>
+      <w:bookmarkEnd w:id="14"/>
     </w:p>
     <w:p>
       <w:pPr>
@@ -10343,6 +11358,51 @@
     </w:lvlOverride>
   </w:num>
   <w:num w:numId="33">
+    <w:abstractNumId w:val="3"/>
+    <w:lvlOverride w:ilvl="0">
+      <w:startOverride w:val="1"/>
+    </w:lvlOverride>
+    <w:lvlOverride w:ilvl="1">
+      <w:startOverride w:val="1"/>
+    </w:lvlOverride>
+    <w:lvlOverride w:ilvl="2">
+      <w:startOverride w:val="1"/>
+    </w:lvlOverride>
+    <w:lvlOverride w:ilvl="3">
+      <w:startOverride w:val="1"/>
+    </w:lvlOverride>
+  </w:num>
+  <w:num w:numId="34">
+    <w:abstractNumId w:val="3"/>
+    <w:lvlOverride w:ilvl="0">
+      <w:startOverride w:val="1"/>
+    </w:lvlOverride>
+    <w:lvlOverride w:ilvl="1">
+      <w:startOverride w:val="1"/>
+    </w:lvlOverride>
+    <w:lvlOverride w:ilvl="2">
+      <w:startOverride w:val="1"/>
+    </w:lvlOverride>
+    <w:lvlOverride w:ilvl="3">
+      <w:startOverride w:val="1"/>
+    </w:lvlOverride>
+  </w:num>
+  <w:num w:numId="35">
+    <w:abstractNumId w:val="3"/>
+    <w:lvlOverride w:ilvl="0">
+      <w:startOverride w:val="1"/>
+    </w:lvlOverride>
+    <w:lvlOverride w:ilvl="1">
+      <w:startOverride w:val="1"/>
+    </w:lvlOverride>
+    <w:lvlOverride w:ilvl="2">
+      <w:startOverride w:val="1"/>
+    </w:lvlOverride>
+    <w:lvlOverride w:ilvl="3">
+      <w:startOverride w:val="1"/>
+    </w:lvlOverride>
+  </w:num>
+  <w:num w:numId="36">
     <w:abstractNumId w:val="3"/>
     <w:lvlOverride w:ilvl="0">
       <w:startOverride w:val="1"/>

--- a/hub/manuals/core-admin.docx
+++ b/hub/manuals/core-admin.docx
@@ -3285,7 +3285,7 @@
         <w:t xml:space="preserve">Copy public address</w:t>
       </w:r>
       <w:r>
-        <w:t xml:space="preserve"> beside it, then paste the address. A preview appears once the address starts with https://. An address copied from the Hub itself shows "This address points at the Hub, which the public can't open. On Website → Files, use Copy public address and paste that instead." Visitors couldn't see that photo.</w:t>
+        <w:t xml:space="preserve"> beside it, then paste the address. A preview appears once the address starts with https://. An address copied from the Hub itself shows "This address points at the Hub, which the public can't open. On Website → Files, use Copy public address and paste that instead." Visitors couldn't see that photo. It shows for the Hub's other known web addresses too, not just the one you are using.</w:t>
       </w:r>
     </w:p>
     <w:p>
@@ -9078,6 +9078,16 @@
           <w:bCs/>
         </w:rPr>
         <w:t xml:space="preserve">Files</w:t>
+      </w:r>
+      <w:r>
+        <w:t xml:space="preserve">, </w:t>
+      </w:r>
+      <w:r>
+        <w:rPr>
+          <w:b/>
+          <w:bCs/>
+        </w:rPr>
+        <w:t xml:space="preserve">Hub address check</w:t>
       </w:r>
       <w:r>
         <w:t xml:space="preserve">, </w:t>

--- a/hub/manuals/core-admin.docx
+++ b/hub/manuals/core-admin.docx
@@ -588,6 +588,42 @@
                 <w:b/>
                 <w:bCs/>
               </w:rPr>
+              <w:t xml:space="preserve">Undelivered updates</w:t>
+            </w:r>
+          </w:p>
+        </w:tc>
+        <w:tc>
+          <w:p>
+            <w:r>
+              <w:t xml:space="preserve">Sending again an update one part of the system couldn't deliver to another, such as a published release that never reached subscribers.</w:t>
+            </w:r>
+          </w:p>
+        </w:tc>
+        <w:tc>
+          <w:p>
+            <w:r>
+              <w:t xml:space="preserve">Whoever was waiting for that update: subscribers, the public site, release editors or the Calendar.</w:t>
+            </w:r>
+          </w:p>
+        </w:tc>
+        <w:tc>
+          <w:p>
+            <w:hyperlink w:history="1" w:anchor="section_12">
+              <w:r>
+                <w:t xml:space="preserve">Undelivered updates</w:t>
+              </w:r>
+            </w:hyperlink>
+          </w:p>
+        </w:tc>
+      </w:tr>
+      <w:tr>
+        <w:tc>
+          <w:p>
+            <w:r>
+              <w:rPr>
+                <w:b/>
+                <w:bCs/>
+              </w:rPr>
               <w:t xml:space="preserve">Website</w:t>
             </w:r>
             <w:r>
@@ -628,7 +664,7 @@
         </w:tc>
         <w:tc>
           <w:p>
-            <w:hyperlink w:history="1" w:anchor="section_12">
+            <w:hyperlink w:history="1" w:anchor="section_13">
               <w:r>
                 <w:t xml:space="preserve">Website and Project Blue Bridge</w:t>
               </w:r>
@@ -665,7 +701,7 @@
       <w:r>
         <w:t xml:space="preserve"> together. </w:t>
       </w:r>
-      <w:hyperlink w:history="1" w:anchor="section_13">
+      <w:hyperlink w:history="1" w:anchor="section_14">
         <w:r>
           <w:t xml:space="preserve">When a new government takes office</w:t>
         </w:r>
@@ -755,7 +791,7 @@
       <w:r>
         <w:t xml:space="preserve">The Hub keeps you signed in while its tab is open. </w:t>
       </w:r>
-      <w:hyperlink w:history="1" w:anchor="section_14">
+      <w:hyperlink w:history="1" w:anchor="section_15">
         <w:r>
           <w:t xml:space="preserve">Staying signed in, and unsaved changes</w:t>
         </w:r>
@@ -8165,7 +8201,7 @@
         <w:t xml:space="preserve">Error log</w:t>
       </w:r>
       <w:r>
-        <w:t xml:space="preserve">. It shows the last 200 entries, or "No errors logged."</w:t>
+        <w:t xml:space="preserve">. It shows up to 200 errors, the most recent first, or "No errors logged."</w:t>
       </w:r>
     </w:p>
     <w:p>
@@ -8199,7 +8235,7 @@
         </w:numPr>
       </w:pPr>
       <w:r>
-        <w:t xml:space="preserve">Each entry shows </w:t>
+        <w:t xml:space="preserve">Each row shows </w:t>
       </w:r>
       <w:r>
         <w:rPr>
@@ -8209,7 +8245,17 @@
         <w:t xml:space="preserve">When</w:t>
       </w:r>
       <w:r>
-        <w:t xml:space="preserve"> it happened, a </w:t>
+        <w:t xml:space="preserve"> it last happened, </w:t>
+      </w:r>
+      <w:r>
+        <w:rPr>
+          <w:b/>
+          <w:bCs/>
+        </w:rPr>
+        <w:t xml:space="preserve">How often</w:t>
+      </w:r>
+      <w:r>
+        <w:t xml:space="preserve">, a </w:t>
       </w:r>
       <w:r>
         <w:rPr>
@@ -8237,6 +8283,24 @@
         <w:spacing w:after="120"/>
       </w:pPr>
       <w:r>
+        <w:t xml:space="preserve">An error that happened more than once, with exactly the same message, is shown once. </w:t>
+      </w:r>
+      <w:r>
+        <w:rPr>
+          <w:b/>
+          <w:bCs/>
+        </w:rPr>
+        <w:t xml:space="preserve">How often</w:t>
+      </w:r>
+      <w:r>
+        <w:t xml:space="preserve"> says "Once", or how many times and when it first happened, such as "212 times, first Oct 4, 2026 10:00 AM". The log keeps one entry per message, so one problem that repeats every few minutes doesn't push the other errors out of the log.</w:t>
+      </w:r>
+    </w:p>
+    <w:p>
+      <w:pPr>
+        <w:spacing w:after="120"/>
+      </w:pPr>
+      <w:r>
         <w:t xml:space="preserve">When you report a problem, copy the time and the whole message. The </w:t>
       </w:r>
       <w:r>
@@ -8247,7 +8311,7 @@
         <w:t xml:space="preserve">Process ID</w:t>
       </w:r>
       <w:r>
-        <w:t xml:space="preserve"> tells the support team which run of the system logged it.</w:t>
+        <w:t xml:space="preserve"> tells the support team which run of the system logged the last one.</w:t>
       </w:r>
     </w:p>
     <w:p>
@@ -8292,6 +8356,26 @@
       </w:pPr>
       <w:r>
         <w:t xml:space="preserve">If the page says "Couldn't load the error log.", reload it. If that keeps happening, the system itself may be down: tell the support team.</w:t>
+      </w:r>
+    </w:p>
+    <w:p>
+      <w:pPr>
+        <w:pStyle w:val="ListParagraph"/>
+        <w:numPr>
+          <w:ilvl w:val="0"/>
+          <w:numId w:val="1"/>
+        </w:numPr>
+      </w:pPr>
+      <w:r>
+        <w:t xml:space="preserve">An update that one part of the system couldn't deliver to another for 24 hours is logged here once, and listed on </w:t>
+      </w:r>
+      <w:hyperlink w:history="1" w:anchor="section_12">
+        <w:r>
+          <w:t xml:space="preserve">Undelivered updates</w:t>
+        </w:r>
+      </w:hyperlink>
+      <w:r>
+        <w:t xml:space="preserve">, where you can send it again.</w:t>
       </w:r>
     </w:p>
     <w:p>
@@ -8940,7 +9024,7 @@
       </w:pPr>
       <w:bookmarkStart w:name="section_12" w:id="12"/>
       <w:r>
-        <w:t xml:space="preserve">Website and Project Blue Bridge</w:t>
+        <w:t xml:space="preserve">Undelivered updates</w:t>
       </w:r>
       <w:bookmarkEnd w:id="12"/>
     </w:p>
@@ -8964,37 +9048,42 @@
         <w:spacing w:after="120"/>
       </w:pPr>
       <w:r>
-        <w:t xml:space="preserve">In </w:t>
-      </w:r>
-      <w:r>
-        <w:rPr>
-          <w:b/>
-          <w:bCs/>
-        </w:rPr>
-        <w:t xml:space="preserve">Website</w:t>
-      </w:r>
-      <w:r>
-        <w:t xml:space="preserve">, the one thing only you can change is </w:t>
-      </w:r>
-      <w:r>
-        <w:rPr>
-          <w:b/>
-          <w:bCs/>
-        </w:rPr>
-        <w:t xml:space="preserve">Project Blue Bridge</w:t>
-      </w:r>
-      <w:r>
-        <w:t xml:space="preserve">: the switch that puts the public site into mourning when the King dies. Everything else in </w:t>
-      </w:r>
-      <w:r>
-        <w:rPr>
-          <w:b/>
-          <w:bCs/>
-        </w:rPr>
-        <w:t xml:space="preserve">Website</w:t>
-      </w:r>
-      <w:r>
-        <w:t xml:space="preserve"> is view-only for you.</w:t>
+        <w:rPr>
+          <w:b/>
+          <w:bCs/>
+        </w:rPr>
+        <w:t xml:space="preserve">Undelivered updates</w:t>
+      </w:r>
+      <w:r>
+        <w:t xml:space="preserve"> lists the updates one part of the system sent to another that weren't accepted within 24 hours. For example, a published release that never reached </w:t>
+      </w:r>
+      <w:r>
+        <w:rPr>
+          <w:b/>
+          <w:bCs/>
+        </w:rPr>
+        <w:t xml:space="preserve">Subscribers (News On Demand)</w:t>
+      </w:r>
+      <w:r>
+        <w:t xml:space="preserve">, so no one was emailed, or a ministry change that never reached </w:t>
+      </w:r>
+      <w:r>
+        <w:rPr>
+          <w:b/>
+          <w:bCs/>
+        </w:rPr>
+        <w:t xml:space="preserve">Releases</w:t>
+      </w:r>
+      <w:r>
+        <w:t xml:space="preserve">. The system keeps trying each update for 24 hours before it lists it here.</w:t>
+      </w:r>
+    </w:p>
+    <w:p>
+      <w:pPr>
+        <w:spacing w:after="120"/>
+      </w:pPr>
+      <w:r>
+        <w:t xml:space="preserve">"Nothing is waiting: every update was delivered." means all is well.</w:t>
       </w:r>
     </w:p>
     <w:p>
@@ -9002,7 +9091,7 @@
         <w:pStyle w:val="Heading2"/>
       </w:pPr>
       <w:r>
-        <w:t xml:space="preserve">What you can and can't change in Website</w:t>
+        <w:t xml:space="preserve">What the table shows</w:t>
       </w:r>
     </w:p>
     <w:p>
@@ -9010,440 +9099,7 @@
         <w:spacing w:after="120"/>
       </w:pPr>
       <w:r>
-        <w:t xml:space="preserve">You can open every </w:t>
-      </w:r>
-      <w:r>
-        <w:rPr>
-          <w:b/>
-          <w:bCs/>
-        </w:rPr>
-        <w:t xml:space="preserve">Website</w:t>
-      </w:r>
-      <w:r>
-        <w:t xml:space="preserve"> tab: </w:t>
-      </w:r>
-      <w:r>
-        <w:rPr>
-          <w:b/>
-          <w:bCs/>
-        </w:rPr>
-        <w:t xml:space="preserve">Carousel</w:t>
-      </w:r>
-      <w:r>
-        <w:t xml:space="preserve">, </w:t>
-      </w:r>
-      <w:r>
-        <w:rPr>
-          <w:b/>
-          <w:bCs/>
-        </w:rPr>
-        <w:t xml:space="preserve">Emergency pins</w:t>
-      </w:r>
-      <w:r>
-        <w:t xml:space="preserve">, </w:t>
-      </w:r>
-      <w:r>
-        <w:rPr>
-          <w:b/>
-          <w:bCs/>
-        </w:rPr>
-        <w:t xml:space="preserve">Live Feed</w:t>
-      </w:r>
-      <w:r>
-        <w:t xml:space="preserve">, </w:t>
-      </w:r>
-      <w:r>
-        <w:rPr>
-          <w:b/>
-          <w:bCs/>
-        </w:rPr>
-        <w:t xml:space="preserve">What's featured where</w:t>
-      </w:r>
-      <w:r>
-        <w:t xml:space="preserve">, </w:t>
-      </w:r>
-      <w:r>
-        <w:rPr>
-          <w:b/>
-          <w:bCs/>
-        </w:rPr>
-        <w:t xml:space="preserve">Resource links</w:t>
-      </w:r>
-      <w:r>
-        <w:t xml:space="preserve">, </w:t>
-      </w:r>
-      <w:r>
-        <w:rPr>
-          <w:b/>
-          <w:bCs/>
-        </w:rPr>
-        <w:t xml:space="preserve">Files</w:t>
-      </w:r>
-      <w:r>
-        <w:t xml:space="preserve">, </w:t>
-      </w:r>
-      <w:r>
-        <w:rPr>
-          <w:b/>
-          <w:bCs/>
-        </w:rPr>
-        <w:t xml:space="preserve">Hub address check</w:t>
-      </w:r>
-      <w:r>
-        <w:t xml:space="preserve">, </w:t>
-      </w:r>
-      <w:r>
-        <w:rPr>
-          <w:b/>
-          <w:bCs/>
-        </w:rPr>
-        <w:t xml:space="preserve">Website log</w:t>
-      </w:r>
-      <w:r>
-        <w:t xml:space="preserve"> and </w:t>
-      </w:r>
-      <w:r>
-        <w:rPr>
-          <w:b/>
-          <w:bCs/>
-        </w:rPr>
-        <w:t xml:space="preserve">Site settings</w:t>
-      </w:r>
-      <w:r>
-        <w:t xml:space="preserve">. You see what is live, but there are no </w:t>
-      </w:r>
-      <w:r>
-        <w:rPr>
-          <w:b/>
-          <w:bCs/>
-        </w:rPr>
-        <w:t xml:space="preserve">Save</w:t>
-      </w:r>
-      <w:r>
-        <w:t xml:space="preserve"> or </w:t>
-      </w:r>
-      <w:r>
-        <w:rPr>
-          <w:b/>
-          <w:bCs/>
-        </w:rPr>
-        <w:t xml:space="preserve">Publish</w:t>
-      </w:r>
-      <w:r>
-        <w:t xml:space="preserve"> buttons.</w:t>
-      </w:r>
-    </w:p>
-    <w:p>
-      <w:pPr>
-        <w:spacing w:after="120"/>
-      </w:pPr>
-      <w:r>
-        <w:t xml:space="preserve">Site editors make those changes. The </w:t>
-      </w:r>
-      <w:r>
-        <w:t xml:space="preserve">Site editor manual</w:t>
-      </w:r>
-      <w:r>
-        <w:t xml:space="preserve"> explains what each tab does. If your work needs them, give your own account the </w:t>
-      </w:r>
-      <w:r>
-        <w:rPr>
-          <w:b/>
-          <w:bCs/>
-        </w:rPr>
-        <w:t xml:space="preserve">NRMS Site editor</w:t>
-      </w:r>
-      <w:r>
-        <w:t xml:space="preserve"> role on </w:t>
-      </w:r>
-      <w:hyperlink w:history="1" w:anchor="section_2">
-        <w:r>
-          <w:t xml:space="preserve">Users</w:t>
-        </w:r>
-      </w:hyperlink>
-      <w:r>
-        <w:t xml:space="preserve">.</w:t>
-      </w:r>
-    </w:p>
-    <w:p>
-      <w:pPr>
-        <w:spacing w:after="120"/>
-      </w:pPr>
-      <w:r>
-        <w:rPr>
-          <w:b/>
-          <w:bCs/>
-        </w:rPr>
-        <w:t xml:space="preserve">Website log</w:t>
-      </w:r>
-      <w:r>
-        <w:t xml:space="preserve"> lists every change to the public site's content: who, when and what. Use it to check who changed something.</w:t>
-      </w:r>
-    </w:p>
-    <w:p>
-      <w:pPr>
-        <w:pStyle w:val="Heading2"/>
-      </w:pPr>
-      <w:r>
-        <w:t xml:space="preserve">Turn Project Blue Bridge on or off</w:t>
-      </w:r>
-    </w:p>
-    <w:p>
-      <w:pPr>
-        <w:spacing w:after="120"/>
-      </w:pPr>
-      <w:r>
-        <w:t xml:space="preserve">Turn it on only with approval from the Intergovernmental Relations Secretariat (IGRS). The same steps turn it off.</w:t>
-      </w:r>
-    </w:p>
-    <w:p>
-      <w:pPr>
-        <w:pStyle w:val="ListParagraph"/>
-        <w:numPr>
-          <w:ilvl w:val="0"/>
-          <w:numId w:val="33"/>
-        </w:numPr>
-      </w:pPr>
-      <w:r>
-        <w:t xml:space="preserve">Open </w:t>
-      </w:r>
-      <w:r>
-        <w:rPr>
-          <w:b/>
-          <w:bCs/>
-        </w:rPr>
-        <w:t xml:space="preserve">Website</w:t>
-      </w:r>
-      <w:r>
-        <w:t xml:space="preserve"> &gt; </w:t>
-      </w:r>
-      <w:r>
-        <w:rPr>
-          <w:b/>
-          <w:bCs/>
-        </w:rPr>
-        <w:t xml:space="preserve">Site settings</w:t>
-      </w:r>
-      <w:r>
-        <w:t xml:space="preserve"> &gt; </w:t>
-      </w:r>
-      <w:r>
-        <w:rPr>
-          <w:b/>
-          <w:bCs/>
-        </w:rPr>
-        <w:t xml:space="preserve">Project Blue Bridge</w:t>
-      </w:r>
-      <w:r>
-        <w:t xml:space="preserve">. The page shows "Project Blue Bridge is currently OFF." (or ON).</w:t>
-      </w:r>
-    </w:p>
-    <w:p>
-      <w:pPr>
-        <w:pStyle w:val="ListParagraph"/>
-        <w:numPr>
-          <w:ilvl w:val="0"/>
-          <w:numId w:val="33"/>
-        </w:numPr>
-      </w:pPr>
-      <w:r>
-        <w:t xml:space="preserve">Choose the </w:t>
-      </w:r>
-      <w:r>
-        <w:rPr>
-          <w:b/>
-          <w:bCs/>
-        </w:rPr>
-        <w:t xml:space="preserve">Project Blue Bridge</w:t>
-      </w:r>
-      <w:r>
-        <w:t xml:space="preserve"> switch. A box asks "Turn Project Blue Bridge on?" and repeats the warning "Do not click OK unless you have approval from IGRS".</w:t>
-      </w:r>
-    </w:p>
-    <w:p>
-      <w:pPr>
-        <w:pStyle w:val="ListParagraph"/>
-        <w:numPr>
-          <w:ilvl w:val="0"/>
-          <w:numId w:val="33"/>
-        </w:numPr>
-      </w:pPr>
-      <w:r>
-        <w:t xml:space="preserve">Type KING CHARLES III in </w:t>
-      </w:r>
-      <w:r>
-        <w:rPr>
-          <w:b/>
-          <w:bCs/>
-        </w:rPr>
-        <w:t xml:space="preserve">Type KING CHARLES III to confirm</w:t>
-      </w:r>
-      <w:r>
-        <w:t xml:space="preserve">, in capitals, exactly.</w:t>
-      </w:r>
-    </w:p>
-    <w:p>
-      <w:pPr>
-        <w:pStyle w:val="ListParagraph"/>
-        <w:numPr>
-          <w:ilvl w:val="0"/>
-          <w:numId w:val="33"/>
-        </w:numPr>
-      </w:pPr>
-      <w:r>
-        <w:t xml:space="preserve">Tick </w:t>
-      </w:r>
-      <w:r>
-        <w:rPr>
-          <w:b/>
-          <w:bCs/>
-        </w:rPr>
-        <w:t xml:space="preserve">IGRS has approved this change</w:t>
-      </w:r>
-      <w:r>
-        <w:t xml:space="preserve">.</w:t>
-      </w:r>
-    </w:p>
-    <w:p>
-      <w:pPr>
-        <w:pStyle w:val="ListParagraph"/>
-        <w:numPr>
-          <w:ilvl w:val="0"/>
-          <w:numId w:val="33"/>
-        </w:numPr>
-      </w:pPr>
-      <w:r>
-        <w:t xml:space="preserve">Choose </w:t>
-      </w:r>
-      <w:r>
-        <w:rPr>
-          <w:b/>
-          <w:bCs/>
-        </w:rPr>
-        <w:t xml:space="preserve">Confirm turn on</w:t>
-      </w:r>
-      <w:r>
-        <w:t xml:space="preserve"> (or </w:t>
-      </w:r>
-      <w:r>
-        <w:rPr>
-          <w:b/>
-          <w:bCs/>
-        </w:rPr>
-        <w:t xml:space="preserve">Confirm turn off</w:t>
-      </w:r>
-      <w:r>
-        <w:t xml:space="preserve">). Until steps 3 and 4 are done, the button stays greyed out.</w:t>
-      </w:r>
-    </w:p>
-    <w:p>
-      <w:pPr>
-        <w:spacing w:after="120"/>
-      </w:pPr>
-      <w:r>
-        <w:t xml:space="preserve">The page then shows "Project Blue Bridge is currently ON." and, below the switch, "Turned on at 2:30 PM. Live now: the public site shows it within a few minutes." (with the time).</w:t>
-      </w:r>
-    </w:p>
-    <w:p>
-      <w:pPr>
-        <w:spacing w:after="120"/>
-      </w:pPr>
-      <w:r>
-        <w:t xml:space="preserve">The banner's wording is on </w:t>
-      </w:r>
-      <w:r>
-        <w:rPr>
-          <w:b/>
-          <w:bCs/>
-        </w:rPr>
-        <w:t xml:space="preserve">Site settings</w:t>
-      </w:r>
-      <w:r>
-        <w:t xml:space="preserve"> &gt; </w:t>
-      </w:r>
-      <w:r>
-        <w:rPr>
-          <w:b/>
-          <w:bCs/>
-        </w:rPr>
-        <w:t xml:space="preserve">Site identity</w:t>
-      </w:r>
-      <w:r>
-        <w:t xml:space="preserve">, which site editors change.</w:t>
-      </w:r>
-    </w:p>
-    <w:p>
-      <w:pPr>
-        <w:pStyle w:val="Heading2"/>
-      </w:pPr>
-      <w:r>
-        <w:t xml:space="preserve">What happens next</w:t>
-      </w:r>
-    </w:p>
-    <w:p>
-      <w:pPr>
-        <w:pStyle w:val="ListParagraph"/>
-        <w:numPr>
-          <w:ilvl w:val="0"/>
-          <w:numId w:val="1"/>
-        </w:numPr>
-      </w:pPr>
-      <w:r>
-        <w:t xml:space="preserve">The public site changes to its mourning theme, with a black banner announcing the King's death. The home page changes within a few minutes; older pages follow over the following minutes, newest first.</w:t>
-      </w:r>
-    </w:p>
-    <w:p>
-      <w:pPr>
-        <w:pStyle w:val="ListParagraph"/>
-        <w:numPr>
-          <w:ilvl w:val="0"/>
-          <w:numId w:val="1"/>
-        </w:numPr>
-      </w:pPr>
-      <w:r>
-        <w:t xml:space="preserve">Every active Core administrator gets an email such as "Project Blue Bridge turned ON on {site}", saying who changed it and when.</w:t>
-      </w:r>
-    </w:p>
-    <w:p>
-      <w:pPr>
-        <w:pStyle w:val="ListParagraph"/>
-        <w:numPr>
-          <w:ilvl w:val="0"/>
-          <w:numId w:val="1"/>
-        </w:numPr>
-      </w:pPr>
-      <w:r>
-        <w:t xml:space="preserve">The change is listed in </w:t>
-      </w:r>
-      <w:r>
-        <w:rPr>
-          <w:b/>
-          <w:bCs/>
-        </w:rPr>
-        <w:t xml:space="preserve">Website log</w:t>
-      </w:r>
-      <w:r>
-        <w:t xml:space="preserve">.</w:t>
-      </w:r>
-    </w:p>
-    <w:p>
-      <w:pPr>
-        <w:pStyle w:val="ListParagraph"/>
-        <w:numPr>
-          <w:ilvl w:val="0"/>
-          <w:numId w:val="1"/>
-        </w:numPr>
-      </w:pPr>
-      <w:r>
-        <w:t xml:space="preserve">Turning it off puts the site back the same way.</w:t>
-      </w:r>
-    </w:p>
-    <w:p>
-      <w:pPr>
-        <w:pStyle w:val="Heading2"/>
-      </w:pPr>
-      <w:r>
-        <w:t xml:space="preserve">Can't do this?</w:t>
+        <w:t xml:space="preserve">The newest are first.</w:t>
       </w:r>
     </w:p>
     <w:tbl>
@@ -9476,6 +9132,1266 @@
                 <w:b/>
                 <w:bCs/>
               </w:rPr>
+              <w:t xml:space="preserve">Column</w:t>
+            </w:r>
+          </w:p>
+        </w:tc>
+        <w:tc>
+          <w:tcPr>
+            <w:shd w:fill="E8EEF5" w:val="clear"/>
+          </w:tcPr>
+          <w:p>
+            <w:r>
+              <w:rPr>
+                <w:b/>
+                <w:bCs/>
+              </w:rPr>
+              <w:t xml:space="preserve">What it shows</w:t>
+            </w:r>
+          </w:p>
+        </w:tc>
+      </w:tr>
+      <w:tr>
+        <w:tc>
+          <w:p>
+            <w:r>
+              <w:rPr>
+                <w:b/>
+                <w:bCs/>
+              </w:rPr>
+              <w:t xml:space="preserve">When</w:t>
+            </w:r>
+          </w:p>
+        </w:tc>
+        <w:tc>
+          <w:p>
+            <w:r>
+              <w:t xml:space="preserve">When the update was sent.</w:t>
+            </w:r>
+          </w:p>
+        </w:tc>
+      </w:tr>
+      <w:tr>
+        <w:tc>
+          <w:p>
+            <w:r>
+              <w:rPr>
+                <w:b/>
+                <w:bCs/>
+              </w:rPr>
+              <w:t xml:space="preserve">From</w:t>
+            </w:r>
+          </w:p>
+        </w:tc>
+        <w:tc>
+          <w:p>
+            <w:r>
+              <w:t xml:space="preserve">The part of the system that sent it, such as </w:t>
+            </w:r>
+            <w:r>
+              <w:rPr>
+                <w:b/>
+                <w:bCs/>
+              </w:rPr>
+              <w:t xml:space="preserve">Releases</w:t>
+            </w:r>
+            <w:r>
+              <w:t xml:space="preserve">, </w:t>
+            </w:r>
+            <w:r>
+              <w:rPr>
+                <w:b/>
+                <w:bCs/>
+              </w:rPr>
+              <w:t xml:space="preserve">Core administration</w:t>
+            </w:r>
+            <w:r>
+              <w:t xml:space="preserve">, </w:t>
+            </w:r>
+            <w:r>
+              <w:rPr>
+                <w:b/>
+                <w:bCs/>
+              </w:rPr>
+              <w:t xml:space="preserve">Email sending</w:t>
+            </w:r>
+            <w:r>
+              <w:t xml:space="preserve">, </w:t>
+            </w:r>
+            <w:r>
+              <w:rPr>
+                <w:b/>
+                <w:bCs/>
+              </w:rPr>
+              <w:t xml:space="preserve">News service</w:t>
+            </w:r>
+            <w:r>
+              <w:t xml:space="preserve"> or </w:t>
+            </w:r>
+            <w:r>
+              <w:rPr>
+                <w:b/>
+                <w:bCs/>
+              </w:rPr>
+              <w:t xml:space="preserve">Calendar</w:t>
+            </w:r>
+            <w:r>
+              <w:t xml:space="preserve">.</w:t>
+            </w:r>
+          </w:p>
+        </w:tc>
+      </w:tr>
+      <w:tr>
+        <w:tc>
+          <w:p>
+            <w:r>
+              <w:rPr>
+                <w:b/>
+                <w:bCs/>
+              </w:rPr>
+              <w:t xml:space="preserve">Update</w:t>
+            </w:r>
+          </w:p>
+        </w:tc>
+        <w:tc>
+          <w:p>
+            <w:r>
+              <w:t xml:space="preserve">What it was about, such as "Release published: Highway 11 traffic change" or "Organization deactivated: health".</w:t>
+            </w:r>
+          </w:p>
+        </w:tc>
+      </w:tr>
+      <w:tr>
+        <w:tc>
+          <w:p>
+            <w:r>
+              <w:rPr>
+                <w:b/>
+                <w:bCs/>
+              </w:rPr>
+              <w:t xml:space="preserve">Not accepted by</w:t>
+            </w:r>
+          </w:p>
+        </w:tc>
+        <w:tc>
+          <w:p>
+            <w:r>
+              <w:t xml:space="preserve">The part of the system that refused it, such as </w:t>
+            </w:r>
+            <w:r>
+              <w:rPr>
+                <w:b/>
+                <w:bCs/>
+              </w:rPr>
+              <w:t xml:space="preserve">Subscribers (News On Demand)</w:t>
+            </w:r>
+            <w:r>
+              <w:t xml:space="preserve"> or </w:t>
+            </w:r>
+            <w:r>
+              <w:rPr>
+                <w:b/>
+                <w:bCs/>
+              </w:rPr>
+              <w:t xml:space="preserve">Public site</w:t>
+            </w:r>
+            <w:r>
+              <w:t xml:space="preserve">.</w:t>
+            </w:r>
+          </w:p>
+        </w:tc>
+      </w:tr>
+      <w:tr>
+        <w:tc>
+          <w:p>
+            <w:r>
+              <w:rPr>
+                <w:b/>
+                <w:bCs/>
+              </w:rPr>
+              <w:t xml:space="preserve">Last error</w:t>
+            </w:r>
+          </w:p>
+        </w:tc>
+        <w:tc>
+          <w:p>
+            <w:r>
+              <w:t xml:space="preserve">The last reason it failed, such as HTTP 503, shortened if it is long.</w:t>
+            </w:r>
+          </w:p>
+        </w:tc>
+      </w:tr>
+    </w:tbl>
+    <w:p/>
+    <w:p>
+      <w:pPr>
+        <w:spacing w:after="120"/>
+      </w:pPr>
+      <w:r>
+        <w:t xml:space="preserve">The table never shows an update's full text. A Calendar activity shows only its number, such as "Activity 12".</w:t>
+      </w:r>
+    </w:p>
+    <w:p>
+      <w:pPr>
+        <w:spacing w:after="120"/>
+      </w:pPr>
+      <w:r>
+        <w:t xml:space="preserve">If one part has more than 200 waiting, a line above the table says so, and only the 200 most recent from it are listed.</w:t>
+      </w:r>
+    </w:p>
+    <w:p>
+      <w:pPr>
+        <w:pStyle w:val="Heading2"/>
+      </w:pPr>
+      <w:r>
+        <w:t xml:space="preserve">Replaced updates</w:t>
+      </w:r>
+    </w:p>
+    <w:p>
+      <w:pPr>
+        <w:spacing w:after="120"/>
+      </w:pPr>
+      <w:r>
+        <w:t xml:space="preserve">A row that says "Replaced by a newer update: not sent again" has no </w:t>
+      </w:r>
+      <w:r>
+        <w:rPr>
+          <w:b/>
+          <w:bCs/>
+        </w:rPr>
+        <w:t xml:space="preserve">Retry</w:t>
+      </w:r>
+      <w:r>
+        <w:t xml:space="preserve">. A later update about the same record, to the same part of the system, takes its place. For example, a release was published and then unpublished while </w:t>
+      </w:r>
+      <w:r>
+        <w:rPr>
+          <w:b/>
+          <w:bCs/>
+        </w:rPr>
+        <w:t xml:space="preserve">Subscribers (News On Demand)</w:t>
+      </w:r>
+      <w:r>
+        <w:t xml:space="preserve"> was refusing both. The unpublish is what counts now, so the system never sends the older one again: it would email subscribers about a release that was withdrawn. Send the newer one, or dismiss both. Replaced updates don't count in the health check.</w:t>
+      </w:r>
+    </w:p>
+    <w:p>
+      <w:pPr>
+        <w:spacing w:after="120"/>
+      </w:pPr>
+      <w:r>
+        <w:t xml:space="preserve">Only an update that carries everything the older one did replaces it:</w:t>
+      </w:r>
+    </w:p>
+    <w:p>
+      <w:pPr>
+        <w:pStyle w:val="ListParagraph"/>
+        <w:numPr>
+          <w:ilvl w:val="0"/>
+          <w:numId w:val="1"/>
+        </w:numPr>
+      </w:pPr>
+      <w:r>
+        <w:t xml:space="preserve">A release's correction doesn't replace its publish: subscribers only hear about a release from the publish.</w:t>
+      </w:r>
+    </w:p>
+    <w:p>
+      <w:pPr>
+        <w:pStyle w:val="ListParagraph"/>
+        <w:numPr>
+          <w:ilvl w:val="0"/>
+          <w:numId w:val="1"/>
+        </w:numPr>
+      </w:pPr>
+      <w:r>
+        <w:t xml:space="preserve">An update that asked to email a release again is replaced only by a later one that asks to email at least the same people (subscribers, media lists, or both), or by the release's unpublish.</w:t>
+      </w:r>
+    </w:p>
+    <w:p>
+      <w:pPr>
+        <w:pStyle w:val="ListParagraph"/>
+        <w:numPr>
+          <w:ilvl w:val="0"/>
+          <w:numId w:val="1"/>
+        </w:numPr>
+      </w:pPr>
+      <w:r>
+        <w:t xml:space="preserve">A deactivation doesn't replace an earlier change, such as a rename, to the same organization, sector, theme, tag or media list.</w:t>
+      </w:r>
+    </w:p>
+    <w:p>
+      <w:pPr>
+        <w:pStyle w:val="Heading2"/>
+      </w:pPr>
+      <w:r>
+        <w:t xml:space="preserve">Overtaken updates</w:t>
+      </w:r>
+    </w:p>
+    <w:p>
+      <w:pPr>
+        <w:spacing w:after="120"/>
+      </w:pPr>
+      <w:r>
+        <w:t xml:space="preserve">A row that says "A later change got there first, so it can't be sent again" has no </w:t>
+      </w:r>
+      <w:r>
+        <w:rPr>
+          <w:b/>
+          <w:bCs/>
+        </w:rPr>
+        <w:t xml:space="preserve">Retry</w:t>
+      </w:r>
+      <w:r>
+        <w:t xml:space="preserve"> either. A later update about the same record already reached that part of the system, but it can't stand in for this one. For example, a release was published while </w:t>
+      </w:r>
+      <w:r>
+        <w:rPr>
+          <w:b/>
+          <w:bCs/>
+        </w:rPr>
+        <w:t xml:space="preserve">Subscribers (News On Demand)</w:t>
+      </w:r>
+      <w:r>
+        <w:t xml:space="preserve"> was refusing it, and a correction reached it later. Subscribers never got the release, and sending the publish now would be ignored. These keep counting in the health check until you deal with them:</w:t>
+      </w:r>
+    </w:p>
+    <w:p>
+      <w:pPr>
+        <w:pStyle w:val="ListParagraph"/>
+        <w:numPr>
+          <w:ilvl w:val="0"/>
+          <w:numId w:val="1"/>
+        </w:numPr>
+      </w:pPr>
+      <w:r>
+        <w:t xml:space="preserve">For a release, publish it again from </w:t>
+      </w:r>
+      <w:r>
+        <w:rPr>
+          <w:b/>
+          <w:bCs/>
+        </w:rPr>
+        <w:t xml:space="preserve">Releases</w:t>
+      </w:r>
+      <w:r>
+        <w:t xml:space="preserve">, then dismiss the row here.</w:t>
+      </w:r>
+    </w:p>
+    <w:p>
+      <w:pPr>
+        <w:pStyle w:val="ListParagraph"/>
+        <w:numPr>
+          <w:ilvl w:val="0"/>
+          <w:numId w:val="1"/>
+        </w:numPr>
+      </w:pPr>
+      <w:r>
+        <w:t xml:space="preserve">For anything else, make the change again where it was made, then dismiss the row.</w:t>
+      </w:r>
+    </w:p>
+    <w:p>
+      <w:pPr>
+        <w:pStyle w:val="Heading2"/>
+      </w:pPr>
+      <w:r>
+        <w:t xml:space="preserve">Send one again</w:t>
+      </w:r>
+    </w:p>
+    <w:p>
+      <w:pPr>
+        <w:spacing w:after="120"/>
+      </w:pPr>
+      <w:r>
+        <w:t xml:space="preserve">Before you retry, check that the part named under </w:t>
+      </w:r>
+      <w:r>
+        <w:rPr>
+          <w:b/>
+          <w:bCs/>
+        </w:rPr>
+        <w:t xml:space="preserve">Not accepted by</w:t>
+      </w:r>
+      <w:r>
+        <w:t xml:space="preserve"> is working, or ask your operations team. The </w:t>
+      </w:r>
+      <w:r>
+        <w:rPr>
+          <w:b/>
+          <w:bCs/>
+        </w:rPr>
+        <w:t xml:space="preserve">Error log</w:t>
+      </w:r>
+      <w:r>
+        <w:t xml:space="preserve"> usually shows why it refused.</w:t>
+      </w:r>
+    </w:p>
+    <w:p>
+      <w:pPr>
+        <w:pStyle w:val="ListParagraph"/>
+        <w:numPr>
+          <w:ilvl w:val="0"/>
+          <w:numId w:val="33"/>
+        </w:numPr>
+      </w:pPr>
+      <w:r>
+        <w:t xml:space="preserve">Choose </w:t>
+      </w:r>
+      <w:r>
+        <w:rPr>
+          <w:b/>
+          <w:bCs/>
+        </w:rPr>
+        <w:t xml:space="preserve">Retry</w:t>
+      </w:r>
+      <w:r>
+        <w:t xml:space="preserve"> on its row. The button shows "Retrying…" until the system answers.</w:t>
+      </w:r>
+    </w:p>
+    <w:p>
+      <w:pPr>
+        <w:pStyle w:val="ListParagraph"/>
+        <w:numPr>
+          <w:ilvl w:val="0"/>
+          <w:numId w:val="33"/>
+        </w:numPr>
+      </w:pPr>
+      <w:r>
+        <w:t xml:space="preserve">You see "Queued for delivery again." and the row leaves the table. The system tries once more within the next minute.</w:t>
+      </w:r>
+    </w:p>
+    <w:p>
+      <w:pPr>
+        <w:spacing w:after="120"/>
+      </w:pPr>
+      <w:r>
+        <w:t xml:space="preserve">If it fails again, it comes straight back to the table, without another 24 hours of tries. Choose </w:t>
+      </w:r>
+      <w:r>
+        <w:rPr>
+          <w:b/>
+          <w:bCs/>
+        </w:rPr>
+        <w:t xml:space="preserve">Refresh</w:t>
+      </w:r>
+      <w:r>
+        <w:t xml:space="preserve"> after a minute to check.</w:t>
+      </w:r>
+    </w:p>
+    <w:p>
+      <w:pPr>
+        <w:spacing w:after="120"/>
+      </w:pPr>
+      <w:r>
+        <w:t xml:space="preserve">If a newer update about the same record is being sent at that very moment, </w:t>
+      </w:r>
+      <w:r>
+        <w:rPr>
+          <w:b/>
+          <w:bCs/>
+        </w:rPr>
+        <w:t xml:space="preserve">Retry</w:t>
+      </w:r>
+      <w:r>
+        <w:t xml:space="preserve"> says "This update's newer version is being sent right now. Try again in a minute." and sends nothing: the older one has to go first. </w:t>
+      </w:r>
+      <w:r>
+        <w:rPr>
+          <w:b/>
+          <w:bCs/>
+        </w:rPr>
+        <w:t xml:space="preserve">Retry all</w:t>
+      </w:r>
+      <w:r>
+        <w:t xml:space="preserve"> leaves such updates for later and says how many.</w:t>
+      </w:r>
+    </w:p>
+    <w:p>
+      <w:pPr>
+        <w:spacing w:after="120"/>
+      </w:pPr>
+      <w:r>
+        <w:t xml:space="preserve">Retrying sends the update as it was, now. A "Release published" update then emails that release's subscribers, however late. Check the release is still published, and still worth emailing, before you retry it.</w:t>
+      </w:r>
+    </w:p>
+    <w:p>
+      <w:pPr>
+        <w:pStyle w:val="Heading2"/>
+      </w:pPr>
+      <w:r>
+        <w:t xml:space="preserve">Send them all again</w:t>
+      </w:r>
+    </w:p>
+    <w:p>
+      <w:pPr>
+        <w:spacing w:after="120"/>
+      </w:pPr>
+      <w:r>
+        <w:t xml:space="preserve">When one part has more than one waiting, a button such as </w:t>
+      </w:r>
+      <w:r>
+        <w:rPr>
+          <w:b/>
+          <w:bCs/>
+        </w:rPr>
+        <w:t xml:space="preserve">Retry all 3 from Releases</w:t>
+      </w:r>
+      <w:r>
+        <w:t xml:space="preserve"> appears above the table. It asks first: how many it will send again, how many replaced or overtaken updates it leaves out, and, for </w:t>
+      </w:r>
+      <w:r>
+        <w:rPr>
+          <w:b/>
+          <w:bCs/>
+        </w:rPr>
+        <w:t xml:space="preserve">Releases</w:t>
+      </w:r>
+      <w:r>
+        <w:t xml:space="preserve">, that published releases email their subscribers. Choose </w:t>
+      </w:r>
+      <w:r>
+        <w:rPr>
+          <w:b/>
+          <w:bCs/>
+        </w:rPr>
+        <w:t xml:space="preserve">Resend</w:t>
+      </w:r>
+      <w:r>
+        <w:t xml:space="preserve"> to send them, oldest first, or </w:t>
+      </w:r>
+      <w:r>
+        <w:rPr>
+          <w:b/>
+          <w:bCs/>
+        </w:rPr>
+        <w:t xml:space="preserve">Cancel</w:t>
+      </w:r>
+      <w:r>
+        <w:t xml:space="preserve">.</w:t>
+      </w:r>
+    </w:p>
+    <w:p>
+      <w:pPr>
+        <w:pStyle w:val="Heading2"/>
+      </w:pPr>
+      <w:r>
+        <w:t xml:space="preserve">Dismiss an update</w:t>
+      </w:r>
+    </w:p>
+    <w:p>
+      <w:pPr>
+        <w:spacing w:after="120"/>
+      </w:pPr>
+      <w:r>
+        <w:t xml:space="preserve">An update that doesn't need sending any more can be dismissed: for example because the change was made again by hand, or the receiving part was retired. A dismissed update is never sent.</w:t>
+      </w:r>
+    </w:p>
+    <w:p>
+      <w:pPr>
+        <w:pStyle w:val="ListParagraph"/>
+        <w:numPr>
+          <w:ilvl w:val="0"/>
+          <w:numId w:val="1"/>
+        </w:numPr>
+      </w:pPr>
+      <w:r>
+        <w:t xml:space="preserve">Choose </w:t>
+      </w:r>
+      <w:r>
+        <w:rPr>
+          <w:b/>
+          <w:bCs/>
+        </w:rPr>
+        <w:t xml:space="preserve">Dismiss</w:t>
+      </w:r>
+      <w:r>
+        <w:t xml:space="preserve"> on its row. You see "Dismissed: it won't be sent." and the row leaves the table.</w:t>
+      </w:r>
+    </w:p>
+    <w:p>
+      <w:pPr>
+        <w:pStyle w:val="ListParagraph"/>
+        <w:numPr>
+          <w:ilvl w:val="0"/>
+          <w:numId w:val="1"/>
+        </w:numPr>
+      </w:pPr>
+      <w:r>
+        <w:rPr>
+          <w:b/>
+          <w:bCs/>
+        </w:rPr>
+        <w:t xml:space="preserve">Dismiss all</w:t>
+      </w:r>
+      <w:r>
+        <w:t xml:space="preserve">, above the table, dismisses every undelivered update, from every part, including any not listed. It asks first.</w:t>
+      </w:r>
+    </w:p>
+    <w:p>
+      <w:pPr>
+        <w:spacing w:after="120"/>
+      </w:pPr>
+      <w:r>
+        <w:t xml:space="preserve">The </w:t>
+      </w:r>
+      <w:r>
+        <w:rPr>
+          <w:b/>
+          <w:bCs/>
+        </w:rPr>
+        <w:t xml:space="preserve">Dismissed</w:t>
+      </w:r>
+      <w:r>
+        <w:t xml:space="preserve"> table below lists the most recent dismissals, with when and who dismissed each.</w:t>
+      </w:r>
+    </w:p>
+    <w:p>
+      <w:pPr>
+        <w:pStyle w:val="Heading2"/>
+      </w:pPr>
+      <w:r>
+        <w:t xml:space="preserve">What is safe</w:t>
+      </w:r>
+    </w:p>
+    <w:p>
+      <w:pPr>
+        <w:pStyle w:val="ListParagraph"/>
+        <w:numPr>
+          <w:ilvl w:val="0"/>
+          <w:numId w:val="1"/>
+        </w:numPr>
+      </w:pPr>
+      <w:r>
+        <w:t xml:space="preserve">Retrying an update that was in fact received is harmless: the receiving part ignores a copy it already has.</w:t>
+      </w:r>
+    </w:p>
+    <w:p>
+      <w:pPr>
+        <w:pStyle w:val="ListParagraph"/>
+        <w:numPr>
+          <w:ilvl w:val="0"/>
+          <w:numId w:val="1"/>
+        </w:numPr>
+      </w:pPr>
+      <w:r>
+        <w:t xml:space="preserve">The system never resends a replaced or overtaken update, on its own or with </w:t>
+      </w:r>
+      <w:r>
+        <w:rPr>
+          <w:b/>
+          <w:bCs/>
+        </w:rPr>
+        <w:t xml:space="preserve">Retry all</w:t>
+      </w:r>
+      <w:r>
+        <w:t xml:space="preserve">.</w:t>
+      </w:r>
+    </w:p>
+    <w:p>
+      <w:pPr>
+        <w:pStyle w:val="ListParagraph"/>
+        <w:numPr>
+          <w:ilvl w:val="0"/>
+          <w:numId w:val="1"/>
+        </w:numPr>
+      </w:pPr>
+      <w:r>
+        <w:t xml:space="preserve">What retrying can't undo is an email. A retried "Release published" emails subscribers when it is sent.</w:t>
+      </w:r>
+    </w:p>
+    <w:p>
+      <w:pPr>
+        <w:pStyle w:val="Heading2"/>
+      </w:pPr>
+      <w:r>
+        <w:t xml:space="preserve">What to know</w:t>
+      </w:r>
+    </w:p>
+    <w:p>
+      <w:pPr>
+        <w:pStyle w:val="ListParagraph"/>
+        <w:numPr>
+          <w:ilvl w:val="0"/>
+          <w:numId w:val="1"/>
+        </w:numPr>
+      </w:pPr>
+      <w:r>
+        <w:t xml:space="preserve">The Calendar's system administrators also see the Calendar's own updates on </w:t>
+      </w:r>
+      <w:r>
+        <w:rPr>
+          <w:b/>
+          <w:bCs/>
+        </w:rPr>
+        <w:t xml:space="preserve">Calendar</w:t>
+      </w:r>
+      <w:r>
+        <w:t xml:space="preserve"> &gt; </w:t>
+      </w:r>
+      <w:r>
+        <w:rPr>
+          <w:b/>
+          <w:bCs/>
+        </w:rPr>
+        <w:t xml:space="preserve">Undelivered events</w:t>
+      </w:r>
+      <w:r>
+        <w:t xml:space="preserve">. Retrying from either screen does the same thing.</w:t>
+      </w:r>
+    </w:p>
+    <w:p>
+      <w:pPr>
+        <w:pStyle w:val="ListParagraph"/>
+        <w:numPr>
+          <w:ilvl w:val="0"/>
+          <w:numId w:val="1"/>
+        </w:numPr>
+      </w:pPr>
+      <w:r>
+        <w:t xml:space="preserve">The system's health check, which the operations team monitors, reports "degraded" while any update from the last 7 days is waiting here. Replaced and dismissed updates don't count; overtaken ones do. Retrying or dismissing is what clears it.</w:t>
+      </w:r>
+    </w:p>
+    <w:p>
+      <w:pPr>
+        <w:pStyle w:val="Heading1"/>
+      </w:pPr>
+      <w:bookmarkStart w:name="section_13" w:id="13"/>
+      <w:r>
+        <w:t xml:space="preserve">Website and Project Blue Bridge</w:t>
+      </w:r>
+      <w:bookmarkEnd w:id="13"/>
+    </w:p>
+    <w:p>
+      <w:pPr>
+        <w:spacing w:after="120"/>
+      </w:pPr>
+      <w:r>
+        <w:rPr>
+          <w:b/>
+          <w:bCs/>
+        </w:rPr>
+        <w:t xml:space="preserve">Who this is for:</w:t>
+      </w:r>
+      <w:r>
+        <w:t xml:space="preserve"> Core administrators (Core.Admin).</w:t>
+      </w:r>
+    </w:p>
+    <w:p>
+      <w:pPr>
+        <w:spacing w:after="120"/>
+      </w:pPr>
+      <w:r>
+        <w:t xml:space="preserve">In </w:t>
+      </w:r>
+      <w:r>
+        <w:rPr>
+          <w:b/>
+          <w:bCs/>
+        </w:rPr>
+        <w:t xml:space="preserve">Website</w:t>
+      </w:r>
+      <w:r>
+        <w:t xml:space="preserve">, the one thing only you can change is </w:t>
+      </w:r>
+      <w:r>
+        <w:rPr>
+          <w:b/>
+          <w:bCs/>
+        </w:rPr>
+        <w:t xml:space="preserve">Project Blue Bridge</w:t>
+      </w:r>
+      <w:r>
+        <w:t xml:space="preserve">: the switch that puts the public site into mourning when the King dies. Everything else in </w:t>
+      </w:r>
+      <w:r>
+        <w:rPr>
+          <w:b/>
+          <w:bCs/>
+        </w:rPr>
+        <w:t xml:space="preserve">Website</w:t>
+      </w:r>
+      <w:r>
+        <w:t xml:space="preserve"> is view-only for you.</w:t>
+      </w:r>
+    </w:p>
+    <w:p>
+      <w:pPr>
+        <w:pStyle w:val="Heading2"/>
+      </w:pPr>
+      <w:r>
+        <w:t xml:space="preserve">What you can and can't change in Website</w:t>
+      </w:r>
+    </w:p>
+    <w:p>
+      <w:pPr>
+        <w:spacing w:after="120"/>
+      </w:pPr>
+      <w:r>
+        <w:t xml:space="preserve">You can open every </w:t>
+      </w:r>
+      <w:r>
+        <w:rPr>
+          <w:b/>
+          <w:bCs/>
+        </w:rPr>
+        <w:t xml:space="preserve">Website</w:t>
+      </w:r>
+      <w:r>
+        <w:t xml:space="preserve"> tab: </w:t>
+      </w:r>
+      <w:r>
+        <w:rPr>
+          <w:b/>
+          <w:bCs/>
+        </w:rPr>
+        <w:t xml:space="preserve">Carousel</w:t>
+      </w:r>
+      <w:r>
+        <w:t xml:space="preserve">, </w:t>
+      </w:r>
+      <w:r>
+        <w:rPr>
+          <w:b/>
+          <w:bCs/>
+        </w:rPr>
+        <w:t xml:space="preserve">Emergency pins</w:t>
+      </w:r>
+      <w:r>
+        <w:t xml:space="preserve">, </w:t>
+      </w:r>
+      <w:r>
+        <w:rPr>
+          <w:b/>
+          <w:bCs/>
+        </w:rPr>
+        <w:t xml:space="preserve">Live Feed</w:t>
+      </w:r>
+      <w:r>
+        <w:t xml:space="preserve">, </w:t>
+      </w:r>
+      <w:r>
+        <w:rPr>
+          <w:b/>
+          <w:bCs/>
+        </w:rPr>
+        <w:t xml:space="preserve">What's featured where</w:t>
+      </w:r>
+      <w:r>
+        <w:t xml:space="preserve">, </w:t>
+      </w:r>
+      <w:r>
+        <w:rPr>
+          <w:b/>
+          <w:bCs/>
+        </w:rPr>
+        <w:t xml:space="preserve">Resource links</w:t>
+      </w:r>
+      <w:r>
+        <w:t xml:space="preserve">, </w:t>
+      </w:r>
+      <w:r>
+        <w:rPr>
+          <w:b/>
+          <w:bCs/>
+        </w:rPr>
+        <w:t xml:space="preserve">Files</w:t>
+      </w:r>
+      <w:r>
+        <w:t xml:space="preserve">, </w:t>
+      </w:r>
+      <w:r>
+        <w:rPr>
+          <w:b/>
+          <w:bCs/>
+        </w:rPr>
+        <w:t xml:space="preserve">Hub address check</w:t>
+      </w:r>
+      <w:r>
+        <w:t xml:space="preserve">, </w:t>
+      </w:r>
+      <w:r>
+        <w:rPr>
+          <w:b/>
+          <w:bCs/>
+        </w:rPr>
+        <w:t xml:space="preserve">Website log</w:t>
+      </w:r>
+      <w:r>
+        <w:t xml:space="preserve"> and </w:t>
+      </w:r>
+      <w:r>
+        <w:rPr>
+          <w:b/>
+          <w:bCs/>
+        </w:rPr>
+        <w:t xml:space="preserve">Site settings</w:t>
+      </w:r>
+      <w:r>
+        <w:t xml:space="preserve">. You see what is live, but there are no </w:t>
+      </w:r>
+      <w:r>
+        <w:rPr>
+          <w:b/>
+          <w:bCs/>
+        </w:rPr>
+        <w:t xml:space="preserve">Save</w:t>
+      </w:r>
+      <w:r>
+        <w:t xml:space="preserve"> or </w:t>
+      </w:r>
+      <w:r>
+        <w:rPr>
+          <w:b/>
+          <w:bCs/>
+        </w:rPr>
+        <w:t xml:space="preserve">Publish</w:t>
+      </w:r>
+      <w:r>
+        <w:t xml:space="preserve"> buttons.</w:t>
+      </w:r>
+    </w:p>
+    <w:p>
+      <w:pPr>
+        <w:spacing w:after="120"/>
+      </w:pPr>
+      <w:r>
+        <w:t xml:space="preserve">Site editors make those changes. The </w:t>
+      </w:r>
+      <w:r>
+        <w:t xml:space="preserve">Site editor manual</w:t>
+      </w:r>
+      <w:r>
+        <w:t xml:space="preserve"> explains what each tab does. If your work needs them, give your own account the </w:t>
+      </w:r>
+      <w:r>
+        <w:rPr>
+          <w:b/>
+          <w:bCs/>
+        </w:rPr>
+        <w:t xml:space="preserve">NRMS Site editor</w:t>
+      </w:r>
+      <w:r>
+        <w:t xml:space="preserve"> role on </w:t>
+      </w:r>
+      <w:hyperlink w:history="1" w:anchor="section_2">
+        <w:r>
+          <w:t xml:space="preserve">Users</w:t>
+        </w:r>
+      </w:hyperlink>
+      <w:r>
+        <w:t xml:space="preserve">.</w:t>
+      </w:r>
+    </w:p>
+    <w:p>
+      <w:pPr>
+        <w:spacing w:after="120"/>
+      </w:pPr>
+      <w:r>
+        <w:rPr>
+          <w:b/>
+          <w:bCs/>
+        </w:rPr>
+        <w:t xml:space="preserve">Website log</w:t>
+      </w:r>
+      <w:r>
+        <w:t xml:space="preserve"> lists every change to the public site's content: who, when and what. Use it to check who changed something.</w:t>
+      </w:r>
+    </w:p>
+    <w:p>
+      <w:pPr>
+        <w:pStyle w:val="Heading2"/>
+      </w:pPr>
+      <w:r>
+        <w:t xml:space="preserve">Turn Project Blue Bridge on or off</w:t>
+      </w:r>
+    </w:p>
+    <w:p>
+      <w:pPr>
+        <w:spacing w:after="120"/>
+      </w:pPr>
+      <w:r>
+        <w:t xml:space="preserve">Turn it on only with approval from the Intergovernmental Relations Secretariat (IGRS). The same steps turn it off.</w:t>
+      </w:r>
+    </w:p>
+    <w:p>
+      <w:pPr>
+        <w:pStyle w:val="ListParagraph"/>
+        <w:numPr>
+          <w:ilvl w:val="0"/>
+          <w:numId w:val="34"/>
+        </w:numPr>
+      </w:pPr>
+      <w:r>
+        <w:t xml:space="preserve">Open </w:t>
+      </w:r>
+      <w:r>
+        <w:rPr>
+          <w:b/>
+          <w:bCs/>
+        </w:rPr>
+        <w:t xml:space="preserve">Website</w:t>
+      </w:r>
+      <w:r>
+        <w:t xml:space="preserve"> &gt; </w:t>
+      </w:r>
+      <w:r>
+        <w:rPr>
+          <w:b/>
+          <w:bCs/>
+        </w:rPr>
+        <w:t xml:space="preserve">Site settings</w:t>
+      </w:r>
+      <w:r>
+        <w:t xml:space="preserve"> &gt; </w:t>
+      </w:r>
+      <w:r>
+        <w:rPr>
+          <w:b/>
+          <w:bCs/>
+        </w:rPr>
+        <w:t xml:space="preserve">Project Blue Bridge</w:t>
+      </w:r>
+      <w:r>
+        <w:t xml:space="preserve">. The page shows "Project Blue Bridge is currently OFF." (or ON).</w:t>
+      </w:r>
+    </w:p>
+    <w:p>
+      <w:pPr>
+        <w:pStyle w:val="ListParagraph"/>
+        <w:numPr>
+          <w:ilvl w:val="0"/>
+          <w:numId w:val="34"/>
+        </w:numPr>
+      </w:pPr>
+      <w:r>
+        <w:t xml:space="preserve">Choose the </w:t>
+      </w:r>
+      <w:r>
+        <w:rPr>
+          <w:b/>
+          <w:bCs/>
+        </w:rPr>
+        <w:t xml:space="preserve">Project Blue Bridge</w:t>
+      </w:r>
+      <w:r>
+        <w:t xml:space="preserve"> switch. A box asks "Turn Project Blue Bridge on?" and repeats the warning "Do not click OK unless you have approval from IGRS".</w:t>
+      </w:r>
+    </w:p>
+    <w:p>
+      <w:pPr>
+        <w:pStyle w:val="ListParagraph"/>
+        <w:numPr>
+          <w:ilvl w:val="0"/>
+          <w:numId w:val="34"/>
+        </w:numPr>
+      </w:pPr>
+      <w:r>
+        <w:t xml:space="preserve">Type KING CHARLES III in </w:t>
+      </w:r>
+      <w:r>
+        <w:rPr>
+          <w:b/>
+          <w:bCs/>
+        </w:rPr>
+        <w:t xml:space="preserve">Type KING CHARLES III to confirm</w:t>
+      </w:r>
+      <w:r>
+        <w:t xml:space="preserve">, in capitals, exactly.</w:t>
+      </w:r>
+    </w:p>
+    <w:p>
+      <w:pPr>
+        <w:pStyle w:val="ListParagraph"/>
+        <w:numPr>
+          <w:ilvl w:val="0"/>
+          <w:numId w:val="34"/>
+        </w:numPr>
+      </w:pPr>
+      <w:r>
+        <w:t xml:space="preserve">Tick </w:t>
+      </w:r>
+      <w:r>
+        <w:rPr>
+          <w:b/>
+          <w:bCs/>
+        </w:rPr>
+        <w:t xml:space="preserve">IGRS has approved this change</w:t>
+      </w:r>
+      <w:r>
+        <w:t xml:space="preserve">.</w:t>
+      </w:r>
+    </w:p>
+    <w:p>
+      <w:pPr>
+        <w:pStyle w:val="ListParagraph"/>
+        <w:numPr>
+          <w:ilvl w:val="0"/>
+          <w:numId w:val="34"/>
+        </w:numPr>
+      </w:pPr>
+      <w:r>
+        <w:t xml:space="preserve">Choose </w:t>
+      </w:r>
+      <w:r>
+        <w:rPr>
+          <w:b/>
+          <w:bCs/>
+        </w:rPr>
+        <w:t xml:space="preserve">Confirm turn on</w:t>
+      </w:r>
+      <w:r>
+        <w:t xml:space="preserve"> (or </w:t>
+      </w:r>
+      <w:r>
+        <w:rPr>
+          <w:b/>
+          <w:bCs/>
+        </w:rPr>
+        <w:t xml:space="preserve">Confirm turn off</w:t>
+      </w:r>
+      <w:r>
+        <w:t xml:space="preserve">). Until steps 3 and 4 are done, the button stays greyed out.</w:t>
+      </w:r>
+    </w:p>
+    <w:p>
+      <w:pPr>
+        <w:spacing w:after="120"/>
+      </w:pPr>
+      <w:r>
+        <w:t xml:space="preserve">The page then shows "Project Blue Bridge is currently ON." and, below the switch, "Turned on at 2:30 PM. Live now: the public site shows it within a few minutes." (with the time).</w:t>
+      </w:r>
+    </w:p>
+    <w:p>
+      <w:pPr>
+        <w:spacing w:after="120"/>
+      </w:pPr>
+      <w:r>
+        <w:t xml:space="preserve">The banner's wording is on </w:t>
+      </w:r>
+      <w:r>
+        <w:rPr>
+          <w:b/>
+          <w:bCs/>
+        </w:rPr>
+        <w:t xml:space="preserve">Site settings</w:t>
+      </w:r>
+      <w:r>
+        <w:t xml:space="preserve"> &gt; </w:t>
+      </w:r>
+      <w:r>
+        <w:rPr>
+          <w:b/>
+          <w:bCs/>
+        </w:rPr>
+        <w:t xml:space="preserve">Site identity</w:t>
+      </w:r>
+      <w:r>
+        <w:t xml:space="preserve">, which site editors change.</w:t>
+      </w:r>
+    </w:p>
+    <w:p>
+      <w:pPr>
+        <w:pStyle w:val="Heading2"/>
+      </w:pPr>
+      <w:r>
+        <w:t xml:space="preserve">What happens next</w:t>
+      </w:r>
+    </w:p>
+    <w:p>
+      <w:pPr>
+        <w:pStyle w:val="ListParagraph"/>
+        <w:numPr>
+          <w:ilvl w:val="0"/>
+          <w:numId w:val="1"/>
+        </w:numPr>
+      </w:pPr>
+      <w:r>
+        <w:t xml:space="preserve">The public site changes to its mourning theme, with a black banner announcing the King's death. The home page changes within a few minutes; older pages follow over the following minutes, newest first.</w:t>
+      </w:r>
+    </w:p>
+    <w:p>
+      <w:pPr>
+        <w:pStyle w:val="ListParagraph"/>
+        <w:numPr>
+          <w:ilvl w:val="0"/>
+          <w:numId w:val="1"/>
+        </w:numPr>
+      </w:pPr>
+      <w:r>
+        <w:t xml:space="preserve">Every active Core administrator gets an email such as "Project Blue Bridge turned ON on {site}", saying who changed it and when.</w:t>
+      </w:r>
+    </w:p>
+    <w:p>
+      <w:pPr>
+        <w:pStyle w:val="ListParagraph"/>
+        <w:numPr>
+          <w:ilvl w:val="0"/>
+          <w:numId w:val="1"/>
+        </w:numPr>
+      </w:pPr>
+      <w:r>
+        <w:t xml:space="preserve">The change is listed in </w:t>
+      </w:r>
+      <w:r>
+        <w:rPr>
+          <w:b/>
+          <w:bCs/>
+        </w:rPr>
+        <w:t xml:space="preserve">Website log</w:t>
+      </w:r>
+      <w:r>
+        <w:t xml:space="preserve">.</w:t>
+      </w:r>
+    </w:p>
+    <w:p>
+      <w:pPr>
+        <w:pStyle w:val="ListParagraph"/>
+        <w:numPr>
+          <w:ilvl w:val="0"/>
+          <w:numId w:val="1"/>
+        </w:numPr>
+      </w:pPr>
+      <w:r>
+        <w:t xml:space="preserve">Turning it off puts the site back the same way.</w:t>
+      </w:r>
+    </w:p>
+    <w:p>
+      <w:pPr>
+        <w:pStyle w:val="Heading2"/>
+      </w:pPr>
+      <w:r>
+        <w:t xml:space="preserve">Can't do this?</w:t>
+      </w:r>
+    </w:p>
+    <w:tbl>
+      <w:tblPr>
+        <w:tblW w:type="pct" w:w="5000"/>
+        <w:tblBorders>
+          <w:top w:val="single" w:color="auto" w:sz="4"/>
+          <w:left w:val="single" w:color="auto" w:sz="4"/>
+          <w:bottom w:val="single" w:color="auto" w:sz="4"/>
+          <w:right w:val="single" w:color="auto" w:sz="4"/>
+          <w:insideH w:val="single" w:color="auto" w:sz="4"/>
+          <w:insideV w:val="single" w:color="auto" w:sz="4"/>
+        </w:tblBorders>
+      </w:tblPr>
+      <w:tblGrid>
+        <w:gridCol w:w="4513"/>
+        <w:gridCol w:w="4513"/>
+      </w:tblGrid>
+      <w:tr>
+        <w:trPr>
+          <w:tblHeader/>
+        </w:trPr>
+        <w:tc>
+          <w:tcPr>
+            <w:shd w:fill="E8EEF5" w:val="clear"/>
+          </w:tcPr>
+          <w:p>
+            <w:r>
+              <w:rPr>
+                <w:b/>
+                <w:bCs/>
+              </w:rPr>
               <w:t xml:space="preserve">Message</w:t>
             </w:r>
           </w:p>
@@ -9536,11 +10452,11 @@
       <w:pPr>
         <w:pStyle w:val="Heading2"/>
       </w:pPr>
-      <w:bookmarkStart w:name="section_13" w:id="13"/>
+      <w:bookmarkStart w:name="section_14" w:id="14"/>
       <w:r>
         <w:t xml:space="preserve">When a new government takes office</w:t>
       </w:r>
-      <w:bookmarkEnd w:id="13"/>
+      <w:bookmarkEnd w:id="14"/>
     </w:p>
     <w:p>
       <w:pPr>
@@ -9826,7 +10742,7 @@
         <w:pStyle w:val="ListParagraph"/>
         <w:numPr>
           <w:ilvl w:val="0"/>
-          <w:numId w:val="34"/>
+          <w:numId w:val="35"/>
         </w:numPr>
       </w:pPr>
       <w:r>
@@ -9858,7 +10774,7 @@
         <w:pStyle w:val="ListParagraph"/>
         <w:numPr>
           <w:ilvl w:val="0"/>
-          <w:numId w:val="34"/>
+          <w:numId w:val="35"/>
         </w:numPr>
       </w:pPr>
       <w:r>
@@ -9890,7 +10806,7 @@
         <w:pStyle w:val="ListParagraph"/>
         <w:numPr>
           <w:ilvl w:val="0"/>
-          <w:numId w:val="34"/>
+          <w:numId w:val="35"/>
         </w:numPr>
       </w:pPr>
       <w:r>
@@ -9946,7 +10862,7 @@
         <w:pStyle w:val="ListParagraph"/>
         <w:numPr>
           <w:ilvl w:val="0"/>
-          <w:numId w:val="35"/>
+          <w:numId w:val="36"/>
         </w:numPr>
       </w:pPr>
       <w:r>
@@ -9978,7 +10894,7 @@
         <w:pStyle w:val="ListParagraph"/>
         <w:numPr>
           <w:ilvl w:val="0"/>
-          <w:numId w:val="35"/>
+          <w:numId w:val="36"/>
         </w:numPr>
       </w:pPr>
       <w:r>
@@ -10020,7 +10936,7 @@
         <w:pStyle w:val="ListParagraph"/>
         <w:numPr>
           <w:ilvl w:val="0"/>
-          <w:numId w:val="35"/>
+          <w:numId w:val="36"/>
         </w:numPr>
       </w:pPr>
       <w:r>
@@ -10042,7 +10958,7 @@
         <w:pStyle w:val="ListParagraph"/>
         <w:numPr>
           <w:ilvl w:val="0"/>
-          <w:numId w:val="35"/>
+          <w:numId w:val="36"/>
         </w:numPr>
       </w:pPr>
       <w:r>
@@ -10162,7 +11078,7 @@
         <w:pStyle w:val="ListParagraph"/>
         <w:numPr>
           <w:ilvl w:val="0"/>
-          <w:numId w:val="36"/>
+          <w:numId w:val="37"/>
         </w:numPr>
       </w:pPr>
       <w:r>
@@ -10260,7 +11176,7 @@
         <w:pStyle w:val="ListParagraph"/>
         <w:numPr>
           <w:ilvl w:val="0"/>
-          <w:numId w:val="36"/>
+          <w:numId w:val="37"/>
         </w:numPr>
       </w:pPr>
       <w:r>
@@ -10308,7 +11224,7 @@
         <w:pStyle w:val="ListParagraph"/>
         <w:numPr>
           <w:ilvl w:val="0"/>
-          <w:numId w:val="36"/>
+          <w:numId w:val="37"/>
         </w:numPr>
       </w:pPr>
       <w:r>
@@ -10319,11 +11235,11 @@
       <w:pPr>
         <w:pStyle w:val="Heading2"/>
       </w:pPr>
-      <w:bookmarkStart w:name="section_14" w:id="14"/>
+      <w:bookmarkStart w:name="section_15" w:id="15"/>
       <w:r>
         <w:t xml:space="preserve">Staying signed in, and unsaved changes</w:t>
       </w:r>
-      <w:bookmarkEnd w:id="14"/>
+      <w:bookmarkEnd w:id="15"/>
     </w:p>
     <w:p>
       <w:pPr>
@@ -11413,6 +12329,21 @@
     </w:lvlOverride>
   </w:num>
   <w:num w:numId="36">
+    <w:abstractNumId w:val="3"/>
+    <w:lvlOverride w:ilvl="0">
+      <w:startOverride w:val="1"/>
+    </w:lvlOverride>
+    <w:lvlOverride w:ilvl="1">
+      <w:startOverride w:val="1"/>
+    </w:lvlOverride>
+    <w:lvlOverride w:ilvl="2">
+      <w:startOverride w:val="1"/>
+    </w:lvlOverride>
+    <w:lvlOverride w:ilvl="3">
+      <w:startOverride w:val="1"/>
+    </w:lvlOverride>
+  </w:num>
+  <w:num w:numId="37">
     <w:abstractNumId w:val="3"/>
     <w:lvlOverride w:ilvl="0">
       <w:startOverride w:val="1"/>
